--- a/idris/Node React/Idris_Sadiq.docx
+++ b/idris/Node React/Idris_Sadiq.docx
@@ -47,7 +47,6 @@
               <w:spacing w:after="40"/>
               <w:jc w:val="center"/>
             </w:pPr>
-            <w:proofErr w:type="spellStart"/>
             <w:r>
               <w:rPr>
                 <w:rFonts w:ascii="Arial" w:eastAsia="Arial" w:hAnsi="Arial" w:cs="Arial"/>
@@ -57,33 +56,8 @@
                 <w:sz w:val="48"/>
                 <w:szCs w:val="48"/>
               </w:rPr>
-              <w:t>Idris</w:t>
+              <w:t>Idris Sadiq</w:t>
             </w:r>
-            <w:proofErr w:type="spellEnd"/>
-            <w:r>
-              <w:rPr>
-                <w:rFonts w:ascii="Arial" w:eastAsia="Arial" w:hAnsi="Arial" w:cs="Arial"/>
-                <w:b/>
-                <w:bCs/>
-                <w:color w:val="FFFFFF"/>
-                <w:sz w:val="48"/>
-                <w:szCs w:val="48"/>
-              </w:rPr>
-              <w:t xml:space="preserve"> </w:t>
-            </w:r>
-            <w:proofErr w:type="spellStart"/>
-            <w:r>
-              <w:rPr>
-                <w:rFonts w:ascii="Arial" w:eastAsia="Arial" w:hAnsi="Arial" w:cs="Arial"/>
-                <w:b/>
-                <w:bCs/>
-                <w:color w:val="FFFFFF"/>
-                <w:sz w:val="48"/>
-                <w:szCs w:val="48"/>
-              </w:rPr>
-              <w:t>Sadiq</w:t>
-            </w:r>
-            <w:proofErr w:type="spellEnd"/>
           </w:p>
           <w:p>
             <w:pPr>
@@ -104,41 +78,27 @@
             <w:pPr>
               <w:spacing w:after="40"/>
               <w:jc w:val="center"/>
+              <w:rPr>
+                <w:rFonts w:ascii="Arial" w:eastAsia="Arial" w:hAnsi="Arial" w:cs="Arial"/>
+                <w:color w:val="BBBBBB"/>
+              </w:rPr>
             </w:pPr>
             <w:r>
               <w:rPr>
                 <w:rFonts w:ascii="Arial" w:eastAsia="Arial" w:hAnsi="Arial" w:cs="Arial"/>
                 <w:color w:val="BBBBBB"/>
               </w:rPr>
-              <w:t xml:space="preserve">Idrissadiq.pro@outlook.com  </w:t>
+              <w:t>Idrissdev@outlook.com | +1 (424) 458-6548 | Spring Valley, California, United States</w:t>
+            </w:r>
+            <w:r>
+              <w:t xml:space="preserve"> </w:t>
             </w:r>
             <w:r>
               <w:rPr>
                 <w:rFonts w:ascii="Arial" w:eastAsia="Arial" w:hAnsi="Arial" w:cs="Arial"/>
                 <w:color w:val="BBBBBB"/>
               </w:rPr>
-              <w:t>+1 (424) 458-6548</w:t>
-            </w:r>
-            <w:r>
-              <w:rPr>
-                <w:rFonts w:ascii="Arial" w:eastAsia="Arial" w:hAnsi="Arial" w:cs="Arial"/>
-                <w:color w:val="BBBBBB"/>
-              </w:rPr>
-              <w:t xml:space="preserve">|  </w:t>
-            </w:r>
-            <w:r>
-              <w:rPr>
-                <w:rFonts w:ascii="Arial" w:eastAsia="Arial" w:hAnsi="Arial" w:cs="Arial"/>
-                <w:color w:val="BBBBBB"/>
-              </w:rPr>
-              <w:t>Spring Valley</w:t>
-            </w:r>
-            <w:r>
-              <w:rPr>
-                <w:rFonts w:ascii="Arial" w:eastAsia="Arial" w:hAnsi="Arial" w:cs="Arial"/>
-                <w:color w:val="BBBBBB"/>
-              </w:rPr>
-              <w:t>, California, United States</w:t>
+              <w:t xml:space="preserve">https://www.linkedin.com/in/idris-sadiq-1b824b3b4 </w:t>
             </w:r>
           </w:p>
           <w:p>
@@ -150,15 +110,10 @@
                 <w:rFonts w:ascii="Arial" w:eastAsia="Arial" w:hAnsi="Arial" w:cs="Arial"/>
                 <w:color w:val="BBBBBB"/>
               </w:rPr>
-              <w:t xml:space="preserve">LinkedIn: </w:t>
+              <w:t>US citizen | White | English (Native)</w:t>
             </w:r>
-            <w:r>
-              <w:rPr>
-                <w:rFonts w:ascii="Arial" w:eastAsia="Arial" w:hAnsi="Arial" w:cs="Arial"/>
-                <w:color w:val="BBBBBB"/>
-              </w:rPr>
-              <w:t>https://www.linkedin.com/in/idris-sadiq-0640ab3b4/</w:t>
-            </w:r>
+            <w:bookmarkStart w:id="0" w:name="_GoBack"/>
+            <w:bookmarkEnd w:id="0"/>
           </w:p>
         </w:tc>
       </w:tr>
@@ -296,28 +251,13 @@
           <w:rStyle w:val="Strong"/>
           <w:rFonts w:ascii="Arial" w:hAnsi="Arial" w:cs="Arial"/>
         </w:rPr>
-        <w:t xml:space="preserve">performance </w:t>
-      </w:r>
-      <w:proofErr w:type="gramStart"/>
-      <w:r>
-        <w:rPr>
-          <w:rStyle w:val="Strong"/>
-          <w:rFonts w:ascii="Arial" w:hAnsi="Arial" w:cs="Arial"/>
-        </w:rPr>
-        <w:t>tuning</w:t>
-      </w:r>
-      <w:r>
-        <w:rPr>
-          <w:rFonts w:ascii="Arial" w:hAnsi="Arial" w:cs="Arial"/>
-        </w:rPr>
-        <w:t>,</w:t>
-      </w:r>
-      <w:proofErr w:type="gramEnd"/>
-      <w:r>
-        <w:rPr>
-          <w:rFonts w:ascii="Arial" w:hAnsi="Arial" w:cs="Arial"/>
-        </w:rPr>
-        <w:t xml:space="preserve"> and turning ambiguous requirements into </w:t>
+        <w:t>performance tuning</w:t>
+      </w:r>
+      <w:r>
+        <w:rPr>
+          <w:rFonts w:ascii="Arial" w:hAnsi="Arial" w:cs="Arial"/>
+        </w:rPr>
+        <w:t xml:space="preserve">, and turning ambiguous requirements into </w:t>
       </w:r>
       <w:r>
         <w:rPr>
@@ -330,31 +270,15 @@
         <w:rPr>
           <w:rFonts w:ascii="Arial" w:hAnsi="Arial" w:cs="Arial"/>
         </w:rPr>
-        <w:t xml:space="preserve"> with clear ownership. </w:t>
-      </w:r>
-      <w:proofErr w:type="gramStart"/>
-      <w:r>
-        <w:rPr>
-          <w:rFonts w:ascii="Arial" w:hAnsi="Arial" w:cs="Arial"/>
-        </w:rPr>
-        <w:t xml:space="preserve">Experienced modernizing legacy UIs, designing </w:t>
-      </w:r>
-      <w:r>
-        <w:rPr>
-          <w:rStyle w:val="Strong"/>
-          <w:rFonts w:ascii="Arial" w:hAnsi="Arial" w:cs="Arial"/>
-        </w:rPr>
-        <w:t>REST/</w:t>
-      </w:r>
-      <w:proofErr w:type="spellStart"/>
-      <w:r>
-        <w:rPr>
-          <w:rStyle w:val="Strong"/>
-          <w:rFonts w:ascii="Arial" w:hAnsi="Arial" w:cs="Arial"/>
-        </w:rPr>
-        <w:t>GraphQL</w:t>
-      </w:r>
-      <w:proofErr w:type="spellEnd"/>
+        <w:t xml:space="preserve"> with clear ownership. Experienced modernizing legacy UIs, designing </w:t>
+      </w:r>
+      <w:r>
+        <w:rPr>
+          <w:rStyle w:val="Strong"/>
+          <w:rFonts w:ascii="Arial" w:hAnsi="Arial" w:cs="Arial"/>
+        </w:rPr>
+        <w:t>REST/GraphQL</w:t>
+      </w:r>
       <w:r>
         <w:rPr>
           <w:rFonts w:ascii="Arial" w:hAnsi="Arial" w:cs="Arial"/>
@@ -372,23 +296,8 @@
         <w:rPr>
           <w:rFonts w:ascii="Arial" w:hAnsi="Arial" w:cs="Arial"/>
         </w:rPr>
-        <w:t xml:space="preserve"> </w:t>
-      </w:r>
-      <w:proofErr w:type="spellStart"/>
-      <w:r>
-        <w:rPr>
-          <w:rFonts w:ascii="Arial" w:hAnsi="Arial" w:cs="Arial"/>
-        </w:rPr>
-        <w:t>backends</w:t>
-      </w:r>
-      <w:proofErr w:type="spellEnd"/>
-      <w:r>
-        <w:rPr>
-          <w:rFonts w:ascii="Arial" w:hAnsi="Arial" w:cs="Arial"/>
-        </w:rPr>
-        <w:t xml:space="preserve">, and improving </w:t>
-      </w:r>
-      <w:proofErr w:type="spellStart"/>
+        <w:t xml:space="preserve"> backends, and improving </w:t>
+      </w:r>
       <w:r>
         <w:rPr>
           <w:rStyle w:val="Strong"/>
@@ -396,14 +305,12 @@
         </w:rPr>
         <w:t>observability</w:t>
       </w:r>
-      <w:proofErr w:type="spellEnd"/>
       <w:r>
         <w:rPr>
           <w:rFonts w:ascii="Arial" w:hAnsi="Arial" w:cs="Arial"/>
         </w:rPr>
         <w:t xml:space="preserve"> to reduce on-call noise while partnering closely with product and stakeholders.</w:t>
       </w:r>
-      <w:proofErr w:type="gramEnd"/>
     </w:p>
     <w:p>
       <w:pPr>
@@ -449,71 +356,7 @@
           <w:rFonts w:ascii="Arial" w:hAnsi="Arial" w:cs="Arial"/>
           <w:sz w:val="18"/>
         </w:rPr>
-        <w:t xml:space="preserve"> - React, Next.js, </w:t>
-      </w:r>
-      <w:proofErr w:type="spellStart"/>
-      <w:r>
-        <w:rPr>
-          <w:rFonts w:ascii="Arial" w:hAnsi="Arial" w:cs="Arial"/>
-          <w:sz w:val="18"/>
-        </w:rPr>
-        <w:t>TypeScript</w:t>
-      </w:r>
-      <w:proofErr w:type="spellEnd"/>
-      <w:r>
-        <w:rPr>
-          <w:rFonts w:ascii="Arial" w:hAnsi="Arial" w:cs="Arial"/>
-          <w:sz w:val="18"/>
-        </w:rPr>
-        <w:t xml:space="preserve">, </w:t>
-      </w:r>
-      <w:proofErr w:type="spellStart"/>
-      <w:r>
-        <w:rPr>
-          <w:rFonts w:ascii="Arial" w:hAnsi="Arial" w:cs="Arial"/>
-          <w:sz w:val="18"/>
-        </w:rPr>
-        <w:t>Redux</w:t>
-      </w:r>
-      <w:proofErr w:type="spellEnd"/>
-      <w:r>
-        <w:rPr>
-          <w:rFonts w:ascii="Arial" w:hAnsi="Arial" w:cs="Arial"/>
-          <w:sz w:val="18"/>
-        </w:rPr>
-        <w:t xml:space="preserve">, React Router, Hooks/Context patterns, Storybook, Tailwind CSS, Material UI, Bootstrap, </w:t>
-      </w:r>
-      <w:proofErr w:type="spellStart"/>
-      <w:r>
-        <w:rPr>
-          <w:rFonts w:ascii="Arial" w:hAnsi="Arial" w:cs="Arial"/>
-          <w:sz w:val="18"/>
-        </w:rPr>
-        <w:t>Webpack</w:t>
-      </w:r>
-      <w:proofErr w:type="spellEnd"/>
-      <w:r>
-        <w:rPr>
-          <w:rFonts w:ascii="Arial" w:hAnsi="Arial" w:cs="Arial"/>
-          <w:sz w:val="18"/>
-        </w:rPr>
-        <w:t>/</w:t>
-      </w:r>
-      <w:proofErr w:type="spellStart"/>
-      <w:r>
-        <w:rPr>
-          <w:rFonts w:ascii="Arial" w:hAnsi="Arial" w:cs="Arial"/>
-          <w:sz w:val="18"/>
-        </w:rPr>
-        <w:t>Vite</w:t>
-      </w:r>
-      <w:proofErr w:type="spellEnd"/>
-      <w:r>
-        <w:rPr>
-          <w:rFonts w:ascii="Arial" w:hAnsi="Arial" w:cs="Arial"/>
-          <w:sz w:val="18"/>
-        </w:rPr>
-        <w:t>, SSR/SSG patterns, accessibility-minded UI, performance profiling (Lighthouse/Web Vitals)</w:t>
+        <w:t xml:space="preserve"> - React, Next.js, TypeScript, Redux, React Router, Hooks/Context patterns, Storybook, Tailwind CSS, Material UI, Bootstrap, Webpack/Vite, SSR/SSG patterns, accessibility-minded UI, performance profiling (Lighthouse/Web Vitals)</w:t>
       </w:r>
     </w:p>
     <w:p>
@@ -542,71 +385,7 @@
           <w:rFonts w:ascii="Arial" w:hAnsi="Arial" w:cs="Arial"/>
           <w:sz w:val="18"/>
         </w:rPr>
-        <w:t xml:space="preserve"> - Node.js, Express, </w:t>
-      </w:r>
-      <w:proofErr w:type="spellStart"/>
-      <w:r>
-        <w:rPr>
-          <w:rFonts w:ascii="Arial" w:hAnsi="Arial" w:cs="Arial"/>
-          <w:sz w:val="18"/>
-        </w:rPr>
-        <w:t>NestJS</w:t>
-      </w:r>
-      <w:proofErr w:type="spellEnd"/>
-      <w:r>
-        <w:rPr>
-          <w:rFonts w:ascii="Arial" w:hAnsi="Arial" w:cs="Arial"/>
-          <w:sz w:val="18"/>
-        </w:rPr>
-        <w:t xml:space="preserve">, REST, </w:t>
-      </w:r>
-      <w:proofErr w:type="spellStart"/>
-      <w:r>
-        <w:rPr>
-          <w:rFonts w:ascii="Arial" w:hAnsi="Arial" w:cs="Arial"/>
-          <w:sz w:val="18"/>
-        </w:rPr>
-        <w:t>GraphQL</w:t>
-      </w:r>
-      <w:proofErr w:type="spellEnd"/>
-      <w:r>
-        <w:rPr>
-          <w:rFonts w:ascii="Arial" w:hAnsi="Arial" w:cs="Arial"/>
-          <w:sz w:val="18"/>
-        </w:rPr>
-        <w:t xml:space="preserve">, </w:t>
-      </w:r>
-      <w:proofErr w:type="spellStart"/>
-      <w:r>
-        <w:rPr>
-          <w:rFonts w:ascii="Arial" w:hAnsi="Arial" w:cs="Arial"/>
-          <w:sz w:val="18"/>
-        </w:rPr>
-        <w:t>WebSockets</w:t>
-      </w:r>
-      <w:proofErr w:type="spellEnd"/>
-      <w:r>
-        <w:rPr>
-          <w:rFonts w:ascii="Arial" w:hAnsi="Arial" w:cs="Arial"/>
-          <w:sz w:val="18"/>
-        </w:rPr>
-        <w:t xml:space="preserve">, background jobs, event-driven architecture, caching, rate limiting, </w:t>
-      </w:r>
-      <w:proofErr w:type="spellStart"/>
-      <w:r>
-        <w:rPr>
-          <w:rFonts w:ascii="Arial" w:hAnsi="Arial" w:cs="Arial"/>
-          <w:sz w:val="18"/>
-        </w:rPr>
-        <w:t>idempotency</w:t>
-      </w:r>
-      <w:proofErr w:type="spellEnd"/>
-      <w:r>
-        <w:rPr>
-          <w:rFonts w:ascii="Arial" w:hAnsi="Arial" w:cs="Arial"/>
-          <w:sz w:val="18"/>
-        </w:rPr>
-        <w:t>, API versioning, file/media workflows, service-to-service patterns</w:t>
+        <w:t xml:space="preserve"> - Node.js, Express, NestJS, REST, GraphQL, WebSockets, background jobs, event-driven architecture, caching, rate limiting, idempotency, API versioning, file/media workflows, service-to-service patterns</w:t>
       </w:r>
     </w:p>
     <w:p>
@@ -635,129 +414,8 @@
           <w:rFonts w:ascii="Arial" w:hAnsi="Arial" w:cs="Arial"/>
           <w:sz w:val="18"/>
         </w:rPr>
-        <w:t xml:space="preserve"> - Relational: </w:t>
-      </w:r>
-      <w:proofErr w:type="spellStart"/>
-      <w:r>
-        <w:rPr>
-          <w:rFonts w:ascii="Arial" w:hAnsi="Arial" w:cs="Arial"/>
-          <w:sz w:val="18"/>
-        </w:rPr>
-        <w:t>PostgreSQL</w:t>
-      </w:r>
-      <w:proofErr w:type="spellEnd"/>
-      <w:r>
-        <w:rPr>
-          <w:rFonts w:ascii="Arial" w:hAnsi="Arial" w:cs="Arial"/>
-          <w:sz w:val="18"/>
-        </w:rPr>
-        <w:t xml:space="preserve">, MySQL, SQL Server | </w:t>
-      </w:r>
-      <w:proofErr w:type="spellStart"/>
-      <w:r>
-        <w:rPr>
-          <w:rFonts w:ascii="Arial" w:hAnsi="Arial" w:cs="Arial"/>
-          <w:sz w:val="18"/>
-        </w:rPr>
-        <w:t>NoSQL</w:t>
-      </w:r>
-      <w:proofErr w:type="spellEnd"/>
-      <w:r>
-        <w:rPr>
-          <w:rFonts w:ascii="Arial" w:hAnsi="Arial" w:cs="Arial"/>
-          <w:sz w:val="18"/>
-        </w:rPr>
-        <w:t xml:space="preserve">: </w:t>
-      </w:r>
-      <w:proofErr w:type="spellStart"/>
-      <w:r>
-        <w:rPr>
-          <w:rFonts w:ascii="Arial" w:hAnsi="Arial" w:cs="Arial"/>
-          <w:sz w:val="18"/>
-        </w:rPr>
-        <w:t>Redis</w:t>
-      </w:r>
-      <w:proofErr w:type="spellEnd"/>
-      <w:r>
-        <w:rPr>
-          <w:rFonts w:ascii="Arial" w:hAnsi="Arial" w:cs="Arial"/>
-          <w:sz w:val="18"/>
-        </w:rPr>
-        <w:t xml:space="preserve">, </w:t>
-      </w:r>
-      <w:proofErr w:type="spellStart"/>
-      <w:r>
-        <w:rPr>
-          <w:rFonts w:ascii="Arial" w:hAnsi="Arial" w:cs="Arial"/>
-          <w:sz w:val="18"/>
-        </w:rPr>
-        <w:t>MongoDB</w:t>
-      </w:r>
-      <w:proofErr w:type="spellEnd"/>
-      <w:r>
-        <w:rPr>
-          <w:rFonts w:ascii="Arial" w:hAnsi="Arial" w:cs="Arial"/>
-          <w:sz w:val="18"/>
-        </w:rPr>
-        <w:t xml:space="preserve">, </w:t>
-      </w:r>
-      <w:proofErr w:type="spellStart"/>
-      <w:r>
-        <w:rPr>
-          <w:rFonts w:ascii="Arial" w:hAnsi="Arial" w:cs="Arial"/>
-          <w:sz w:val="18"/>
-        </w:rPr>
-        <w:t>DynamoDB</w:t>
-      </w:r>
-      <w:proofErr w:type="spellEnd"/>
-      <w:r>
-        <w:rPr>
-          <w:rFonts w:ascii="Arial" w:hAnsi="Arial" w:cs="Arial"/>
-          <w:sz w:val="18"/>
-        </w:rPr>
-        <w:t xml:space="preserve"> | Queues/streams: AWS SQS/SNS, Kafka, </w:t>
-      </w:r>
-      <w:proofErr w:type="spellStart"/>
-      <w:r>
-        <w:rPr>
-          <w:rFonts w:ascii="Arial" w:hAnsi="Arial" w:cs="Arial"/>
-          <w:sz w:val="18"/>
-        </w:rPr>
-        <w:t>RabbitMQ</w:t>
-      </w:r>
-      <w:proofErr w:type="spellEnd"/>
-      <w:r>
-        <w:rPr>
-          <w:rFonts w:ascii="Arial" w:hAnsi="Arial" w:cs="Arial"/>
-          <w:sz w:val="18"/>
-        </w:rPr>
-        <w:t xml:space="preserve"> | Search: </w:t>
-      </w:r>
-      <w:proofErr w:type="spellStart"/>
-      <w:r>
-        <w:rPr>
-          <w:rFonts w:ascii="Arial" w:hAnsi="Arial" w:cs="Arial"/>
-          <w:sz w:val="18"/>
-        </w:rPr>
-        <w:t>Elasticsearch</w:t>
-      </w:r>
-      <w:proofErr w:type="spellEnd"/>
-      <w:r>
-        <w:rPr>
-          <w:rFonts w:ascii="Arial" w:hAnsi="Arial" w:cs="Arial"/>
-          <w:sz w:val="18"/>
-        </w:rPr>
-        <w:t xml:space="preserve">, OpenSearch | Analytics: Redshift, </w:t>
-      </w:r>
-      <w:proofErr w:type="spellStart"/>
-      <w:r>
-        <w:rPr>
-          <w:rFonts w:ascii="Arial" w:hAnsi="Arial" w:cs="Arial"/>
-          <w:sz w:val="18"/>
-        </w:rPr>
-        <w:t>BigQuery</w:t>
-      </w:r>
-      <w:proofErr w:type="spellEnd"/>
+        <w:t xml:space="preserve"> - Relational: PostgreSQL, MySQL, SQL Server | NoSQL: Redis, MongoDB, DynamoDB | Queues/streams: AWS SQS/SNS, Kafka, RabbitMQ | Search: Elasticsearch, OpenSearch | Analytics: Redshift, BigQuery</w:t>
+      </w:r>
     </w:p>
     <w:p>
       <w:pPr>
@@ -778,242 +436,15 @@
           <w:rFonts w:ascii="Arial" w:hAnsi="Arial" w:cs="Arial"/>
           <w:sz w:val="18"/>
         </w:rPr>
-        <w:t xml:space="preserve">Cloud &amp; </w:t>
-      </w:r>
-      <w:proofErr w:type="spellStart"/>
-      <w:r>
-        <w:rPr>
-          <w:rStyle w:val="Strong"/>
-          <w:rFonts w:ascii="Arial" w:hAnsi="Arial" w:cs="Arial"/>
-          <w:sz w:val="18"/>
-        </w:rPr>
-        <w:t>DevOps</w:t>
-      </w:r>
-      <w:proofErr w:type="spellEnd"/>
-      <w:r>
-        <w:rPr>
-          <w:rFonts w:ascii="Arial" w:hAnsi="Arial" w:cs="Arial"/>
-          <w:sz w:val="18"/>
-        </w:rPr>
-        <w:t xml:space="preserve"> - AWS: EKS, ECS, EC2, Lambda, API Gateway, S3, </w:t>
-      </w:r>
-      <w:proofErr w:type="spellStart"/>
-      <w:r>
-        <w:rPr>
-          <w:rFonts w:ascii="Arial" w:hAnsi="Arial" w:cs="Arial"/>
-          <w:sz w:val="18"/>
-        </w:rPr>
-        <w:t>CloudFront</w:t>
-      </w:r>
-      <w:proofErr w:type="spellEnd"/>
-      <w:r>
-        <w:rPr>
-          <w:rFonts w:ascii="Arial" w:hAnsi="Arial" w:cs="Arial"/>
-          <w:sz w:val="18"/>
-        </w:rPr>
-        <w:t xml:space="preserve">, RDS, </w:t>
-      </w:r>
-      <w:proofErr w:type="spellStart"/>
-      <w:r>
-        <w:rPr>
-          <w:rFonts w:ascii="Arial" w:hAnsi="Arial" w:cs="Arial"/>
-          <w:sz w:val="18"/>
-        </w:rPr>
-        <w:t>DynamoDB</w:t>
-      </w:r>
-      <w:proofErr w:type="spellEnd"/>
-      <w:r>
-        <w:rPr>
-          <w:rFonts w:ascii="Arial" w:hAnsi="Arial" w:cs="Arial"/>
-          <w:sz w:val="18"/>
-        </w:rPr>
-        <w:t xml:space="preserve">, </w:t>
-      </w:r>
-      <w:proofErr w:type="spellStart"/>
-      <w:r>
-        <w:rPr>
-          <w:rFonts w:ascii="Arial" w:hAnsi="Arial" w:cs="Arial"/>
-          <w:sz w:val="18"/>
-        </w:rPr>
-        <w:t>ElastiCache</w:t>
-      </w:r>
-      <w:proofErr w:type="spellEnd"/>
-      <w:r>
-        <w:rPr>
-          <w:rFonts w:ascii="Arial" w:hAnsi="Arial" w:cs="Arial"/>
-          <w:sz w:val="18"/>
-        </w:rPr>
-        <w:t xml:space="preserve">, </w:t>
-      </w:r>
-      <w:proofErr w:type="spellStart"/>
-      <w:r>
-        <w:rPr>
-          <w:rFonts w:ascii="Arial" w:hAnsi="Arial" w:cs="Arial"/>
-          <w:sz w:val="18"/>
-        </w:rPr>
-        <w:t>EventBridge</w:t>
-      </w:r>
-      <w:proofErr w:type="spellEnd"/>
-      <w:r>
-        <w:rPr>
-          <w:rFonts w:ascii="Arial" w:hAnsi="Arial" w:cs="Arial"/>
-          <w:sz w:val="18"/>
-        </w:rPr>
-        <w:t xml:space="preserve">, Step Functions, IAM | Azure: AKS, App Service, Azure SQL, Service Bus, Key Vault, Application Insights | GCP: GKE, Cloud Run, Pub/Sub, Cloud Storage, </w:t>
-      </w:r>
-      <w:proofErr w:type="spellStart"/>
-      <w:r>
-        <w:rPr>
-          <w:rFonts w:ascii="Arial" w:hAnsi="Arial" w:cs="Arial"/>
-          <w:sz w:val="18"/>
-        </w:rPr>
-        <w:t>BigQuery</w:t>
-      </w:r>
-      <w:proofErr w:type="spellEnd"/>
-      <w:r>
-        <w:rPr>
-          <w:rFonts w:ascii="Arial" w:hAnsi="Arial" w:cs="Arial"/>
-          <w:sz w:val="18"/>
-        </w:rPr>
-        <w:t xml:space="preserve"> | </w:t>
-      </w:r>
-      <w:proofErr w:type="spellStart"/>
-      <w:r>
-        <w:rPr>
-          <w:rFonts w:ascii="Arial" w:hAnsi="Arial" w:cs="Arial"/>
-          <w:sz w:val="18"/>
-        </w:rPr>
-        <w:t>Docker</w:t>
-      </w:r>
-      <w:proofErr w:type="spellEnd"/>
-      <w:r>
-        <w:rPr>
-          <w:rFonts w:ascii="Arial" w:hAnsi="Arial" w:cs="Arial"/>
-          <w:sz w:val="18"/>
-        </w:rPr>
-        <w:t xml:space="preserve">, </w:t>
-      </w:r>
-      <w:proofErr w:type="spellStart"/>
-      <w:r>
-        <w:rPr>
-          <w:rFonts w:ascii="Arial" w:hAnsi="Arial" w:cs="Arial"/>
-          <w:sz w:val="18"/>
-        </w:rPr>
-        <w:t>Kubernetes</w:t>
-      </w:r>
-      <w:proofErr w:type="spellEnd"/>
-      <w:r>
-        <w:rPr>
-          <w:rFonts w:ascii="Arial" w:hAnsi="Arial" w:cs="Arial"/>
-          <w:sz w:val="18"/>
-        </w:rPr>
-        <w:t xml:space="preserve">, Helm, Argo CD, </w:t>
-      </w:r>
-      <w:proofErr w:type="spellStart"/>
-      <w:r>
-        <w:rPr>
-          <w:rFonts w:ascii="Arial" w:hAnsi="Arial" w:cs="Arial"/>
-          <w:sz w:val="18"/>
-        </w:rPr>
-        <w:t>GitOps</w:t>
-      </w:r>
-      <w:proofErr w:type="spellEnd"/>
-      <w:r>
-        <w:rPr>
-          <w:rFonts w:ascii="Arial" w:hAnsi="Arial" w:cs="Arial"/>
-          <w:sz w:val="18"/>
-        </w:rPr>
-        <w:t xml:space="preserve">, </w:t>
-      </w:r>
-      <w:proofErr w:type="spellStart"/>
-      <w:r>
-        <w:rPr>
-          <w:rFonts w:ascii="Arial" w:hAnsi="Arial" w:cs="Arial"/>
-          <w:sz w:val="18"/>
-        </w:rPr>
-        <w:t>Terraform</w:t>
-      </w:r>
-      <w:proofErr w:type="spellEnd"/>
-      <w:r>
-        <w:rPr>
-          <w:rFonts w:ascii="Arial" w:hAnsi="Arial" w:cs="Arial"/>
-          <w:sz w:val="18"/>
-        </w:rPr>
-        <w:t xml:space="preserve">, </w:t>
-      </w:r>
-      <w:proofErr w:type="spellStart"/>
-      <w:r>
-        <w:rPr>
-          <w:rFonts w:ascii="Arial" w:hAnsi="Arial" w:cs="Arial"/>
-          <w:sz w:val="18"/>
-        </w:rPr>
-        <w:t>CloudFormation</w:t>
-      </w:r>
-      <w:proofErr w:type="spellEnd"/>
-      <w:r>
-        <w:rPr>
-          <w:rFonts w:ascii="Arial" w:hAnsi="Arial" w:cs="Arial"/>
-          <w:sz w:val="18"/>
-        </w:rPr>
-        <w:t xml:space="preserve"> | CI/CD: </w:t>
-      </w:r>
-      <w:proofErr w:type="spellStart"/>
-      <w:r>
-        <w:rPr>
-          <w:rFonts w:ascii="Arial" w:hAnsi="Arial" w:cs="Arial"/>
-          <w:sz w:val="18"/>
-        </w:rPr>
-        <w:t>GitHub</w:t>
-      </w:r>
-      <w:proofErr w:type="spellEnd"/>
-      <w:r>
-        <w:rPr>
-          <w:rFonts w:ascii="Arial" w:hAnsi="Arial" w:cs="Arial"/>
-          <w:sz w:val="18"/>
-        </w:rPr>
-        <w:t xml:space="preserve"> Actions, </w:t>
-      </w:r>
-      <w:proofErr w:type="spellStart"/>
-      <w:r>
-        <w:rPr>
-          <w:rFonts w:ascii="Arial" w:hAnsi="Arial" w:cs="Arial"/>
-          <w:sz w:val="18"/>
-        </w:rPr>
-        <w:t>GitLab</w:t>
-      </w:r>
-      <w:proofErr w:type="spellEnd"/>
-      <w:r>
-        <w:rPr>
-          <w:rFonts w:ascii="Arial" w:hAnsi="Arial" w:cs="Arial"/>
-          <w:sz w:val="18"/>
-        </w:rPr>
-        <w:t xml:space="preserve"> CI, Jenkins, Azure </w:t>
-      </w:r>
-      <w:proofErr w:type="spellStart"/>
-      <w:r>
-        <w:rPr>
-          <w:rFonts w:ascii="Arial" w:hAnsi="Arial" w:cs="Arial"/>
-          <w:sz w:val="18"/>
-        </w:rPr>
-        <w:t>DevOps</w:t>
-      </w:r>
-      <w:proofErr w:type="spellEnd"/>
-      <w:r>
-        <w:rPr>
-          <w:rFonts w:ascii="Arial" w:hAnsi="Arial" w:cs="Arial"/>
-          <w:sz w:val="18"/>
-        </w:rPr>
-        <w:t xml:space="preserve">, </w:t>
-      </w:r>
-      <w:proofErr w:type="spellStart"/>
-      <w:r>
-        <w:rPr>
-          <w:rFonts w:ascii="Arial" w:hAnsi="Arial" w:cs="Arial"/>
-          <w:sz w:val="18"/>
-        </w:rPr>
-        <w:t>CircleCI</w:t>
-      </w:r>
-      <w:proofErr w:type="spellEnd"/>
+        <w:t>Cloud &amp; DevOps</w:t>
+      </w:r>
+      <w:r>
+        <w:rPr>
+          <w:rFonts w:ascii="Arial" w:hAnsi="Arial" w:cs="Arial"/>
+          <w:sz w:val="18"/>
+        </w:rPr>
+        <w:t xml:space="preserve"> - AWS: EKS, ECS, EC2, Lambda, API Gateway, S3, CloudFront, RDS, DynamoDB, ElastiCache, EventBridge, Step Functions, IAM | Azure: AKS, App Service, Azure SQL, Service Bus, Key Vault, Application Insights | GCP: GKE, Cloud Run, Pub/Sub, Cloud Storage, BigQuery | Docker, Kubernetes, Helm, Argo CD, GitOps, Terraform, CloudFormation | CI/CD: GitHub Actions, GitLab CI, Jenkins, Azure DevOps, CircleCI</w:t>
+      </w:r>
     </w:p>
     <w:p>
       <w:pPr>
@@ -1028,142 +459,20 @@
           <w:sz w:val="18"/>
         </w:rPr>
       </w:pPr>
-      <w:proofErr w:type="spellStart"/>
-      <w:r>
-        <w:rPr>
-          <w:rStyle w:val="Strong"/>
-          <w:rFonts w:ascii="Arial" w:hAnsi="Arial" w:cs="Arial"/>
-          <w:sz w:val="18"/>
-        </w:rPr>
-        <w:t>Observability</w:t>
-      </w:r>
-      <w:proofErr w:type="spellEnd"/>
-      <w:r>
-        <w:rPr>
-          <w:rStyle w:val="Strong"/>
-          <w:rFonts w:ascii="Arial" w:hAnsi="Arial" w:cs="Arial"/>
-          <w:sz w:val="18"/>
-        </w:rPr>
-        <w:t>, Quality &amp; Security</w:t>
-      </w:r>
-      <w:r>
-        <w:rPr>
-          <w:rFonts w:ascii="Arial" w:hAnsi="Arial" w:cs="Arial"/>
-          <w:sz w:val="18"/>
-        </w:rPr>
-        <w:t xml:space="preserve"> - </w:t>
-      </w:r>
-      <w:proofErr w:type="spellStart"/>
-      <w:r>
-        <w:rPr>
-          <w:rFonts w:ascii="Arial" w:hAnsi="Arial" w:cs="Arial"/>
-          <w:sz w:val="18"/>
-        </w:rPr>
-        <w:t>OpenTelemetry</w:t>
-      </w:r>
-      <w:proofErr w:type="spellEnd"/>
-      <w:r>
-        <w:rPr>
-          <w:rFonts w:ascii="Arial" w:hAnsi="Arial" w:cs="Arial"/>
-          <w:sz w:val="18"/>
-        </w:rPr>
-        <w:t xml:space="preserve">, </w:t>
-      </w:r>
-      <w:proofErr w:type="spellStart"/>
-      <w:r>
-        <w:rPr>
-          <w:rFonts w:ascii="Arial" w:hAnsi="Arial" w:cs="Arial"/>
-          <w:sz w:val="18"/>
-        </w:rPr>
-        <w:t>Datadog</w:t>
-      </w:r>
-      <w:proofErr w:type="spellEnd"/>
-      <w:r>
-        <w:rPr>
-          <w:rFonts w:ascii="Arial" w:hAnsi="Arial" w:cs="Arial"/>
-          <w:sz w:val="18"/>
-        </w:rPr>
-        <w:t xml:space="preserve">, Prometheus, </w:t>
-      </w:r>
-      <w:proofErr w:type="spellStart"/>
-      <w:r>
-        <w:rPr>
-          <w:rFonts w:ascii="Arial" w:hAnsi="Arial" w:cs="Arial"/>
-          <w:sz w:val="18"/>
-        </w:rPr>
-        <w:t>Grafana</w:t>
-      </w:r>
-      <w:proofErr w:type="spellEnd"/>
-      <w:r>
-        <w:rPr>
-          <w:rFonts w:ascii="Arial" w:hAnsi="Arial" w:cs="Arial"/>
-          <w:sz w:val="18"/>
-        </w:rPr>
-        <w:t xml:space="preserve">, ELK/EFK, </w:t>
-      </w:r>
-      <w:proofErr w:type="spellStart"/>
-      <w:r>
-        <w:rPr>
-          <w:rFonts w:ascii="Arial" w:hAnsi="Arial" w:cs="Arial"/>
-          <w:sz w:val="18"/>
-        </w:rPr>
-        <w:t>CloudWatch</w:t>
-      </w:r>
-      <w:proofErr w:type="spellEnd"/>
-      <w:r>
-        <w:rPr>
-          <w:rFonts w:ascii="Arial" w:hAnsi="Arial" w:cs="Arial"/>
-          <w:sz w:val="18"/>
-        </w:rPr>
-        <w:t xml:space="preserve">, structured logging | Testing: Jest, Mocha, Chai, React Testing Library, Cypress, Playwright, API contract tests (Pact-style) | Security: OAuth2, </w:t>
-      </w:r>
-      <w:proofErr w:type="spellStart"/>
-      <w:r>
-        <w:rPr>
-          <w:rFonts w:ascii="Arial" w:hAnsi="Arial" w:cs="Arial"/>
-          <w:sz w:val="18"/>
-        </w:rPr>
-        <w:t>OpenID</w:t>
-      </w:r>
-      <w:proofErr w:type="spellEnd"/>
-      <w:r>
-        <w:rPr>
-          <w:rFonts w:ascii="Arial" w:hAnsi="Arial" w:cs="Arial"/>
-          <w:sz w:val="18"/>
-        </w:rPr>
-        <w:t xml:space="preserve"> Connect, JWT, </w:t>
-      </w:r>
-      <w:proofErr w:type="spellStart"/>
-      <w:r>
-        <w:rPr>
-          <w:rFonts w:ascii="Arial" w:hAnsi="Arial" w:cs="Arial"/>
-          <w:sz w:val="18"/>
-        </w:rPr>
-        <w:t>Okta</w:t>
-      </w:r>
-      <w:proofErr w:type="spellEnd"/>
-      <w:r>
-        <w:rPr>
-          <w:rFonts w:ascii="Arial" w:hAnsi="Arial" w:cs="Arial"/>
-          <w:sz w:val="18"/>
-        </w:rPr>
-        <w:t xml:space="preserve">, Auth0, AWS </w:t>
-      </w:r>
-      <w:proofErr w:type="spellStart"/>
-      <w:r>
-        <w:rPr>
-          <w:rFonts w:ascii="Arial" w:hAnsi="Arial" w:cs="Arial"/>
-          <w:sz w:val="18"/>
-        </w:rPr>
-        <w:t>Cognito</w:t>
-      </w:r>
-      <w:proofErr w:type="spellEnd"/>
-      <w:r>
-        <w:rPr>
-          <w:rFonts w:ascii="Arial" w:hAnsi="Arial" w:cs="Arial"/>
-          <w:sz w:val="18"/>
-        </w:rPr>
-        <w:t>, rate limiting, RBAC/ABAC, audit logging</w:t>
+      <w:r>
+        <w:rPr>
+          <w:rStyle w:val="Strong"/>
+          <w:rFonts w:ascii="Arial" w:hAnsi="Arial" w:cs="Arial"/>
+          <w:sz w:val="18"/>
+        </w:rPr>
+        <w:t>Observability, Quality &amp; Security</w:t>
+      </w:r>
+      <w:r>
+        <w:rPr>
+          <w:rFonts w:ascii="Arial" w:hAnsi="Arial" w:cs="Arial"/>
+          <w:sz w:val="18"/>
+        </w:rPr>
+        <w:t xml:space="preserve"> - OpenTelemetry, Datadog, Prometheus, Grafana, ELK/EFK, CloudWatch, structured logging | Testing: Jest, Mocha, Chai, React Testing Library, Cypress, Playwright, API contract tests (Pact-style) | Security: OAuth2, OpenID Connect, JWT, Okta, Auth0, AWS Cognito, rate limiting, RBAC/ABAC, audit logging</w:t>
       </w:r>
     </w:p>
     <w:p>
@@ -1198,8 +507,6 @@
       </w:r>
     </w:p>
     <w:p>
-      <w:proofErr w:type="spellStart"/>
-      <w:proofErr w:type="gramStart"/>
       <w:r>
         <w:rPr>
           <w:rFonts w:ascii="Arial" w:eastAsia="Arial" w:hAnsi="Arial" w:cs="Arial"/>
@@ -1207,27 +514,7 @@
           <w:sz w:val="21"/>
           <w:szCs w:val="21"/>
         </w:rPr>
-        <w:t>SumatoSoft</w:t>
-      </w:r>
-      <w:proofErr w:type="spellEnd"/>
-      <w:r>
-        <w:rPr>
-          <w:rFonts w:ascii="Arial" w:eastAsia="Arial" w:hAnsi="Arial" w:cs="Arial"/>
-          <w:color w:val="555555"/>
-          <w:sz w:val="21"/>
-          <w:szCs w:val="21"/>
-        </w:rPr>
-        <w:t xml:space="preserve">  |</w:t>
-      </w:r>
-      <w:proofErr w:type="gramEnd"/>
-      <w:r>
-        <w:rPr>
-          <w:rFonts w:ascii="Arial" w:eastAsia="Arial" w:hAnsi="Arial" w:cs="Arial"/>
-          <w:color w:val="555555"/>
-          <w:sz w:val="21"/>
-          <w:szCs w:val="21"/>
-        </w:rPr>
-        <w:t xml:space="preserve">  January 2021 - December 2025</w:t>
+        <w:t>SumatoSoft  |  January 2021 - December 2025</w:t>
       </w:r>
     </w:p>
     <w:p>
@@ -1265,7 +552,6 @@
         </w:rPr>
         <w:t xml:space="preserve"> + </w:t>
       </w:r>
-      <w:proofErr w:type="spellStart"/>
       <w:r>
         <w:rPr>
           <w:rStyle w:val="Strong"/>
@@ -1274,7 +560,6 @@
         </w:rPr>
         <w:t>TypeScript</w:t>
       </w:r>
-      <w:proofErr w:type="spellEnd"/>
       <w:r>
         <w:rPr>
           <w:rFonts w:ascii="Arial" w:hAnsi="Arial" w:cs="Arial"/>
@@ -1339,7 +624,6 @@
         </w:rPr>
         <w:t xml:space="preserve"> services (Express/</w:t>
       </w:r>
-      <w:proofErr w:type="spellStart"/>
       <w:r>
         <w:rPr>
           <w:rStyle w:val="Strong"/>
@@ -1348,7 +632,6 @@
         </w:rPr>
         <w:t>NestJS</w:t>
       </w:r>
-      <w:proofErr w:type="spellEnd"/>
       <w:r>
         <w:rPr>
           <w:rFonts w:ascii="Arial" w:hAnsi="Arial" w:cs="Arial"/>
@@ -1392,7 +675,6 @@
         </w:rPr>
         <w:t xml:space="preserve">Delivered selective </w:t>
       </w:r>
-      <w:proofErr w:type="spellStart"/>
       <w:r>
         <w:rPr>
           <w:rStyle w:val="Strong"/>
@@ -1401,7 +683,6 @@
         </w:rPr>
         <w:t>GraphQL</w:t>
       </w:r>
-      <w:proofErr w:type="spellEnd"/>
       <w:r>
         <w:rPr>
           <w:rFonts w:ascii="Arial" w:hAnsi="Arial" w:cs="Arial"/>
@@ -1430,7 +711,6 @@
         </w:rPr>
         <w:t xml:space="preserve">Tuned data access across </w:t>
       </w:r>
-      <w:proofErr w:type="spellStart"/>
       <w:r>
         <w:rPr>
           <w:rStyle w:val="Strong"/>
@@ -1439,7 +719,6 @@
         </w:rPr>
         <w:t>PostgreSQL</w:t>
       </w:r>
-      <w:proofErr w:type="spellEnd"/>
       <w:r>
         <w:rPr>
           <w:rFonts w:ascii="Arial" w:hAnsi="Arial" w:cs="Arial"/>
@@ -1498,7 +777,6 @@
         </w:rPr>
         <w:t xml:space="preserve">Applied caching strategies using </w:t>
       </w:r>
-      <w:proofErr w:type="spellStart"/>
       <w:r>
         <w:rPr>
           <w:rStyle w:val="Strong"/>
@@ -1507,7 +785,6 @@
         </w:rPr>
         <w:t>Redis</w:t>
       </w:r>
-      <w:proofErr w:type="spellEnd"/>
       <w:r>
         <w:rPr>
           <w:rFonts w:ascii="Arial" w:hAnsi="Arial" w:cs="Arial"/>
@@ -1515,7 +792,6 @@
         </w:rPr>
         <w:t xml:space="preserve"> and </w:t>
       </w:r>
-      <w:proofErr w:type="spellStart"/>
       <w:r>
         <w:rPr>
           <w:rStyle w:val="Strong"/>
@@ -1524,7 +800,6 @@
         </w:rPr>
         <w:t>ElastiCache</w:t>
       </w:r>
-      <w:proofErr w:type="spellEnd"/>
       <w:r>
         <w:rPr>
           <w:rFonts w:ascii="Arial" w:hAnsi="Arial" w:cs="Arial"/>
@@ -1583,7 +858,6 @@
         </w:rPr>
         <w:t xml:space="preserve">, and </w:t>
       </w:r>
-      <w:proofErr w:type="spellStart"/>
       <w:r>
         <w:rPr>
           <w:rStyle w:val="Strong"/>
@@ -1592,7 +866,6 @@
         </w:rPr>
         <w:t>RabbitMQ</w:t>
       </w:r>
-      <w:proofErr w:type="spellEnd"/>
       <w:r>
         <w:rPr>
           <w:rFonts w:ascii="Arial" w:hAnsi="Arial" w:cs="Arial"/>
@@ -1621,7 +894,6 @@
         </w:rPr>
         <w:t xml:space="preserve">Implemented search indexing and query optimization using </w:t>
       </w:r>
-      <w:proofErr w:type="spellStart"/>
       <w:r>
         <w:rPr>
           <w:rStyle w:val="Strong"/>
@@ -1630,7 +902,6 @@
         </w:rPr>
         <w:t>Elasticsearch</w:t>
       </w:r>
-      <w:proofErr w:type="spellEnd"/>
       <w:r>
         <w:rPr>
           <w:rFonts w:ascii="Arial" w:hAnsi="Arial" w:cs="Arial"/>
@@ -1689,7 +960,6 @@
         </w:rPr>
         <w:t xml:space="preserve"> and </w:t>
       </w:r>
-      <w:proofErr w:type="spellStart"/>
       <w:r>
         <w:rPr>
           <w:rStyle w:val="Strong"/>
@@ -1698,7 +968,6 @@
         </w:rPr>
         <w:t>BigQuery</w:t>
       </w:r>
-      <w:proofErr w:type="spellEnd"/>
       <w:r>
         <w:rPr>
           <w:rFonts w:ascii="Arial" w:hAnsi="Arial" w:cs="Arial"/>
@@ -1817,7 +1086,6 @@
         </w:rPr>
         <w:t xml:space="preserve">, </w:t>
       </w:r>
-      <w:proofErr w:type="spellStart"/>
       <w:r>
         <w:rPr>
           <w:rStyle w:val="Strong"/>
@@ -1826,7 +1094,6 @@
         </w:rPr>
         <w:t>CloudFront</w:t>
       </w:r>
-      <w:proofErr w:type="spellEnd"/>
       <w:r>
         <w:rPr>
           <w:rFonts w:ascii="Arial" w:hAnsi="Arial" w:cs="Arial"/>
@@ -1849,7 +1116,6 @@
         </w:rPr>
         <w:t xml:space="preserve">, </w:t>
       </w:r>
-      <w:proofErr w:type="spellStart"/>
       <w:r>
         <w:rPr>
           <w:rStyle w:val="Strong"/>
@@ -1858,7 +1124,6 @@
         </w:rPr>
         <w:t>DynamoDB</w:t>
       </w:r>
-      <w:proofErr w:type="spellEnd"/>
       <w:r>
         <w:rPr>
           <w:rFonts w:ascii="Arial" w:hAnsi="Arial" w:cs="Arial"/>
@@ -1866,7 +1131,6 @@
         </w:rPr>
         <w:t xml:space="preserve">, </w:t>
       </w:r>
-      <w:proofErr w:type="spellStart"/>
       <w:r>
         <w:rPr>
           <w:rStyle w:val="Strong"/>
@@ -1875,7 +1139,6 @@
         </w:rPr>
         <w:t>EventBridge</w:t>
       </w:r>
-      <w:proofErr w:type="spellEnd"/>
       <w:r>
         <w:rPr>
           <w:rFonts w:ascii="Arial" w:hAnsi="Arial" w:cs="Arial"/>
@@ -1994,23 +1257,13 @@
         </w:rPr>
         <w:t xml:space="preserve">, </w:t>
       </w:r>
-      <w:proofErr w:type="gramStart"/>
-      <w:r>
-        <w:rPr>
-          <w:rStyle w:val="Strong"/>
-          <w:rFonts w:ascii="Arial" w:hAnsi="Arial" w:cs="Arial"/>
-          <w:sz w:val="18"/>
-        </w:rPr>
-        <w:t>Application</w:t>
-      </w:r>
-      <w:proofErr w:type="gramEnd"/>
-      <w:r>
-        <w:rPr>
-          <w:rStyle w:val="Strong"/>
-          <w:rFonts w:ascii="Arial" w:hAnsi="Arial" w:cs="Arial"/>
-          <w:sz w:val="18"/>
-        </w:rPr>
-        <w:t xml:space="preserve"> Insights</w:t>
+      <w:r>
+        <w:rPr>
+          <w:rStyle w:val="Strong"/>
+          <w:rFonts w:ascii="Arial" w:hAnsi="Arial" w:cs="Arial"/>
+          <w:sz w:val="18"/>
+        </w:rPr>
+        <w:t>Application Insights</w:t>
       </w:r>
       <w:r>
         <w:rPr>
@@ -2049,7 +1302,6 @@
         </w:rPr>
         <w:t xml:space="preserve">, Cloud Storage, </w:t>
       </w:r>
-      <w:proofErr w:type="spellStart"/>
       <w:r>
         <w:rPr>
           <w:rStyle w:val="Strong"/>
@@ -2058,7 +1310,6 @@
         </w:rPr>
         <w:t>BigQuery</w:t>
       </w:r>
-      <w:proofErr w:type="spellEnd"/>
       <w:r>
         <w:rPr>
           <w:rFonts w:ascii="Arial" w:hAnsi="Arial" w:cs="Arial"/>
@@ -2085,25 +1336,8 @@
           <w:rFonts w:ascii="Arial" w:hAnsi="Arial" w:cs="Arial"/>
           <w:sz w:val="18"/>
         </w:rPr>
-        <w:t xml:space="preserve">Standardized </w:t>
-      </w:r>
-      <w:proofErr w:type="spellStart"/>
-      <w:r>
-        <w:rPr>
-          <w:rFonts w:ascii="Arial" w:hAnsi="Arial" w:cs="Arial"/>
-          <w:sz w:val="18"/>
-        </w:rPr>
-        <w:t>observability</w:t>
-      </w:r>
-      <w:proofErr w:type="spellEnd"/>
-      <w:r>
-        <w:rPr>
-          <w:rFonts w:ascii="Arial" w:hAnsi="Arial" w:cs="Arial"/>
-          <w:sz w:val="18"/>
-        </w:rPr>
-        <w:t xml:space="preserve"> with </w:t>
-      </w:r>
-      <w:proofErr w:type="spellStart"/>
+        <w:t xml:space="preserve">Standardized observability with </w:t>
+      </w:r>
       <w:r>
         <w:rPr>
           <w:rStyle w:val="Strong"/>
@@ -2112,7 +1346,6 @@
         </w:rPr>
         <w:t>OpenTelemetry</w:t>
       </w:r>
-      <w:proofErr w:type="spellEnd"/>
       <w:r>
         <w:rPr>
           <w:rFonts w:ascii="Arial" w:hAnsi="Arial" w:cs="Arial"/>
@@ -2120,7 +1353,6 @@
         </w:rPr>
         <w:t xml:space="preserve">, </w:t>
       </w:r>
-      <w:proofErr w:type="spellStart"/>
       <w:r>
         <w:rPr>
           <w:rStyle w:val="Strong"/>
@@ -2129,31 +1361,13 @@
         </w:rPr>
         <w:t>Datadog</w:t>
       </w:r>
-      <w:proofErr w:type="spellEnd"/>
-      <w:r>
-        <w:rPr>
-          <w:rFonts w:ascii="Arial" w:hAnsi="Arial" w:cs="Arial"/>
-          <w:sz w:val="18"/>
-        </w:rPr>
-        <w:t>, Prometheus/</w:t>
-      </w:r>
-      <w:proofErr w:type="spellStart"/>
-      <w:r>
-        <w:rPr>
-          <w:rFonts w:ascii="Arial" w:hAnsi="Arial" w:cs="Arial"/>
-          <w:sz w:val="18"/>
-        </w:rPr>
-        <w:t>Grafana</w:t>
-      </w:r>
-      <w:proofErr w:type="spellEnd"/>
-      <w:r>
-        <w:rPr>
-          <w:rFonts w:ascii="Arial" w:hAnsi="Arial" w:cs="Arial"/>
-          <w:sz w:val="18"/>
-        </w:rPr>
-        <w:t xml:space="preserve"> dashboards, and </w:t>
-      </w:r>
-      <w:proofErr w:type="spellStart"/>
+      <w:r>
+        <w:rPr>
+          <w:rFonts w:ascii="Arial" w:hAnsi="Arial" w:cs="Arial"/>
+          <w:sz w:val="18"/>
+        </w:rPr>
+        <w:t xml:space="preserve">, Prometheus/Grafana dashboards, and </w:t>
+      </w:r>
       <w:r>
         <w:rPr>
           <w:rStyle w:val="Strong"/>
@@ -2162,7 +1376,6 @@
         </w:rPr>
         <w:t>CloudWatch</w:t>
       </w:r>
-      <w:proofErr w:type="spellEnd"/>
       <w:r>
         <w:rPr>
           <w:rFonts w:ascii="Arial" w:hAnsi="Arial" w:cs="Arial"/>
@@ -2189,39 +1402,7 @@
           <w:rFonts w:ascii="Arial" w:hAnsi="Arial" w:cs="Arial"/>
           <w:sz w:val="18"/>
         </w:rPr>
-        <w:t xml:space="preserve">Strengthened delivery pipelines using </w:t>
-      </w:r>
-      <w:proofErr w:type="spellStart"/>
-      <w:r>
-        <w:rPr>
-          <w:rFonts w:ascii="Arial" w:hAnsi="Arial" w:cs="Arial"/>
-          <w:sz w:val="18"/>
-        </w:rPr>
-        <w:t>Docker</w:t>
-      </w:r>
-      <w:proofErr w:type="spellEnd"/>
-      <w:r>
-        <w:rPr>
-          <w:rFonts w:ascii="Arial" w:hAnsi="Arial" w:cs="Arial"/>
-          <w:sz w:val="18"/>
-        </w:rPr>
-        <w:t xml:space="preserve"> + </w:t>
-      </w:r>
-      <w:proofErr w:type="spellStart"/>
-      <w:r>
-        <w:rPr>
-          <w:rFonts w:ascii="Arial" w:hAnsi="Arial" w:cs="Arial"/>
-          <w:sz w:val="18"/>
-        </w:rPr>
-        <w:t>Kubernetes</w:t>
-      </w:r>
-      <w:proofErr w:type="spellEnd"/>
-      <w:r>
-        <w:rPr>
-          <w:rFonts w:ascii="Arial" w:hAnsi="Arial" w:cs="Arial"/>
-          <w:sz w:val="18"/>
-        </w:rPr>
-        <w:t xml:space="preserve">, Helm, </w:t>
+        <w:t xml:space="preserve">Strengthened delivery pipelines using Docker + Kubernetes, Helm, </w:t>
       </w:r>
       <w:r>
         <w:rPr>
@@ -2238,7 +1419,6 @@
         </w:rPr>
         <w:t xml:space="preserve"> </w:t>
       </w:r>
-      <w:proofErr w:type="spellStart"/>
       <w:r>
         <w:rPr>
           <w:rStyle w:val="Strong"/>
@@ -2247,7 +1427,6 @@
         </w:rPr>
         <w:t>GitOps</w:t>
       </w:r>
-      <w:proofErr w:type="spellEnd"/>
       <w:r>
         <w:rPr>
           <w:rFonts w:ascii="Arial" w:hAnsi="Arial" w:cs="Arial"/>
@@ -2255,7 +1434,6 @@
         </w:rPr>
         <w:t xml:space="preserve">, </w:t>
       </w:r>
-      <w:proofErr w:type="spellStart"/>
       <w:r>
         <w:rPr>
           <w:rStyle w:val="Strong"/>
@@ -2264,7 +1442,6 @@
         </w:rPr>
         <w:t>Terraform</w:t>
       </w:r>
-      <w:proofErr w:type="spellEnd"/>
       <w:r>
         <w:rPr>
           <w:rFonts w:ascii="Arial" w:hAnsi="Arial" w:cs="Arial"/>
@@ -2272,7 +1449,6 @@
         </w:rPr>
         <w:t xml:space="preserve">, and </w:t>
       </w:r>
-      <w:proofErr w:type="spellStart"/>
       <w:r>
         <w:rPr>
           <w:rStyle w:val="Strong"/>
@@ -2281,7 +1457,6 @@
         </w:rPr>
         <w:t>CloudFormation</w:t>
       </w:r>
-      <w:proofErr w:type="spellEnd"/>
       <w:r>
         <w:rPr>
           <w:rFonts w:ascii="Arial" w:hAnsi="Arial" w:cs="Arial"/>
@@ -2308,25 +1483,16 @@
           <w:rFonts w:ascii="Arial" w:hAnsi="Arial" w:cs="Arial"/>
           <w:sz w:val="18"/>
         </w:rPr>
+        <w:lastRenderedPageBreak/>
         <w:t xml:space="preserve">Enforced quality gates with </w:t>
       </w:r>
-      <w:proofErr w:type="spellStart"/>
-      <w:r>
-        <w:rPr>
-          <w:rStyle w:val="Strong"/>
-          <w:rFonts w:ascii="Arial" w:hAnsi="Arial" w:cs="Arial"/>
-          <w:sz w:val="18"/>
-        </w:rPr>
-        <w:t>GitHub</w:t>
-      </w:r>
-      <w:proofErr w:type="spellEnd"/>
-      <w:r>
-        <w:rPr>
-          <w:rStyle w:val="Strong"/>
-          <w:rFonts w:ascii="Arial" w:hAnsi="Arial" w:cs="Arial"/>
-          <w:sz w:val="18"/>
-        </w:rPr>
-        <w:t xml:space="preserve"> Actions</w:t>
+      <w:r>
+        <w:rPr>
+          <w:rStyle w:val="Strong"/>
+          <w:rFonts w:ascii="Arial" w:hAnsi="Arial" w:cs="Arial"/>
+          <w:sz w:val="18"/>
+        </w:rPr>
+        <w:t>GitHub Actions</w:t>
       </w:r>
       <w:r>
         <w:rPr>
@@ -2413,7 +1579,6 @@
           <w:rFonts w:ascii="Arial" w:hAnsi="Arial" w:cs="Arial"/>
           <w:sz w:val="18"/>
         </w:rPr>
-        <w:lastRenderedPageBreak/>
         <w:t xml:space="preserve">Hardened security with </w:t>
       </w:r>
       <w:r>
@@ -2446,23 +1611,13 @@
         </w:rPr>
         <w:t xml:space="preserve">, </w:t>
       </w:r>
-      <w:proofErr w:type="spellStart"/>
-      <w:r>
-        <w:rPr>
-          <w:rStyle w:val="Strong"/>
-          <w:rFonts w:ascii="Arial" w:hAnsi="Arial" w:cs="Arial"/>
-          <w:sz w:val="18"/>
-        </w:rPr>
-        <w:t>Okta</w:t>
-      </w:r>
-      <w:proofErr w:type="spellEnd"/>
-      <w:r>
-        <w:rPr>
-          <w:rStyle w:val="Strong"/>
-          <w:rFonts w:ascii="Arial" w:hAnsi="Arial" w:cs="Arial"/>
-          <w:sz w:val="18"/>
-        </w:rPr>
-        <w:t>/Auth0</w:t>
+      <w:r>
+        <w:rPr>
+          <w:rStyle w:val="Strong"/>
+          <w:rFonts w:ascii="Arial" w:hAnsi="Arial" w:cs="Arial"/>
+          <w:sz w:val="18"/>
+        </w:rPr>
+        <w:t>Okta/Auth0</w:t>
       </w:r>
       <w:r>
         <w:rPr>
@@ -2477,18 +1632,8 @@
           <w:rFonts w:ascii="Arial" w:hAnsi="Arial" w:cs="Arial"/>
           <w:sz w:val="18"/>
         </w:rPr>
-        <w:t xml:space="preserve">AWS </w:t>
-      </w:r>
-      <w:proofErr w:type="spellStart"/>
-      <w:r>
-        <w:rPr>
-          <w:rStyle w:val="Strong"/>
-          <w:rFonts w:ascii="Arial" w:hAnsi="Arial" w:cs="Arial"/>
-          <w:sz w:val="18"/>
-        </w:rPr>
-        <w:t>Cognito</w:t>
-      </w:r>
-      <w:proofErr w:type="spellEnd"/>
+        <w:t>AWS Cognito</w:t>
+      </w:r>
       <w:r>
         <w:rPr>
           <w:rFonts w:ascii="Arial" w:hAnsi="Arial" w:cs="Arial"/>
@@ -2548,27 +1693,7 @@
           <w:sz w:val="21"/>
           <w:szCs w:val="21"/>
         </w:rPr>
-        <w:t xml:space="preserve">High Touch </w:t>
-      </w:r>
-      <w:proofErr w:type="gramStart"/>
-      <w:r>
-        <w:rPr>
-          <w:rFonts w:ascii="Arial" w:eastAsia="Arial" w:hAnsi="Arial" w:cs="Arial"/>
-          <w:color w:val="555555"/>
-          <w:sz w:val="21"/>
-          <w:szCs w:val="21"/>
-        </w:rPr>
-        <w:t>Technologies  |</w:t>
-      </w:r>
-      <w:proofErr w:type="gramEnd"/>
-      <w:r>
-        <w:rPr>
-          <w:rFonts w:ascii="Arial" w:eastAsia="Arial" w:hAnsi="Arial" w:cs="Arial"/>
-          <w:color w:val="555555"/>
-          <w:sz w:val="21"/>
-          <w:szCs w:val="21"/>
-        </w:rPr>
-        <w:t xml:space="preserve">  June 2018 - December 2020</w:t>
+        <w:t>High Touch Technologies  |  June 2018 - December 2020</w:t>
       </w:r>
     </w:p>
     <w:p>
@@ -2705,7 +1830,6 @@
         </w:rPr>
         <w:t xml:space="preserve">Improved backend throughput using </w:t>
       </w:r>
-      <w:proofErr w:type="spellStart"/>
       <w:r>
         <w:rPr>
           <w:rStyle w:val="Strong"/>
@@ -2714,7 +1838,6 @@
         </w:rPr>
         <w:t>Redis</w:t>
       </w:r>
-      <w:proofErr w:type="spellEnd"/>
       <w:r>
         <w:rPr>
           <w:rFonts w:ascii="Arial" w:hAnsi="Arial" w:cs="Arial"/>
@@ -2792,23 +1915,7 @@
           <w:rFonts w:ascii="Arial" w:hAnsi="Arial" w:cs="Arial"/>
           <w:sz w:val="18"/>
         </w:rPr>
-        <w:t xml:space="preserve">Implemented real-time updates via </w:t>
-      </w:r>
-      <w:proofErr w:type="spellStart"/>
-      <w:r>
-        <w:rPr>
-          <w:rFonts w:ascii="Arial" w:hAnsi="Arial" w:cs="Arial"/>
-          <w:sz w:val="18"/>
-        </w:rPr>
-        <w:t>WebSockets</w:t>
-      </w:r>
-      <w:proofErr w:type="spellEnd"/>
-      <w:r>
-        <w:rPr>
-          <w:rFonts w:ascii="Arial" w:hAnsi="Arial" w:cs="Arial"/>
-          <w:sz w:val="18"/>
-        </w:rPr>
-        <w:t xml:space="preserve"> with backpressure and reconnection handling to keep operators productive during high-volume periods.</w:t>
+        <w:t>Implemented real-time updates via WebSockets with backpressure and reconnection handling to keep operators productive during high-volume periods.</w:t>
       </w:r>
     </w:p>
     <w:p>
@@ -2829,23 +1936,7 @@
           <w:rFonts w:ascii="Arial" w:hAnsi="Arial" w:cs="Arial"/>
           <w:sz w:val="18"/>
         </w:rPr>
-        <w:t xml:space="preserve">Built </w:t>
-      </w:r>
-      <w:proofErr w:type="spellStart"/>
-      <w:r>
-        <w:rPr>
-          <w:rFonts w:ascii="Arial" w:hAnsi="Arial" w:cs="Arial"/>
-          <w:sz w:val="18"/>
-        </w:rPr>
-        <w:t>async</w:t>
-      </w:r>
-      <w:proofErr w:type="spellEnd"/>
-      <w:r>
-        <w:rPr>
-          <w:rFonts w:ascii="Arial" w:hAnsi="Arial" w:cs="Arial"/>
-          <w:sz w:val="18"/>
-        </w:rPr>
-        <w:t xml:space="preserve"> pipelines for exports/notifications using </w:t>
+        <w:t xml:space="preserve">Built async pipelines for exports/notifications using </w:t>
       </w:r>
       <w:r>
         <w:rPr>
@@ -2862,7 +1953,6 @@
         </w:rPr>
         <w:t xml:space="preserve"> and </w:t>
       </w:r>
-      <w:proofErr w:type="spellStart"/>
       <w:r>
         <w:rPr>
           <w:rStyle w:val="Strong"/>
@@ -2871,7 +1961,6 @@
         </w:rPr>
         <w:t>RabbitMQ</w:t>
       </w:r>
-      <w:proofErr w:type="spellEnd"/>
       <w:r>
         <w:rPr>
           <w:rFonts w:ascii="Arial" w:hAnsi="Arial" w:cs="Arial"/>
@@ -2900,7 +1989,6 @@
         </w:rPr>
         <w:t xml:space="preserve">Implemented search capabilities using </w:t>
       </w:r>
-      <w:proofErr w:type="spellStart"/>
       <w:r>
         <w:rPr>
           <w:rStyle w:val="Strong"/>
@@ -2909,7 +1997,6 @@
         </w:rPr>
         <w:t>Elasticsearch</w:t>
       </w:r>
-      <w:proofErr w:type="spellEnd"/>
       <w:r>
         <w:rPr>
           <w:rFonts w:ascii="Arial" w:hAnsi="Arial" w:cs="Arial"/>
@@ -2951,25 +2038,8 @@
           <w:rFonts w:ascii="Arial" w:hAnsi="Arial" w:cs="Arial"/>
           <w:sz w:val="18"/>
         </w:rPr>
-        <w:t xml:space="preserve">Improved </w:t>
-      </w:r>
-      <w:proofErr w:type="spellStart"/>
-      <w:r>
-        <w:rPr>
-          <w:rFonts w:ascii="Arial" w:hAnsi="Arial" w:cs="Arial"/>
-          <w:sz w:val="18"/>
-        </w:rPr>
-        <w:t>observability</w:t>
-      </w:r>
-      <w:proofErr w:type="spellEnd"/>
-      <w:r>
-        <w:rPr>
-          <w:rFonts w:ascii="Arial" w:hAnsi="Arial" w:cs="Arial"/>
-          <w:sz w:val="18"/>
-        </w:rPr>
-        <w:t xml:space="preserve"> with structured logging, </w:t>
-      </w:r>
-      <w:proofErr w:type="spellStart"/>
+        <w:t xml:space="preserve">Improved observability with structured logging, </w:t>
+      </w:r>
       <w:r>
         <w:rPr>
           <w:rStyle w:val="Strong"/>
@@ -2978,7 +2048,6 @@
         </w:rPr>
         <w:t>CloudWatch</w:t>
       </w:r>
-      <w:proofErr w:type="spellEnd"/>
       <w:r>
         <w:rPr>
           <w:rFonts w:ascii="Arial" w:hAnsi="Arial" w:cs="Arial"/>
@@ -2999,25 +2068,8 @@
           <w:rFonts w:ascii="Arial" w:hAnsi="Arial" w:cs="Arial"/>
           <w:sz w:val="18"/>
         </w:rPr>
-        <w:t xml:space="preserve">, and dashboards in </w:t>
-      </w:r>
-      <w:proofErr w:type="spellStart"/>
-      <w:r>
-        <w:rPr>
-          <w:rFonts w:ascii="Arial" w:hAnsi="Arial" w:cs="Arial"/>
-          <w:sz w:val="18"/>
-        </w:rPr>
-        <w:t>Grafana</w:t>
-      </w:r>
-      <w:proofErr w:type="spellEnd"/>
-      <w:r>
-        <w:rPr>
-          <w:rFonts w:ascii="Arial" w:hAnsi="Arial" w:cs="Arial"/>
-          <w:sz w:val="18"/>
-        </w:rPr>
-        <w:t>/</w:t>
-      </w:r>
-      <w:proofErr w:type="spellStart"/>
+        <w:t>, and dashboards in Grafana/</w:t>
+      </w:r>
       <w:r>
         <w:rPr>
           <w:rStyle w:val="Strong"/>
@@ -3026,7 +2078,6 @@
         </w:rPr>
         <w:t>Datadog</w:t>
       </w:r>
-      <w:proofErr w:type="spellEnd"/>
       <w:r>
         <w:rPr>
           <w:rFonts w:ascii="Arial" w:hAnsi="Arial" w:cs="Arial"/>
@@ -3053,41 +2104,8 @@
           <w:rFonts w:ascii="Arial" w:hAnsi="Arial" w:cs="Arial"/>
           <w:sz w:val="18"/>
         </w:rPr>
-        <w:t xml:space="preserve">Strengthened delivery using </w:t>
-      </w:r>
-      <w:proofErr w:type="spellStart"/>
-      <w:r>
-        <w:rPr>
-          <w:rFonts w:ascii="Arial" w:hAnsi="Arial" w:cs="Arial"/>
-          <w:sz w:val="18"/>
-        </w:rPr>
-        <w:t>Docker</w:t>
-      </w:r>
-      <w:proofErr w:type="spellEnd"/>
-      <w:r>
-        <w:rPr>
-          <w:rFonts w:ascii="Arial" w:hAnsi="Arial" w:cs="Arial"/>
-          <w:sz w:val="18"/>
-        </w:rPr>
-        <w:t xml:space="preserve">, </w:t>
-      </w:r>
-      <w:proofErr w:type="spellStart"/>
-      <w:r>
-        <w:rPr>
-          <w:rFonts w:ascii="Arial" w:hAnsi="Arial" w:cs="Arial"/>
-          <w:sz w:val="18"/>
-        </w:rPr>
-        <w:t>Kubernetes</w:t>
-      </w:r>
-      <w:proofErr w:type="spellEnd"/>
-      <w:r>
-        <w:rPr>
-          <w:rFonts w:ascii="Arial" w:hAnsi="Arial" w:cs="Arial"/>
-          <w:sz w:val="18"/>
-        </w:rPr>
-        <w:t xml:space="preserve">, </w:t>
-      </w:r>
-      <w:proofErr w:type="spellStart"/>
+        <w:t xml:space="preserve">Strengthened delivery using Docker, Kubernetes, </w:t>
+      </w:r>
       <w:r>
         <w:rPr>
           <w:rStyle w:val="Strong"/>
@@ -3096,7 +2114,6 @@
         </w:rPr>
         <w:t>Terraform</w:t>
       </w:r>
-      <w:proofErr w:type="spellEnd"/>
       <w:r>
         <w:rPr>
           <w:rFonts w:ascii="Arial" w:hAnsi="Arial" w:cs="Arial"/>
@@ -3104,46 +2121,20 @@
         </w:rPr>
         <w:t xml:space="preserve">, and CI/CD via </w:t>
       </w:r>
-      <w:proofErr w:type="spellStart"/>
-      <w:r>
-        <w:rPr>
-          <w:rStyle w:val="Strong"/>
-          <w:rFonts w:ascii="Arial" w:hAnsi="Arial" w:cs="Arial"/>
-          <w:sz w:val="18"/>
-        </w:rPr>
-        <w:t>GitHub</w:t>
-      </w:r>
-      <w:proofErr w:type="spellEnd"/>
-      <w:r>
-        <w:rPr>
-          <w:rStyle w:val="Strong"/>
-          <w:rFonts w:ascii="Arial" w:hAnsi="Arial" w:cs="Arial"/>
-          <w:sz w:val="18"/>
-        </w:rPr>
-        <w:t xml:space="preserve"> Actions</w:t>
-      </w:r>
-      <w:r>
-        <w:rPr>
-          <w:rFonts w:ascii="Arial" w:hAnsi="Arial" w:cs="Arial"/>
-          <w:sz w:val="18"/>
-        </w:rPr>
-        <w:t xml:space="preserve">, </w:t>
-      </w:r>
-      <w:proofErr w:type="spellStart"/>
-      <w:r>
-        <w:rPr>
-          <w:rFonts w:ascii="Arial" w:hAnsi="Arial" w:cs="Arial"/>
-          <w:sz w:val="18"/>
-        </w:rPr>
-        <w:t>GitLab</w:t>
-      </w:r>
-      <w:proofErr w:type="spellEnd"/>
-      <w:r>
-        <w:rPr>
-          <w:rFonts w:ascii="Arial" w:hAnsi="Arial" w:cs="Arial"/>
-          <w:sz w:val="18"/>
-        </w:rPr>
-        <w:t xml:space="preserve"> CI, and Jenkins for repeatable deployments.</w:t>
+      <w:r>
+        <w:rPr>
+          <w:rStyle w:val="Strong"/>
+          <w:rFonts w:ascii="Arial" w:hAnsi="Arial" w:cs="Arial"/>
+          <w:sz w:val="18"/>
+        </w:rPr>
+        <w:t>GitHub Actions</w:t>
+      </w:r>
+      <w:r>
+        <w:rPr>
+          <w:rFonts w:ascii="Arial" w:hAnsi="Arial" w:cs="Arial"/>
+          <w:sz w:val="18"/>
+        </w:rPr>
+        <w:t>, GitLab CI, and Jenkins for repeatable deployments.</w:t>
       </w:r>
     </w:p>
     <w:p>
@@ -3211,23 +2202,13 @@
         </w:rPr>
         <w:t xml:space="preserve">, </w:t>
       </w:r>
-      <w:proofErr w:type="gramStart"/>
-      <w:r>
-        <w:rPr>
-          <w:rStyle w:val="Strong"/>
-          <w:rFonts w:ascii="Arial" w:hAnsi="Arial" w:cs="Arial"/>
-          <w:sz w:val="18"/>
-        </w:rPr>
-        <w:t>React</w:t>
-      </w:r>
-      <w:proofErr w:type="gramEnd"/>
-      <w:r>
-        <w:rPr>
-          <w:rStyle w:val="Strong"/>
-          <w:rFonts w:ascii="Arial" w:hAnsi="Arial" w:cs="Arial"/>
-          <w:sz w:val="18"/>
-        </w:rPr>
-        <w:t xml:space="preserve"> Testing Library</w:t>
+      <w:r>
+        <w:rPr>
+          <w:rStyle w:val="Strong"/>
+          <w:rFonts w:ascii="Arial" w:hAnsi="Arial" w:cs="Arial"/>
+          <w:sz w:val="18"/>
+        </w:rPr>
+        <w:t>React Testing Library</w:t>
       </w:r>
       <w:r>
         <w:rPr>
@@ -3286,7 +2267,6 @@
       </w:r>
     </w:p>
     <w:p>
-      <w:proofErr w:type="gramStart"/>
       <w:r>
         <w:rPr>
           <w:rFonts w:ascii="Arial" w:eastAsia="Arial" w:hAnsi="Arial" w:cs="Arial"/>
@@ -3294,37 +2274,7 @@
           <w:sz w:val="21"/>
           <w:szCs w:val="21"/>
         </w:rPr>
-        <w:t>Centric Tech Inc.</w:t>
-      </w:r>
-      <w:proofErr w:type="gramEnd"/>
-      <w:r>
-        <w:rPr>
-          <w:rFonts w:ascii="Arial" w:eastAsia="Arial" w:hAnsi="Arial" w:cs="Arial"/>
-          <w:color w:val="555555"/>
-          <w:sz w:val="21"/>
-          <w:szCs w:val="21"/>
-        </w:rPr>
-        <w:t xml:space="preserve">  </w:t>
-      </w:r>
-      <w:proofErr w:type="gramStart"/>
-      <w:r>
-        <w:rPr>
-          <w:rFonts w:ascii="Arial" w:eastAsia="Arial" w:hAnsi="Arial" w:cs="Arial"/>
-          <w:color w:val="555555"/>
-          <w:sz w:val="21"/>
-          <w:szCs w:val="21"/>
-        </w:rPr>
-        <w:t>|  September</w:t>
-      </w:r>
-      <w:proofErr w:type="gramEnd"/>
-      <w:r>
-        <w:rPr>
-          <w:rFonts w:ascii="Arial" w:eastAsia="Arial" w:hAnsi="Arial" w:cs="Arial"/>
-          <w:color w:val="555555"/>
-          <w:sz w:val="21"/>
-          <w:szCs w:val="21"/>
-        </w:rPr>
-        <w:t xml:space="preserve"> 2015 - May 2018</w:t>
+        <w:t>Centric Tech Inc.  |  September 2015 - May 2018</w:t>
       </w:r>
     </w:p>
     <w:p>
@@ -3476,7 +2426,6 @@
         </w:rPr>
         <w:t xml:space="preserve">Modeled data and migrations across </w:t>
       </w:r>
-      <w:proofErr w:type="spellStart"/>
       <w:r>
         <w:rPr>
           <w:rStyle w:val="Strong"/>
@@ -3485,7 +2434,6 @@
         </w:rPr>
         <w:t>PostgreSQL</w:t>
       </w:r>
-      <w:proofErr w:type="spellEnd"/>
       <w:r>
         <w:rPr>
           <w:rFonts w:ascii="Arial" w:hAnsi="Arial" w:cs="Arial"/>
@@ -3544,8 +2492,6 @@
         </w:rPr>
         <w:t xml:space="preserve">Added caching patterns using </w:t>
       </w:r>
-      <w:proofErr w:type="spellStart"/>
-      <w:proofErr w:type="gramStart"/>
       <w:r>
         <w:rPr>
           <w:rStyle w:val="Strong"/>
@@ -3554,8 +2500,6 @@
         </w:rPr>
         <w:t>Redis</w:t>
       </w:r>
-      <w:proofErr w:type="spellEnd"/>
-      <w:proofErr w:type="gramEnd"/>
       <w:r>
         <w:rPr>
           <w:rFonts w:ascii="Arial" w:hAnsi="Arial" w:cs="Arial"/>
@@ -3584,7 +2528,6 @@
         </w:rPr>
         <w:t xml:space="preserve">Introduced asynchronous processing via </w:t>
       </w:r>
-      <w:proofErr w:type="spellStart"/>
       <w:r>
         <w:rPr>
           <w:rStyle w:val="Strong"/>
@@ -3593,7 +2536,6 @@
         </w:rPr>
         <w:t>RabbitMQ</w:t>
       </w:r>
-      <w:proofErr w:type="spellEnd"/>
       <w:r>
         <w:rPr>
           <w:rFonts w:ascii="Arial" w:hAnsi="Arial" w:cs="Arial"/>
@@ -3622,7 +2564,6 @@
         </w:rPr>
         <w:t xml:space="preserve">Implemented search indexing with </w:t>
       </w:r>
-      <w:proofErr w:type="spellStart"/>
       <w:r>
         <w:rPr>
           <w:rStyle w:val="Strong"/>
@@ -3631,7 +2572,6 @@
         </w:rPr>
         <w:t>Elasticsearch</w:t>
       </w:r>
-      <w:proofErr w:type="spellEnd"/>
       <w:r>
         <w:rPr>
           <w:rFonts w:ascii="Arial" w:hAnsi="Arial" w:cs="Arial"/>
@@ -3675,7 +2615,6 @@
         </w:rPr>
         <w:t xml:space="preserve"> and </w:t>
       </w:r>
-      <w:proofErr w:type="spellStart"/>
       <w:r>
         <w:rPr>
           <w:rStyle w:val="Strong"/>
@@ -3684,7 +2623,6 @@
         </w:rPr>
         <w:t>CloudWatch</w:t>
       </w:r>
-      <w:proofErr w:type="spellEnd"/>
       <w:r>
         <w:rPr>
           <w:rFonts w:ascii="Arial" w:hAnsi="Arial" w:cs="Arial"/>
@@ -3711,68 +2649,16 @@
           <w:rFonts w:ascii="Arial" w:hAnsi="Arial" w:cs="Arial"/>
           <w:sz w:val="18"/>
         </w:rPr>
-        <w:t xml:space="preserve">Containerized key services with </w:t>
-      </w:r>
-      <w:proofErr w:type="spellStart"/>
-      <w:r>
-        <w:rPr>
-          <w:rFonts w:ascii="Arial" w:hAnsi="Arial" w:cs="Arial"/>
-          <w:sz w:val="18"/>
-        </w:rPr>
-        <w:t>Docker</w:t>
-      </w:r>
-      <w:proofErr w:type="spellEnd"/>
-      <w:r>
-        <w:rPr>
-          <w:rFonts w:ascii="Arial" w:hAnsi="Arial" w:cs="Arial"/>
-          <w:sz w:val="18"/>
-        </w:rPr>
-        <w:t xml:space="preserve"> and introduced </w:t>
-      </w:r>
-      <w:proofErr w:type="spellStart"/>
-      <w:r>
-        <w:rPr>
-          <w:rFonts w:ascii="Arial" w:hAnsi="Arial" w:cs="Arial"/>
-          <w:sz w:val="18"/>
-        </w:rPr>
-        <w:t>IaC</w:t>
-      </w:r>
-      <w:proofErr w:type="spellEnd"/>
-      <w:r>
-        <w:rPr>
-          <w:rFonts w:ascii="Arial" w:hAnsi="Arial" w:cs="Arial"/>
-          <w:sz w:val="18"/>
-        </w:rPr>
-        <w:t xml:space="preserve"> foundations using </w:t>
-      </w:r>
-      <w:proofErr w:type="spellStart"/>
-      <w:r>
-        <w:rPr>
-          <w:rStyle w:val="Strong"/>
-          <w:rFonts w:ascii="Arial" w:hAnsi="Arial" w:cs="Arial"/>
-          <w:sz w:val="18"/>
-        </w:rPr>
-        <w:t>Terraform</w:t>
-      </w:r>
-      <w:proofErr w:type="spellEnd"/>
-      <w:r>
-        <w:rPr>
-          <w:rStyle w:val="Strong"/>
-          <w:rFonts w:ascii="Arial" w:hAnsi="Arial" w:cs="Arial"/>
-          <w:sz w:val="18"/>
-        </w:rPr>
-        <w:t>/</w:t>
-      </w:r>
-      <w:proofErr w:type="spellStart"/>
-      <w:r>
-        <w:rPr>
-          <w:rStyle w:val="Strong"/>
-          <w:rFonts w:ascii="Arial" w:hAnsi="Arial" w:cs="Arial"/>
-          <w:sz w:val="18"/>
-        </w:rPr>
-        <w:t>CloudFormation</w:t>
-      </w:r>
-      <w:proofErr w:type="spellEnd"/>
+        <w:t xml:space="preserve">Containerized key services with Docker and introduced IaC foundations using </w:t>
+      </w:r>
+      <w:r>
+        <w:rPr>
+          <w:rStyle w:val="Strong"/>
+          <w:rFonts w:ascii="Arial" w:hAnsi="Arial" w:cs="Arial"/>
+          <w:sz w:val="18"/>
+        </w:rPr>
+        <w:t>Terraform/CloudFormation</w:t>
+      </w:r>
       <w:r>
         <w:rPr>
           <w:rFonts w:ascii="Arial" w:hAnsi="Arial" w:cs="Arial"/>
@@ -3845,7 +2731,6 @@
       </w:r>
     </w:p>
     <w:p>
-      <w:proofErr w:type="gramStart"/>
       <w:r>
         <w:rPr>
           <w:rFonts w:ascii="Arial" w:eastAsia="Arial" w:hAnsi="Arial" w:cs="Arial"/>
@@ -3853,17 +2738,7 @@
           <w:sz w:val="21"/>
           <w:szCs w:val="21"/>
         </w:rPr>
-        <w:t>Microsoft  |</w:t>
-      </w:r>
-      <w:proofErr w:type="gramEnd"/>
-      <w:r>
-        <w:rPr>
-          <w:rFonts w:ascii="Arial" w:eastAsia="Arial" w:hAnsi="Arial" w:cs="Arial"/>
-          <w:color w:val="555555"/>
-          <w:sz w:val="21"/>
-          <w:szCs w:val="21"/>
-        </w:rPr>
-        <w:t xml:space="preserve">  September 2014 - August 2015</w:t>
+        <w:t>Microsoft  |  September 2014 - August 2015</w:t>
       </w:r>
     </w:p>
     <w:p>
@@ -3884,6 +2759,7 @@
           <w:rFonts w:ascii="Arial" w:hAnsi="Arial" w:cs="Arial"/>
           <w:sz w:val="18"/>
         </w:rPr>
+        <w:lastRenderedPageBreak/>
         <w:t xml:space="preserve">Delivered UI enhancements in </w:t>
       </w:r>
       <w:r>
@@ -3920,7 +2796,6 @@
           <w:rFonts w:ascii="Arial" w:hAnsi="Arial" w:cs="Arial"/>
           <w:sz w:val="18"/>
         </w:rPr>
-        <w:lastRenderedPageBreak/>
         <w:t xml:space="preserve">Built small </w:t>
       </w:r>
       <w:r>
@@ -4150,8 +3025,6 @@
           <w:rFonts w:ascii="Arial" w:hAnsi="Arial" w:cs="Arial"/>
         </w:rPr>
       </w:pPr>
-      <w:bookmarkStart w:id="0" w:name="_GoBack"/>
-      <w:bookmarkEnd w:id="0"/>
     </w:p>
     <w:p>
       <w:pPr>
@@ -4272,7 +3145,6 @@
         </w:rPr>
         <w:t xml:space="preserve">, and </w:t>
       </w:r>
-      <w:proofErr w:type="spellStart"/>
       <w:r>
         <w:rPr>
           <w:rStyle w:val="Strong"/>
@@ -4281,7 +3153,6 @@
         </w:rPr>
         <w:t>RabbitMQ</w:t>
       </w:r>
-      <w:proofErr w:type="spellEnd"/>
       <w:r>
         <w:rPr>
           <w:rFonts w:ascii="Arial" w:hAnsi="Arial" w:cs="Arial"/>
@@ -4451,23 +3322,13 @@
         </w:rPr>
         <w:t xml:space="preserve">, and metadata persisted in </w:t>
       </w:r>
-      <w:proofErr w:type="spellStart"/>
-      <w:r>
-        <w:rPr>
-          <w:rStyle w:val="Strong"/>
-          <w:rFonts w:ascii="Arial" w:hAnsi="Arial" w:cs="Arial"/>
-          <w:sz w:val="18"/>
-        </w:rPr>
-        <w:t>PostgreSQL</w:t>
-      </w:r>
-      <w:proofErr w:type="spellEnd"/>
-      <w:r>
-        <w:rPr>
-          <w:rStyle w:val="Strong"/>
-          <w:rFonts w:ascii="Arial" w:hAnsi="Arial" w:cs="Arial"/>
-          <w:sz w:val="18"/>
-        </w:rPr>
-        <w:t>/RDS</w:t>
+      <w:r>
+        <w:rPr>
+          <w:rStyle w:val="Strong"/>
+          <w:rFonts w:ascii="Arial" w:hAnsi="Arial" w:cs="Arial"/>
+          <w:sz w:val="18"/>
+        </w:rPr>
+        <w:t>PostgreSQL/RDS</w:t>
       </w:r>
       <w:r>
         <w:rPr>
@@ -4512,7 +3373,6 @@
         </w:rPr>
         <w:t xml:space="preserve">Operationalized reliability with </w:t>
       </w:r>
-      <w:proofErr w:type="spellStart"/>
       <w:r>
         <w:rPr>
           <w:rStyle w:val="Strong"/>
@@ -4521,7 +3381,6 @@
         </w:rPr>
         <w:t>OpenTelemetry</w:t>
       </w:r>
-      <w:proofErr w:type="spellEnd"/>
       <w:r>
         <w:rPr>
           <w:rFonts w:ascii="Arial" w:hAnsi="Arial" w:cs="Arial"/>
@@ -4529,7 +3388,6 @@
         </w:rPr>
         <w:t xml:space="preserve"> traces shipped to </w:t>
       </w:r>
-      <w:proofErr w:type="spellStart"/>
       <w:r>
         <w:rPr>
           <w:rStyle w:val="Strong"/>
@@ -4538,7 +3396,6 @@
         </w:rPr>
         <w:t>Datadog</w:t>
       </w:r>
-      <w:proofErr w:type="spellEnd"/>
       <w:r>
         <w:rPr>
           <w:rFonts w:ascii="Arial" w:hAnsi="Arial" w:cs="Arial"/>
@@ -4546,23 +3403,13 @@
         </w:rPr>
         <w:t xml:space="preserve">, dashboards in </w:t>
       </w:r>
-      <w:proofErr w:type="spellStart"/>
-      <w:r>
-        <w:rPr>
-          <w:rStyle w:val="Strong"/>
-          <w:rFonts w:ascii="Arial" w:hAnsi="Arial" w:cs="Arial"/>
-          <w:sz w:val="18"/>
-        </w:rPr>
-        <w:t>Grafana</w:t>
-      </w:r>
-      <w:proofErr w:type="spellEnd"/>
-      <w:r>
-        <w:rPr>
-          <w:rStyle w:val="Strong"/>
-          <w:rFonts w:ascii="Arial" w:hAnsi="Arial" w:cs="Arial"/>
-          <w:sz w:val="18"/>
-        </w:rPr>
-        <w:t>/Prometheus</w:t>
+      <w:r>
+        <w:rPr>
+          <w:rStyle w:val="Strong"/>
+          <w:rFonts w:ascii="Arial" w:hAnsi="Arial" w:cs="Arial"/>
+          <w:sz w:val="18"/>
+        </w:rPr>
+        <w:t>Grafana/Prometheus</w:t>
       </w:r>
       <w:r>
         <w:rPr>
@@ -4586,7 +3433,6 @@
         </w:rPr>
         <w:t xml:space="preserve"> and </w:t>
       </w:r>
-      <w:proofErr w:type="spellStart"/>
       <w:r>
         <w:rPr>
           <w:rStyle w:val="Strong"/>
@@ -4595,7 +3441,6 @@
         </w:rPr>
         <w:t>CloudWatch</w:t>
       </w:r>
-      <w:proofErr w:type="spellEnd"/>
       <w:r>
         <w:rPr>
           <w:rFonts w:ascii="Arial" w:hAnsi="Arial" w:cs="Arial"/>
@@ -4645,23 +3490,13 @@
         </w:rPr>
         <w:t xml:space="preserve">Implemented near-real-time indexing into </w:t>
       </w:r>
-      <w:proofErr w:type="spellStart"/>
-      <w:r>
-        <w:rPr>
-          <w:rStyle w:val="Strong"/>
-          <w:rFonts w:ascii="Arial" w:hAnsi="Arial" w:cs="Arial"/>
-          <w:sz w:val="18"/>
-        </w:rPr>
-        <w:t>Elasticsearch</w:t>
-      </w:r>
-      <w:proofErr w:type="spellEnd"/>
-      <w:r>
-        <w:rPr>
-          <w:rStyle w:val="Strong"/>
-          <w:rFonts w:ascii="Arial" w:hAnsi="Arial" w:cs="Arial"/>
-          <w:sz w:val="18"/>
-        </w:rPr>
-        <w:t>/OpenSearch</w:t>
+      <w:r>
+        <w:rPr>
+          <w:rStyle w:val="Strong"/>
+          <w:rFonts w:ascii="Arial" w:hAnsi="Arial" w:cs="Arial"/>
+          <w:sz w:val="18"/>
+        </w:rPr>
+        <w:t>Elasticsearch/OpenSearch</w:t>
       </w:r>
       <w:r>
         <w:rPr>
@@ -4719,15 +3554,7 @@
           <w:rFonts w:ascii="Arial" w:hAnsi="Arial" w:cs="Arial"/>
           <w:sz w:val="18"/>
         </w:rPr>
-        <w:t xml:space="preserve">Built </w:t>
-      </w:r>
-      <w:proofErr w:type="gramStart"/>
-      <w:r>
-        <w:rPr>
-          <w:rFonts w:ascii="Arial" w:hAnsi="Arial" w:cs="Arial"/>
-          <w:sz w:val="18"/>
-        </w:rPr>
-        <w:t xml:space="preserve">a </w:t>
+        <w:t xml:space="preserve">Built a </w:t>
       </w:r>
       <w:r>
         <w:rPr>
@@ -4742,33 +3569,15 @@
           <w:rFonts w:ascii="Arial" w:hAnsi="Arial" w:cs="Arial"/>
           <w:sz w:val="18"/>
         </w:rPr>
-        <w:t xml:space="preserve"> insights</w:t>
-      </w:r>
-      <w:proofErr w:type="gramEnd"/>
-      <w:r>
-        <w:rPr>
-          <w:rFonts w:ascii="Arial" w:hAnsi="Arial" w:cs="Arial"/>
-          <w:sz w:val="18"/>
-        </w:rPr>
-        <w:t xml:space="preserve"> dashboard with saved searches, filterable drill-downs, and investigation-friendly views powered by </w:t>
-      </w:r>
-      <w:proofErr w:type="spellStart"/>
-      <w:r>
-        <w:rPr>
-          <w:rStyle w:val="Strong"/>
-          <w:rFonts w:ascii="Arial" w:hAnsi="Arial" w:cs="Arial"/>
-          <w:sz w:val="18"/>
-        </w:rPr>
-        <w:t>Elasticsearch</w:t>
-      </w:r>
-      <w:proofErr w:type="spellEnd"/>
-      <w:r>
-        <w:rPr>
-          <w:rStyle w:val="Strong"/>
-          <w:rFonts w:ascii="Arial" w:hAnsi="Arial" w:cs="Arial"/>
-          <w:sz w:val="18"/>
-        </w:rPr>
-        <w:t>/OpenSearch</w:t>
+        <w:t xml:space="preserve"> insights dashboard with saved searches, filterable drill-downs, and investigation-friendly views powered by </w:t>
+      </w:r>
+      <w:r>
+        <w:rPr>
+          <w:rStyle w:val="Strong"/>
+          <w:rFonts w:ascii="Arial" w:hAnsi="Arial" w:cs="Arial"/>
+          <w:sz w:val="18"/>
+        </w:rPr>
+        <w:t>Elasticsearch/OpenSearch</w:t>
       </w:r>
       <w:r>
         <w:rPr>
@@ -4813,7 +3622,6 @@
         </w:rPr>
         <w:t xml:space="preserve"> and </w:t>
       </w:r>
-      <w:proofErr w:type="spellStart"/>
       <w:r>
         <w:rPr>
           <w:rStyle w:val="Strong"/>
@@ -4822,7 +3630,6 @@
         </w:rPr>
         <w:t>BigQuery</w:t>
       </w:r>
-      <w:proofErr w:type="spellEnd"/>
       <w:r>
         <w:rPr>
           <w:rFonts w:ascii="Arial" w:hAnsi="Arial" w:cs="Arial"/>
@@ -4866,7 +3673,6 @@
         </w:rPr>
         <w:t xml:space="preserve">Automated deployments using </w:t>
       </w:r>
-      <w:proofErr w:type="spellStart"/>
       <w:r>
         <w:rPr>
           <w:rStyle w:val="Strong"/>
@@ -4875,7 +3681,6 @@
         </w:rPr>
         <w:t>Docker</w:t>
       </w:r>
-      <w:proofErr w:type="spellEnd"/>
       <w:r>
         <w:rPr>
           <w:rFonts w:ascii="Arial" w:hAnsi="Arial" w:cs="Arial"/>
@@ -4883,7 +3688,6 @@
         </w:rPr>
         <w:t xml:space="preserve"> + </w:t>
       </w:r>
-      <w:proofErr w:type="spellStart"/>
       <w:r>
         <w:rPr>
           <w:rStyle w:val="Strong"/>
@@ -4892,7 +3696,6 @@
         </w:rPr>
         <w:t>Kubernetes</w:t>
       </w:r>
-      <w:proofErr w:type="spellEnd"/>
       <w:r>
         <w:rPr>
           <w:rFonts w:ascii="Arial" w:hAnsi="Arial" w:cs="Arial"/>
@@ -4960,7 +3763,6 @@
         </w:rPr>
         <w:t xml:space="preserve"> </w:t>
       </w:r>
-      <w:proofErr w:type="spellStart"/>
       <w:r>
         <w:rPr>
           <w:rStyle w:val="Strong"/>
@@ -4969,58 +3771,21 @@
         </w:rPr>
         <w:t>GitOps</w:t>
       </w:r>
-      <w:proofErr w:type="spellEnd"/>
-      <w:r>
-        <w:rPr>
-          <w:rFonts w:ascii="Arial" w:hAnsi="Arial" w:cs="Arial"/>
-          <w:sz w:val="18"/>
-        </w:rPr>
-        <w:t xml:space="preserve">, and </w:t>
-      </w:r>
-      <w:proofErr w:type="spellStart"/>
-      <w:r>
-        <w:rPr>
-          <w:rFonts w:ascii="Arial" w:hAnsi="Arial" w:cs="Arial"/>
-          <w:sz w:val="18"/>
-        </w:rPr>
-        <w:t>IaC</w:t>
-      </w:r>
-      <w:proofErr w:type="spellEnd"/>
-      <w:r>
-        <w:rPr>
-          <w:rFonts w:ascii="Arial" w:hAnsi="Arial" w:cs="Arial"/>
-          <w:sz w:val="18"/>
-        </w:rPr>
-        <w:t xml:space="preserve"> via </w:t>
-      </w:r>
-      <w:proofErr w:type="spellStart"/>
-      <w:r>
-        <w:rPr>
-          <w:rStyle w:val="Strong"/>
-          <w:rFonts w:ascii="Arial" w:hAnsi="Arial" w:cs="Arial"/>
-          <w:sz w:val="18"/>
-        </w:rPr>
-        <w:t>Terraform</w:t>
-      </w:r>
-      <w:proofErr w:type="spellEnd"/>
-      <w:r>
-        <w:rPr>
-          <w:rStyle w:val="Strong"/>
-          <w:rFonts w:ascii="Arial" w:hAnsi="Arial" w:cs="Arial"/>
-          <w:sz w:val="18"/>
-        </w:rPr>
-        <w:t>/</w:t>
-      </w:r>
-      <w:proofErr w:type="spellStart"/>
-      <w:r>
-        <w:rPr>
-          <w:rStyle w:val="Strong"/>
-          <w:rFonts w:ascii="Arial" w:hAnsi="Arial" w:cs="Arial"/>
-          <w:sz w:val="18"/>
-        </w:rPr>
-        <w:t>CloudFormation</w:t>
-      </w:r>
-      <w:proofErr w:type="spellEnd"/>
+      <w:r>
+        <w:rPr>
+          <w:rFonts w:ascii="Arial" w:hAnsi="Arial" w:cs="Arial"/>
+          <w:sz w:val="18"/>
+        </w:rPr>
+        <w:t xml:space="preserve">, and IaC via </w:t>
+      </w:r>
+      <w:r>
+        <w:rPr>
+          <w:rStyle w:val="Strong"/>
+          <w:rFonts w:ascii="Arial" w:hAnsi="Arial" w:cs="Arial"/>
+          <w:sz w:val="18"/>
+        </w:rPr>
+        <w:t>Terraform/CloudFormation</w:t>
+      </w:r>
       <w:r>
         <w:rPr>
           <w:rFonts w:ascii="Arial" w:hAnsi="Arial" w:cs="Arial"/>
@@ -5181,23 +3946,13 @@
         </w:rPr>
         <w:t xml:space="preserve">, </w:t>
       </w:r>
-      <w:proofErr w:type="spellStart"/>
-      <w:r>
-        <w:rPr>
-          <w:rStyle w:val="Strong"/>
-          <w:rFonts w:ascii="Arial" w:hAnsi="Arial" w:cs="Arial"/>
-          <w:sz w:val="18"/>
-        </w:rPr>
-        <w:t>OpenID</w:t>
-      </w:r>
-      <w:proofErr w:type="spellEnd"/>
-      <w:r>
-        <w:rPr>
-          <w:rStyle w:val="Strong"/>
-          <w:rFonts w:ascii="Arial" w:hAnsi="Arial" w:cs="Arial"/>
-          <w:sz w:val="18"/>
-        </w:rPr>
-        <w:t xml:space="preserve"> Connect</w:t>
+      <w:r>
+        <w:rPr>
+          <w:rStyle w:val="Strong"/>
+          <w:rFonts w:ascii="Arial" w:hAnsi="Arial" w:cs="Arial"/>
+          <w:sz w:val="18"/>
+        </w:rPr>
+        <w:t>OpenID Connect</w:t>
       </w:r>
       <w:r>
         <w:rPr>
@@ -5206,7 +3961,6 @@
         </w:rPr>
         <w:t xml:space="preserve">, </w:t>
       </w:r>
-      <w:proofErr w:type="gramStart"/>
       <w:r>
         <w:rPr>
           <w:rStyle w:val="Strong"/>
@@ -5215,7 +3969,6 @@
         </w:rPr>
         <w:t>JWT</w:t>
       </w:r>
-      <w:proofErr w:type="gramEnd"/>
       <w:r>
         <w:rPr>
           <w:rFonts w:ascii="Arial" w:hAnsi="Arial" w:cs="Arial"/>
@@ -5223,23 +3976,13 @@
         </w:rPr>
         <w:t xml:space="preserve"> validation, integration with </w:t>
       </w:r>
-      <w:proofErr w:type="spellStart"/>
-      <w:r>
-        <w:rPr>
-          <w:rStyle w:val="Strong"/>
-          <w:rFonts w:ascii="Arial" w:hAnsi="Arial" w:cs="Arial"/>
-          <w:sz w:val="18"/>
-        </w:rPr>
-        <w:t>Okta</w:t>
-      </w:r>
-      <w:proofErr w:type="spellEnd"/>
-      <w:r>
-        <w:rPr>
-          <w:rStyle w:val="Strong"/>
-          <w:rFonts w:ascii="Arial" w:hAnsi="Arial" w:cs="Arial"/>
-          <w:sz w:val="18"/>
-        </w:rPr>
-        <w:t>/Auth0</w:t>
+      <w:r>
+        <w:rPr>
+          <w:rStyle w:val="Strong"/>
+          <w:rFonts w:ascii="Arial" w:hAnsi="Arial" w:cs="Arial"/>
+          <w:sz w:val="18"/>
+        </w:rPr>
+        <w:t>Okta/Auth0</w:t>
       </w:r>
       <w:r>
         <w:rPr>
@@ -5254,18 +3997,8 @@
           <w:rFonts w:ascii="Arial" w:hAnsi="Arial" w:cs="Arial"/>
           <w:sz w:val="18"/>
         </w:rPr>
-        <w:t xml:space="preserve">AWS </w:t>
-      </w:r>
-      <w:proofErr w:type="spellStart"/>
-      <w:r>
-        <w:rPr>
-          <w:rStyle w:val="Strong"/>
-          <w:rFonts w:ascii="Arial" w:hAnsi="Arial" w:cs="Arial"/>
-          <w:sz w:val="18"/>
-        </w:rPr>
-        <w:t>Cognito</w:t>
-      </w:r>
-      <w:proofErr w:type="spellEnd"/>
+        <w:t>AWS Cognito</w:t>
+      </w:r>
       <w:r>
         <w:rPr>
           <w:rFonts w:ascii="Arial" w:hAnsi="Arial" w:cs="Arial"/>

--- a/idris/Node React/Idris_Sadiq.docx
+++ b/idris/Node React/Idris_Sadiq.docx
@@ -47,6 +47,7 @@
               <w:spacing w:after="40"/>
               <w:jc w:val="center"/>
             </w:pPr>
+            <w:proofErr w:type="spellStart"/>
             <w:r>
               <w:rPr>
                 <w:rFonts w:ascii="Arial" w:eastAsia="Arial" w:hAnsi="Arial" w:cs="Arial"/>
@@ -56,8 +57,33 @@
                 <w:sz w:val="48"/>
                 <w:szCs w:val="48"/>
               </w:rPr>
-              <w:t>Idris Sadiq</w:t>
+              <w:t>Idris</w:t>
             </w:r>
+            <w:proofErr w:type="spellEnd"/>
+            <w:r>
+              <w:rPr>
+                <w:rFonts w:ascii="Arial" w:eastAsia="Arial" w:hAnsi="Arial" w:cs="Arial"/>
+                <w:b/>
+                <w:bCs/>
+                <w:color w:val="FFFFFF"/>
+                <w:sz w:val="48"/>
+                <w:szCs w:val="48"/>
+              </w:rPr>
+              <w:t xml:space="preserve"> </w:t>
+            </w:r>
+            <w:proofErr w:type="spellStart"/>
+            <w:r>
+              <w:rPr>
+                <w:rFonts w:ascii="Arial" w:eastAsia="Arial" w:hAnsi="Arial" w:cs="Arial"/>
+                <w:b/>
+                <w:bCs/>
+                <w:color w:val="FFFFFF"/>
+                <w:sz w:val="48"/>
+                <w:szCs w:val="48"/>
+              </w:rPr>
+              <w:t>Sadiq</w:t>
+            </w:r>
+            <w:proofErr w:type="spellEnd"/>
           </w:p>
           <w:p>
             <w:pPr>
@@ -72,6 +98,35 @@
                 <w:szCs w:val="24"/>
               </w:rPr>
               <w:t>Senior Software Engineer</w:t>
+            </w:r>
+            <w:r>
+              <w:rPr>
+                <w:rFonts w:ascii="Arial" w:eastAsia="Arial" w:hAnsi="Arial" w:cs="Arial"/>
+                <w:color w:val="DDDDDD"/>
+                <w:sz w:val="24"/>
+                <w:szCs w:val="24"/>
+              </w:rPr>
+              <w:t xml:space="preserve"> | React Node(Express/</w:t>
+            </w:r>
+            <w:proofErr w:type="spellStart"/>
+            <w:r>
+              <w:rPr>
+                <w:rFonts w:ascii="Arial" w:eastAsia="Arial" w:hAnsi="Arial" w:cs="Arial"/>
+                <w:color w:val="DDDDDD"/>
+                <w:sz w:val="24"/>
+                <w:szCs w:val="24"/>
+              </w:rPr>
+              <w:t>NestJS</w:t>
+            </w:r>
+            <w:proofErr w:type="spellEnd"/>
+            <w:r>
+              <w:rPr>
+                <w:rFonts w:ascii="Arial" w:eastAsia="Arial" w:hAnsi="Arial" w:cs="Arial"/>
+                <w:color w:val="DDDDDD"/>
+                <w:sz w:val="24"/>
+                <w:szCs w:val="24"/>
+              </w:rPr>
+              <w:t>) AWS/Azure</w:t>
             </w:r>
           </w:p>
           <w:p>
@@ -112,8 +167,6 @@
               </w:rPr>
               <w:t>US citizen | White | English (Native)</w:t>
             </w:r>
-            <w:bookmarkStart w:id="0" w:name="_GoBack"/>
-            <w:bookmarkEnd w:id="0"/>
           </w:p>
         </w:tc>
       </w:tr>
@@ -150,166 +203,95 @@
         </w:rPr>
       </w:pPr>
       <w:r>
-        <w:rPr>
-          <w:rFonts w:ascii="Arial" w:hAnsi="Arial" w:cs="Arial"/>
-        </w:rPr>
-        <w:t xml:space="preserve">Senior Software Engineer with ~10 years building and operating </w:t>
-      </w:r>
-      <w:r>
-        <w:rPr>
-          <w:rStyle w:val="Strong"/>
-          <w:rFonts w:ascii="Arial" w:hAnsi="Arial" w:cs="Arial"/>
+        <w:t xml:space="preserve">Senior Software Engineer with 10+ years of experience building </w:t>
+      </w:r>
+      <w:r>
+        <w:rPr>
+          <w:rStyle w:val="Strong"/>
+        </w:rPr>
+        <w:t xml:space="preserve">web platforms, </w:t>
+      </w:r>
+      <w:proofErr w:type="spellStart"/>
+      <w:r>
+        <w:rPr>
+          <w:rStyle w:val="Strong"/>
+        </w:rPr>
+        <w:t>SaaS</w:t>
+      </w:r>
+      <w:proofErr w:type="spellEnd"/>
+      <w:r>
+        <w:rPr>
+          <w:rStyle w:val="Strong"/>
+        </w:rPr>
+        <w:t xml:space="preserve"> products, internal business systems, and customer-facing applications</w:t>
+      </w:r>
+      <w:r>
+        <w:t xml:space="preserve"> with strong focus on </w:t>
+      </w:r>
+      <w:r>
+        <w:rPr>
+          <w:rStyle w:val="Strong"/>
         </w:rPr>
         <w:t>React</w:t>
       </w:r>
       <w:r>
-        <w:rPr>
-          <w:rFonts w:ascii="Arial" w:hAnsi="Arial" w:cs="Arial"/>
-        </w:rPr>
-        <w:t xml:space="preserve"> + </w:t>
-      </w:r>
-      <w:r>
-        <w:rPr>
-          <w:rStyle w:val="Strong"/>
-          <w:rFonts w:ascii="Arial" w:hAnsi="Arial" w:cs="Arial"/>
+        <w:t xml:space="preserve">, </w:t>
+      </w:r>
+      <w:r>
+        <w:rPr>
+          <w:rStyle w:val="Strong"/>
         </w:rPr>
         <w:t>Node.js</w:t>
       </w:r>
       <w:r>
-        <w:rPr>
-          <w:rFonts w:ascii="Arial" w:hAnsi="Arial" w:cs="Arial"/>
-        </w:rPr>
-        <w:t xml:space="preserve"> products end-to-end across </w:t>
-      </w:r>
-      <w:r>
-        <w:rPr>
-          <w:rStyle w:val="Strong"/>
-          <w:rFonts w:ascii="Arial" w:hAnsi="Arial" w:cs="Arial"/>
-        </w:rPr>
-        <w:t>front-end UX</w:t>
-      </w:r>
-      <w:r>
-        <w:rPr>
-          <w:rFonts w:ascii="Arial" w:hAnsi="Arial" w:cs="Arial"/>
-        </w:rPr>
+        <w:t xml:space="preserve">, scalable API design, and maintainable frontend architecture. Hands-on delivery across product engineering, workflow automation, dashboard systems, and multi-team platform modernization using </w:t>
+      </w:r>
+      <w:r>
+        <w:rPr>
+          <w:rStyle w:val="Strong"/>
+        </w:rPr>
+        <w:t>React 16–18</w:t>
+      </w:r>
+      <w:r>
         <w:t xml:space="preserve">, </w:t>
       </w:r>
       <w:r>
         <w:rPr>
           <w:rStyle w:val="Strong"/>
-          <w:rFonts w:ascii="Arial" w:hAnsi="Arial" w:cs="Arial"/>
-        </w:rPr>
-        <w:t>API design</w:t>
-      </w:r>
-      <w:r>
-        <w:rPr>
-          <w:rFonts w:ascii="Arial" w:hAnsi="Arial" w:cs="Arial"/>
-        </w:rPr>
+        </w:rPr>
+        <w:t>Node.js 14–20</w:t>
+      </w:r>
+      <w:r>
         <w:t xml:space="preserve">, </w:t>
       </w:r>
-      <w:r>
-        <w:rPr>
-          <w:rStyle w:val="Strong"/>
-          <w:rFonts w:ascii="Arial" w:hAnsi="Arial" w:cs="Arial"/>
-        </w:rPr>
-        <w:t>data modeling</w:t>
-      </w:r>
-      <w:r>
-        <w:rPr>
-          <w:rFonts w:ascii="Arial" w:hAnsi="Arial" w:cs="Arial"/>
-        </w:rPr>
-        <w:t xml:space="preserve">, and </w:t>
-      </w:r>
-      <w:r>
-        <w:rPr>
-          <w:rStyle w:val="Strong"/>
-          <w:rFonts w:ascii="Arial" w:hAnsi="Arial" w:cs="Arial"/>
-        </w:rPr>
-        <w:t>production reliability</w:t>
-      </w:r>
-      <w:r>
-        <w:rPr>
-          <w:rFonts w:ascii="Arial" w:hAnsi="Arial" w:cs="Arial"/>
-        </w:rPr>
-        <w:t xml:space="preserve">. Strong focus on </w:t>
-      </w:r>
-      <w:r>
-        <w:rPr>
-          <w:rStyle w:val="Strong"/>
-          <w:rFonts w:ascii="Arial" w:hAnsi="Arial" w:cs="Arial"/>
-        </w:rPr>
-        <w:t>scalable web platforms</w:t>
-      </w:r>
-      <w:r>
-        <w:rPr>
-          <w:rFonts w:ascii="Arial" w:hAnsi="Arial" w:cs="Arial"/>
-        </w:rPr>
+      <w:proofErr w:type="spellStart"/>
+      <w:r>
+        <w:rPr>
+          <w:rStyle w:val="Strong"/>
+        </w:rPr>
+        <w:t>TypeScript</w:t>
+      </w:r>
+      <w:proofErr w:type="spellEnd"/>
+      <w:r>
         <w:t xml:space="preserve">, </w:t>
       </w:r>
       <w:r>
         <w:rPr>
           <w:rStyle w:val="Strong"/>
-          <w:rFonts w:ascii="Arial" w:hAnsi="Arial" w:cs="Arial"/>
-        </w:rPr>
-        <w:t>performance tuning</w:t>
-      </w:r>
-      <w:r>
-        <w:rPr>
-          <w:rFonts w:ascii="Arial" w:hAnsi="Arial" w:cs="Arial"/>
-        </w:rPr>
-        <w:t xml:space="preserve">, and turning ambiguous requirements into </w:t>
-      </w:r>
-      <w:r>
-        <w:rPr>
-          <w:rStyle w:val="Strong"/>
-          <w:rFonts w:ascii="Arial" w:hAnsi="Arial" w:cs="Arial"/>
-        </w:rPr>
-        <w:t>shippable increments</w:t>
-      </w:r>
-      <w:r>
-        <w:rPr>
-          <w:rFonts w:ascii="Arial" w:hAnsi="Arial" w:cs="Arial"/>
-        </w:rPr>
-        <w:t xml:space="preserve"> with clear ownership. Experienced modernizing legacy UIs, designing </w:t>
-      </w:r>
-      <w:r>
-        <w:rPr>
-          <w:rStyle w:val="Strong"/>
-          <w:rFonts w:ascii="Arial" w:hAnsi="Arial" w:cs="Arial"/>
-        </w:rPr>
-        <w:t>REST/GraphQL</w:t>
-      </w:r>
-      <w:r>
-        <w:rPr>
-          <w:rFonts w:ascii="Arial" w:hAnsi="Arial" w:cs="Arial"/>
-        </w:rPr>
-        <w:t xml:space="preserve"> services, building </w:t>
-      </w:r>
-      <w:r>
-        <w:rPr>
-          <w:rStyle w:val="Strong"/>
-          <w:rFonts w:ascii="Arial" w:hAnsi="Arial" w:cs="Arial"/>
-        </w:rPr>
-        <w:t>event-driven</w:t>
-      </w:r>
-      <w:r>
-        <w:rPr>
-          <w:rFonts w:ascii="Arial" w:hAnsi="Arial" w:cs="Arial"/>
-        </w:rPr>
-        <w:t xml:space="preserve"> backends, and improving </w:t>
-      </w:r>
-      <w:r>
-        <w:rPr>
-          <w:rStyle w:val="Strong"/>
-          <w:rFonts w:ascii="Arial" w:hAnsi="Arial" w:cs="Arial"/>
-        </w:rPr>
-        <w:t>observability</w:t>
-      </w:r>
-      <w:r>
-        <w:rPr>
-          <w:rFonts w:ascii="Arial" w:hAnsi="Arial" w:cs="Arial"/>
-        </w:rPr>
-        <w:t xml:space="preserve"> to reduce on-call noise while partnering closely with product and stakeholders.</w:t>
+        </w:rPr>
+        <w:t>JavaScript</w:t>
+      </w:r>
+      <w:r>
+        <w:t xml:space="preserve">, </w:t>
+      </w:r>
+      <w:r>
+        <w:rPr>
+          <w:rStyle w:val="Strong"/>
+        </w:rPr>
+        <w:t>REST APIs</w:t>
+      </w:r>
+      <w:r>
+        <w:t>, and cloud-based deployment practices. Strong track record of solving production bugs, reducing UI inconsistency, improving backend reliability, and migrating legacy modules into cleaner component-driven and service-oriented systems.</w:t>
       </w:r>
     </w:p>
     <w:p>
@@ -335,28 +317,172 @@
         <w:pStyle w:val="NormalWeb"/>
         <w:numPr>
           <w:ilvl w:val="0"/>
-          <w:numId w:val="2"/>
+          <w:numId w:val="21"/>
         </w:numPr>
         <w:jc w:val="both"/>
         <w:rPr>
-          <w:rFonts w:ascii="Arial" w:hAnsi="Arial" w:cs="Arial"/>
-          <w:sz w:val="18"/>
-        </w:rPr>
-      </w:pPr>
-      <w:r>
-        <w:rPr>
-          <w:rStyle w:val="Strong"/>
-          <w:rFonts w:ascii="Arial" w:hAnsi="Arial" w:cs="Arial"/>
-          <w:sz w:val="18"/>
-        </w:rPr>
-        <w:t>Frontend</w:t>
-      </w:r>
-      <w:r>
-        <w:rPr>
-          <w:rFonts w:ascii="Arial" w:hAnsi="Arial" w:cs="Arial"/>
-          <w:sz w:val="18"/>
-        </w:rPr>
-        <w:t xml:space="preserve"> - React, Next.js, TypeScript, Redux, React Router, Hooks/Context patterns, Storybook, Tailwind CSS, Material UI, Bootstrap, Webpack/Vite, SSR/SSG patterns, accessibility-minded UI, performance profiling (Lighthouse/Web Vitals)</w:t>
+          <w:sz w:val="20"/>
+        </w:rPr>
+      </w:pPr>
+      <w:r>
+        <w:rPr>
+          <w:rStyle w:val="Strong"/>
+          <w:sz w:val="20"/>
+        </w:rPr>
+        <w:t>Frontend:</w:t>
+      </w:r>
+      <w:r>
+        <w:rPr>
+          <w:sz w:val="20"/>
+        </w:rPr>
+        <w:t xml:space="preserve"> </w:t>
+      </w:r>
+      <w:r>
+        <w:rPr>
+          <w:rStyle w:val="Strong"/>
+          <w:sz w:val="20"/>
+        </w:rPr>
+        <w:t>React 16–18</w:t>
+      </w:r>
+      <w:r>
+        <w:rPr>
+          <w:sz w:val="20"/>
+        </w:rPr>
+        <w:t xml:space="preserve">, </w:t>
+      </w:r>
+      <w:proofErr w:type="spellStart"/>
+      <w:r>
+        <w:rPr>
+          <w:rStyle w:val="Strong"/>
+          <w:sz w:val="20"/>
+        </w:rPr>
+        <w:t>TypeScript</w:t>
+      </w:r>
+      <w:proofErr w:type="spellEnd"/>
+      <w:r>
+        <w:rPr>
+          <w:sz w:val="20"/>
+        </w:rPr>
+        <w:t xml:space="preserve">, </w:t>
+      </w:r>
+      <w:r>
+        <w:rPr>
+          <w:rStyle w:val="Strong"/>
+          <w:sz w:val="20"/>
+        </w:rPr>
+        <w:t>JavaScript ES6+</w:t>
+      </w:r>
+      <w:r>
+        <w:rPr>
+          <w:sz w:val="20"/>
+        </w:rPr>
+        <w:t xml:space="preserve">, </w:t>
+      </w:r>
+      <w:r>
+        <w:rPr>
+          <w:rStyle w:val="Strong"/>
+          <w:sz w:val="20"/>
+        </w:rPr>
+        <w:t>Next.js</w:t>
+      </w:r>
+      <w:r>
+        <w:rPr>
+          <w:sz w:val="20"/>
+        </w:rPr>
+        <w:t xml:space="preserve">, </w:t>
+      </w:r>
+      <w:proofErr w:type="spellStart"/>
+      <w:r>
+        <w:rPr>
+          <w:rStyle w:val="Strong"/>
+          <w:sz w:val="20"/>
+        </w:rPr>
+        <w:t>Redux</w:t>
+      </w:r>
+      <w:proofErr w:type="spellEnd"/>
+      <w:r>
+        <w:rPr>
+          <w:sz w:val="20"/>
+        </w:rPr>
+        <w:t xml:space="preserve">, </w:t>
+      </w:r>
+      <w:r>
+        <w:rPr>
+          <w:rStyle w:val="Strong"/>
+          <w:sz w:val="20"/>
+        </w:rPr>
+        <w:t>Context API</w:t>
+      </w:r>
+      <w:r>
+        <w:rPr>
+          <w:sz w:val="20"/>
+        </w:rPr>
+        <w:t xml:space="preserve">, </w:t>
+      </w:r>
+      <w:r>
+        <w:rPr>
+          <w:rStyle w:val="Strong"/>
+          <w:sz w:val="20"/>
+        </w:rPr>
+        <w:t>React Router</w:t>
+      </w:r>
+      <w:r>
+        <w:rPr>
+          <w:sz w:val="20"/>
+        </w:rPr>
+        <w:t xml:space="preserve">, </w:t>
+      </w:r>
+      <w:r>
+        <w:rPr>
+          <w:rStyle w:val="Strong"/>
+          <w:sz w:val="20"/>
+        </w:rPr>
+        <w:t>HTML5</w:t>
+      </w:r>
+      <w:r>
+        <w:rPr>
+          <w:sz w:val="20"/>
+        </w:rPr>
+        <w:t xml:space="preserve">, </w:t>
+      </w:r>
+      <w:r>
+        <w:rPr>
+          <w:rStyle w:val="Strong"/>
+          <w:sz w:val="20"/>
+        </w:rPr>
+        <w:t>CSS3</w:t>
+      </w:r>
+      <w:r>
+        <w:rPr>
+          <w:sz w:val="20"/>
+        </w:rPr>
+        <w:t xml:space="preserve">, </w:t>
+      </w:r>
+      <w:r>
+        <w:rPr>
+          <w:rStyle w:val="Strong"/>
+          <w:sz w:val="20"/>
+        </w:rPr>
+        <w:t>SCSS</w:t>
+      </w:r>
+      <w:r>
+        <w:rPr>
+          <w:sz w:val="20"/>
+        </w:rPr>
+        <w:t xml:space="preserve">, </w:t>
+      </w:r>
+      <w:r>
+        <w:rPr>
+          <w:rStyle w:val="Strong"/>
+          <w:sz w:val="20"/>
+        </w:rPr>
+        <w:t>Tailwind CSS</w:t>
+      </w:r>
+      <w:r>
+        <w:rPr>
+          <w:sz w:val="20"/>
+        </w:rPr>
+        <w:t>, responsive UI development, reusable component architecture, form validation, accessibility-minded UI development, dashboard development, client-side state handling</w:t>
       </w:r>
     </w:p>
     <w:p>
@@ -364,28 +490,93 @@
         <w:pStyle w:val="NormalWeb"/>
         <w:numPr>
           <w:ilvl w:val="0"/>
-          <w:numId w:val="2"/>
+          <w:numId w:val="21"/>
         </w:numPr>
         <w:jc w:val="both"/>
         <w:rPr>
-          <w:rFonts w:ascii="Arial" w:hAnsi="Arial" w:cs="Arial"/>
-          <w:sz w:val="18"/>
-        </w:rPr>
-      </w:pPr>
-      <w:r>
-        <w:rPr>
-          <w:rStyle w:val="Strong"/>
-          <w:rFonts w:ascii="Arial" w:hAnsi="Arial" w:cs="Arial"/>
-          <w:sz w:val="18"/>
-        </w:rPr>
-        <w:t>Backend &amp; APIs</w:t>
-      </w:r>
-      <w:r>
-        <w:rPr>
-          <w:rFonts w:ascii="Arial" w:hAnsi="Arial" w:cs="Arial"/>
-          <w:sz w:val="18"/>
-        </w:rPr>
-        <w:t xml:space="preserve"> - Node.js, Express, NestJS, REST, GraphQL, WebSockets, background jobs, event-driven architecture, caching, rate limiting, idempotency, API versioning, file/media workflows, service-to-service patterns</w:t>
+          <w:sz w:val="20"/>
+        </w:rPr>
+      </w:pPr>
+      <w:r>
+        <w:rPr>
+          <w:rStyle w:val="Strong"/>
+          <w:sz w:val="20"/>
+        </w:rPr>
+        <w:t>Backend &amp; APIs:</w:t>
+      </w:r>
+      <w:r>
+        <w:rPr>
+          <w:sz w:val="20"/>
+        </w:rPr>
+        <w:t xml:space="preserve"> </w:t>
+      </w:r>
+      <w:r>
+        <w:rPr>
+          <w:rStyle w:val="Strong"/>
+          <w:sz w:val="20"/>
+        </w:rPr>
+        <w:t>Node.js 14–20</w:t>
+      </w:r>
+      <w:r>
+        <w:rPr>
+          <w:sz w:val="20"/>
+        </w:rPr>
+        <w:t xml:space="preserve">, </w:t>
+      </w:r>
+      <w:r>
+        <w:rPr>
+          <w:rStyle w:val="Strong"/>
+          <w:sz w:val="20"/>
+        </w:rPr>
+        <w:t>Express.js</w:t>
+      </w:r>
+      <w:r>
+        <w:rPr>
+          <w:sz w:val="20"/>
+        </w:rPr>
+        <w:t xml:space="preserve">, </w:t>
+      </w:r>
+      <w:proofErr w:type="spellStart"/>
+      <w:r>
+        <w:rPr>
+          <w:rStyle w:val="Strong"/>
+          <w:sz w:val="20"/>
+        </w:rPr>
+        <w:t>NestJS</w:t>
+      </w:r>
+      <w:proofErr w:type="spellEnd"/>
+      <w:r>
+        <w:rPr>
+          <w:sz w:val="20"/>
+        </w:rPr>
+        <w:t xml:space="preserve">, </w:t>
+      </w:r>
+      <w:r>
+        <w:rPr>
+          <w:rStyle w:val="Strong"/>
+          <w:sz w:val="20"/>
+        </w:rPr>
+        <w:t>REST API design</w:t>
+      </w:r>
+      <w:r>
+        <w:rPr>
+          <w:sz w:val="20"/>
+        </w:rPr>
+        <w:t xml:space="preserve">, API integration, authentication flows, authorization logic, role-based access control, server-side validation, file upload workflows, background job coordination, </w:t>
+      </w:r>
+      <w:proofErr w:type="spellStart"/>
+      <w:r>
+        <w:rPr>
+          <w:sz w:val="20"/>
+        </w:rPr>
+        <w:t>webhook</w:t>
+      </w:r>
+      <w:proofErr w:type="spellEnd"/>
+      <w:r>
+        <w:rPr>
+          <w:sz w:val="20"/>
+        </w:rPr>
+        <w:t xml:space="preserve"> integration, service modularization, middleware design</w:t>
       </w:r>
     </w:p>
     <w:p>
@@ -393,28 +584,83 @@
         <w:pStyle w:val="NormalWeb"/>
         <w:numPr>
           <w:ilvl w:val="0"/>
-          <w:numId w:val="2"/>
+          <w:numId w:val="21"/>
         </w:numPr>
         <w:jc w:val="both"/>
         <w:rPr>
-          <w:rFonts w:ascii="Arial" w:hAnsi="Arial" w:cs="Arial"/>
-          <w:sz w:val="18"/>
-        </w:rPr>
-      </w:pPr>
-      <w:r>
-        <w:rPr>
-          <w:rStyle w:val="Strong"/>
-          <w:rFonts w:ascii="Arial" w:hAnsi="Arial" w:cs="Arial"/>
-          <w:sz w:val="18"/>
-        </w:rPr>
-        <w:t>Data, Messaging &amp; Search</w:t>
-      </w:r>
-      <w:r>
-        <w:rPr>
-          <w:rFonts w:ascii="Arial" w:hAnsi="Arial" w:cs="Arial"/>
-          <w:sz w:val="18"/>
-        </w:rPr>
-        <w:t xml:space="preserve"> - Relational: PostgreSQL, MySQL, SQL Server | NoSQL: Redis, MongoDB, DynamoDB | Queues/streams: AWS SQS/SNS, Kafka, RabbitMQ | Search: Elasticsearch, OpenSearch | Analytics: Redshift, BigQuery</w:t>
+          <w:sz w:val="20"/>
+        </w:rPr>
+      </w:pPr>
+      <w:r>
+        <w:rPr>
+          <w:rStyle w:val="Strong"/>
+          <w:sz w:val="20"/>
+        </w:rPr>
+        <w:t>Data &amp; Messaging:</w:t>
+      </w:r>
+      <w:r>
+        <w:rPr>
+          <w:sz w:val="20"/>
+        </w:rPr>
+        <w:t xml:space="preserve"> </w:t>
+      </w:r>
+      <w:proofErr w:type="spellStart"/>
+      <w:r>
+        <w:rPr>
+          <w:rStyle w:val="Strong"/>
+          <w:sz w:val="20"/>
+        </w:rPr>
+        <w:t>PostgreSQL</w:t>
+      </w:r>
+      <w:proofErr w:type="spellEnd"/>
+      <w:r>
+        <w:rPr>
+          <w:sz w:val="20"/>
+        </w:rPr>
+        <w:t xml:space="preserve">, </w:t>
+      </w:r>
+      <w:r>
+        <w:rPr>
+          <w:rStyle w:val="Strong"/>
+          <w:sz w:val="20"/>
+        </w:rPr>
+        <w:t>MySQL</w:t>
+      </w:r>
+      <w:r>
+        <w:rPr>
+          <w:sz w:val="20"/>
+        </w:rPr>
+        <w:t xml:space="preserve">, </w:t>
+      </w:r>
+      <w:proofErr w:type="spellStart"/>
+      <w:r>
+        <w:rPr>
+          <w:rStyle w:val="Strong"/>
+          <w:sz w:val="20"/>
+        </w:rPr>
+        <w:t>MongoDB</w:t>
+      </w:r>
+      <w:proofErr w:type="spellEnd"/>
+      <w:r>
+        <w:rPr>
+          <w:sz w:val="20"/>
+        </w:rPr>
+        <w:t xml:space="preserve">, </w:t>
+      </w:r>
+      <w:proofErr w:type="spellStart"/>
+      <w:r>
+        <w:rPr>
+          <w:rStyle w:val="Strong"/>
+          <w:sz w:val="20"/>
+        </w:rPr>
+        <w:t>Redis</w:t>
+      </w:r>
+      <w:proofErr w:type="spellEnd"/>
+      <w:r>
+        <w:rPr>
+          <w:sz w:val="20"/>
+        </w:rPr>
+        <w:t>, relational schema design, query tuning, caching strategies, pagination patterns, search-oriented filtering, asynchronous processing, reporting data flows</w:t>
       </w:r>
     </w:p>
     <w:p>
@@ -422,28 +668,119 @@
         <w:pStyle w:val="NormalWeb"/>
         <w:numPr>
           <w:ilvl w:val="0"/>
-          <w:numId w:val="2"/>
+          <w:numId w:val="21"/>
         </w:numPr>
         <w:jc w:val="both"/>
         <w:rPr>
-          <w:rFonts w:ascii="Arial" w:hAnsi="Arial" w:cs="Arial"/>
-          <w:sz w:val="18"/>
-        </w:rPr>
-      </w:pPr>
-      <w:r>
-        <w:rPr>
-          <w:rStyle w:val="Strong"/>
-          <w:rFonts w:ascii="Arial" w:hAnsi="Arial" w:cs="Arial"/>
-          <w:sz w:val="18"/>
-        </w:rPr>
-        <w:t>Cloud &amp; DevOps</w:t>
-      </w:r>
-      <w:r>
-        <w:rPr>
-          <w:rFonts w:ascii="Arial" w:hAnsi="Arial" w:cs="Arial"/>
-          <w:sz w:val="18"/>
-        </w:rPr>
-        <w:t xml:space="preserve"> - AWS: EKS, ECS, EC2, Lambda, API Gateway, S3, CloudFront, RDS, DynamoDB, ElastiCache, EventBridge, Step Functions, IAM | Azure: AKS, App Service, Azure SQL, Service Bus, Key Vault, Application Insights | GCP: GKE, Cloud Run, Pub/Sub, Cloud Storage, BigQuery | Docker, Kubernetes, Helm, Argo CD, GitOps, Terraform, CloudFormation | CI/CD: GitHub Actions, GitLab CI, Jenkins, Azure DevOps, CircleCI</w:t>
+          <w:sz w:val="20"/>
+        </w:rPr>
+      </w:pPr>
+      <w:r>
+        <w:rPr>
+          <w:rStyle w:val="Strong"/>
+          <w:sz w:val="20"/>
+        </w:rPr>
+        <w:t xml:space="preserve">Cloud &amp; </w:t>
+      </w:r>
+      <w:proofErr w:type="spellStart"/>
+      <w:r>
+        <w:rPr>
+          <w:rStyle w:val="Strong"/>
+          <w:sz w:val="20"/>
+        </w:rPr>
+        <w:t>DevOps</w:t>
+      </w:r>
+      <w:proofErr w:type="spellEnd"/>
+      <w:r>
+        <w:rPr>
+          <w:rStyle w:val="Strong"/>
+          <w:sz w:val="20"/>
+        </w:rPr>
+        <w:t>:</w:t>
+      </w:r>
+      <w:r>
+        <w:rPr>
+          <w:sz w:val="20"/>
+        </w:rPr>
+        <w:t xml:space="preserve"> </w:t>
+      </w:r>
+      <w:r>
+        <w:rPr>
+          <w:rStyle w:val="Strong"/>
+          <w:sz w:val="20"/>
+        </w:rPr>
+        <w:t>AWS</w:t>
+      </w:r>
+      <w:r>
+        <w:rPr>
+          <w:sz w:val="20"/>
+        </w:rPr>
+        <w:t xml:space="preserve">, </w:t>
+      </w:r>
+      <w:proofErr w:type="spellStart"/>
+      <w:r>
+        <w:rPr>
+          <w:rStyle w:val="Strong"/>
+          <w:sz w:val="20"/>
+        </w:rPr>
+        <w:t>Docker</w:t>
+      </w:r>
+      <w:proofErr w:type="spellEnd"/>
+      <w:r>
+        <w:rPr>
+          <w:sz w:val="20"/>
+        </w:rPr>
+        <w:t xml:space="preserve">, </w:t>
+      </w:r>
+      <w:r>
+        <w:rPr>
+          <w:rStyle w:val="Strong"/>
+          <w:sz w:val="20"/>
+        </w:rPr>
+        <w:t>CI/CD pipelines</w:t>
+      </w:r>
+      <w:r>
+        <w:rPr>
+          <w:sz w:val="20"/>
+        </w:rPr>
+        <w:t xml:space="preserve">, </w:t>
+      </w:r>
+      <w:proofErr w:type="spellStart"/>
+      <w:r>
+        <w:rPr>
+          <w:rStyle w:val="Strong"/>
+          <w:sz w:val="20"/>
+        </w:rPr>
+        <w:t>GitHub</w:t>
+      </w:r>
+      <w:proofErr w:type="spellEnd"/>
+      <w:r>
+        <w:rPr>
+          <w:rStyle w:val="Strong"/>
+          <w:sz w:val="20"/>
+        </w:rPr>
+        <w:t xml:space="preserve"> Actions</w:t>
+      </w:r>
+      <w:r>
+        <w:rPr>
+          <w:sz w:val="20"/>
+        </w:rPr>
+        <w:t xml:space="preserve">, </w:t>
+      </w:r>
+      <w:proofErr w:type="spellStart"/>
+      <w:r>
+        <w:rPr>
+          <w:rStyle w:val="Strong"/>
+          <w:sz w:val="20"/>
+        </w:rPr>
+        <w:t>Git</w:t>
+      </w:r>
+      <w:proofErr w:type="spellEnd"/>
+      <w:r>
+        <w:rPr>
+          <w:sz w:val="20"/>
+        </w:rPr>
+        <w:t>, Linux environment support, deployment coordination, environment configuration, build automation, release support, monitoring-aware delivery practices</w:t>
       </w:r>
     </w:p>
     <w:p>
@@ -451,28 +788,70 @@
         <w:pStyle w:val="NormalWeb"/>
         <w:numPr>
           <w:ilvl w:val="0"/>
-          <w:numId w:val="2"/>
+          <w:numId w:val="21"/>
         </w:numPr>
         <w:jc w:val="both"/>
-        <w:rPr>
-          <w:rFonts w:ascii="Arial" w:hAnsi="Arial" w:cs="Arial"/>
-          <w:sz w:val="18"/>
-        </w:rPr>
-      </w:pPr>
-      <w:r>
-        <w:rPr>
-          <w:rStyle w:val="Strong"/>
-          <w:rFonts w:ascii="Arial" w:hAnsi="Arial" w:cs="Arial"/>
-          <w:sz w:val="18"/>
-        </w:rPr>
-        <w:t>Observability, Quality &amp; Security</w:t>
-      </w:r>
-      <w:r>
-        <w:rPr>
-          <w:rFonts w:ascii="Arial" w:hAnsi="Arial" w:cs="Arial"/>
-          <w:sz w:val="18"/>
-        </w:rPr>
-        <w:t xml:space="preserve"> - OpenTelemetry, Datadog, Prometheus, Grafana, ELK/EFK, CloudWatch, structured logging | Testing: Jest, Mocha, Chai, React Testing Library, Cypress, Playwright, API contract tests (Pact-style) | Security: OAuth2, OpenID Connect, JWT, Okta, Auth0, AWS Cognito, rate limiting, RBAC/ABAC, audit logging</w:t>
+      </w:pPr>
+      <w:proofErr w:type="spellStart"/>
+      <w:r>
+        <w:rPr>
+          <w:rStyle w:val="Strong"/>
+          <w:sz w:val="20"/>
+        </w:rPr>
+        <w:t>Observability</w:t>
+      </w:r>
+      <w:proofErr w:type="spellEnd"/>
+      <w:r>
+        <w:rPr>
+          <w:rStyle w:val="Strong"/>
+          <w:sz w:val="20"/>
+        </w:rPr>
+        <w:t xml:space="preserve"> / Quality / Security:</w:t>
+      </w:r>
+      <w:r>
+        <w:rPr>
+          <w:sz w:val="20"/>
+        </w:rPr>
+        <w:t xml:space="preserve"> </w:t>
+      </w:r>
+      <w:r>
+        <w:rPr>
+          <w:rStyle w:val="Strong"/>
+          <w:sz w:val="20"/>
+        </w:rPr>
+        <w:t>Jest</w:t>
+      </w:r>
+      <w:r>
+        <w:rPr>
+          <w:sz w:val="20"/>
+        </w:rPr>
+        <w:t xml:space="preserve">, </w:t>
+      </w:r>
+      <w:r>
+        <w:rPr>
+          <w:rStyle w:val="Strong"/>
+          <w:sz w:val="20"/>
+        </w:rPr>
+        <w:t>React Testing Library</w:t>
+      </w:r>
+      <w:r>
+        <w:rPr>
+          <w:sz w:val="20"/>
+        </w:rPr>
+        <w:t xml:space="preserve">, API testing, debugging, structured logging awareness, error tracing, input validation, </w:t>
+      </w:r>
+      <w:r>
+        <w:rPr>
+          <w:rStyle w:val="Strong"/>
+          <w:sz w:val="20"/>
+        </w:rPr>
+        <w:t>JWT</w:t>
+      </w:r>
+      <w:r>
+        <w:rPr>
+          <w:sz w:val="20"/>
+        </w:rPr>
+        <w:t>, permission-aware UI behavior, secure session handling, regression support, production issue analysis</w:t>
       </w:r>
     </w:p>
     <w:p>
@@ -507,6 +886,8 @@
       </w:r>
     </w:p>
     <w:p>
+      <w:proofErr w:type="spellStart"/>
+      <w:proofErr w:type="gramStart"/>
       <w:r>
         <w:rPr>
           <w:rFonts w:ascii="Arial" w:eastAsia="Arial" w:hAnsi="Arial" w:cs="Arial"/>
@@ -514,7 +895,27 @@
           <w:sz w:val="21"/>
           <w:szCs w:val="21"/>
         </w:rPr>
-        <w:t>SumatoSoft  |  January 2021 - December 2025</w:t>
+        <w:t>SumatoSoft</w:t>
+      </w:r>
+      <w:proofErr w:type="spellEnd"/>
+      <w:r>
+        <w:rPr>
+          <w:rFonts w:ascii="Arial" w:eastAsia="Arial" w:hAnsi="Arial" w:cs="Arial"/>
+          <w:color w:val="555555"/>
+          <w:sz w:val="21"/>
+          <w:szCs w:val="21"/>
+        </w:rPr>
+        <w:t xml:space="preserve">  |</w:t>
+      </w:r>
+      <w:proofErr w:type="gramEnd"/>
+      <w:r>
+        <w:rPr>
+          <w:rFonts w:ascii="Arial" w:eastAsia="Arial" w:hAnsi="Arial" w:cs="Arial"/>
+          <w:color w:val="555555"/>
+          <w:sz w:val="21"/>
+          <w:szCs w:val="21"/>
+        </w:rPr>
+        <w:t xml:space="preserve">  January 2021 - December 2025</w:t>
       </w:r>
     </w:p>
     <w:p>
@@ -522,50 +923,140 @@
         <w:pStyle w:val="NormalWeb"/>
         <w:numPr>
           <w:ilvl w:val="0"/>
-          <w:numId w:val="3"/>
+          <w:numId w:val="24"/>
         </w:numPr>
         <w:jc w:val="both"/>
         <w:rPr>
-          <w:rFonts w:ascii="Arial" w:hAnsi="Arial" w:cs="Arial"/>
-          <w:sz w:val="18"/>
-        </w:rPr>
-      </w:pPr>
-      <w:r>
-        <w:rPr>
-          <w:rFonts w:ascii="Arial" w:hAnsi="Arial" w:cs="Arial"/>
-          <w:sz w:val="18"/>
-        </w:rPr>
-        <w:t xml:space="preserve">Led a modernization of legacy UI flows into a component-driven </w:t>
-      </w:r>
-      <w:r>
-        <w:rPr>
-          <w:rStyle w:val="Strong"/>
-          <w:rFonts w:ascii="Arial" w:hAnsi="Arial" w:cs="Arial"/>
-          <w:sz w:val="18"/>
-        </w:rPr>
-        <w:t>React</w:t>
-      </w:r>
-      <w:r>
-        <w:rPr>
-          <w:rFonts w:ascii="Arial" w:hAnsi="Arial" w:cs="Arial"/>
-          <w:sz w:val="18"/>
-        </w:rPr>
-        <w:t xml:space="preserve"> + </w:t>
-      </w:r>
-      <w:r>
-        <w:rPr>
-          <w:rStyle w:val="Strong"/>
-          <w:rFonts w:ascii="Arial" w:hAnsi="Arial" w:cs="Arial"/>
-          <w:sz w:val="18"/>
+          <w:sz w:val="20"/>
+        </w:rPr>
+      </w:pPr>
+      <w:r>
+        <w:rPr>
+          <w:sz w:val="20"/>
+        </w:rPr>
+        <w:t xml:space="preserve">Led development of a multi-workflow business platform using </w:t>
+      </w:r>
+      <w:r>
+        <w:rPr>
+          <w:rStyle w:val="Strong"/>
+          <w:sz w:val="20"/>
+        </w:rPr>
+        <w:t>React 17–18</w:t>
+      </w:r>
+      <w:r>
+        <w:rPr>
+          <w:sz w:val="20"/>
+        </w:rPr>
+        <w:t xml:space="preserve">, </w:t>
+      </w:r>
+      <w:proofErr w:type="spellStart"/>
+      <w:r>
+        <w:rPr>
+          <w:rStyle w:val="Strong"/>
+          <w:sz w:val="20"/>
         </w:rPr>
         <w:t>TypeScript</w:t>
       </w:r>
-      <w:r>
-        <w:rPr>
-          <w:rFonts w:ascii="Arial" w:hAnsi="Arial" w:cs="Arial"/>
-          <w:sz w:val="18"/>
-        </w:rPr>
-        <w:t xml:space="preserve"> architecture with reusable patterns for complex multi-step journeys.</w:t>
+      <w:proofErr w:type="spellEnd"/>
+      <w:r>
+        <w:rPr>
+          <w:rStyle w:val="Strong"/>
+          <w:sz w:val="20"/>
+        </w:rPr>
+        <w:t xml:space="preserve"> 4.x–5.x</w:t>
+      </w:r>
+      <w:r>
+        <w:rPr>
+          <w:sz w:val="20"/>
+        </w:rPr>
+        <w:t xml:space="preserve">, </w:t>
+      </w:r>
+      <w:r>
+        <w:rPr>
+          <w:rStyle w:val="Strong"/>
+          <w:sz w:val="20"/>
+        </w:rPr>
+        <w:t>Node.js 16–20</w:t>
+      </w:r>
+      <w:r>
+        <w:rPr>
+          <w:sz w:val="20"/>
+        </w:rPr>
+        <w:t xml:space="preserve">, and </w:t>
+      </w:r>
+      <w:proofErr w:type="spellStart"/>
+      <w:r>
+        <w:rPr>
+          <w:rStyle w:val="Strong"/>
+          <w:sz w:val="20"/>
+        </w:rPr>
+        <w:t>PostgreSQL</w:t>
+      </w:r>
+      <w:proofErr w:type="spellEnd"/>
+      <w:r>
+        <w:rPr>
+          <w:rStyle w:val="Strong"/>
+          <w:sz w:val="20"/>
+        </w:rPr>
+        <w:t xml:space="preserve"> 13–16</w:t>
+      </w:r>
+      <w:r>
+        <w:rPr>
+          <w:sz w:val="20"/>
+        </w:rPr>
+        <w:t xml:space="preserve">, delivering stable modules for </w:t>
+      </w:r>
+      <w:r>
+        <w:rPr>
+          <w:rStyle w:val="Strong"/>
+          <w:sz w:val="20"/>
+        </w:rPr>
+        <w:t>operational dashboards</w:t>
+      </w:r>
+      <w:r>
+        <w:rPr>
+          <w:sz w:val="20"/>
+        </w:rPr>
+        <w:t xml:space="preserve">, </w:t>
+      </w:r>
+      <w:r>
+        <w:rPr>
+          <w:rStyle w:val="Strong"/>
+          <w:sz w:val="20"/>
+        </w:rPr>
+        <w:t>partner management</w:t>
+      </w:r>
+      <w:r>
+        <w:rPr>
+          <w:sz w:val="20"/>
+        </w:rPr>
+        <w:t xml:space="preserve">, </w:t>
+      </w:r>
+      <w:r>
+        <w:rPr>
+          <w:rStyle w:val="Strong"/>
+          <w:sz w:val="20"/>
+        </w:rPr>
+        <w:t>approval flows</w:t>
+      </w:r>
+      <w:r>
+        <w:rPr>
+          <w:sz w:val="20"/>
+        </w:rPr>
+        <w:t xml:space="preserve">, and </w:t>
+      </w:r>
+      <w:r>
+        <w:rPr>
+          <w:rStyle w:val="Strong"/>
+          <w:sz w:val="20"/>
+        </w:rPr>
+        <w:t>reporting-heavy</w:t>
+      </w:r>
+      <w:r>
+        <w:rPr>
+          <w:sz w:val="20"/>
+        </w:rPr>
+        <w:t xml:space="preserve"> user journeys.</w:t>
       </w:r>
     </w:p>
     <w:p>
@@ -573,20 +1064,109 @@
         <w:pStyle w:val="NormalWeb"/>
         <w:numPr>
           <w:ilvl w:val="0"/>
-          <w:numId w:val="3"/>
+          <w:numId w:val="24"/>
         </w:numPr>
         <w:jc w:val="both"/>
         <w:rPr>
-          <w:rFonts w:ascii="Arial" w:hAnsi="Arial" w:cs="Arial"/>
-          <w:sz w:val="18"/>
-        </w:rPr>
-      </w:pPr>
-      <w:r>
-        <w:rPr>
-          <w:rFonts w:ascii="Arial" w:hAnsi="Arial" w:cs="Arial"/>
-          <w:sz w:val="18"/>
-        </w:rPr>
-        <w:t>Implemented predictable state boundaries and routing guardrails, improving release confidence and reducing UI regressions across frequently changing product areas.</w:t>
+          <w:sz w:val="20"/>
+        </w:rPr>
+      </w:pPr>
+      <w:r>
+        <w:rPr>
+          <w:sz w:val="20"/>
+        </w:rPr>
+        <w:t xml:space="preserve">Architected reusable </w:t>
+      </w:r>
+      <w:r>
+        <w:rPr>
+          <w:rStyle w:val="Strong"/>
+          <w:sz w:val="20"/>
+        </w:rPr>
+        <w:t>frontend patterns</w:t>
+      </w:r>
+      <w:r>
+        <w:rPr>
+          <w:sz w:val="20"/>
+        </w:rPr>
+        <w:t xml:space="preserve"> for </w:t>
+      </w:r>
+      <w:r>
+        <w:rPr>
+          <w:rStyle w:val="Strong"/>
+          <w:sz w:val="20"/>
+        </w:rPr>
+        <w:t>tables</w:t>
+      </w:r>
+      <w:r>
+        <w:rPr>
+          <w:sz w:val="20"/>
+        </w:rPr>
+        <w:t xml:space="preserve">, </w:t>
+      </w:r>
+      <w:r>
+        <w:rPr>
+          <w:rStyle w:val="Strong"/>
+          <w:sz w:val="20"/>
+        </w:rPr>
+        <w:t>filters</w:t>
+      </w:r>
+      <w:r>
+        <w:rPr>
+          <w:sz w:val="20"/>
+        </w:rPr>
+        <w:t xml:space="preserve">, </w:t>
+      </w:r>
+      <w:r>
+        <w:rPr>
+          <w:rStyle w:val="Strong"/>
+          <w:sz w:val="20"/>
+        </w:rPr>
+        <w:t>modal actions</w:t>
+      </w:r>
+      <w:r>
+        <w:rPr>
+          <w:sz w:val="20"/>
+        </w:rPr>
+        <w:t xml:space="preserve">, and </w:t>
+      </w:r>
+      <w:r>
+        <w:rPr>
+          <w:rStyle w:val="Strong"/>
+          <w:sz w:val="20"/>
+        </w:rPr>
+        <w:t>validation-intensive forms</w:t>
+      </w:r>
+      <w:r>
+        <w:rPr>
+          <w:sz w:val="20"/>
+        </w:rPr>
+        <w:t xml:space="preserve">, which reduced duplicated </w:t>
+      </w:r>
+      <w:r>
+        <w:rPr>
+          <w:rStyle w:val="Strong"/>
+          <w:sz w:val="20"/>
+        </w:rPr>
+        <w:t>UI logic</w:t>
+      </w:r>
+      <w:r>
+        <w:rPr>
+          <w:sz w:val="20"/>
+        </w:rPr>
+        <w:t xml:space="preserve"> by </w:t>
+      </w:r>
+      <w:r>
+        <w:rPr>
+          <w:rStyle w:val="Strong"/>
+          <w:sz w:val="20"/>
+        </w:rPr>
+        <w:t>32%</w:t>
+      </w:r>
+      <w:r>
+        <w:rPr>
+          <w:sz w:val="20"/>
+        </w:rPr>
+        <w:t xml:space="preserve"> and made new product screens faster to implement with more consistent behavior across modules.</w:t>
       </w:r>
     </w:p>
     <w:p>
@@ -594,65 +1174,83 @@
         <w:pStyle w:val="NormalWeb"/>
         <w:numPr>
           <w:ilvl w:val="0"/>
-          <w:numId w:val="3"/>
+          <w:numId w:val="24"/>
         </w:numPr>
         <w:jc w:val="both"/>
         <w:rPr>
-          <w:rFonts w:ascii="Arial" w:hAnsi="Arial" w:cs="Arial"/>
-          <w:sz w:val="18"/>
-        </w:rPr>
-      </w:pPr>
-      <w:r>
-        <w:rPr>
-          <w:rFonts w:ascii="Arial" w:hAnsi="Arial" w:cs="Arial"/>
-          <w:sz w:val="18"/>
-        </w:rPr>
-        <w:t xml:space="preserve">Built </w:t>
-      </w:r>
-      <w:r>
-        <w:rPr>
-          <w:rStyle w:val="Strong"/>
-          <w:rFonts w:ascii="Arial" w:hAnsi="Arial" w:cs="Arial"/>
-          <w:sz w:val="18"/>
-        </w:rPr>
-        <w:t>Node.js</w:t>
-      </w:r>
-      <w:r>
-        <w:rPr>
-          <w:rFonts w:ascii="Arial" w:hAnsi="Arial" w:cs="Arial"/>
-          <w:sz w:val="18"/>
-        </w:rPr>
-        <w:t xml:space="preserve"> services (Express/</w:t>
-      </w:r>
-      <w:r>
-        <w:rPr>
-          <w:rStyle w:val="Strong"/>
-          <w:rFonts w:ascii="Arial" w:hAnsi="Arial" w:cs="Arial"/>
-          <w:sz w:val="18"/>
-        </w:rPr>
-        <w:t>NestJS</w:t>
-      </w:r>
-      <w:r>
-        <w:rPr>
-          <w:rFonts w:ascii="Arial" w:hAnsi="Arial" w:cs="Arial"/>
-          <w:sz w:val="18"/>
-        </w:rPr>
-        <w:t xml:space="preserve">) with consistent </w:t>
-      </w:r>
-      <w:r>
-        <w:rPr>
-          <w:rStyle w:val="Strong"/>
-          <w:rFonts w:ascii="Arial" w:hAnsi="Arial" w:cs="Arial"/>
-          <w:sz w:val="18"/>
-        </w:rPr>
-        <w:t>REST</w:t>
-      </w:r>
-      <w:r>
-        <w:rPr>
-          <w:rFonts w:ascii="Arial" w:hAnsi="Arial" w:cs="Arial"/>
-          <w:sz w:val="18"/>
-        </w:rPr>
-        <w:t xml:space="preserve"> contracts for filtering, pagination, and error semantics to stabilize client integrations.</w:t>
+          <w:sz w:val="20"/>
+        </w:rPr>
+      </w:pPr>
+      <w:r>
+        <w:rPr>
+          <w:sz w:val="20"/>
+        </w:rPr>
+        <w:t xml:space="preserve">Designed and maintained </w:t>
+      </w:r>
+      <w:r>
+        <w:rPr>
+          <w:rStyle w:val="Strong"/>
+          <w:sz w:val="20"/>
+        </w:rPr>
+        <w:t>Node.js 16–20 API services</w:t>
+      </w:r>
+      <w:r>
+        <w:rPr>
+          <w:sz w:val="20"/>
+        </w:rPr>
+        <w:t xml:space="preserve"> with clearer </w:t>
+      </w:r>
+      <w:r>
+        <w:rPr>
+          <w:rStyle w:val="Strong"/>
+          <w:sz w:val="20"/>
+        </w:rPr>
+        <w:t>controller-to-service boundaries</w:t>
+      </w:r>
+      <w:r>
+        <w:rPr>
+          <w:sz w:val="20"/>
+        </w:rPr>
+        <w:t xml:space="preserve">, improving </w:t>
+      </w:r>
+      <w:r>
+        <w:rPr>
+          <w:rStyle w:val="Strong"/>
+          <w:sz w:val="20"/>
+        </w:rPr>
+        <w:t>maintainability</w:t>
+      </w:r>
+      <w:r>
+        <w:rPr>
+          <w:sz w:val="20"/>
+        </w:rPr>
+        <w:t xml:space="preserve"> and reducing </w:t>
+      </w:r>
+      <w:r>
+        <w:rPr>
+          <w:rStyle w:val="Strong"/>
+          <w:sz w:val="20"/>
+        </w:rPr>
+        <w:t>issue resolution time</w:t>
+      </w:r>
+      <w:r>
+        <w:rPr>
+          <w:sz w:val="20"/>
+        </w:rPr>
+        <w:t xml:space="preserve"> by </w:t>
+      </w:r>
+      <w:r>
+        <w:rPr>
+          <w:rStyle w:val="Strong"/>
+          <w:sz w:val="20"/>
+        </w:rPr>
+        <w:t>27%</w:t>
+      </w:r>
+      <w:r>
+        <w:rPr>
+          <w:sz w:val="20"/>
+        </w:rPr>
+        <w:t xml:space="preserve"> during periods of rapid feature growth.</w:t>
       </w:r>
     </w:p>
     <w:p>
@@ -660,35 +1258,109 @@
         <w:pStyle w:val="NormalWeb"/>
         <w:numPr>
           <w:ilvl w:val="0"/>
-          <w:numId w:val="3"/>
+          <w:numId w:val="24"/>
         </w:numPr>
         <w:jc w:val="both"/>
         <w:rPr>
-          <w:rFonts w:ascii="Arial" w:hAnsi="Arial" w:cs="Arial"/>
-          <w:sz w:val="18"/>
-        </w:rPr>
-      </w:pPr>
-      <w:r>
-        <w:rPr>
-          <w:rFonts w:ascii="Arial" w:hAnsi="Arial" w:cs="Arial"/>
-          <w:sz w:val="18"/>
-        </w:rPr>
-        <w:t xml:space="preserve">Delivered selective </w:t>
-      </w:r>
-      <w:r>
-        <w:rPr>
-          <w:rStyle w:val="Strong"/>
-          <w:rFonts w:ascii="Arial" w:hAnsi="Arial" w:cs="Arial"/>
-          <w:sz w:val="18"/>
-        </w:rPr>
-        <w:t>GraphQL</w:t>
-      </w:r>
-      <w:r>
-        <w:rPr>
-          <w:rFonts w:ascii="Arial" w:hAnsi="Arial" w:cs="Arial"/>
-          <w:sz w:val="18"/>
-        </w:rPr>
-        <w:t xml:space="preserve"> aggregation for read-heavy screens, shaping payloads to reduce over-fetching and improve perceived responsiveness.</w:t>
+          <w:sz w:val="20"/>
+        </w:rPr>
+      </w:pPr>
+      <w:r>
+        <w:rPr>
+          <w:sz w:val="20"/>
+        </w:rPr>
+        <w:t xml:space="preserve">Resolved a recurring </w:t>
+      </w:r>
+      <w:r>
+        <w:rPr>
+          <w:rStyle w:val="Strong"/>
+          <w:sz w:val="20"/>
+        </w:rPr>
+        <w:t>production issue</w:t>
+      </w:r>
+      <w:r>
+        <w:rPr>
+          <w:sz w:val="20"/>
+        </w:rPr>
+        <w:t xml:space="preserve"> where large </w:t>
+      </w:r>
+      <w:r>
+        <w:rPr>
+          <w:rStyle w:val="Strong"/>
+          <w:sz w:val="20"/>
+        </w:rPr>
+        <w:t>dashboard requests</w:t>
+      </w:r>
+      <w:r>
+        <w:rPr>
+          <w:sz w:val="20"/>
+        </w:rPr>
+        <w:t xml:space="preserve"> timed out during peak usage by tracing slow </w:t>
+      </w:r>
+      <w:r>
+        <w:rPr>
+          <w:rStyle w:val="Strong"/>
+          <w:sz w:val="20"/>
+        </w:rPr>
+        <w:t>SQL</w:t>
+      </w:r>
+      <w:r>
+        <w:rPr>
+          <w:sz w:val="20"/>
+        </w:rPr>
+        <w:t xml:space="preserve"> paths, adding missing </w:t>
+      </w:r>
+      <w:r>
+        <w:rPr>
+          <w:rStyle w:val="Strong"/>
+          <w:sz w:val="20"/>
+        </w:rPr>
+        <w:t>indexes</w:t>
+      </w:r>
+      <w:r>
+        <w:rPr>
+          <w:sz w:val="20"/>
+        </w:rPr>
+        <w:t xml:space="preserve">, and introducing safer </w:t>
+      </w:r>
+      <w:r>
+        <w:rPr>
+          <w:rStyle w:val="Strong"/>
+          <w:sz w:val="20"/>
+        </w:rPr>
+        <w:t>pagination</w:t>
+      </w:r>
+      <w:r>
+        <w:rPr>
+          <w:sz w:val="20"/>
+        </w:rPr>
+        <w:t xml:space="preserve"> and </w:t>
+      </w:r>
+      <w:r>
+        <w:rPr>
+          <w:rStyle w:val="Strong"/>
+          <w:sz w:val="20"/>
+        </w:rPr>
+        <w:t>response shaping</w:t>
+      </w:r>
+      <w:r>
+        <w:rPr>
+          <w:sz w:val="20"/>
+        </w:rPr>
+        <w:t xml:space="preserve"> that improved endpoint response stability by </w:t>
+      </w:r>
+      <w:r>
+        <w:rPr>
+          <w:rStyle w:val="Strong"/>
+          <w:sz w:val="20"/>
+        </w:rPr>
+        <w:t>41%</w:t>
+      </w:r>
+      <w:r>
+        <w:rPr>
+          <w:sz w:val="20"/>
+        </w:rPr>
+        <w:t>.</w:t>
       </w:r>
     </w:p>
     <w:p>
@@ -696,65 +1368,96 @@
         <w:pStyle w:val="NormalWeb"/>
         <w:numPr>
           <w:ilvl w:val="0"/>
-          <w:numId w:val="3"/>
+          <w:numId w:val="24"/>
         </w:numPr>
         <w:jc w:val="both"/>
         <w:rPr>
-          <w:rFonts w:ascii="Arial" w:hAnsi="Arial" w:cs="Arial"/>
-          <w:sz w:val="18"/>
-        </w:rPr>
-      </w:pPr>
-      <w:r>
-        <w:rPr>
-          <w:rFonts w:ascii="Arial" w:hAnsi="Arial" w:cs="Arial"/>
-          <w:sz w:val="18"/>
-        </w:rPr>
-        <w:t xml:space="preserve">Tuned data access across </w:t>
-      </w:r>
-      <w:r>
-        <w:rPr>
-          <w:rStyle w:val="Strong"/>
-          <w:rFonts w:ascii="Arial" w:hAnsi="Arial" w:cs="Arial"/>
-          <w:sz w:val="18"/>
-        </w:rPr>
-        <w:t>PostgreSQL</w:t>
-      </w:r>
-      <w:r>
-        <w:rPr>
-          <w:rFonts w:ascii="Arial" w:hAnsi="Arial" w:cs="Arial"/>
-          <w:sz w:val="18"/>
-        </w:rPr>
-        <w:t xml:space="preserve">, </w:t>
-      </w:r>
-      <w:r>
-        <w:rPr>
-          <w:rStyle w:val="Strong"/>
-          <w:rFonts w:ascii="Arial" w:hAnsi="Arial" w:cs="Arial"/>
-          <w:sz w:val="18"/>
-        </w:rPr>
-        <w:t>MySQL</w:t>
-      </w:r>
-      <w:r>
-        <w:rPr>
-          <w:rFonts w:ascii="Arial" w:hAnsi="Arial" w:cs="Arial"/>
-          <w:sz w:val="18"/>
-        </w:rPr>
-        <w:t xml:space="preserve">, and </w:t>
-      </w:r>
-      <w:r>
-        <w:rPr>
-          <w:rStyle w:val="Strong"/>
-          <w:rFonts w:ascii="Arial" w:hAnsi="Arial" w:cs="Arial"/>
-          <w:sz w:val="18"/>
-        </w:rPr>
-        <w:t>SQL Server</w:t>
-      </w:r>
-      <w:r>
-        <w:rPr>
-          <w:rFonts w:ascii="Arial" w:hAnsi="Arial" w:cs="Arial"/>
-          <w:sz w:val="18"/>
-        </w:rPr>
-        <w:t xml:space="preserve"> using targeted indexes, query rewrites, and connection pooling to cut p95 latency on hot endpoints.</w:t>
+          <w:sz w:val="20"/>
+        </w:rPr>
+      </w:pPr>
+      <w:r>
+        <w:rPr>
+          <w:sz w:val="20"/>
+        </w:rPr>
+        <w:t xml:space="preserve">Implemented a new </w:t>
+      </w:r>
+      <w:r>
+        <w:rPr>
+          <w:rStyle w:val="Strong"/>
+          <w:sz w:val="20"/>
+        </w:rPr>
+        <w:t>role-based access control</w:t>
+      </w:r>
+      <w:r>
+        <w:rPr>
+          <w:sz w:val="20"/>
+        </w:rPr>
+        <w:t xml:space="preserve"> model across both </w:t>
+      </w:r>
+      <w:r>
+        <w:rPr>
+          <w:rStyle w:val="Strong"/>
+          <w:sz w:val="20"/>
+        </w:rPr>
+        <w:t>backend</w:t>
+      </w:r>
+      <w:r>
+        <w:rPr>
+          <w:sz w:val="20"/>
+        </w:rPr>
+        <w:t xml:space="preserve"> and </w:t>
+      </w:r>
+      <w:r>
+        <w:rPr>
+          <w:rStyle w:val="Strong"/>
+          <w:sz w:val="20"/>
+        </w:rPr>
+        <w:t>frontend</w:t>
+      </w:r>
+      <w:r>
+        <w:rPr>
+          <w:sz w:val="20"/>
+        </w:rPr>
+        <w:t xml:space="preserve"> layers, preventing unauthorized actions in </w:t>
+      </w:r>
+      <w:r>
+        <w:rPr>
+          <w:rStyle w:val="Strong"/>
+          <w:sz w:val="20"/>
+        </w:rPr>
+        <w:t>administrative workflows</w:t>
+      </w:r>
+      <w:r>
+        <w:rPr>
+          <w:sz w:val="20"/>
+        </w:rPr>
+        <w:t xml:space="preserve"> and reducing </w:t>
+      </w:r>
+      <w:r>
+        <w:rPr>
+          <w:rStyle w:val="Strong"/>
+          <w:sz w:val="20"/>
+        </w:rPr>
+        <w:t>permission-related support escalations</w:t>
+      </w:r>
+      <w:r>
+        <w:rPr>
+          <w:sz w:val="20"/>
+        </w:rPr>
+        <w:t xml:space="preserve"> by </w:t>
+      </w:r>
+      <w:r>
+        <w:rPr>
+          <w:rStyle w:val="Strong"/>
+          <w:sz w:val="20"/>
+        </w:rPr>
+        <w:t>24%</w:t>
+      </w:r>
+      <w:r>
+        <w:rPr>
+          <w:sz w:val="20"/>
+        </w:rPr>
+        <w:t>.</w:t>
       </w:r>
     </w:p>
     <w:p>
@@ -762,50 +1465,70 @@
         <w:pStyle w:val="NormalWeb"/>
         <w:numPr>
           <w:ilvl w:val="0"/>
-          <w:numId w:val="3"/>
+          <w:numId w:val="24"/>
         </w:numPr>
         <w:jc w:val="both"/>
         <w:rPr>
-          <w:rFonts w:ascii="Arial" w:hAnsi="Arial" w:cs="Arial"/>
-          <w:sz w:val="18"/>
-        </w:rPr>
-      </w:pPr>
-      <w:r>
-        <w:rPr>
-          <w:rFonts w:ascii="Arial" w:hAnsi="Arial" w:cs="Arial"/>
-          <w:sz w:val="18"/>
-        </w:rPr>
-        <w:t xml:space="preserve">Applied caching strategies using </w:t>
-      </w:r>
-      <w:r>
-        <w:rPr>
-          <w:rStyle w:val="Strong"/>
-          <w:rFonts w:ascii="Arial" w:hAnsi="Arial" w:cs="Arial"/>
-          <w:sz w:val="18"/>
-        </w:rPr>
-        <w:t>Redis</w:t>
-      </w:r>
-      <w:r>
-        <w:rPr>
-          <w:rFonts w:ascii="Arial" w:hAnsi="Arial" w:cs="Arial"/>
-          <w:sz w:val="18"/>
-        </w:rPr>
-        <w:t xml:space="preserve"> and </w:t>
-      </w:r>
-      <w:r>
-        <w:rPr>
-          <w:rStyle w:val="Strong"/>
-          <w:rFonts w:ascii="Arial" w:hAnsi="Arial" w:cs="Arial"/>
-          <w:sz w:val="18"/>
-        </w:rPr>
-        <w:t>ElastiCache</w:t>
-      </w:r>
-      <w:r>
-        <w:rPr>
-          <w:rFonts w:ascii="Arial" w:hAnsi="Arial" w:cs="Arial"/>
-          <w:sz w:val="18"/>
-        </w:rPr>
-        <w:t>, with explicit cache keys and measured TTLs to protect correctness while reducing database pressure.</w:t>
+          <w:sz w:val="20"/>
+        </w:rPr>
+      </w:pPr>
+      <w:r>
+        <w:rPr>
+          <w:sz w:val="20"/>
+        </w:rPr>
+        <w:t xml:space="preserve">Stabilized a difficult </w:t>
+      </w:r>
+      <w:r>
+        <w:rPr>
+          <w:rStyle w:val="Strong"/>
+          <w:sz w:val="20"/>
+        </w:rPr>
+        <w:t>export defect</w:t>
+      </w:r>
+      <w:r>
+        <w:rPr>
+          <w:sz w:val="20"/>
+        </w:rPr>
+        <w:t xml:space="preserve"> where large result sets produced incomplete files by replacing memory-heavy generation logic with </w:t>
+      </w:r>
+      <w:r>
+        <w:rPr>
+          <w:rStyle w:val="Strong"/>
+          <w:sz w:val="20"/>
+        </w:rPr>
+        <w:t>streamed processing</w:t>
+      </w:r>
+      <w:r>
+        <w:rPr>
+          <w:sz w:val="20"/>
+        </w:rPr>
+        <w:t xml:space="preserve">, improving </w:t>
+      </w:r>
+      <w:r>
+        <w:rPr>
+          <w:rStyle w:val="Strong"/>
+          <w:sz w:val="20"/>
+        </w:rPr>
+        <w:t>export reliability</w:t>
+      </w:r>
+      <w:r>
+        <w:rPr>
+          <w:sz w:val="20"/>
+        </w:rPr>
+        <w:t xml:space="preserve"> by </w:t>
+      </w:r>
+      <w:r>
+        <w:rPr>
+          <w:rStyle w:val="Strong"/>
+          <w:sz w:val="20"/>
+        </w:rPr>
+        <w:t>38%</w:t>
+      </w:r>
+      <w:r>
+        <w:rPr>
+          <w:sz w:val="20"/>
+        </w:rPr>
+        <w:t xml:space="preserve"> for reporting-heavy business users.</w:t>
       </w:r>
     </w:p>
     <w:p>
@@ -813,65 +1536,118 @@
         <w:pStyle w:val="NormalWeb"/>
         <w:numPr>
           <w:ilvl w:val="0"/>
-          <w:numId w:val="3"/>
+          <w:numId w:val="24"/>
         </w:numPr>
         <w:jc w:val="both"/>
         <w:rPr>
-          <w:rFonts w:ascii="Arial" w:hAnsi="Arial" w:cs="Arial"/>
-          <w:sz w:val="18"/>
-        </w:rPr>
-      </w:pPr>
-      <w:r>
-        <w:rPr>
-          <w:rFonts w:ascii="Arial" w:hAnsi="Arial" w:cs="Arial"/>
-          <w:sz w:val="18"/>
-        </w:rPr>
-        <w:t xml:space="preserve">Built event-driven workflows for notifications and exports using </w:t>
-      </w:r>
-      <w:r>
-        <w:rPr>
-          <w:rStyle w:val="Strong"/>
-          <w:rFonts w:ascii="Arial" w:hAnsi="Arial" w:cs="Arial"/>
-          <w:sz w:val="18"/>
-        </w:rPr>
-        <w:t>AWS SQS/SNS</w:t>
-      </w:r>
-      <w:r>
-        <w:rPr>
-          <w:rFonts w:ascii="Arial" w:hAnsi="Arial" w:cs="Arial"/>
-          <w:sz w:val="18"/>
-        </w:rPr>
-        <w:t xml:space="preserve">, </w:t>
-      </w:r>
-      <w:r>
-        <w:rPr>
-          <w:rStyle w:val="Strong"/>
-          <w:rFonts w:ascii="Arial" w:hAnsi="Arial" w:cs="Arial"/>
-          <w:sz w:val="18"/>
-        </w:rPr>
-        <w:t>Kafka</w:t>
-      </w:r>
-      <w:r>
-        <w:rPr>
-          <w:rFonts w:ascii="Arial" w:hAnsi="Arial" w:cs="Arial"/>
-          <w:sz w:val="18"/>
-        </w:rPr>
-        <w:t xml:space="preserve">, and </w:t>
-      </w:r>
-      <w:r>
-        <w:rPr>
-          <w:rStyle w:val="Strong"/>
-          <w:rFonts w:ascii="Arial" w:hAnsi="Arial" w:cs="Arial"/>
-          <w:sz w:val="18"/>
-        </w:rPr>
-        <w:t>RabbitMQ</w:t>
-      </w:r>
-      <w:r>
-        <w:rPr>
-          <w:rFonts w:ascii="Arial" w:hAnsi="Arial" w:cs="Arial"/>
-          <w:sz w:val="18"/>
-        </w:rPr>
-        <w:t>, adding idempotent consumers, retries, and DLQs.</w:t>
+          <w:sz w:val="20"/>
+        </w:rPr>
+      </w:pPr>
+      <w:r>
+        <w:rPr>
+          <w:sz w:val="20"/>
+        </w:rPr>
+        <w:t xml:space="preserve">Delivered a staged </w:t>
+      </w:r>
+      <w:r>
+        <w:rPr>
+          <w:rStyle w:val="Strong"/>
+          <w:sz w:val="20"/>
+        </w:rPr>
+        <w:t>modernization effort</w:t>
+      </w:r>
+      <w:r>
+        <w:rPr>
+          <w:sz w:val="20"/>
+        </w:rPr>
+        <w:t xml:space="preserve"> that moved older </w:t>
+      </w:r>
+      <w:r>
+        <w:rPr>
+          <w:rStyle w:val="Strong"/>
+          <w:sz w:val="20"/>
+        </w:rPr>
+        <w:t>React class-based modules</w:t>
+      </w:r>
+      <w:r>
+        <w:rPr>
+          <w:sz w:val="20"/>
+        </w:rPr>
+        <w:t xml:space="preserve"> into more maintainable </w:t>
+      </w:r>
+      <w:r>
+        <w:rPr>
+          <w:rStyle w:val="Strong"/>
+          <w:sz w:val="20"/>
+        </w:rPr>
+        <w:t>functional components</w:t>
+      </w:r>
+      <w:r>
+        <w:rPr>
+          <w:sz w:val="20"/>
+        </w:rPr>
+        <w:t xml:space="preserve"> with </w:t>
+      </w:r>
+      <w:r>
+        <w:rPr>
+          <w:rStyle w:val="Strong"/>
+          <w:sz w:val="20"/>
+        </w:rPr>
+        <w:t>hooks</w:t>
+      </w:r>
+      <w:r>
+        <w:rPr>
+          <w:sz w:val="20"/>
+        </w:rPr>
+        <w:t xml:space="preserve"> in </w:t>
+      </w:r>
+      <w:proofErr w:type="gramStart"/>
+      <w:r>
+        <w:rPr>
+          <w:rStyle w:val="Strong"/>
+          <w:sz w:val="20"/>
+        </w:rPr>
+        <w:t>React</w:t>
+      </w:r>
+      <w:proofErr w:type="gramEnd"/>
+      <w:r>
+        <w:rPr>
+          <w:rStyle w:val="Strong"/>
+          <w:sz w:val="20"/>
+        </w:rPr>
+        <w:t xml:space="preserve"> 17–18</w:t>
+      </w:r>
+      <w:r>
+        <w:rPr>
+          <w:sz w:val="20"/>
+        </w:rPr>
+        <w:t xml:space="preserve">, reducing </w:t>
+      </w:r>
+      <w:r>
+        <w:rPr>
+          <w:rStyle w:val="Strong"/>
+          <w:sz w:val="20"/>
+        </w:rPr>
+        <w:t>component complexity</w:t>
+      </w:r>
+      <w:r>
+        <w:rPr>
+          <w:sz w:val="20"/>
+        </w:rPr>
+        <w:t xml:space="preserve"> and improving shared </w:t>
+      </w:r>
+      <w:r>
+        <w:rPr>
+          <w:rStyle w:val="Strong"/>
+          <w:sz w:val="20"/>
+        </w:rPr>
+        <w:t>state coordination</w:t>
+      </w:r>
+      <w:r>
+        <w:rPr>
+          <w:sz w:val="20"/>
+        </w:rPr>
+        <w:t xml:space="preserve"> across screens.</w:t>
       </w:r>
     </w:p>
     <w:p>
@@ -879,50 +1655,70 @@
         <w:pStyle w:val="NormalWeb"/>
         <w:numPr>
           <w:ilvl w:val="0"/>
-          <w:numId w:val="3"/>
+          <w:numId w:val="24"/>
         </w:numPr>
         <w:jc w:val="both"/>
         <w:rPr>
-          <w:rFonts w:ascii="Arial" w:hAnsi="Arial" w:cs="Arial"/>
-          <w:sz w:val="18"/>
-        </w:rPr>
-      </w:pPr>
-      <w:r>
-        <w:rPr>
-          <w:rFonts w:ascii="Arial" w:hAnsi="Arial" w:cs="Arial"/>
-          <w:sz w:val="18"/>
-        </w:rPr>
-        <w:t xml:space="preserve">Implemented search indexing and query optimization using </w:t>
-      </w:r>
-      <w:r>
-        <w:rPr>
-          <w:rStyle w:val="Strong"/>
-          <w:rFonts w:ascii="Arial" w:hAnsi="Arial" w:cs="Arial"/>
-          <w:sz w:val="18"/>
-        </w:rPr>
-        <w:t>Elasticsearch</w:t>
-      </w:r>
-      <w:r>
-        <w:rPr>
-          <w:rFonts w:ascii="Arial" w:hAnsi="Arial" w:cs="Arial"/>
-          <w:sz w:val="18"/>
-        </w:rPr>
-        <w:t xml:space="preserve"> and </w:t>
-      </w:r>
-      <w:r>
-        <w:rPr>
-          <w:rStyle w:val="Strong"/>
-          <w:rFonts w:ascii="Arial" w:hAnsi="Arial" w:cs="Arial"/>
-          <w:sz w:val="18"/>
-        </w:rPr>
-        <w:t>OpenSearch</w:t>
-      </w:r>
-      <w:r>
-        <w:rPr>
-          <w:rFonts w:ascii="Arial" w:hAnsi="Arial" w:cs="Arial"/>
-          <w:sz w:val="18"/>
-        </w:rPr>
-        <w:t xml:space="preserve"> to improve record discoverability and reduce support investigation time.</w:t>
+          <w:sz w:val="20"/>
+        </w:rPr>
+      </w:pPr>
+      <w:r>
+        <w:rPr>
+          <w:sz w:val="20"/>
+        </w:rPr>
+        <w:t xml:space="preserve">Introduced better </w:t>
+      </w:r>
+      <w:r>
+        <w:rPr>
+          <w:rStyle w:val="Strong"/>
+          <w:sz w:val="20"/>
+        </w:rPr>
+        <w:t>API error contracts</w:t>
+      </w:r>
+      <w:r>
+        <w:rPr>
+          <w:sz w:val="20"/>
+        </w:rPr>
+        <w:t xml:space="preserve"> and user-facing </w:t>
+      </w:r>
+      <w:r>
+        <w:rPr>
+          <w:rStyle w:val="Strong"/>
+          <w:sz w:val="20"/>
+        </w:rPr>
+        <w:t>recovery states</w:t>
+      </w:r>
+      <w:r>
+        <w:rPr>
+          <w:sz w:val="20"/>
+        </w:rPr>
+        <w:t xml:space="preserve"> after repeated support issues caused by inconsistent </w:t>
+      </w:r>
+      <w:r>
+        <w:rPr>
+          <w:rStyle w:val="Strong"/>
+          <w:sz w:val="20"/>
+        </w:rPr>
+        <w:t>backend validation responses</w:t>
+      </w:r>
+      <w:r>
+        <w:rPr>
+          <w:sz w:val="20"/>
+        </w:rPr>
+        <w:t xml:space="preserve"> and weak </w:t>
+      </w:r>
+      <w:r>
+        <w:rPr>
+          <w:rStyle w:val="Strong"/>
+          <w:sz w:val="20"/>
+        </w:rPr>
+        <w:t>edge-case messaging</w:t>
+      </w:r>
+      <w:r>
+        <w:rPr>
+          <w:sz w:val="20"/>
+        </w:rPr>
+        <w:t xml:space="preserve"> in critical forms.</w:t>
       </w:r>
     </w:p>
     <w:p>
@@ -930,50 +1726,118 @@
         <w:pStyle w:val="NormalWeb"/>
         <w:numPr>
           <w:ilvl w:val="0"/>
-          <w:numId w:val="3"/>
+          <w:numId w:val="24"/>
         </w:numPr>
         <w:jc w:val="both"/>
         <w:rPr>
-          <w:rFonts w:ascii="Arial" w:hAnsi="Arial" w:cs="Arial"/>
-          <w:sz w:val="18"/>
-        </w:rPr>
-      </w:pPr>
-      <w:r>
-        <w:rPr>
-          <w:rFonts w:ascii="Arial" w:hAnsi="Arial" w:cs="Arial"/>
-          <w:sz w:val="18"/>
-        </w:rPr>
-        <w:t xml:space="preserve">Integrated analytics pipelines with </w:t>
-      </w:r>
-      <w:r>
-        <w:rPr>
-          <w:rStyle w:val="Strong"/>
-          <w:rFonts w:ascii="Arial" w:hAnsi="Arial" w:cs="Arial"/>
-          <w:sz w:val="18"/>
-        </w:rPr>
-        <w:t>Redshift</w:t>
-      </w:r>
-      <w:r>
-        <w:rPr>
-          <w:rFonts w:ascii="Arial" w:hAnsi="Arial" w:cs="Arial"/>
-          <w:sz w:val="18"/>
-        </w:rPr>
-        <w:t xml:space="preserve"> and </w:t>
-      </w:r>
-      <w:r>
-        <w:rPr>
-          <w:rStyle w:val="Strong"/>
-          <w:rFonts w:ascii="Arial" w:hAnsi="Arial" w:cs="Arial"/>
-          <w:sz w:val="18"/>
-        </w:rPr>
-        <w:t>BigQuery</w:t>
-      </w:r>
-      <w:r>
-        <w:rPr>
-          <w:rFonts w:ascii="Arial" w:hAnsi="Arial" w:cs="Arial"/>
-          <w:sz w:val="18"/>
-        </w:rPr>
-        <w:t xml:space="preserve"> exposure via event streams, enabling product metrics without coupling OLTP workloads to reporting.</w:t>
+          <w:sz w:val="20"/>
+        </w:rPr>
+      </w:pPr>
+      <w:r>
+        <w:rPr>
+          <w:sz w:val="20"/>
+        </w:rPr>
+        <w:t xml:space="preserve">Built secure </w:t>
+      </w:r>
+      <w:r>
+        <w:rPr>
+          <w:rStyle w:val="Strong"/>
+          <w:sz w:val="20"/>
+        </w:rPr>
+        <w:t>integration flows</w:t>
+      </w:r>
+      <w:r>
+        <w:rPr>
+          <w:sz w:val="20"/>
+        </w:rPr>
+        <w:t xml:space="preserve"> for </w:t>
+      </w:r>
+      <w:r>
+        <w:rPr>
+          <w:rStyle w:val="Strong"/>
+          <w:sz w:val="20"/>
+        </w:rPr>
+        <w:t>third-party services</w:t>
+      </w:r>
+      <w:r>
+        <w:rPr>
+          <w:sz w:val="20"/>
+        </w:rPr>
+        <w:t xml:space="preserve"> and internal </w:t>
+      </w:r>
+      <w:r>
+        <w:rPr>
+          <w:rStyle w:val="Strong"/>
+          <w:sz w:val="20"/>
+        </w:rPr>
+        <w:t>admin tooling</w:t>
+      </w:r>
+      <w:r>
+        <w:rPr>
+          <w:sz w:val="20"/>
+        </w:rPr>
+        <w:t xml:space="preserve">, including </w:t>
+      </w:r>
+      <w:r>
+        <w:rPr>
+          <w:rStyle w:val="Strong"/>
+          <w:sz w:val="20"/>
+        </w:rPr>
+        <w:t>token-aware request handling</w:t>
+      </w:r>
+      <w:r>
+        <w:rPr>
+          <w:sz w:val="20"/>
+        </w:rPr>
+        <w:t xml:space="preserve">, </w:t>
+      </w:r>
+      <w:proofErr w:type="spellStart"/>
+      <w:r>
+        <w:rPr>
+          <w:rStyle w:val="Strong"/>
+          <w:sz w:val="20"/>
+        </w:rPr>
+        <w:t>webhook</w:t>
+      </w:r>
+      <w:proofErr w:type="spellEnd"/>
+      <w:r>
+        <w:rPr>
+          <w:rStyle w:val="Strong"/>
+          <w:sz w:val="20"/>
+        </w:rPr>
+        <w:t xml:space="preserve"> verification</w:t>
+      </w:r>
+      <w:r>
+        <w:rPr>
+          <w:sz w:val="20"/>
+        </w:rPr>
+        <w:t xml:space="preserve">, </w:t>
+      </w:r>
+      <w:r>
+        <w:rPr>
+          <w:rStyle w:val="Strong"/>
+          <w:sz w:val="20"/>
+        </w:rPr>
+        <w:t>retry-safe processing</w:t>
+      </w:r>
+      <w:r>
+        <w:rPr>
+          <w:sz w:val="20"/>
+        </w:rPr>
+        <w:t xml:space="preserve">, and </w:t>
+      </w:r>
+      <w:r>
+        <w:rPr>
+          <w:rStyle w:val="Strong"/>
+          <w:sz w:val="20"/>
+        </w:rPr>
+        <w:t>failure logging</w:t>
+      </w:r>
+      <w:r>
+        <w:rPr>
+          <w:sz w:val="20"/>
+        </w:rPr>
+        <w:t xml:space="preserve"> for easier operational follow-up.</w:t>
       </w:r>
     </w:p>
     <w:p>
@@ -981,200 +1845,70 @@
         <w:pStyle w:val="NormalWeb"/>
         <w:numPr>
           <w:ilvl w:val="0"/>
-          <w:numId w:val="3"/>
+          <w:numId w:val="24"/>
         </w:numPr>
         <w:jc w:val="both"/>
         <w:rPr>
-          <w:rFonts w:ascii="Arial" w:hAnsi="Arial" w:cs="Arial"/>
-          <w:sz w:val="18"/>
-        </w:rPr>
-      </w:pPr>
-      <w:r>
-        <w:rPr>
-          <w:rFonts w:ascii="Arial" w:hAnsi="Arial" w:cs="Arial"/>
-          <w:sz w:val="18"/>
-        </w:rPr>
-        <w:t xml:space="preserve">Owned core AWS infrastructure using </w:t>
-      </w:r>
-      <w:r>
-        <w:rPr>
-          <w:rStyle w:val="Strong"/>
-          <w:rFonts w:ascii="Arial" w:hAnsi="Arial" w:cs="Arial"/>
-          <w:sz w:val="18"/>
-        </w:rPr>
-        <w:t>EKS</w:t>
-      </w:r>
-      <w:r>
-        <w:rPr>
-          <w:rFonts w:ascii="Arial" w:hAnsi="Arial" w:cs="Arial"/>
-          <w:sz w:val="18"/>
-        </w:rPr>
-        <w:t xml:space="preserve">, </w:t>
-      </w:r>
-      <w:r>
-        <w:rPr>
-          <w:rStyle w:val="Strong"/>
-          <w:rFonts w:ascii="Arial" w:hAnsi="Arial" w:cs="Arial"/>
-          <w:sz w:val="18"/>
-        </w:rPr>
-        <w:t>ECS</w:t>
-      </w:r>
-      <w:r>
-        <w:rPr>
-          <w:rFonts w:ascii="Arial" w:hAnsi="Arial" w:cs="Arial"/>
-          <w:sz w:val="18"/>
-        </w:rPr>
-        <w:t xml:space="preserve">, </w:t>
-      </w:r>
-      <w:r>
-        <w:rPr>
-          <w:rStyle w:val="Strong"/>
-          <w:rFonts w:ascii="Arial" w:hAnsi="Arial" w:cs="Arial"/>
-          <w:sz w:val="18"/>
-        </w:rPr>
-        <w:t>EC2</w:t>
-      </w:r>
-      <w:r>
-        <w:rPr>
-          <w:rFonts w:ascii="Arial" w:hAnsi="Arial" w:cs="Arial"/>
-          <w:sz w:val="18"/>
-        </w:rPr>
-        <w:t xml:space="preserve">, </w:t>
-      </w:r>
-      <w:r>
-        <w:rPr>
-          <w:rStyle w:val="Strong"/>
-          <w:rFonts w:ascii="Arial" w:hAnsi="Arial" w:cs="Arial"/>
-          <w:sz w:val="18"/>
-        </w:rPr>
-        <w:t>Lambda</w:t>
-      </w:r>
-      <w:r>
-        <w:rPr>
-          <w:rFonts w:ascii="Arial" w:hAnsi="Arial" w:cs="Arial"/>
-          <w:sz w:val="18"/>
-        </w:rPr>
-        <w:t xml:space="preserve">, </w:t>
-      </w:r>
-      <w:r>
-        <w:rPr>
-          <w:rStyle w:val="Strong"/>
-          <w:rFonts w:ascii="Arial" w:hAnsi="Arial" w:cs="Arial"/>
-          <w:sz w:val="18"/>
-        </w:rPr>
-        <w:t>API Gateway</w:t>
-      </w:r>
-      <w:r>
-        <w:rPr>
-          <w:rFonts w:ascii="Arial" w:hAnsi="Arial" w:cs="Arial"/>
-          <w:sz w:val="18"/>
-        </w:rPr>
-        <w:t xml:space="preserve">, </w:t>
-      </w:r>
-      <w:r>
-        <w:rPr>
-          <w:rStyle w:val="Strong"/>
-          <w:rFonts w:ascii="Arial" w:hAnsi="Arial" w:cs="Arial"/>
-          <w:sz w:val="18"/>
-        </w:rPr>
-        <w:t>S3</w:t>
-      </w:r>
-      <w:r>
-        <w:rPr>
-          <w:rFonts w:ascii="Arial" w:hAnsi="Arial" w:cs="Arial"/>
-          <w:sz w:val="18"/>
-        </w:rPr>
-        <w:t xml:space="preserve">, </w:t>
-      </w:r>
-      <w:r>
-        <w:rPr>
-          <w:rStyle w:val="Strong"/>
-          <w:rFonts w:ascii="Arial" w:hAnsi="Arial" w:cs="Arial"/>
-          <w:sz w:val="18"/>
-        </w:rPr>
-        <w:t>CloudFront</w:t>
-      </w:r>
-      <w:r>
-        <w:rPr>
-          <w:rFonts w:ascii="Arial" w:hAnsi="Arial" w:cs="Arial"/>
-          <w:sz w:val="18"/>
-        </w:rPr>
-        <w:t xml:space="preserve">, </w:t>
-      </w:r>
-      <w:r>
-        <w:rPr>
-          <w:rStyle w:val="Strong"/>
-          <w:rFonts w:ascii="Arial" w:hAnsi="Arial" w:cs="Arial"/>
-          <w:sz w:val="18"/>
-        </w:rPr>
-        <w:t>RDS</w:t>
-      </w:r>
-      <w:r>
-        <w:rPr>
-          <w:rFonts w:ascii="Arial" w:hAnsi="Arial" w:cs="Arial"/>
-          <w:sz w:val="18"/>
-        </w:rPr>
-        <w:t xml:space="preserve">, </w:t>
-      </w:r>
-      <w:r>
-        <w:rPr>
-          <w:rStyle w:val="Strong"/>
-          <w:rFonts w:ascii="Arial" w:hAnsi="Arial" w:cs="Arial"/>
-          <w:sz w:val="18"/>
-        </w:rPr>
-        <w:t>DynamoDB</w:t>
-      </w:r>
-      <w:r>
-        <w:rPr>
-          <w:rFonts w:ascii="Arial" w:hAnsi="Arial" w:cs="Arial"/>
-          <w:sz w:val="18"/>
-        </w:rPr>
-        <w:t xml:space="preserve">, </w:t>
-      </w:r>
-      <w:r>
-        <w:rPr>
-          <w:rStyle w:val="Strong"/>
-          <w:rFonts w:ascii="Arial" w:hAnsi="Arial" w:cs="Arial"/>
-          <w:sz w:val="18"/>
-        </w:rPr>
-        <w:t>EventBridge</w:t>
-      </w:r>
-      <w:r>
-        <w:rPr>
-          <w:rFonts w:ascii="Arial" w:hAnsi="Arial" w:cs="Arial"/>
-          <w:sz w:val="18"/>
-        </w:rPr>
-        <w:t xml:space="preserve">, </w:t>
-      </w:r>
-      <w:r>
-        <w:rPr>
-          <w:rStyle w:val="Strong"/>
-          <w:rFonts w:ascii="Arial" w:hAnsi="Arial" w:cs="Arial"/>
-          <w:sz w:val="18"/>
-        </w:rPr>
-        <w:t>Step Functions</w:t>
-      </w:r>
-      <w:r>
-        <w:rPr>
-          <w:rFonts w:ascii="Arial" w:hAnsi="Arial" w:cs="Arial"/>
-          <w:sz w:val="18"/>
-        </w:rPr>
-        <w:t xml:space="preserve">, and least-privilege </w:t>
-      </w:r>
-      <w:r>
-        <w:rPr>
-          <w:rStyle w:val="Strong"/>
-          <w:rFonts w:ascii="Arial" w:hAnsi="Arial" w:cs="Arial"/>
-          <w:sz w:val="18"/>
-        </w:rPr>
-        <w:t>IAM</w:t>
-      </w:r>
-      <w:r>
-        <w:rPr>
-          <w:rFonts w:ascii="Arial" w:hAnsi="Arial" w:cs="Arial"/>
-          <w:sz w:val="18"/>
-        </w:rPr>
-        <w:t>.</w:t>
+          <w:sz w:val="20"/>
+        </w:rPr>
+      </w:pPr>
+      <w:r>
+        <w:rPr>
+          <w:sz w:val="20"/>
+        </w:rPr>
+        <w:t xml:space="preserve">Investigated an intermittent </w:t>
+      </w:r>
+      <w:r>
+        <w:rPr>
+          <w:rStyle w:val="Strong"/>
+          <w:sz w:val="20"/>
+        </w:rPr>
+        <w:t>bug</w:t>
+      </w:r>
+      <w:r>
+        <w:rPr>
+          <w:sz w:val="20"/>
+        </w:rPr>
+        <w:t xml:space="preserve"> where users lost edits after </w:t>
+      </w:r>
+      <w:r>
+        <w:rPr>
+          <w:rStyle w:val="Strong"/>
+          <w:sz w:val="20"/>
+        </w:rPr>
+        <w:t>session refresh</w:t>
+      </w:r>
+      <w:r>
+        <w:rPr>
+          <w:sz w:val="20"/>
+        </w:rPr>
+        <w:t xml:space="preserve"> under certain navigation patterns, then improved </w:t>
+      </w:r>
+      <w:r>
+        <w:rPr>
+          <w:rStyle w:val="Strong"/>
+          <w:sz w:val="20"/>
+        </w:rPr>
+        <w:t>draft persistence</w:t>
+      </w:r>
+      <w:r>
+        <w:rPr>
+          <w:sz w:val="20"/>
+        </w:rPr>
+        <w:t xml:space="preserve"> and </w:t>
+      </w:r>
+      <w:r>
+        <w:rPr>
+          <w:rStyle w:val="Strong"/>
+          <w:sz w:val="20"/>
+        </w:rPr>
+        <w:t>recovery logic</w:t>
+      </w:r>
+      <w:r>
+        <w:rPr>
+          <w:sz w:val="20"/>
+        </w:rPr>
+        <w:t xml:space="preserve"> so partial work survived more reliably in daily usage.</w:t>
       </w:r>
     </w:p>
     <w:p>
@@ -1182,140 +1916,93 @@
         <w:pStyle w:val="NormalWeb"/>
         <w:numPr>
           <w:ilvl w:val="0"/>
-          <w:numId w:val="3"/>
+          <w:numId w:val="24"/>
         </w:numPr>
         <w:jc w:val="both"/>
         <w:rPr>
-          <w:rFonts w:ascii="Arial" w:hAnsi="Arial" w:cs="Arial"/>
-          <w:sz w:val="18"/>
-        </w:rPr>
-      </w:pPr>
-      <w:r>
-        <w:rPr>
-          <w:rFonts w:ascii="Arial" w:hAnsi="Arial" w:cs="Arial"/>
-          <w:sz w:val="18"/>
-        </w:rPr>
-        <w:t>Contributed to multi-cloud integrations spanning Azure (</w:t>
-      </w:r>
-      <w:r>
-        <w:rPr>
-          <w:rStyle w:val="Strong"/>
-          <w:rFonts w:ascii="Arial" w:hAnsi="Arial" w:cs="Arial"/>
-          <w:sz w:val="18"/>
-        </w:rPr>
-        <w:t>AKS</w:t>
-      </w:r>
-      <w:r>
-        <w:rPr>
-          <w:rFonts w:ascii="Arial" w:hAnsi="Arial" w:cs="Arial"/>
-          <w:sz w:val="18"/>
-        </w:rPr>
-        <w:t xml:space="preserve">, App Service, </w:t>
-      </w:r>
-      <w:r>
-        <w:rPr>
-          <w:rStyle w:val="Strong"/>
-          <w:rFonts w:ascii="Arial" w:hAnsi="Arial" w:cs="Arial"/>
-          <w:sz w:val="18"/>
-        </w:rPr>
-        <w:t>Azure SQL</w:t>
-      </w:r>
-      <w:r>
-        <w:rPr>
-          <w:rFonts w:ascii="Arial" w:hAnsi="Arial" w:cs="Arial"/>
-          <w:sz w:val="18"/>
-        </w:rPr>
-        <w:t xml:space="preserve">, </w:t>
-      </w:r>
-      <w:r>
-        <w:rPr>
-          <w:rStyle w:val="Strong"/>
-          <w:rFonts w:ascii="Arial" w:hAnsi="Arial" w:cs="Arial"/>
-          <w:sz w:val="18"/>
-        </w:rPr>
-        <w:t>Service Bus</w:t>
-      </w:r>
-      <w:r>
-        <w:rPr>
-          <w:rFonts w:ascii="Arial" w:hAnsi="Arial" w:cs="Arial"/>
-          <w:sz w:val="18"/>
-        </w:rPr>
-        <w:t xml:space="preserve">, </w:t>
-      </w:r>
-      <w:r>
-        <w:rPr>
-          <w:rStyle w:val="Strong"/>
-          <w:rFonts w:ascii="Arial" w:hAnsi="Arial" w:cs="Arial"/>
-          <w:sz w:val="18"/>
-        </w:rPr>
-        <w:t>Key Vault</w:t>
-      </w:r>
-      <w:r>
-        <w:rPr>
-          <w:rFonts w:ascii="Arial" w:hAnsi="Arial" w:cs="Arial"/>
-          <w:sz w:val="18"/>
-        </w:rPr>
-        <w:t xml:space="preserve">, </w:t>
-      </w:r>
-      <w:r>
-        <w:rPr>
-          <w:rStyle w:val="Strong"/>
-          <w:rFonts w:ascii="Arial" w:hAnsi="Arial" w:cs="Arial"/>
-          <w:sz w:val="18"/>
-        </w:rPr>
-        <w:t>Application Insights</w:t>
-      </w:r>
-      <w:r>
-        <w:rPr>
-          <w:rFonts w:ascii="Arial" w:hAnsi="Arial" w:cs="Arial"/>
-          <w:sz w:val="18"/>
-        </w:rPr>
-        <w:t>) and GCP (</w:t>
-      </w:r>
-      <w:r>
-        <w:rPr>
-          <w:rStyle w:val="Strong"/>
-          <w:rFonts w:ascii="Arial" w:hAnsi="Arial" w:cs="Arial"/>
-          <w:sz w:val="18"/>
-        </w:rPr>
-        <w:t>GKE</w:t>
-      </w:r>
-      <w:r>
-        <w:rPr>
-          <w:rFonts w:ascii="Arial" w:hAnsi="Arial" w:cs="Arial"/>
-          <w:sz w:val="18"/>
-        </w:rPr>
-        <w:t xml:space="preserve">, Cloud Run, </w:t>
-      </w:r>
-      <w:r>
-        <w:rPr>
-          <w:rStyle w:val="Strong"/>
-          <w:rFonts w:ascii="Arial" w:hAnsi="Arial" w:cs="Arial"/>
-          <w:sz w:val="18"/>
-        </w:rPr>
-        <w:t>Pub/Sub</w:t>
-      </w:r>
-      <w:r>
-        <w:rPr>
-          <w:rFonts w:ascii="Arial" w:hAnsi="Arial" w:cs="Arial"/>
-          <w:sz w:val="18"/>
-        </w:rPr>
-        <w:t xml:space="preserve">, Cloud Storage, </w:t>
-      </w:r>
-      <w:r>
-        <w:rPr>
-          <w:rStyle w:val="Strong"/>
-          <w:rFonts w:ascii="Arial" w:hAnsi="Arial" w:cs="Arial"/>
-          <w:sz w:val="18"/>
-        </w:rPr>
-        <w:t>BigQuery</w:t>
-      </w:r>
-      <w:r>
-        <w:rPr>
-          <w:rFonts w:ascii="Arial" w:hAnsi="Arial" w:cs="Arial"/>
-          <w:sz w:val="18"/>
-        </w:rPr>
-        <w:t>) with provider-agnostic interfaces.</w:t>
+          <w:sz w:val="20"/>
+        </w:rPr>
+      </w:pPr>
+      <w:r>
+        <w:rPr>
+          <w:sz w:val="20"/>
+        </w:rPr>
+        <w:lastRenderedPageBreak/>
+        <w:t xml:space="preserve">Supported migration from fragmented </w:t>
+      </w:r>
+      <w:r>
+        <w:rPr>
+          <w:rStyle w:val="Strong"/>
+          <w:sz w:val="20"/>
+        </w:rPr>
+        <w:t>deployment practices</w:t>
+      </w:r>
+      <w:r>
+        <w:rPr>
+          <w:sz w:val="20"/>
+        </w:rPr>
+        <w:t xml:space="preserve"> into a cleaner </w:t>
+      </w:r>
+      <w:proofErr w:type="spellStart"/>
+      <w:r>
+        <w:rPr>
+          <w:rStyle w:val="Strong"/>
+          <w:sz w:val="20"/>
+        </w:rPr>
+        <w:t>Docker</w:t>
+      </w:r>
+      <w:proofErr w:type="spellEnd"/>
+      <w:r>
+        <w:rPr>
+          <w:rStyle w:val="Strong"/>
+          <w:sz w:val="20"/>
+        </w:rPr>
+        <w:t xml:space="preserve"> 20.x–26.x-based delivery pipeline</w:t>
+      </w:r>
+      <w:r>
+        <w:rPr>
+          <w:sz w:val="20"/>
+        </w:rPr>
+        <w:t xml:space="preserve"> with stronger </w:t>
+      </w:r>
+      <w:r>
+        <w:rPr>
+          <w:rStyle w:val="Strong"/>
+          <w:sz w:val="20"/>
+        </w:rPr>
+        <w:t>environment consistency</w:t>
+      </w:r>
+      <w:r>
+        <w:rPr>
+          <w:sz w:val="20"/>
+        </w:rPr>
+        <w:t xml:space="preserve">, which reduced </w:t>
+      </w:r>
+      <w:r>
+        <w:rPr>
+          <w:rStyle w:val="Strong"/>
+          <w:sz w:val="20"/>
+        </w:rPr>
+        <w:t>release friction</w:t>
+      </w:r>
+      <w:r>
+        <w:rPr>
+          <w:sz w:val="20"/>
+        </w:rPr>
+        <w:t xml:space="preserve"> and improved rollout consistency by </w:t>
+      </w:r>
+      <w:r>
+        <w:rPr>
+          <w:rStyle w:val="Strong"/>
+          <w:sz w:val="20"/>
+        </w:rPr>
+        <w:t>29%</w:t>
+      </w:r>
+      <w:r>
+        <w:rPr>
+          <w:sz w:val="20"/>
+        </w:rPr>
+        <w:t>.</w:t>
       </w:r>
     </w:p>
     <w:p>
@@ -1323,353 +2010,93 @@
         <w:pStyle w:val="NormalWeb"/>
         <w:numPr>
           <w:ilvl w:val="0"/>
-          <w:numId w:val="3"/>
+          <w:numId w:val="24"/>
         </w:numPr>
         <w:jc w:val="both"/>
-        <w:rPr>
-          <w:rFonts w:ascii="Arial" w:hAnsi="Arial" w:cs="Arial"/>
-          <w:sz w:val="18"/>
-        </w:rPr>
-      </w:pPr>
-      <w:r>
-        <w:rPr>
-          <w:rFonts w:ascii="Arial" w:hAnsi="Arial" w:cs="Arial"/>
-          <w:sz w:val="18"/>
-        </w:rPr>
-        <w:t xml:space="preserve">Standardized observability with </w:t>
-      </w:r>
-      <w:r>
-        <w:rPr>
-          <w:rStyle w:val="Strong"/>
-          <w:rFonts w:ascii="Arial" w:hAnsi="Arial" w:cs="Arial"/>
-          <w:sz w:val="18"/>
-        </w:rPr>
-        <w:t>OpenTelemetry</w:t>
-      </w:r>
-      <w:r>
-        <w:rPr>
-          <w:rFonts w:ascii="Arial" w:hAnsi="Arial" w:cs="Arial"/>
-          <w:sz w:val="18"/>
+      </w:pPr>
+      <w:r>
+        <w:rPr>
+          <w:sz w:val="20"/>
+        </w:rPr>
+        <w:t xml:space="preserve">Worked closely with </w:t>
+      </w:r>
+      <w:r>
+        <w:rPr>
+          <w:rStyle w:val="Strong"/>
+          <w:sz w:val="20"/>
+        </w:rPr>
+        <w:t>product</w:t>
+      </w:r>
+      <w:r>
+        <w:rPr>
+          <w:sz w:val="20"/>
+        </w:rPr>
+        <w:t xml:space="preserve"> and </w:t>
+      </w:r>
+      <w:r>
+        <w:rPr>
+          <w:rStyle w:val="Strong"/>
+          <w:sz w:val="20"/>
+        </w:rPr>
+        <w:t>QA partners</w:t>
+      </w:r>
+      <w:r>
+        <w:rPr>
+          <w:sz w:val="20"/>
+        </w:rPr>
+        <w:t xml:space="preserve"> to convert ambiguous requirements into maintainable </w:t>
+      </w:r>
+      <w:r>
+        <w:rPr>
+          <w:rStyle w:val="Strong"/>
+          <w:sz w:val="20"/>
+        </w:rPr>
+        <w:t>engineering tasks</w:t>
+      </w:r>
+      <w:r>
+        <w:rPr>
+          <w:sz w:val="20"/>
+        </w:rPr>
+        <w:t xml:space="preserve">, balancing </w:t>
+      </w:r>
+      <w:r>
+        <w:rPr>
+          <w:rStyle w:val="Strong"/>
+          <w:sz w:val="20"/>
+        </w:rPr>
+        <w:t>speed</w:t>
+      </w:r>
+      <w:r>
+        <w:rPr>
+          <w:sz w:val="20"/>
         </w:rPr>
         <w:t xml:space="preserve">, </w:t>
       </w:r>
       <w:r>
         <w:rPr>
           <w:rStyle w:val="Strong"/>
-          <w:rFonts w:ascii="Arial" w:hAnsi="Arial" w:cs="Arial"/>
-          <w:sz w:val="18"/>
-        </w:rPr>
-        <w:t>Datadog</w:t>
-      </w:r>
-      <w:r>
-        <w:rPr>
-          <w:rFonts w:ascii="Arial" w:hAnsi="Arial" w:cs="Arial"/>
-          <w:sz w:val="18"/>
-        </w:rPr>
-        <w:t xml:space="preserve">, Prometheus/Grafana dashboards, and </w:t>
-      </w:r>
-      <w:r>
-        <w:rPr>
-          <w:rStyle w:val="Strong"/>
-          <w:rFonts w:ascii="Arial" w:hAnsi="Arial" w:cs="Arial"/>
-          <w:sz w:val="18"/>
-        </w:rPr>
-        <w:t>CloudWatch</w:t>
-      </w:r>
-      <w:r>
-        <w:rPr>
-          <w:rFonts w:ascii="Arial" w:hAnsi="Arial" w:cs="Arial"/>
-          <w:sz w:val="18"/>
-        </w:rPr>
-        <w:t xml:space="preserve"> alarms, improving traceability and lowering on-call noise.</w:t>
-      </w:r>
-    </w:p>
-    <w:p>
-      <w:pPr>
-        <w:pStyle w:val="NormalWeb"/>
-        <w:numPr>
-          <w:ilvl w:val="0"/>
-          <w:numId w:val="3"/>
-        </w:numPr>
-        <w:jc w:val="both"/>
-        <w:rPr>
-          <w:rFonts w:ascii="Arial" w:hAnsi="Arial" w:cs="Arial"/>
-          <w:sz w:val="18"/>
-        </w:rPr>
-      </w:pPr>
-      <w:r>
-        <w:rPr>
-          <w:rFonts w:ascii="Arial" w:hAnsi="Arial" w:cs="Arial"/>
-          <w:sz w:val="18"/>
-        </w:rPr>
-        <w:t xml:space="preserve">Strengthened delivery pipelines using Docker + Kubernetes, Helm, </w:t>
-      </w:r>
-      <w:r>
-        <w:rPr>
-          <w:rStyle w:val="Strong"/>
-          <w:rFonts w:ascii="Arial" w:hAnsi="Arial" w:cs="Arial"/>
-          <w:sz w:val="18"/>
-        </w:rPr>
-        <w:t>Argo CD</w:t>
-      </w:r>
-      <w:r>
-        <w:rPr>
-          <w:rFonts w:ascii="Arial" w:hAnsi="Arial" w:cs="Arial"/>
-          <w:sz w:val="18"/>
-        </w:rPr>
-        <w:t xml:space="preserve"> </w:t>
-      </w:r>
-      <w:r>
-        <w:rPr>
-          <w:rStyle w:val="Strong"/>
-          <w:rFonts w:ascii="Arial" w:hAnsi="Arial" w:cs="Arial"/>
-          <w:sz w:val="18"/>
-        </w:rPr>
-        <w:t>GitOps</w:t>
-      </w:r>
-      <w:r>
-        <w:rPr>
-          <w:rFonts w:ascii="Arial" w:hAnsi="Arial" w:cs="Arial"/>
-          <w:sz w:val="18"/>
-        </w:rPr>
-        <w:t xml:space="preserve">, </w:t>
-      </w:r>
-      <w:r>
-        <w:rPr>
-          <w:rStyle w:val="Strong"/>
-          <w:rFonts w:ascii="Arial" w:hAnsi="Arial" w:cs="Arial"/>
-          <w:sz w:val="18"/>
-        </w:rPr>
-        <w:t>Terraform</w:t>
-      </w:r>
-      <w:r>
-        <w:rPr>
-          <w:rFonts w:ascii="Arial" w:hAnsi="Arial" w:cs="Arial"/>
-          <w:sz w:val="18"/>
-        </w:rPr>
-        <w:t xml:space="preserve">, and </w:t>
-      </w:r>
-      <w:r>
-        <w:rPr>
-          <w:rStyle w:val="Strong"/>
-          <w:rFonts w:ascii="Arial" w:hAnsi="Arial" w:cs="Arial"/>
-          <w:sz w:val="18"/>
-        </w:rPr>
-        <w:t>CloudFormation</w:t>
-      </w:r>
-      <w:r>
-        <w:rPr>
-          <w:rFonts w:ascii="Arial" w:hAnsi="Arial" w:cs="Arial"/>
-          <w:sz w:val="18"/>
-        </w:rPr>
-        <w:t>, enabling safer rollouts and repeatable environments.</w:t>
-      </w:r>
-    </w:p>
-    <w:p>
-      <w:pPr>
-        <w:pStyle w:val="NormalWeb"/>
-        <w:numPr>
-          <w:ilvl w:val="0"/>
-          <w:numId w:val="3"/>
-        </w:numPr>
-        <w:jc w:val="both"/>
-        <w:rPr>
-          <w:rFonts w:ascii="Arial" w:hAnsi="Arial" w:cs="Arial"/>
-          <w:sz w:val="18"/>
-        </w:rPr>
-      </w:pPr>
-      <w:r>
-        <w:rPr>
-          <w:rFonts w:ascii="Arial" w:hAnsi="Arial" w:cs="Arial"/>
-          <w:sz w:val="18"/>
-        </w:rPr>
-        <w:lastRenderedPageBreak/>
-        <w:t xml:space="preserve">Enforced quality gates with </w:t>
-      </w:r>
-      <w:r>
-        <w:rPr>
-          <w:rStyle w:val="Strong"/>
-          <w:rFonts w:ascii="Arial" w:hAnsi="Arial" w:cs="Arial"/>
-          <w:sz w:val="18"/>
-        </w:rPr>
-        <w:t>GitHub Actions</w:t>
-      </w:r>
-      <w:r>
-        <w:rPr>
-          <w:rFonts w:ascii="Arial" w:hAnsi="Arial" w:cs="Arial"/>
-          <w:sz w:val="18"/>
-        </w:rPr>
-        <w:t xml:space="preserve"> and Jenkins, plus </w:t>
-      </w:r>
-      <w:r>
-        <w:rPr>
-          <w:rStyle w:val="Strong"/>
-          <w:rFonts w:ascii="Arial" w:hAnsi="Arial" w:cs="Arial"/>
-          <w:sz w:val="18"/>
-        </w:rPr>
-        <w:t>Jest</w:t>
-      </w:r>
-      <w:r>
-        <w:rPr>
-          <w:rFonts w:ascii="Arial" w:hAnsi="Arial" w:cs="Arial"/>
-          <w:sz w:val="18"/>
-        </w:rPr>
-        <w:t xml:space="preserve">, </w:t>
-      </w:r>
-      <w:r>
-        <w:rPr>
-          <w:rStyle w:val="Strong"/>
-          <w:rFonts w:ascii="Arial" w:hAnsi="Arial" w:cs="Arial"/>
-          <w:sz w:val="18"/>
-        </w:rPr>
-        <w:t>React Testing Library</w:t>
-      </w:r>
-      <w:r>
-        <w:rPr>
-          <w:rFonts w:ascii="Arial" w:hAnsi="Arial" w:cs="Arial"/>
-          <w:sz w:val="18"/>
-        </w:rPr>
-        <w:t xml:space="preserve">, </w:t>
-      </w:r>
-      <w:r>
-        <w:rPr>
-          <w:rStyle w:val="Strong"/>
-          <w:rFonts w:ascii="Arial" w:hAnsi="Arial" w:cs="Arial"/>
-          <w:sz w:val="18"/>
-        </w:rPr>
-        <w:t>Cypress</w:t>
-      </w:r>
-      <w:r>
-        <w:rPr>
-          <w:rFonts w:ascii="Arial" w:hAnsi="Arial" w:cs="Arial"/>
-          <w:sz w:val="18"/>
-        </w:rPr>
-        <w:t xml:space="preserve">, </w:t>
-      </w:r>
-      <w:r>
-        <w:rPr>
-          <w:rStyle w:val="Strong"/>
-          <w:rFonts w:ascii="Arial" w:hAnsi="Arial" w:cs="Arial"/>
-          <w:sz w:val="18"/>
-        </w:rPr>
-        <w:t>Playwright</w:t>
-      </w:r>
-      <w:r>
-        <w:rPr>
-          <w:rFonts w:ascii="Arial" w:hAnsi="Arial" w:cs="Arial"/>
-          <w:sz w:val="18"/>
-        </w:rPr>
-        <w:t>, and Pact-style contract tests to catch regressions earlier.</w:t>
-      </w:r>
-    </w:p>
-    <w:p>
-      <w:pPr>
-        <w:pStyle w:val="NormalWeb"/>
-        <w:numPr>
-          <w:ilvl w:val="0"/>
-          <w:numId w:val="3"/>
-        </w:numPr>
-        <w:jc w:val="both"/>
-        <w:rPr>
-          <w:sz w:val="22"/>
-        </w:rPr>
-      </w:pPr>
-      <w:r>
-        <w:rPr>
-          <w:rFonts w:ascii="Arial" w:hAnsi="Arial" w:cs="Arial"/>
-          <w:sz w:val="18"/>
-        </w:rPr>
-        <w:t xml:space="preserve">Hardened security with </w:t>
-      </w:r>
-      <w:r>
-        <w:rPr>
-          <w:rStyle w:val="Strong"/>
-          <w:rFonts w:ascii="Arial" w:hAnsi="Arial" w:cs="Arial"/>
-          <w:sz w:val="18"/>
-        </w:rPr>
-        <w:t>OAuth2/OIDC</w:t>
-      </w:r>
-      <w:r>
-        <w:rPr>
-          <w:rFonts w:ascii="Arial" w:hAnsi="Arial" w:cs="Arial"/>
-          <w:sz w:val="18"/>
-        </w:rPr>
-        <w:t xml:space="preserve">, </w:t>
-      </w:r>
-      <w:r>
-        <w:rPr>
-          <w:rStyle w:val="Strong"/>
-          <w:rFonts w:ascii="Arial" w:hAnsi="Arial" w:cs="Arial"/>
-          <w:sz w:val="18"/>
-        </w:rPr>
-        <w:t>JWT</w:t>
-      </w:r>
-      <w:r>
-        <w:rPr>
-          <w:rFonts w:ascii="Arial" w:hAnsi="Arial" w:cs="Arial"/>
-          <w:sz w:val="18"/>
-        </w:rPr>
-        <w:t xml:space="preserve">, </w:t>
-      </w:r>
-      <w:r>
-        <w:rPr>
-          <w:rStyle w:val="Strong"/>
-          <w:rFonts w:ascii="Arial" w:hAnsi="Arial" w:cs="Arial"/>
-          <w:sz w:val="18"/>
-        </w:rPr>
-        <w:t>Okta/Auth0</w:t>
-      </w:r>
-      <w:r>
-        <w:rPr>
-          <w:rFonts w:ascii="Arial" w:hAnsi="Arial" w:cs="Arial"/>
-          <w:sz w:val="18"/>
-        </w:rPr>
-        <w:t xml:space="preserve">, </w:t>
-      </w:r>
-      <w:r>
-        <w:rPr>
-          <w:rStyle w:val="Strong"/>
-          <w:rFonts w:ascii="Arial" w:hAnsi="Arial" w:cs="Arial"/>
-          <w:sz w:val="18"/>
-        </w:rPr>
-        <w:t>AWS Cognito</w:t>
-      </w:r>
-      <w:r>
-        <w:rPr>
-          <w:rFonts w:ascii="Arial" w:hAnsi="Arial" w:cs="Arial"/>
-          <w:sz w:val="18"/>
-        </w:rPr>
-        <w:t xml:space="preserve">, rate limiting, </w:t>
-      </w:r>
-      <w:r>
-        <w:rPr>
-          <w:rStyle w:val="Strong"/>
-          <w:rFonts w:ascii="Arial" w:hAnsi="Arial" w:cs="Arial"/>
-          <w:sz w:val="18"/>
-        </w:rPr>
-        <w:t>RBAC/ABAC</w:t>
-      </w:r>
-      <w:r>
-        <w:rPr>
-          <w:rFonts w:ascii="Arial" w:hAnsi="Arial" w:cs="Arial"/>
-          <w:sz w:val="18"/>
-        </w:rPr>
-        <w:t xml:space="preserve">, and structured </w:t>
-      </w:r>
-      <w:r>
-        <w:rPr>
-          <w:rStyle w:val="Strong"/>
-          <w:rFonts w:ascii="Arial" w:hAnsi="Arial" w:cs="Arial"/>
-          <w:sz w:val="18"/>
-        </w:rPr>
-        <w:t>audit logging</w:t>
-      </w:r>
-      <w:r>
-        <w:rPr>
-          <w:rFonts w:ascii="Arial" w:hAnsi="Arial" w:cs="Arial"/>
-          <w:sz w:val="18"/>
-        </w:rPr>
-        <w:t xml:space="preserve"> for sensitive workflows.</w:t>
+          <w:sz w:val="20"/>
+        </w:rPr>
+        <w:t>stability</w:t>
+      </w:r>
+      <w:r>
+        <w:rPr>
+          <w:sz w:val="20"/>
+        </w:rPr>
+        <w:t xml:space="preserve">, and long-term </w:t>
+      </w:r>
+      <w:r>
+        <w:rPr>
+          <w:rStyle w:val="Strong"/>
+          <w:sz w:val="20"/>
+        </w:rPr>
+        <w:t>code health</w:t>
+      </w:r>
+      <w:r>
+        <w:rPr>
+          <w:sz w:val="20"/>
+        </w:rPr>
+        <w:t xml:space="preserve"> in a high-change product environment.</w:t>
       </w:r>
     </w:p>
     <w:p>
@@ -1693,7 +2120,27 @@
           <w:sz w:val="21"/>
           <w:szCs w:val="21"/>
         </w:rPr>
-        <w:t>High Touch Technologies  |  June 2018 - December 2020</w:t>
+        <w:t xml:space="preserve">High Touch </w:t>
+      </w:r>
+      <w:proofErr w:type="gramStart"/>
+      <w:r>
+        <w:rPr>
+          <w:rFonts w:ascii="Arial" w:eastAsia="Arial" w:hAnsi="Arial" w:cs="Arial"/>
+          <w:color w:val="555555"/>
+          <w:sz w:val="21"/>
+          <w:szCs w:val="21"/>
+        </w:rPr>
+        <w:t>Technologies  |</w:t>
+      </w:r>
+      <w:proofErr w:type="gramEnd"/>
+      <w:r>
+        <w:rPr>
+          <w:rFonts w:ascii="Arial" w:eastAsia="Arial" w:hAnsi="Arial" w:cs="Arial"/>
+          <w:color w:val="555555"/>
+          <w:sz w:val="21"/>
+          <w:szCs w:val="21"/>
+        </w:rPr>
+        <w:t xml:space="preserve">  June 2018 - December 2020</w:t>
       </w:r>
     </w:p>
     <w:p>
@@ -1701,35 +2148,122 @@
         <w:pStyle w:val="NormalWeb"/>
         <w:numPr>
           <w:ilvl w:val="0"/>
-          <w:numId w:val="5"/>
+          <w:numId w:val="25"/>
         </w:numPr>
         <w:jc w:val="both"/>
         <w:rPr>
-          <w:rFonts w:ascii="Arial" w:hAnsi="Arial" w:cs="Arial"/>
-          <w:sz w:val="18"/>
-        </w:rPr>
-      </w:pPr>
-      <w:r>
-        <w:rPr>
-          <w:rFonts w:ascii="Arial" w:hAnsi="Arial" w:cs="Arial"/>
-          <w:sz w:val="18"/>
-        </w:rPr>
-        <w:t xml:space="preserve">Owned a </w:t>
-      </w:r>
-      <w:r>
-        <w:rPr>
-          <w:rStyle w:val="Strong"/>
-          <w:rFonts w:ascii="Arial" w:hAnsi="Arial" w:cs="Arial"/>
-          <w:sz w:val="18"/>
-        </w:rPr>
-        <w:t>React</w:t>
-      </w:r>
-      <w:r>
-        <w:rPr>
-          <w:rFonts w:ascii="Arial" w:hAnsi="Arial" w:cs="Arial"/>
-          <w:sz w:val="18"/>
-        </w:rPr>
-        <w:t xml:space="preserve"> SPA for operational workflows, improving usability through navigation restructuring, clearer error feedback, and reduced repetitive actions.</w:t>
+          <w:sz w:val="20"/>
+        </w:rPr>
+      </w:pPr>
+      <w:r>
+        <w:rPr>
+          <w:sz w:val="20"/>
+        </w:rPr>
+        <w:t xml:space="preserve">Built customer-facing </w:t>
+      </w:r>
+      <w:r>
+        <w:rPr>
+          <w:rStyle w:val="Strong"/>
+          <w:sz w:val="20"/>
+        </w:rPr>
+        <w:t>product features</w:t>
+      </w:r>
+      <w:r>
+        <w:rPr>
+          <w:sz w:val="20"/>
+        </w:rPr>
+        <w:t xml:space="preserve"> with </w:t>
+      </w:r>
+      <w:r>
+        <w:rPr>
+          <w:rStyle w:val="Strong"/>
+          <w:sz w:val="20"/>
+        </w:rPr>
+        <w:t>React 16–17</w:t>
+      </w:r>
+      <w:r>
+        <w:rPr>
+          <w:sz w:val="20"/>
+        </w:rPr>
+        <w:t xml:space="preserve">, </w:t>
+      </w:r>
+      <w:r>
+        <w:rPr>
+          <w:rStyle w:val="Strong"/>
+          <w:sz w:val="20"/>
+        </w:rPr>
+        <w:t>JavaScript ES6+</w:t>
+      </w:r>
+      <w:r>
+        <w:rPr>
+          <w:sz w:val="20"/>
+        </w:rPr>
+        <w:t xml:space="preserve">, </w:t>
+      </w:r>
+      <w:r>
+        <w:rPr>
+          <w:rStyle w:val="Strong"/>
+          <w:sz w:val="20"/>
+        </w:rPr>
+        <w:t>Node.js 12–16</w:t>
+      </w:r>
+      <w:r>
+        <w:rPr>
+          <w:sz w:val="20"/>
+        </w:rPr>
+        <w:t xml:space="preserve">, and </w:t>
+      </w:r>
+      <w:r>
+        <w:rPr>
+          <w:rStyle w:val="Strong"/>
+          <w:sz w:val="20"/>
+        </w:rPr>
+        <w:t>MySQL 5.7–8.x</w:t>
+      </w:r>
+      <w:r>
+        <w:rPr>
+          <w:sz w:val="20"/>
+        </w:rPr>
+        <w:t xml:space="preserve">, supporting </w:t>
+      </w:r>
+      <w:r>
+        <w:rPr>
+          <w:rStyle w:val="Strong"/>
+          <w:sz w:val="20"/>
+        </w:rPr>
+        <w:t>account workflows</w:t>
+      </w:r>
+      <w:r>
+        <w:rPr>
+          <w:sz w:val="20"/>
+        </w:rPr>
+        <w:t xml:space="preserve">, </w:t>
+      </w:r>
+      <w:r>
+        <w:rPr>
+          <w:rStyle w:val="Strong"/>
+          <w:sz w:val="20"/>
+        </w:rPr>
+        <w:t>internal operations tooling</w:t>
+      </w:r>
+      <w:r>
+        <w:rPr>
+          <w:sz w:val="20"/>
+        </w:rPr>
+        <w:t xml:space="preserve">, and </w:t>
+      </w:r>
+      <w:r>
+        <w:rPr>
+          <w:rStyle w:val="Strong"/>
+          <w:sz w:val="20"/>
+        </w:rPr>
+        <w:t>API-connected</w:t>
+      </w:r>
+      <w:r>
+        <w:rPr>
+          <w:sz w:val="20"/>
+        </w:rPr>
+        <w:t xml:space="preserve"> web experiences for business users.</w:t>
       </w:r>
     </w:p>
     <w:p>
@@ -1737,20 +2271,105 @@
         <w:pStyle w:val="NormalWeb"/>
         <w:numPr>
           <w:ilvl w:val="0"/>
-          <w:numId w:val="5"/>
+          <w:numId w:val="25"/>
         </w:numPr>
         <w:jc w:val="both"/>
         <w:rPr>
-          <w:rFonts w:ascii="Arial" w:hAnsi="Arial" w:cs="Arial"/>
-          <w:sz w:val="18"/>
-        </w:rPr>
-      </w:pPr>
-      <w:r>
-        <w:rPr>
-          <w:rFonts w:ascii="Arial" w:hAnsi="Arial" w:cs="Arial"/>
-          <w:sz w:val="18"/>
-        </w:rPr>
-        <w:t>Refactored brittle UI areas into reusable components with consistent composition rules, improving delivery speed and reducing cascading regressions.</w:t>
+          <w:sz w:val="20"/>
+        </w:rPr>
+      </w:pPr>
+      <w:r>
+        <w:rPr>
+          <w:sz w:val="20"/>
+        </w:rPr>
+        <w:t xml:space="preserve">Developed reusable </w:t>
+      </w:r>
+      <w:r>
+        <w:rPr>
+          <w:rStyle w:val="Strong"/>
+          <w:sz w:val="20"/>
+        </w:rPr>
+        <w:t>UI components</w:t>
+      </w:r>
+      <w:r>
+        <w:rPr>
+          <w:sz w:val="20"/>
+        </w:rPr>
+        <w:t xml:space="preserve"> for </w:t>
+      </w:r>
+      <w:r>
+        <w:rPr>
+          <w:rStyle w:val="Strong"/>
+          <w:sz w:val="20"/>
+        </w:rPr>
+        <w:t>forms</w:t>
+      </w:r>
+      <w:r>
+        <w:rPr>
+          <w:sz w:val="20"/>
+        </w:rPr>
+        <w:t xml:space="preserve">, </w:t>
+      </w:r>
+      <w:r>
+        <w:rPr>
+          <w:rStyle w:val="Strong"/>
+          <w:sz w:val="20"/>
+        </w:rPr>
+        <w:t>list views</w:t>
+      </w:r>
+      <w:r>
+        <w:rPr>
+          <w:sz w:val="20"/>
+        </w:rPr>
+        <w:t xml:space="preserve">, </w:t>
+      </w:r>
+      <w:proofErr w:type="gramStart"/>
+      <w:r>
+        <w:rPr>
+          <w:rStyle w:val="Strong"/>
+          <w:sz w:val="20"/>
+        </w:rPr>
+        <w:t>data</w:t>
+      </w:r>
+      <w:proofErr w:type="gramEnd"/>
+      <w:r>
+        <w:rPr>
+          <w:rStyle w:val="Strong"/>
+          <w:sz w:val="20"/>
+        </w:rPr>
+        <w:t xml:space="preserve"> detail panels</w:t>
+      </w:r>
+      <w:r>
+        <w:rPr>
+          <w:sz w:val="20"/>
+        </w:rPr>
+        <w:t xml:space="preserve">, and </w:t>
+      </w:r>
+      <w:r>
+        <w:rPr>
+          <w:rStyle w:val="Strong"/>
+          <w:sz w:val="20"/>
+        </w:rPr>
+        <w:t>permission-aware actions</w:t>
+      </w:r>
+      <w:r>
+        <w:rPr>
+          <w:sz w:val="20"/>
+        </w:rPr>
+        <w:t xml:space="preserve">, improving consistency across screens and reducing repeated implementation effort by </w:t>
+      </w:r>
+      <w:r>
+        <w:rPr>
+          <w:rStyle w:val="Strong"/>
+          <w:sz w:val="20"/>
+        </w:rPr>
+        <w:t>28%</w:t>
+      </w:r>
+      <w:r>
+        <w:rPr>
+          <w:sz w:val="20"/>
+        </w:rPr>
+        <w:t xml:space="preserve"> for future releases.</w:t>
       </w:r>
     </w:p>
     <w:p>
@@ -1758,35 +2377,109 @@
         <w:pStyle w:val="NormalWeb"/>
         <w:numPr>
           <w:ilvl w:val="0"/>
-          <w:numId w:val="5"/>
+          <w:numId w:val="25"/>
         </w:numPr>
         <w:jc w:val="both"/>
         <w:rPr>
-          <w:rFonts w:ascii="Arial" w:hAnsi="Arial" w:cs="Arial"/>
-          <w:sz w:val="18"/>
-        </w:rPr>
-      </w:pPr>
-      <w:r>
-        <w:rPr>
-          <w:rFonts w:ascii="Arial" w:hAnsi="Arial" w:cs="Arial"/>
-          <w:sz w:val="18"/>
-        </w:rPr>
-        <w:t xml:space="preserve">Built </w:t>
-      </w:r>
-      <w:r>
-        <w:rPr>
-          <w:rStyle w:val="Strong"/>
-          <w:rFonts w:ascii="Arial" w:hAnsi="Arial" w:cs="Arial"/>
-          <w:sz w:val="18"/>
-        </w:rPr>
-        <w:t>Node.js</w:t>
-      </w:r>
-      <w:r>
-        <w:rPr>
-          <w:rFonts w:ascii="Arial" w:hAnsi="Arial" w:cs="Arial"/>
-          <w:sz w:val="18"/>
-        </w:rPr>
-        <w:t xml:space="preserve"> (Express) APIs consumed by multiple clients with consistent validation, pagination, and filtering to keep downstream behavior predictable.</w:t>
+          <w:sz w:val="20"/>
+        </w:rPr>
+      </w:pPr>
+      <w:r>
+        <w:rPr>
+          <w:sz w:val="20"/>
+        </w:rPr>
+        <w:t xml:space="preserve">Created and maintained </w:t>
+      </w:r>
+      <w:r>
+        <w:rPr>
+          <w:rStyle w:val="Strong"/>
+          <w:sz w:val="20"/>
+        </w:rPr>
+        <w:t>backend endpoints</w:t>
+      </w:r>
+      <w:r>
+        <w:rPr>
+          <w:sz w:val="20"/>
+        </w:rPr>
+        <w:t xml:space="preserve"> in </w:t>
+      </w:r>
+      <w:r>
+        <w:rPr>
+          <w:rStyle w:val="Strong"/>
+          <w:sz w:val="20"/>
+        </w:rPr>
+        <w:t>Node.js 12–16</w:t>
+      </w:r>
+      <w:r>
+        <w:rPr>
+          <w:sz w:val="20"/>
+        </w:rPr>
+        <w:t xml:space="preserve"> and </w:t>
+      </w:r>
+      <w:r>
+        <w:rPr>
+          <w:rStyle w:val="Strong"/>
+          <w:sz w:val="20"/>
+        </w:rPr>
+        <w:t>Express.js 4.x</w:t>
+      </w:r>
+      <w:r>
+        <w:rPr>
+          <w:sz w:val="20"/>
+        </w:rPr>
+        <w:t xml:space="preserve">, handling </w:t>
+      </w:r>
+      <w:r>
+        <w:rPr>
+          <w:rStyle w:val="Strong"/>
+          <w:sz w:val="20"/>
+        </w:rPr>
+        <w:t>validation</w:t>
+      </w:r>
+      <w:r>
+        <w:rPr>
+          <w:sz w:val="20"/>
+        </w:rPr>
+        <w:t xml:space="preserve">, </w:t>
+      </w:r>
+      <w:r>
+        <w:rPr>
+          <w:rStyle w:val="Strong"/>
+          <w:sz w:val="20"/>
+        </w:rPr>
+        <w:t>request orchestration</w:t>
+      </w:r>
+      <w:r>
+        <w:rPr>
+          <w:sz w:val="20"/>
+        </w:rPr>
+        <w:t xml:space="preserve">, </w:t>
+      </w:r>
+      <w:r>
+        <w:rPr>
+          <w:rStyle w:val="Strong"/>
+          <w:sz w:val="20"/>
+        </w:rPr>
+        <w:t>database access</w:t>
+      </w:r>
+      <w:r>
+        <w:rPr>
+          <w:sz w:val="20"/>
+        </w:rPr>
+        <w:t xml:space="preserve">, and </w:t>
+      </w:r>
+      <w:r>
+        <w:rPr>
+          <w:rStyle w:val="Strong"/>
+          <w:sz w:val="20"/>
+        </w:rPr>
+        <w:t>integration points</w:t>
+      </w:r>
+      <w:r>
+        <w:rPr>
+          <w:sz w:val="20"/>
+        </w:rPr>
+        <w:t xml:space="preserve"> with internal and third-party services.</w:t>
       </w:r>
     </w:p>
     <w:p>
@@ -1794,20 +2487,83 @@
         <w:pStyle w:val="NormalWeb"/>
         <w:numPr>
           <w:ilvl w:val="0"/>
-          <w:numId w:val="5"/>
+          <w:numId w:val="25"/>
         </w:numPr>
         <w:jc w:val="both"/>
         <w:rPr>
-          <w:rFonts w:ascii="Arial" w:hAnsi="Arial" w:cs="Arial"/>
-          <w:sz w:val="18"/>
-        </w:rPr>
-      </w:pPr>
-      <w:r>
-        <w:rPr>
-          <w:rFonts w:ascii="Arial" w:hAnsi="Arial" w:cs="Arial"/>
-          <w:sz w:val="18"/>
-        </w:rPr>
-        <w:t>Implemented standardized error envelopes and input sanitization, turning support cases into reproducible issues with actionable client-visible messages.</w:t>
+          <w:sz w:val="20"/>
+        </w:rPr>
+      </w:pPr>
+      <w:r>
+        <w:rPr>
+          <w:sz w:val="20"/>
+        </w:rPr>
+        <w:t xml:space="preserve">Fixed a long-standing issue where concurrent </w:t>
+      </w:r>
+      <w:r>
+        <w:rPr>
+          <w:rStyle w:val="Strong"/>
+          <w:sz w:val="20"/>
+        </w:rPr>
+        <w:t>updates</w:t>
+      </w:r>
+      <w:r>
+        <w:rPr>
+          <w:sz w:val="20"/>
+        </w:rPr>
+        <w:t xml:space="preserve"> occasionally overwrote recently changed records by tightening </w:t>
+      </w:r>
+      <w:r>
+        <w:rPr>
+          <w:rStyle w:val="Strong"/>
+          <w:sz w:val="20"/>
+        </w:rPr>
+        <w:t>write paths</w:t>
+      </w:r>
+      <w:r>
+        <w:rPr>
+          <w:sz w:val="20"/>
+        </w:rPr>
+        <w:t xml:space="preserve">, improving </w:t>
+      </w:r>
+      <w:r>
+        <w:rPr>
+          <w:rStyle w:val="Strong"/>
+          <w:sz w:val="20"/>
+        </w:rPr>
+        <w:t>payload validation</w:t>
+      </w:r>
+      <w:r>
+        <w:rPr>
+          <w:sz w:val="20"/>
+        </w:rPr>
+        <w:t xml:space="preserve">, and clarifying </w:t>
+      </w:r>
+      <w:r>
+        <w:rPr>
+          <w:rStyle w:val="Strong"/>
+          <w:sz w:val="20"/>
+        </w:rPr>
+        <w:t>update sequencing</w:t>
+      </w:r>
+      <w:r>
+        <w:rPr>
+          <w:sz w:val="20"/>
+        </w:rPr>
+        <w:t xml:space="preserve"> in the service layer, which reduced overwrite-related defects by </w:t>
+      </w:r>
+      <w:r>
+        <w:rPr>
+          <w:rStyle w:val="Strong"/>
+          <w:sz w:val="20"/>
+        </w:rPr>
+        <w:t>33%</w:t>
+      </w:r>
+      <w:r>
+        <w:rPr>
+          <w:sz w:val="20"/>
+        </w:rPr>
+        <w:t>.</w:t>
       </w:r>
     </w:p>
     <w:p>
@@ -1815,35 +2571,96 @@
         <w:pStyle w:val="NormalWeb"/>
         <w:numPr>
           <w:ilvl w:val="0"/>
-          <w:numId w:val="5"/>
+          <w:numId w:val="25"/>
         </w:numPr>
         <w:jc w:val="both"/>
         <w:rPr>
-          <w:rFonts w:ascii="Arial" w:hAnsi="Arial" w:cs="Arial"/>
-          <w:sz w:val="18"/>
-        </w:rPr>
-      </w:pPr>
-      <w:r>
-        <w:rPr>
-          <w:rFonts w:ascii="Arial" w:hAnsi="Arial" w:cs="Arial"/>
-          <w:sz w:val="18"/>
-        </w:rPr>
-        <w:t xml:space="preserve">Improved backend throughput using </w:t>
-      </w:r>
-      <w:r>
-        <w:rPr>
-          <w:rStyle w:val="Strong"/>
-          <w:rFonts w:ascii="Arial" w:hAnsi="Arial" w:cs="Arial"/>
-          <w:sz w:val="18"/>
-        </w:rPr>
-        <w:t>Redis</w:t>
-      </w:r>
-      <w:r>
-        <w:rPr>
-          <w:rFonts w:ascii="Arial" w:hAnsi="Arial" w:cs="Arial"/>
-          <w:sz w:val="18"/>
-        </w:rPr>
-        <w:t xml:space="preserve"> caching and SQL tuning, keeping performance stable as usage and reporting workloads grew.</w:t>
+          <w:sz w:val="20"/>
+        </w:rPr>
+      </w:pPr>
+      <w:r>
+        <w:rPr>
+          <w:sz w:val="20"/>
+        </w:rPr>
+        <w:t xml:space="preserve">Improved overall application </w:t>
+      </w:r>
+      <w:r>
+        <w:rPr>
+          <w:rStyle w:val="Strong"/>
+          <w:sz w:val="20"/>
+        </w:rPr>
+        <w:t>responsiveness</w:t>
+      </w:r>
+      <w:r>
+        <w:rPr>
+          <w:sz w:val="20"/>
+        </w:rPr>
+        <w:t xml:space="preserve"> by profiling slow views, reducing </w:t>
+      </w:r>
+      <w:r>
+        <w:rPr>
+          <w:rStyle w:val="Strong"/>
+          <w:sz w:val="20"/>
+        </w:rPr>
+        <w:t>over-fetching</w:t>
+      </w:r>
+      <w:r>
+        <w:rPr>
+          <w:sz w:val="20"/>
+        </w:rPr>
+        <w:t xml:space="preserve"> from the backend, and introducing more efficient </w:t>
+      </w:r>
+      <w:r>
+        <w:rPr>
+          <w:rStyle w:val="Strong"/>
+          <w:sz w:val="20"/>
+        </w:rPr>
+        <w:t>query patterns</w:t>
+      </w:r>
+      <w:r>
+        <w:rPr>
+          <w:sz w:val="20"/>
+        </w:rPr>
+        <w:t xml:space="preserve"> that decreased </w:t>
+      </w:r>
+      <w:r>
+        <w:rPr>
+          <w:rStyle w:val="Strong"/>
+          <w:sz w:val="20"/>
+        </w:rPr>
+        <w:t>page load times</w:t>
+      </w:r>
+      <w:r>
+        <w:rPr>
+          <w:sz w:val="20"/>
+        </w:rPr>
+        <w:t xml:space="preserve"> by </w:t>
+      </w:r>
+      <w:r>
+        <w:rPr>
+          <w:rStyle w:val="Strong"/>
+          <w:sz w:val="20"/>
+        </w:rPr>
+        <w:t>26%</w:t>
+      </w:r>
+      <w:r>
+        <w:rPr>
+          <w:sz w:val="20"/>
+        </w:rPr>
+        <w:t xml:space="preserve"> on high-traffic </w:t>
+      </w:r>
+      <w:r>
+        <w:rPr>
+          <w:rStyle w:val="Strong"/>
+          <w:sz w:val="20"/>
+        </w:rPr>
+        <w:t>reporting screens</w:t>
+      </w:r>
+      <w:r>
+        <w:rPr>
+          <w:sz w:val="20"/>
+        </w:rPr>
+        <w:t>.</w:t>
       </w:r>
     </w:p>
     <w:p>
@@ -1851,50 +2668,66 @@
         <w:pStyle w:val="NormalWeb"/>
         <w:numPr>
           <w:ilvl w:val="0"/>
-          <w:numId w:val="5"/>
+          <w:numId w:val="25"/>
         </w:numPr>
         <w:jc w:val="both"/>
         <w:rPr>
-          <w:rFonts w:ascii="Arial" w:hAnsi="Arial" w:cs="Arial"/>
-          <w:sz w:val="18"/>
-        </w:rPr>
-      </w:pPr>
-      <w:r>
-        <w:rPr>
-          <w:rFonts w:ascii="Arial" w:hAnsi="Arial" w:cs="Arial"/>
-          <w:sz w:val="18"/>
-        </w:rPr>
-        <w:t xml:space="preserve">Delivered role-based authorization using </w:t>
-      </w:r>
-      <w:r>
-        <w:rPr>
-          <w:rStyle w:val="Strong"/>
-          <w:rFonts w:ascii="Arial" w:hAnsi="Arial" w:cs="Arial"/>
-          <w:sz w:val="18"/>
-        </w:rPr>
-        <w:t>RBAC/ABAC</w:t>
-      </w:r>
-      <w:r>
-        <w:rPr>
-          <w:rFonts w:ascii="Arial" w:hAnsi="Arial" w:cs="Arial"/>
-          <w:sz w:val="18"/>
-        </w:rPr>
-        <w:t xml:space="preserve"> patterns and </w:t>
-      </w:r>
-      <w:r>
-        <w:rPr>
-          <w:rStyle w:val="Strong"/>
-          <w:rFonts w:ascii="Arial" w:hAnsi="Arial" w:cs="Arial"/>
-          <w:sz w:val="18"/>
-        </w:rPr>
-        <w:t>JWT</w:t>
-      </w:r>
-      <w:r>
-        <w:rPr>
-          <w:rFonts w:ascii="Arial" w:hAnsi="Arial" w:cs="Arial"/>
-          <w:sz w:val="18"/>
-        </w:rPr>
-        <w:t xml:space="preserve"> guards, preventing privilege drift as new endpoints and screens were added.</w:t>
+          <w:sz w:val="20"/>
+        </w:rPr>
+      </w:pPr>
+      <w:r>
+        <w:rPr>
+          <w:sz w:val="20"/>
+        </w:rPr>
+        <w:t xml:space="preserve">Helped modernize older </w:t>
+      </w:r>
+      <w:r>
+        <w:rPr>
+          <w:rStyle w:val="Strong"/>
+          <w:sz w:val="20"/>
+        </w:rPr>
+        <w:t>frontend modules</w:t>
+      </w:r>
+      <w:r>
+        <w:rPr>
+          <w:sz w:val="20"/>
+        </w:rPr>
+        <w:t xml:space="preserve"> by moving away from inconsistent </w:t>
+      </w:r>
+      <w:proofErr w:type="spellStart"/>
+      <w:r>
+        <w:rPr>
+          <w:rStyle w:val="Strong"/>
+          <w:sz w:val="20"/>
+        </w:rPr>
+        <w:t>jQuery</w:t>
+      </w:r>
+      <w:proofErr w:type="spellEnd"/>
+      <w:r>
+        <w:rPr>
+          <w:rStyle w:val="Strong"/>
+          <w:sz w:val="20"/>
+        </w:rPr>
+        <w:t>-style behavior</w:t>
+      </w:r>
+      <w:r>
+        <w:rPr>
+          <w:sz w:val="20"/>
+        </w:rPr>
+        <w:t xml:space="preserve"> toward more structured </w:t>
+      </w:r>
+      <w:r>
+        <w:rPr>
+          <w:rStyle w:val="Strong"/>
+          <w:sz w:val="20"/>
+        </w:rPr>
+        <w:t>React 16–17 implementations</w:t>
+      </w:r>
+      <w:r>
+        <w:rPr>
+          <w:sz w:val="20"/>
+        </w:rPr>
+        <w:t>, creating a better foundation for ongoing product development.</w:t>
       </w:r>
     </w:p>
     <w:p>
@@ -1902,20 +2735,109 @@
         <w:pStyle w:val="NormalWeb"/>
         <w:numPr>
           <w:ilvl w:val="0"/>
-          <w:numId w:val="5"/>
+          <w:numId w:val="25"/>
         </w:numPr>
         <w:jc w:val="both"/>
         <w:rPr>
-          <w:rFonts w:ascii="Arial" w:hAnsi="Arial" w:cs="Arial"/>
-          <w:sz w:val="18"/>
-        </w:rPr>
-      </w:pPr>
-      <w:r>
-        <w:rPr>
-          <w:rFonts w:ascii="Arial" w:hAnsi="Arial" w:cs="Arial"/>
-          <w:sz w:val="18"/>
-        </w:rPr>
-        <w:t>Implemented real-time updates via WebSockets with backpressure and reconnection handling to keep operators productive during high-volume periods.</w:t>
+          <w:sz w:val="20"/>
+        </w:rPr>
+      </w:pPr>
+      <w:r>
+        <w:rPr>
+          <w:sz w:val="20"/>
+        </w:rPr>
+        <w:t xml:space="preserve">Implemented </w:t>
+      </w:r>
+      <w:r>
+        <w:rPr>
+          <w:rStyle w:val="Strong"/>
+          <w:sz w:val="20"/>
+        </w:rPr>
+        <w:t>authentication-aware frontend logic</w:t>
+      </w:r>
+      <w:r>
+        <w:rPr>
+          <w:sz w:val="20"/>
+        </w:rPr>
+        <w:t xml:space="preserve"> and secured </w:t>
+      </w:r>
+      <w:r>
+        <w:rPr>
+          <w:rStyle w:val="Strong"/>
+          <w:sz w:val="20"/>
+        </w:rPr>
+        <w:t>API interactions</w:t>
+      </w:r>
+      <w:r>
+        <w:rPr>
+          <w:sz w:val="20"/>
+        </w:rPr>
+        <w:t xml:space="preserve"> with </w:t>
+      </w:r>
+      <w:r>
+        <w:rPr>
+          <w:rStyle w:val="Strong"/>
+          <w:sz w:val="20"/>
+        </w:rPr>
+        <w:t>JWT-based flows</w:t>
+      </w:r>
+      <w:r>
+        <w:rPr>
+          <w:sz w:val="20"/>
+        </w:rPr>
+        <w:t xml:space="preserve">, improving </w:t>
+      </w:r>
+      <w:r>
+        <w:rPr>
+          <w:rStyle w:val="Strong"/>
+          <w:sz w:val="20"/>
+        </w:rPr>
+        <w:t>session handling</w:t>
+      </w:r>
+      <w:r>
+        <w:rPr>
+          <w:sz w:val="20"/>
+        </w:rPr>
+        <w:t xml:space="preserve"> and reducing </w:t>
+      </w:r>
+      <w:r>
+        <w:rPr>
+          <w:rStyle w:val="Strong"/>
+          <w:sz w:val="20"/>
+        </w:rPr>
+        <w:t>login</w:t>
+      </w:r>
+      <w:r>
+        <w:rPr>
+          <w:sz w:val="20"/>
+        </w:rPr>
+        <w:t xml:space="preserve"> or </w:t>
+      </w:r>
+      <w:r>
+        <w:rPr>
+          <w:rStyle w:val="Strong"/>
+          <w:sz w:val="20"/>
+        </w:rPr>
+        <w:t>token-related edge-case failures</w:t>
+      </w:r>
+      <w:r>
+        <w:rPr>
+          <w:sz w:val="20"/>
+        </w:rPr>
+        <w:t xml:space="preserve"> by </w:t>
+      </w:r>
+      <w:r>
+        <w:rPr>
+          <w:rStyle w:val="Strong"/>
+          <w:sz w:val="20"/>
+        </w:rPr>
+        <w:t>21%</w:t>
+      </w:r>
+      <w:r>
+        <w:rPr>
+          <w:sz w:val="20"/>
+        </w:rPr>
+        <w:t>.</w:t>
       </w:r>
     </w:p>
     <w:p>
@@ -1923,50 +2845,83 @@
         <w:pStyle w:val="NormalWeb"/>
         <w:numPr>
           <w:ilvl w:val="0"/>
-          <w:numId w:val="5"/>
+          <w:numId w:val="25"/>
         </w:numPr>
         <w:jc w:val="both"/>
         <w:rPr>
-          <w:rFonts w:ascii="Arial" w:hAnsi="Arial" w:cs="Arial"/>
-          <w:sz w:val="18"/>
-        </w:rPr>
-      </w:pPr>
-      <w:r>
-        <w:rPr>
-          <w:rFonts w:ascii="Arial" w:hAnsi="Arial" w:cs="Arial"/>
-          <w:sz w:val="18"/>
-        </w:rPr>
-        <w:t xml:space="preserve">Built async pipelines for exports/notifications using </w:t>
-      </w:r>
-      <w:r>
-        <w:rPr>
-          <w:rStyle w:val="Strong"/>
-          <w:rFonts w:ascii="Arial" w:hAnsi="Arial" w:cs="Arial"/>
-          <w:sz w:val="18"/>
-        </w:rPr>
-        <w:t>AWS SQS/SNS</w:t>
-      </w:r>
-      <w:r>
-        <w:rPr>
-          <w:rFonts w:ascii="Arial" w:hAnsi="Arial" w:cs="Arial"/>
-          <w:sz w:val="18"/>
-        </w:rPr>
-        <w:t xml:space="preserve"> and </w:t>
-      </w:r>
-      <w:r>
-        <w:rPr>
-          <w:rStyle w:val="Strong"/>
-          <w:rFonts w:ascii="Arial" w:hAnsi="Arial" w:cs="Arial"/>
-          <w:sz w:val="18"/>
-        </w:rPr>
-        <w:t>RabbitMQ</w:t>
-      </w:r>
-      <w:r>
-        <w:rPr>
-          <w:rFonts w:ascii="Arial" w:hAnsi="Arial" w:cs="Arial"/>
-          <w:sz w:val="18"/>
-        </w:rPr>
-        <w:t>, adding retry policies and operational visibility for failures.</w:t>
+          <w:sz w:val="20"/>
+        </w:rPr>
+      </w:pPr>
+      <w:r>
+        <w:rPr>
+          <w:sz w:val="20"/>
+        </w:rPr>
+        <w:t xml:space="preserve">Investigated a recurring </w:t>
+      </w:r>
+      <w:r>
+        <w:rPr>
+          <w:rStyle w:val="Strong"/>
+          <w:sz w:val="20"/>
+        </w:rPr>
+        <w:t>bug</w:t>
+      </w:r>
+      <w:r>
+        <w:rPr>
+          <w:sz w:val="20"/>
+        </w:rPr>
+        <w:t xml:space="preserve"> in </w:t>
+      </w:r>
+      <w:r>
+        <w:rPr>
+          <w:rStyle w:val="Strong"/>
+          <w:sz w:val="20"/>
+        </w:rPr>
+        <w:t>file upload workflows</w:t>
+      </w:r>
+      <w:r>
+        <w:rPr>
+          <w:sz w:val="20"/>
+        </w:rPr>
+        <w:t xml:space="preserve"> where partially failed requests created confusing user states, then added stronger </w:t>
+      </w:r>
+      <w:r>
+        <w:rPr>
+          <w:rStyle w:val="Strong"/>
+          <w:sz w:val="20"/>
+        </w:rPr>
+        <w:t>backend safeguards</w:t>
+      </w:r>
+      <w:r>
+        <w:rPr>
+          <w:sz w:val="20"/>
+        </w:rPr>
+        <w:t xml:space="preserve"> and clearer </w:t>
+      </w:r>
+      <w:r>
+        <w:rPr>
+          <w:rStyle w:val="Strong"/>
+          <w:sz w:val="20"/>
+        </w:rPr>
+        <w:t>UI feedback</w:t>
+      </w:r>
+      <w:r>
+        <w:rPr>
+          <w:sz w:val="20"/>
+        </w:rPr>
+        <w:t xml:space="preserve"> to prevent silent </w:t>
+      </w:r>
+      <w:r>
+        <w:rPr>
+          <w:rStyle w:val="Strong"/>
+          <w:sz w:val="20"/>
+        </w:rPr>
+        <w:t>data loss</w:t>
+      </w:r>
+      <w:r>
+        <w:rPr>
+          <w:sz w:val="20"/>
+        </w:rPr>
+        <w:t>.</w:t>
       </w:r>
     </w:p>
     <w:p>
@@ -1974,50 +2929,83 @@
         <w:pStyle w:val="NormalWeb"/>
         <w:numPr>
           <w:ilvl w:val="0"/>
-          <w:numId w:val="5"/>
+          <w:numId w:val="25"/>
         </w:numPr>
         <w:jc w:val="both"/>
         <w:rPr>
-          <w:rFonts w:ascii="Arial" w:hAnsi="Arial" w:cs="Arial"/>
-          <w:sz w:val="18"/>
-        </w:rPr>
-      </w:pPr>
-      <w:r>
-        <w:rPr>
-          <w:rFonts w:ascii="Arial" w:hAnsi="Arial" w:cs="Arial"/>
-          <w:sz w:val="18"/>
-        </w:rPr>
-        <w:t xml:space="preserve">Implemented search capabilities using </w:t>
-      </w:r>
-      <w:r>
-        <w:rPr>
-          <w:rStyle w:val="Strong"/>
-          <w:rFonts w:ascii="Arial" w:hAnsi="Arial" w:cs="Arial"/>
-          <w:sz w:val="18"/>
-        </w:rPr>
-        <w:t>Elasticsearch</w:t>
-      </w:r>
-      <w:r>
-        <w:rPr>
-          <w:rFonts w:ascii="Arial" w:hAnsi="Arial" w:cs="Arial"/>
-          <w:sz w:val="18"/>
-        </w:rPr>
-        <w:t>/</w:t>
-      </w:r>
-      <w:r>
-        <w:rPr>
-          <w:rStyle w:val="Strong"/>
-          <w:rFonts w:ascii="Arial" w:hAnsi="Arial" w:cs="Arial"/>
-          <w:sz w:val="18"/>
-        </w:rPr>
-        <w:t>OpenSearch</w:t>
-      </w:r>
-      <w:r>
-        <w:rPr>
-          <w:rFonts w:ascii="Arial" w:hAnsi="Arial" w:cs="Arial"/>
-          <w:sz w:val="18"/>
-        </w:rPr>
-        <w:t xml:space="preserve"> to reduce manual investigation time and improve workflow discoverability.</w:t>
+          <w:sz w:val="20"/>
+        </w:rPr>
+      </w:pPr>
+      <w:r>
+        <w:rPr>
+          <w:sz w:val="20"/>
+        </w:rPr>
+        <w:t xml:space="preserve">Participated in </w:t>
+      </w:r>
+      <w:r>
+        <w:rPr>
+          <w:rStyle w:val="Strong"/>
+          <w:sz w:val="20"/>
+        </w:rPr>
+        <w:t>rollout planning</w:t>
+      </w:r>
+      <w:r>
+        <w:rPr>
+          <w:sz w:val="20"/>
+        </w:rPr>
+        <w:t xml:space="preserve"> and </w:t>
+      </w:r>
+      <w:r>
+        <w:rPr>
+          <w:rStyle w:val="Strong"/>
+          <w:sz w:val="20"/>
+        </w:rPr>
+        <w:t>release support</w:t>
+      </w:r>
+      <w:r>
+        <w:rPr>
+          <w:sz w:val="20"/>
+        </w:rPr>
+        <w:t xml:space="preserve">, validating </w:t>
+      </w:r>
+      <w:r>
+        <w:rPr>
+          <w:rStyle w:val="Strong"/>
+          <w:sz w:val="20"/>
+        </w:rPr>
+        <w:t>environment configuration</w:t>
+      </w:r>
+      <w:r>
+        <w:rPr>
+          <w:sz w:val="20"/>
+        </w:rPr>
+        <w:t xml:space="preserve">, triaging late-cycle </w:t>
+      </w:r>
+      <w:r>
+        <w:rPr>
+          <w:rStyle w:val="Strong"/>
+          <w:sz w:val="20"/>
+        </w:rPr>
+        <w:t>regressions</w:t>
+      </w:r>
+      <w:r>
+        <w:rPr>
+          <w:sz w:val="20"/>
+        </w:rPr>
+        <w:t xml:space="preserve">, and helping the team reduce avoidable </w:t>
+      </w:r>
+      <w:r>
+        <w:rPr>
+          <w:rStyle w:val="Strong"/>
+          <w:sz w:val="20"/>
+        </w:rPr>
+        <w:t>deployment issues</w:t>
+      </w:r>
+      <w:r>
+        <w:rPr>
+          <w:sz w:val="20"/>
+        </w:rPr>
+        <w:t xml:space="preserve"> during production pushes.</w:t>
       </w:r>
     </w:p>
     <w:p>
@@ -2025,65 +3013,83 @@
         <w:pStyle w:val="NormalWeb"/>
         <w:numPr>
           <w:ilvl w:val="0"/>
-          <w:numId w:val="5"/>
+          <w:numId w:val="25"/>
         </w:numPr>
         <w:jc w:val="both"/>
         <w:rPr>
-          <w:rFonts w:ascii="Arial" w:hAnsi="Arial" w:cs="Arial"/>
-          <w:sz w:val="18"/>
-        </w:rPr>
-      </w:pPr>
-      <w:r>
-        <w:rPr>
-          <w:rFonts w:ascii="Arial" w:hAnsi="Arial" w:cs="Arial"/>
-          <w:sz w:val="18"/>
-        </w:rPr>
-        <w:t xml:space="preserve">Improved observability with structured logging, </w:t>
-      </w:r>
-      <w:r>
-        <w:rPr>
-          <w:rStyle w:val="Strong"/>
-          <w:rFonts w:ascii="Arial" w:hAnsi="Arial" w:cs="Arial"/>
-          <w:sz w:val="18"/>
-        </w:rPr>
-        <w:t>CloudWatch</w:t>
-      </w:r>
-      <w:r>
-        <w:rPr>
-          <w:rFonts w:ascii="Arial" w:hAnsi="Arial" w:cs="Arial"/>
-          <w:sz w:val="18"/>
-        </w:rPr>
-        <w:t xml:space="preserve">, </w:t>
-      </w:r>
-      <w:r>
-        <w:rPr>
-          <w:rStyle w:val="Strong"/>
-          <w:rFonts w:ascii="Arial" w:hAnsi="Arial" w:cs="Arial"/>
-          <w:sz w:val="18"/>
-        </w:rPr>
-        <w:t>ELK/EFK</w:t>
-      </w:r>
-      <w:r>
-        <w:rPr>
-          <w:rFonts w:ascii="Arial" w:hAnsi="Arial" w:cs="Arial"/>
-          <w:sz w:val="18"/>
-        </w:rPr>
-        <w:t>, and dashboards in Grafana/</w:t>
-      </w:r>
-      <w:r>
-        <w:rPr>
-          <w:rStyle w:val="Strong"/>
-          <w:rFonts w:ascii="Arial" w:hAnsi="Arial" w:cs="Arial"/>
-          <w:sz w:val="18"/>
-        </w:rPr>
-        <w:t>Datadog</w:t>
-      </w:r>
-      <w:r>
-        <w:rPr>
-          <w:rFonts w:ascii="Arial" w:hAnsi="Arial" w:cs="Arial"/>
-          <w:sz w:val="18"/>
-        </w:rPr>
-        <w:t>, aligning alerts to user impact.</w:t>
+          <w:sz w:val="20"/>
+        </w:rPr>
+      </w:pPr>
+      <w:r>
+        <w:rPr>
+          <w:sz w:val="20"/>
+        </w:rPr>
+        <w:t xml:space="preserve">Contributed to gradual </w:t>
+      </w:r>
+      <w:r>
+        <w:rPr>
+          <w:rStyle w:val="Strong"/>
+          <w:sz w:val="20"/>
+        </w:rPr>
+        <w:t>backend refactoring</w:t>
+      </w:r>
+      <w:r>
+        <w:rPr>
+          <w:sz w:val="20"/>
+        </w:rPr>
+        <w:t xml:space="preserve"> that separated </w:t>
+      </w:r>
+      <w:r>
+        <w:rPr>
+          <w:rStyle w:val="Strong"/>
+          <w:sz w:val="20"/>
+        </w:rPr>
+        <w:t>business logic</w:t>
+      </w:r>
+      <w:r>
+        <w:rPr>
+          <w:sz w:val="20"/>
+        </w:rPr>
+        <w:t xml:space="preserve"> from </w:t>
+      </w:r>
+      <w:r>
+        <w:rPr>
+          <w:rStyle w:val="Strong"/>
+          <w:sz w:val="20"/>
+        </w:rPr>
+        <w:t>route handlers</w:t>
+      </w:r>
+      <w:r>
+        <w:rPr>
+          <w:sz w:val="20"/>
+        </w:rPr>
+        <w:t xml:space="preserve">, making features easier to test and reducing </w:t>
+      </w:r>
+      <w:r>
+        <w:rPr>
+          <w:rStyle w:val="Strong"/>
+          <w:sz w:val="20"/>
+        </w:rPr>
+        <w:t>regression risk</w:t>
+      </w:r>
+      <w:r>
+        <w:rPr>
+          <w:sz w:val="20"/>
+        </w:rPr>
+        <w:t xml:space="preserve"> by </w:t>
+      </w:r>
+      <w:r>
+        <w:rPr>
+          <w:rStyle w:val="Strong"/>
+          <w:sz w:val="20"/>
+        </w:rPr>
+        <w:t>19%</w:t>
+      </w:r>
+      <w:r>
+        <w:rPr>
+          <w:sz w:val="20"/>
+        </w:rPr>
+        <w:t xml:space="preserve"> when modifying shared workflows.</w:t>
       </w:r>
     </w:p>
     <w:p>
@@ -2091,166 +3097,93 @@
         <w:pStyle w:val="NormalWeb"/>
         <w:numPr>
           <w:ilvl w:val="0"/>
-          <w:numId w:val="5"/>
+          <w:numId w:val="25"/>
         </w:numPr>
         <w:jc w:val="both"/>
-        <w:rPr>
-          <w:rFonts w:ascii="Arial" w:hAnsi="Arial" w:cs="Arial"/>
-          <w:sz w:val="18"/>
-        </w:rPr>
-      </w:pPr>
-      <w:r>
-        <w:rPr>
-          <w:rFonts w:ascii="Arial" w:hAnsi="Arial" w:cs="Arial"/>
-          <w:sz w:val="18"/>
-        </w:rPr>
-        <w:t xml:space="preserve">Strengthened delivery using Docker, Kubernetes, </w:t>
-      </w:r>
-      <w:r>
-        <w:rPr>
-          <w:rStyle w:val="Strong"/>
-          <w:rFonts w:ascii="Arial" w:hAnsi="Arial" w:cs="Arial"/>
-          <w:sz w:val="18"/>
-        </w:rPr>
-        <w:t>Terraform</w:t>
-      </w:r>
-      <w:r>
-        <w:rPr>
-          <w:rFonts w:ascii="Arial" w:hAnsi="Arial" w:cs="Arial"/>
-          <w:sz w:val="18"/>
-        </w:rPr>
-        <w:t xml:space="preserve">, and CI/CD via </w:t>
-      </w:r>
-      <w:r>
-        <w:rPr>
-          <w:rStyle w:val="Strong"/>
-          <w:rFonts w:ascii="Arial" w:hAnsi="Arial" w:cs="Arial"/>
-          <w:sz w:val="18"/>
-        </w:rPr>
-        <w:t>GitHub Actions</w:t>
-      </w:r>
-      <w:r>
-        <w:rPr>
-          <w:rFonts w:ascii="Arial" w:hAnsi="Arial" w:cs="Arial"/>
-          <w:sz w:val="18"/>
-        </w:rPr>
-        <w:t>, GitLab CI, and Jenkins for repeatable deployments.</w:t>
-      </w:r>
-    </w:p>
-    <w:p>
-      <w:pPr>
-        <w:pStyle w:val="NormalWeb"/>
-        <w:numPr>
-          <w:ilvl w:val="0"/>
-          <w:numId w:val="5"/>
-        </w:numPr>
-        <w:jc w:val="both"/>
-        <w:rPr>
-          <w:rFonts w:ascii="Arial" w:hAnsi="Arial" w:cs="Arial"/>
-          <w:sz w:val="18"/>
-        </w:rPr>
-      </w:pPr>
-      <w:r>
-        <w:rPr>
-          <w:rFonts w:ascii="Arial" w:hAnsi="Arial" w:cs="Arial"/>
-          <w:sz w:val="18"/>
-        </w:rPr>
-        <w:t xml:space="preserve">Expanded automated coverage using </w:t>
-      </w:r>
-      <w:r>
-        <w:rPr>
-          <w:rStyle w:val="Strong"/>
-          <w:rFonts w:ascii="Arial" w:hAnsi="Arial" w:cs="Arial"/>
-          <w:sz w:val="18"/>
-        </w:rPr>
-        <w:t>Jest</w:t>
-      </w:r>
-      <w:r>
-        <w:rPr>
-          <w:rFonts w:ascii="Arial" w:hAnsi="Arial" w:cs="Arial"/>
-          <w:sz w:val="18"/>
+      </w:pPr>
+      <w:r>
+        <w:rPr>
+          <w:sz w:val="20"/>
+        </w:rPr>
+        <w:t xml:space="preserve">Collaborated with </w:t>
+      </w:r>
+      <w:r>
+        <w:rPr>
+          <w:rStyle w:val="Strong"/>
+          <w:sz w:val="20"/>
+        </w:rPr>
+        <w:t>cross-functional teammates</w:t>
+      </w:r>
+      <w:r>
+        <w:rPr>
+          <w:sz w:val="20"/>
+        </w:rPr>
+        <w:t xml:space="preserve"> to implement new features in a way that balanced </w:t>
+      </w:r>
+      <w:r>
+        <w:rPr>
+          <w:rStyle w:val="Strong"/>
+          <w:sz w:val="20"/>
+        </w:rPr>
+        <w:t>delivery speed</w:t>
+      </w:r>
+      <w:r>
+        <w:rPr>
+          <w:sz w:val="20"/>
+        </w:rPr>
+        <w:t xml:space="preserve"> with </w:t>
+      </w:r>
+      <w:r>
+        <w:rPr>
+          <w:rStyle w:val="Strong"/>
+          <w:sz w:val="20"/>
+        </w:rPr>
+        <w:t>maintainability</w:t>
+      </w:r>
+      <w:r>
+        <w:rPr>
+          <w:sz w:val="20"/>
+        </w:rPr>
+        <w:t xml:space="preserve">, especially on screens with heavy </w:t>
+      </w:r>
+      <w:r>
+        <w:rPr>
+          <w:rStyle w:val="Strong"/>
+          <w:sz w:val="20"/>
+        </w:rPr>
+        <w:t>validation</w:t>
+      </w:r>
+      <w:r>
+        <w:rPr>
+          <w:sz w:val="20"/>
         </w:rPr>
         <w:t xml:space="preserve">, </w:t>
       </w:r>
       <w:r>
         <w:rPr>
           <w:rStyle w:val="Strong"/>
-          <w:rFonts w:ascii="Arial" w:hAnsi="Arial" w:cs="Arial"/>
-          <w:sz w:val="18"/>
-        </w:rPr>
-        <w:t>Mocha</w:t>
-      </w:r>
-      <w:r>
-        <w:rPr>
-          <w:rFonts w:ascii="Arial" w:hAnsi="Arial" w:cs="Arial"/>
-          <w:sz w:val="18"/>
-        </w:rPr>
-        <w:t xml:space="preserve">, </w:t>
-      </w:r>
-      <w:r>
-        <w:rPr>
-          <w:rStyle w:val="Strong"/>
-          <w:rFonts w:ascii="Arial" w:hAnsi="Arial" w:cs="Arial"/>
-          <w:sz w:val="18"/>
-        </w:rPr>
-        <w:t>Chai</w:t>
-      </w:r>
-      <w:r>
-        <w:rPr>
-          <w:rFonts w:ascii="Arial" w:hAnsi="Arial" w:cs="Arial"/>
-          <w:sz w:val="18"/>
-        </w:rPr>
-        <w:t xml:space="preserve">, </w:t>
-      </w:r>
-      <w:r>
-        <w:rPr>
-          <w:rStyle w:val="Strong"/>
-          <w:rFonts w:ascii="Arial" w:hAnsi="Arial" w:cs="Arial"/>
-          <w:sz w:val="18"/>
-        </w:rPr>
-        <w:t>React Testing Library</w:t>
-      </w:r>
-      <w:r>
-        <w:rPr>
-          <w:rFonts w:ascii="Arial" w:hAnsi="Arial" w:cs="Arial"/>
-          <w:sz w:val="18"/>
-        </w:rPr>
-        <w:t xml:space="preserve">, </w:t>
-      </w:r>
-      <w:r>
-        <w:rPr>
-          <w:rStyle w:val="Strong"/>
-          <w:rFonts w:ascii="Arial" w:hAnsi="Arial" w:cs="Arial"/>
-          <w:sz w:val="18"/>
-        </w:rPr>
-        <w:t>Cypress</w:t>
-      </w:r>
-      <w:r>
-        <w:rPr>
-          <w:rFonts w:ascii="Arial" w:hAnsi="Arial" w:cs="Arial"/>
-          <w:sz w:val="18"/>
-        </w:rPr>
-        <w:t>, and Pact-style contract tests for critical flows.</w:t>
-      </w:r>
-    </w:p>
-    <w:p>
-      <w:pPr>
-        <w:pStyle w:val="NormalWeb"/>
-        <w:numPr>
-          <w:ilvl w:val="0"/>
-          <w:numId w:val="5"/>
-        </w:numPr>
-        <w:jc w:val="both"/>
-        <w:rPr>
-          <w:sz w:val="22"/>
-        </w:rPr>
-      </w:pPr>
-      <w:r>
-        <w:rPr>
-          <w:rFonts w:ascii="Arial" w:hAnsi="Arial" w:cs="Arial"/>
-          <w:sz w:val="18"/>
-        </w:rPr>
-        <w:t>Partnered with stakeholders to define measurable acceptance criteria and deliver increments safely through staged rollouts and documented rollback paths.</w:t>
+          <w:sz w:val="20"/>
+        </w:rPr>
+        <w:t>approvals</w:t>
+      </w:r>
+      <w:r>
+        <w:rPr>
+          <w:sz w:val="20"/>
+        </w:rPr>
+        <w:t xml:space="preserve">, and complex </w:t>
+      </w:r>
+      <w:r>
+        <w:rPr>
+          <w:rStyle w:val="Strong"/>
+          <w:sz w:val="20"/>
+        </w:rPr>
+        <w:t>status transitions</w:t>
+      </w:r>
+      <w:r>
+        <w:rPr>
+          <w:sz w:val="20"/>
+        </w:rPr>
+        <w:t>.</w:t>
       </w:r>
     </w:p>
     <w:p>
@@ -2267,6 +3200,7 @@
       </w:r>
     </w:p>
     <w:p>
+      <w:proofErr w:type="gramStart"/>
       <w:r>
         <w:rPr>
           <w:rFonts w:ascii="Arial" w:eastAsia="Arial" w:hAnsi="Arial" w:cs="Arial"/>
@@ -2274,7 +3208,37 @@
           <w:sz w:val="21"/>
           <w:szCs w:val="21"/>
         </w:rPr>
-        <w:t>Centric Tech Inc.  |  September 2015 - May 2018</w:t>
+        <w:t>Centric Tech Inc.</w:t>
+      </w:r>
+      <w:proofErr w:type="gramEnd"/>
+      <w:r>
+        <w:rPr>
+          <w:rFonts w:ascii="Arial" w:eastAsia="Arial" w:hAnsi="Arial" w:cs="Arial"/>
+          <w:color w:val="555555"/>
+          <w:sz w:val="21"/>
+          <w:szCs w:val="21"/>
+        </w:rPr>
+        <w:t xml:space="preserve">  </w:t>
+      </w:r>
+      <w:proofErr w:type="gramStart"/>
+      <w:r>
+        <w:rPr>
+          <w:rFonts w:ascii="Arial" w:eastAsia="Arial" w:hAnsi="Arial" w:cs="Arial"/>
+          <w:color w:val="555555"/>
+          <w:sz w:val="21"/>
+          <w:szCs w:val="21"/>
+        </w:rPr>
+        <w:t>|  September</w:t>
+      </w:r>
+      <w:proofErr w:type="gramEnd"/>
+      <w:r>
+        <w:rPr>
+          <w:rFonts w:ascii="Arial" w:eastAsia="Arial" w:hAnsi="Arial" w:cs="Arial"/>
+          <w:color w:val="555555"/>
+          <w:sz w:val="21"/>
+          <w:szCs w:val="21"/>
+        </w:rPr>
+        <w:t xml:space="preserve"> 2015 - May 2018</w:t>
       </w:r>
     </w:p>
     <w:p>
@@ -2282,35 +3246,127 @@
         <w:pStyle w:val="NormalWeb"/>
         <w:numPr>
           <w:ilvl w:val="0"/>
-          <w:numId w:val="7"/>
+          <w:numId w:val="27"/>
         </w:numPr>
         <w:jc w:val="both"/>
         <w:rPr>
-          <w:rFonts w:ascii="Arial" w:hAnsi="Arial" w:cs="Arial"/>
-          <w:sz w:val="18"/>
-        </w:rPr>
-      </w:pPr>
-      <w:r>
-        <w:rPr>
-          <w:rFonts w:ascii="Arial" w:hAnsi="Arial" w:cs="Arial"/>
-          <w:sz w:val="18"/>
-        </w:rPr>
-        <w:t xml:space="preserve">Built </w:t>
-      </w:r>
-      <w:r>
-        <w:rPr>
-          <w:rStyle w:val="Strong"/>
-          <w:rFonts w:ascii="Arial" w:hAnsi="Arial" w:cs="Arial"/>
-          <w:sz w:val="18"/>
+          <w:sz w:val="20"/>
+        </w:rPr>
+      </w:pPr>
+      <w:r>
+        <w:rPr>
+          <w:sz w:val="20"/>
+        </w:rPr>
+        <w:t xml:space="preserve">Developed full-stack </w:t>
+      </w:r>
+      <w:r>
+        <w:rPr>
+          <w:rStyle w:val="Strong"/>
+          <w:sz w:val="20"/>
+        </w:rPr>
+        <w:t>business application features</w:t>
+      </w:r>
+      <w:r>
+        <w:rPr>
+          <w:sz w:val="20"/>
+        </w:rPr>
+        <w:t xml:space="preserve"> using </w:t>
+      </w:r>
+      <w:proofErr w:type="gramStart"/>
+      <w:r>
+        <w:rPr>
+          <w:rStyle w:val="Strong"/>
+          <w:sz w:val="20"/>
         </w:rPr>
         <w:t>React</w:t>
       </w:r>
-      <w:r>
-        <w:rPr>
-          <w:rFonts w:ascii="Arial" w:hAnsi="Arial" w:cs="Arial"/>
-          <w:sz w:val="18"/>
-        </w:rPr>
-        <w:t xml:space="preserve"> UI features to incrementally replace server-rendered pages while maintaining behavior parity and improving multi-step workflow UX.</w:t>
+      <w:proofErr w:type="gramEnd"/>
+      <w:r>
+        <w:rPr>
+          <w:rStyle w:val="Strong"/>
+          <w:sz w:val="20"/>
+        </w:rPr>
+        <w:t xml:space="preserve"> 15–16</w:t>
+      </w:r>
+      <w:r>
+        <w:rPr>
+          <w:sz w:val="20"/>
+        </w:rPr>
+        <w:t xml:space="preserve">, </w:t>
+      </w:r>
+      <w:r>
+        <w:rPr>
+          <w:rStyle w:val="Strong"/>
+          <w:sz w:val="20"/>
+        </w:rPr>
+        <w:t>Node.js 10–14</w:t>
+      </w:r>
+      <w:r>
+        <w:rPr>
+          <w:sz w:val="20"/>
+        </w:rPr>
+        <w:t xml:space="preserve">, </w:t>
+      </w:r>
+      <w:r>
+        <w:rPr>
+          <w:rStyle w:val="Strong"/>
+          <w:sz w:val="20"/>
+        </w:rPr>
+        <w:t>JavaScript ES6+</w:t>
+      </w:r>
+      <w:r>
+        <w:rPr>
+          <w:sz w:val="20"/>
+        </w:rPr>
+        <w:t xml:space="preserve">, and </w:t>
+      </w:r>
+      <w:proofErr w:type="spellStart"/>
+      <w:r>
+        <w:rPr>
+          <w:rStyle w:val="Strong"/>
+          <w:sz w:val="20"/>
+        </w:rPr>
+        <w:t>PostgreSQL</w:t>
+      </w:r>
+      <w:proofErr w:type="spellEnd"/>
+      <w:r>
+        <w:rPr>
+          <w:rStyle w:val="Strong"/>
+          <w:sz w:val="20"/>
+        </w:rPr>
+        <w:t xml:space="preserve"> 10–12</w:t>
+      </w:r>
+      <w:r>
+        <w:rPr>
+          <w:sz w:val="20"/>
+        </w:rPr>
+        <w:t xml:space="preserve">, supporting internal users who relied on the platform for daily </w:t>
+      </w:r>
+      <w:r>
+        <w:rPr>
+          <w:rStyle w:val="Strong"/>
+          <w:sz w:val="20"/>
+        </w:rPr>
+        <w:t>process execution</w:t>
+      </w:r>
+      <w:r>
+        <w:rPr>
+          <w:sz w:val="20"/>
+        </w:rPr>
+        <w:t xml:space="preserve"> and </w:t>
+      </w:r>
+      <w:r>
+        <w:rPr>
+          <w:rStyle w:val="Strong"/>
+          <w:sz w:val="20"/>
+        </w:rPr>
+        <w:t>reporting</w:t>
+      </w:r>
+      <w:r>
+        <w:rPr>
+          <w:sz w:val="20"/>
+        </w:rPr>
+        <w:t>.</w:t>
       </w:r>
     </w:p>
     <w:p>
@@ -2318,20 +3374,96 @@
         <w:pStyle w:val="NormalWeb"/>
         <w:numPr>
           <w:ilvl w:val="0"/>
-          <w:numId w:val="7"/>
+          <w:numId w:val="27"/>
         </w:numPr>
         <w:jc w:val="both"/>
         <w:rPr>
-          <w:rFonts w:ascii="Arial" w:hAnsi="Arial" w:cs="Arial"/>
-          <w:sz w:val="18"/>
-        </w:rPr>
-      </w:pPr>
-      <w:r>
-        <w:rPr>
-          <w:rFonts w:ascii="Arial" w:hAnsi="Arial" w:cs="Arial"/>
-          <w:sz w:val="18"/>
-        </w:rPr>
-        <w:t>Implemented shared UI primitives and layout conventions, enabling faster feature delivery with consistent styling and fewer regressions.</w:t>
+          <w:sz w:val="20"/>
+        </w:rPr>
+      </w:pPr>
+      <w:r>
+        <w:rPr>
+          <w:sz w:val="20"/>
+        </w:rPr>
+        <w:t xml:space="preserve">Built modular </w:t>
+      </w:r>
+      <w:r>
+        <w:rPr>
+          <w:rStyle w:val="Strong"/>
+          <w:sz w:val="20"/>
+        </w:rPr>
+        <w:t>UI behavior</w:t>
+      </w:r>
+      <w:r>
+        <w:rPr>
+          <w:sz w:val="20"/>
+        </w:rPr>
+        <w:t xml:space="preserve"> for </w:t>
+      </w:r>
+      <w:r>
+        <w:rPr>
+          <w:rStyle w:val="Strong"/>
+          <w:sz w:val="20"/>
+        </w:rPr>
+        <w:t>editable forms</w:t>
+      </w:r>
+      <w:r>
+        <w:rPr>
+          <w:sz w:val="20"/>
+        </w:rPr>
+        <w:t xml:space="preserve">, </w:t>
+      </w:r>
+      <w:r>
+        <w:rPr>
+          <w:rStyle w:val="Strong"/>
+          <w:sz w:val="20"/>
+        </w:rPr>
+        <w:t>searchable record views</w:t>
+      </w:r>
+      <w:r>
+        <w:rPr>
+          <w:sz w:val="20"/>
+        </w:rPr>
+        <w:t xml:space="preserve">, and </w:t>
+      </w:r>
+      <w:r>
+        <w:rPr>
+          <w:rStyle w:val="Strong"/>
+          <w:sz w:val="20"/>
+        </w:rPr>
+        <w:t>action-driven status flows</w:t>
+      </w:r>
+      <w:r>
+        <w:rPr>
+          <w:sz w:val="20"/>
+        </w:rPr>
+        <w:t xml:space="preserve">, helping replace more rigid screens with interfaces that improved </w:t>
+      </w:r>
+      <w:r>
+        <w:rPr>
+          <w:rStyle w:val="Strong"/>
+          <w:sz w:val="20"/>
+        </w:rPr>
+        <w:t>feature extension speed</w:t>
+      </w:r>
+      <w:r>
+        <w:rPr>
+          <w:sz w:val="20"/>
+        </w:rPr>
+        <w:t xml:space="preserve"> by </w:t>
+      </w:r>
+      <w:r>
+        <w:rPr>
+          <w:rStyle w:val="Strong"/>
+          <w:sz w:val="20"/>
+        </w:rPr>
+        <w:t>25%</w:t>
+      </w:r>
+      <w:r>
+        <w:rPr>
+          <w:sz w:val="20"/>
+        </w:rPr>
+        <w:t xml:space="preserve"> over earlier implementation patterns.</w:t>
       </w:r>
     </w:p>
     <w:p>
@@ -2339,35 +3471,96 @@
         <w:pStyle w:val="NormalWeb"/>
         <w:numPr>
           <w:ilvl w:val="0"/>
-          <w:numId w:val="7"/>
+          <w:numId w:val="27"/>
         </w:numPr>
         <w:jc w:val="both"/>
         <w:rPr>
-          <w:rFonts w:ascii="Arial" w:hAnsi="Arial" w:cs="Arial"/>
-          <w:sz w:val="18"/>
-        </w:rPr>
-      </w:pPr>
-      <w:r>
-        <w:rPr>
-          <w:rFonts w:ascii="Arial" w:hAnsi="Arial" w:cs="Arial"/>
-          <w:sz w:val="18"/>
-        </w:rPr>
-        <w:t xml:space="preserve">Developed </w:t>
-      </w:r>
-      <w:r>
-        <w:rPr>
-          <w:rStyle w:val="Strong"/>
-          <w:rFonts w:ascii="Arial" w:hAnsi="Arial" w:cs="Arial"/>
-          <w:sz w:val="18"/>
-        </w:rPr>
-        <w:t>Node.js</w:t>
-      </w:r>
-      <w:r>
-        <w:rPr>
-          <w:rFonts w:ascii="Arial" w:hAnsi="Arial" w:cs="Arial"/>
-          <w:sz w:val="18"/>
-        </w:rPr>
-        <w:t xml:space="preserve"> services for internal tools and customer modules with strict request validation and support-friendly diagnostics.</w:t>
+          <w:sz w:val="20"/>
+        </w:rPr>
+      </w:pPr>
+      <w:r>
+        <w:rPr>
+          <w:sz w:val="20"/>
+        </w:rPr>
+        <w:t xml:space="preserve">Implemented </w:t>
+      </w:r>
+      <w:r>
+        <w:rPr>
+          <w:rStyle w:val="Strong"/>
+          <w:sz w:val="20"/>
+        </w:rPr>
+        <w:t>backend services</w:t>
+      </w:r>
+      <w:r>
+        <w:rPr>
+          <w:sz w:val="20"/>
+        </w:rPr>
+        <w:t xml:space="preserve"> for </w:t>
+      </w:r>
+      <w:r>
+        <w:rPr>
+          <w:rStyle w:val="Strong"/>
+          <w:sz w:val="20"/>
+        </w:rPr>
+        <w:t>CRUD operations</w:t>
+      </w:r>
+      <w:r>
+        <w:rPr>
+          <w:sz w:val="20"/>
+        </w:rPr>
+        <w:t xml:space="preserve">, </w:t>
+      </w:r>
+      <w:r>
+        <w:rPr>
+          <w:rStyle w:val="Strong"/>
+          <w:sz w:val="20"/>
+        </w:rPr>
+        <w:t>validation rules</w:t>
+      </w:r>
+      <w:r>
+        <w:rPr>
+          <w:sz w:val="20"/>
+        </w:rPr>
+        <w:t xml:space="preserve">, </w:t>
+      </w:r>
+      <w:r>
+        <w:rPr>
+          <w:rStyle w:val="Strong"/>
+          <w:sz w:val="20"/>
+        </w:rPr>
+        <w:t>data transformation</w:t>
+      </w:r>
+      <w:r>
+        <w:rPr>
+          <w:sz w:val="20"/>
+        </w:rPr>
+        <w:t xml:space="preserve">, and internal </w:t>
+      </w:r>
+      <w:r>
+        <w:rPr>
+          <w:rStyle w:val="Strong"/>
+          <w:sz w:val="20"/>
+        </w:rPr>
+        <w:t>workflow execution</w:t>
+      </w:r>
+      <w:r>
+        <w:rPr>
+          <w:sz w:val="20"/>
+        </w:rPr>
+        <w:t xml:space="preserve">, improving </w:t>
+      </w:r>
+      <w:r>
+        <w:rPr>
+          <w:rStyle w:val="Strong"/>
+          <w:sz w:val="20"/>
+        </w:rPr>
+        <w:t>reliability</w:t>
+      </w:r>
+      <w:r>
+        <w:rPr>
+          <w:sz w:val="20"/>
+        </w:rPr>
+        <w:t xml:space="preserve"> across everyday operations and administrative tasks.</w:t>
       </w:r>
     </w:p>
     <w:p>
@@ -2375,35 +3568,83 @@
         <w:pStyle w:val="NormalWeb"/>
         <w:numPr>
           <w:ilvl w:val="0"/>
-          <w:numId w:val="7"/>
+          <w:numId w:val="27"/>
         </w:numPr>
         <w:jc w:val="both"/>
         <w:rPr>
-          <w:rFonts w:ascii="Arial" w:hAnsi="Arial" w:cs="Arial"/>
-          <w:sz w:val="18"/>
-        </w:rPr>
-      </w:pPr>
-      <w:r>
-        <w:rPr>
-          <w:rFonts w:ascii="Arial" w:hAnsi="Arial" w:cs="Arial"/>
-          <w:sz w:val="18"/>
-        </w:rPr>
-        <w:t xml:space="preserve">Designed resource-oriented </w:t>
-      </w:r>
-      <w:r>
-        <w:rPr>
-          <w:rStyle w:val="Strong"/>
-          <w:rFonts w:ascii="Arial" w:hAnsi="Arial" w:cs="Arial"/>
-          <w:sz w:val="18"/>
-        </w:rPr>
-        <w:t>REST</w:t>
-      </w:r>
-      <w:r>
-        <w:rPr>
-          <w:rFonts w:ascii="Arial" w:hAnsi="Arial" w:cs="Arial"/>
-          <w:sz w:val="18"/>
-        </w:rPr>
-        <w:t xml:space="preserve"> endpoints with consistent error semantics, supporting backward compatibility through iterative enhancements.</w:t>
+          <w:sz w:val="20"/>
+        </w:rPr>
+      </w:pPr>
+      <w:r>
+        <w:rPr>
+          <w:sz w:val="20"/>
+        </w:rPr>
+        <w:t xml:space="preserve">Solved a frustrating </w:t>
+      </w:r>
+      <w:r>
+        <w:rPr>
+          <w:rStyle w:val="Strong"/>
+          <w:sz w:val="20"/>
+        </w:rPr>
+        <w:t>defect</w:t>
+      </w:r>
+      <w:r>
+        <w:rPr>
+          <w:sz w:val="20"/>
+        </w:rPr>
+        <w:t xml:space="preserve"> where filtered result pages sometimes displayed </w:t>
+      </w:r>
+      <w:r>
+        <w:rPr>
+          <w:rStyle w:val="Strong"/>
+          <w:sz w:val="20"/>
+        </w:rPr>
+        <w:t>stale data</w:t>
+      </w:r>
+      <w:r>
+        <w:rPr>
+          <w:sz w:val="20"/>
+        </w:rPr>
+        <w:t xml:space="preserve"> after updates by tightening </w:t>
+      </w:r>
+      <w:r>
+        <w:rPr>
+          <w:rStyle w:val="Strong"/>
+          <w:sz w:val="20"/>
+        </w:rPr>
+        <w:t>client state refresh behavior</w:t>
+      </w:r>
+      <w:r>
+        <w:rPr>
+          <w:sz w:val="20"/>
+        </w:rPr>
+        <w:t xml:space="preserve"> and aligning frontend assumptions with </w:t>
+      </w:r>
+      <w:r>
+        <w:rPr>
+          <w:rStyle w:val="Strong"/>
+          <w:sz w:val="20"/>
+        </w:rPr>
+        <w:t>backend response timing</w:t>
+      </w:r>
+      <w:r>
+        <w:rPr>
+          <w:sz w:val="20"/>
+        </w:rPr>
+        <w:t xml:space="preserve">, which reduced user-reported refresh issues by </w:t>
+      </w:r>
+      <w:r>
+        <w:rPr>
+          <w:rStyle w:val="Strong"/>
+          <w:sz w:val="20"/>
+        </w:rPr>
+        <w:t>31%</w:t>
+      </w:r>
+      <w:r>
+        <w:rPr>
+          <w:sz w:val="20"/>
+        </w:rPr>
+        <w:t>.</w:t>
       </w:r>
     </w:p>
     <w:p>
@@ -2411,65 +3652,70 @@
         <w:pStyle w:val="NormalWeb"/>
         <w:numPr>
           <w:ilvl w:val="0"/>
-          <w:numId w:val="7"/>
+          <w:numId w:val="27"/>
         </w:numPr>
         <w:jc w:val="both"/>
         <w:rPr>
-          <w:rFonts w:ascii="Arial" w:hAnsi="Arial" w:cs="Arial"/>
-          <w:sz w:val="18"/>
-        </w:rPr>
-      </w:pPr>
-      <w:r>
-        <w:rPr>
-          <w:rFonts w:ascii="Arial" w:hAnsi="Arial" w:cs="Arial"/>
-          <w:sz w:val="18"/>
-        </w:rPr>
-        <w:t xml:space="preserve">Modeled data and migrations across </w:t>
-      </w:r>
-      <w:r>
-        <w:rPr>
-          <w:rStyle w:val="Strong"/>
-          <w:rFonts w:ascii="Arial" w:hAnsi="Arial" w:cs="Arial"/>
-          <w:sz w:val="18"/>
-        </w:rPr>
-        <w:t>PostgreSQL</w:t>
-      </w:r>
-      <w:r>
-        <w:rPr>
-          <w:rFonts w:ascii="Arial" w:hAnsi="Arial" w:cs="Arial"/>
-          <w:sz w:val="18"/>
-        </w:rPr>
-        <w:t xml:space="preserve">, </w:t>
-      </w:r>
-      <w:r>
-        <w:rPr>
-          <w:rStyle w:val="Strong"/>
-          <w:rFonts w:ascii="Arial" w:hAnsi="Arial" w:cs="Arial"/>
-          <w:sz w:val="18"/>
-        </w:rPr>
-        <w:t>MySQL</w:t>
-      </w:r>
-      <w:r>
-        <w:rPr>
-          <w:rFonts w:ascii="Arial" w:hAnsi="Arial" w:cs="Arial"/>
-          <w:sz w:val="18"/>
-        </w:rPr>
-        <w:t xml:space="preserve">, and </w:t>
-      </w:r>
-      <w:r>
-        <w:rPr>
-          <w:rStyle w:val="Strong"/>
-          <w:rFonts w:ascii="Arial" w:hAnsi="Arial" w:cs="Arial"/>
-          <w:sz w:val="18"/>
-        </w:rPr>
-        <w:t>SQL Server</w:t>
-      </w:r>
-      <w:r>
-        <w:rPr>
-          <w:rFonts w:ascii="Arial" w:hAnsi="Arial" w:cs="Arial"/>
-          <w:sz w:val="18"/>
-        </w:rPr>
-        <w:t>, collaborating on indexing and query tuning for high-traffic paths.</w:t>
+          <w:sz w:val="20"/>
+        </w:rPr>
+      </w:pPr>
+      <w:r>
+        <w:rPr>
+          <w:sz w:val="20"/>
+        </w:rPr>
+        <w:t xml:space="preserve">Improved </w:t>
+      </w:r>
+      <w:r>
+        <w:rPr>
+          <w:rStyle w:val="Strong"/>
+          <w:sz w:val="20"/>
+        </w:rPr>
+        <w:t>maintainability</w:t>
+      </w:r>
+      <w:r>
+        <w:rPr>
+          <w:sz w:val="20"/>
+        </w:rPr>
+        <w:t xml:space="preserve"> of older modules by consolidating duplicated </w:t>
+      </w:r>
+      <w:r>
+        <w:rPr>
+          <w:rStyle w:val="Strong"/>
+          <w:sz w:val="20"/>
+        </w:rPr>
+        <w:t>helper logic</w:t>
+      </w:r>
+      <w:r>
+        <w:rPr>
+          <w:sz w:val="20"/>
+        </w:rPr>
+        <w:t xml:space="preserve"> and simplifying scattered </w:t>
+      </w:r>
+      <w:r>
+        <w:rPr>
+          <w:rStyle w:val="Strong"/>
+          <w:sz w:val="20"/>
+        </w:rPr>
+        <w:t>request handling patterns</w:t>
+      </w:r>
+      <w:r>
+        <w:rPr>
+          <w:sz w:val="20"/>
+        </w:rPr>
+        <w:t xml:space="preserve"> that had made </w:t>
+      </w:r>
+      <w:r>
+        <w:rPr>
+          <w:rStyle w:val="Strong"/>
+          <w:sz w:val="20"/>
+        </w:rPr>
+        <w:t>bug fixing</w:t>
+      </w:r>
+      <w:r>
+        <w:rPr>
+          <w:sz w:val="20"/>
+        </w:rPr>
+        <w:t xml:space="preserve"> slower and riskier for the team.</w:t>
       </w:r>
     </w:p>
     <w:p>
@@ -2477,35 +3723,83 @@
         <w:pStyle w:val="NormalWeb"/>
         <w:numPr>
           <w:ilvl w:val="0"/>
-          <w:numId w:val="7"/>
+          <w:numId w:val="27"/>
         </w:numPr>
         <w:jc w:val="both"/>
         <w:rPr>
-          <w:rFonts w:ascii="Arial" w:hAnsi="Arial" w:cs="Arial"/>
-          <w:sz w:val="18"/>
-        </w:rPr>
-      </w:pPr>
-      <w:r>
-        <w:rPr>
-          <w:rFonts w:ascii="Arial" w:hAnsi="Arial" w:cs="Arial"/>
-          <w:sz w:val="18"/>
-        </w:rPr>
-        <w:t xml:space="preserve">Added caching patterns using </w:t>
-      </w:r>
-      <w:r>
-        <w:rPr>
-          <w:rStyle w:val="Strong"/>
-          <w:rFonts w:ascii="Arial" w:hAnsi="Arial" w:cs="Arial"/>
-          <w:sz w:val="18"/>
-        </w:rPr>
-        <w:t>Redis</w:t>
-      </w:r>
-      <w:r>
-        <w:rPr>
-          <w:rFonts w:ascii="Arial" w:hAnsi="Arial" w:cs="Arial"/>
-          <w:sz w:val="18"/>
-        </w:rPr>
-        <w:t xml:space="preserve"> to reduce database load and improve responsiveness on read-heavy pages.</w:t>
+          <w:sz w:val="20"/>
+        </w:rPr>
+      </w:pPr>
+      <w:r>
+        <w:rPr>
+          <w:sz w:val="20"/>
+        </w:rPr>
+        <w:t xml:space="preserve">Added stronger </w:t>
+      </w:r>
+      <w:r>
+        <w:rPr>
+          <w:rStyle w:val="Strong"/>
+          <w:sz w:val="20"/>
+        </w:rPr>
+        <w:t>validation handling</w:t>
+      </w:r>
+      <w:r>
+        <w:rPr>
+          <w:sz w:val="20"/>
+        </w:rPr>
+        <w:t xml:space="preserve"> for edge cases involving incomplete </w:t>
+      </w:r>
+      <w:r>
+        <w:rPr>
+          <w:rStyle w:val="Strong"/>
+          <w:sz w:val="20"/>
+        </w:rPr>
+        <w:t>payloads</w:t>
+      </w:r>
+      <w:r>
+        <w:rPr>
+          <w:sz w:val="20"/>
+        </w:rPr>
+        <w:t xml:space="preserve"> and unexpected </w:t>
+      </w:r>
+      <w:r>
+        <w:rPr>
+          <w:rStyle w:val="Strong"/>
+          <w:sz w:val="20"/>
+        </w:rPr>
+        <w:t>null values</w:t>
+      </w:r>
+      <w:r>
+        <w:rPr>
+          <w:sz w:val="20"/>
+        </w:rPr>
+        <w:t xml:space="preserve">, reducing production </w:t>
+      </w:r>
+      <w:r>
+        <w:rPr>
+          <w:rStyle w:val="Strong"/>
+          <w:sz w:val="20"/>
+        </w:rPr>
+        <w:t>form-processing errors</w:t>
+      </w:r>
+      <w:r>
+        <w:rPr>
+          <w:sz w:val="20"/>
+        </w:rPr>
+        <w:t xml:space="preserve"> by </w:t>
+      </w:r>
+      <w:r>
+        <w:rPr>
+          <w:rStyle w:val="Strong"/>
+          <w:sz w:val="20"/>
+        </w:rPr>
+        <w:t>22%</w:t>
+      </w:r>
+      <w:r>
+        <w:rPr>
+          <w:sz w:val="20"/>
+        </w:rPr>
+        <w:t xml:space="preserve"> in affected workflows.</w:t>
       </w:r>
     </w:p>
     <w:p>
@@ -2513,35 +3807,70 @@
         <w:pStyle w:val="NormalWeb"/>
         <w:numPr>
           <w:ilvl w:val="0"/>
-          <w:numId w:val="7"/>
+          <w:numId w:val="27"/>
         </w:numPr>
         <w:jc w:val="both"/>
         <w:rPr>
-          <w:rFonts w:ascii="Arial" w:hAnsi="Arial" w:cs="Arial"/>
-          <w:sz w:val="18"/>
-        </w:rPr>
-      </w:pPr>
-      <w:r>
-        <w:rPr>
-          <w:rFonts w:ascii="Arial" w:hAnsi="Arial" w:cs="Arial"/>
-          <w:sz w:val="18"/>
-        </w:rPr>
-        <w:t xml:space="preserve">Introduced asynchronous processing via </w:t>
-      </w:r>
-      <w:r>
-        <w:rPr>
-          <w:rStyle w:val="Strong"/>
-          <w:rFonts w:ascii="Arial" w:hAnsi="Arial" w:cs="Arial"/>
-          <w:sz w:val="18"/>
-        </w:rPr>
-        <w:t>RabbitMQ</w:t>
-      </w:r>
-      <w:r>
-        <w:rPr>
-          <w:rFonts w:ascii="Arial" w:hAnsi="Arial" w:cs="Arial"/>
-          <w:sz w:val="18"/>
-        </w:rPr>
-        <w:t xml:space="preserve"> and early queue patterns to increase reliability for long-running tasks and operational workloads.</w:t>
+          <w:sz w:val="20"/>
+        </w:rPr>
+      </w:pPr>
+      <w:r>
+        <w:rPr>
+          <w:sz w:val="20"/>
+        </w:rPr>
+        <w:t xml:space="preserve">Supported migration of legacy </w:t>
+      </w:r>
+      <w:r>
+        <w:rPr>
+          <w:rStyle w:val="Strong"/>
+          <w:sz w:val="20"/>
+        </w:rPr>
+        <w:t>UI sections</w:t>
+      </w:r>
+      <w:r>
+        <w:rPr>
+          <w:sz w:val="20"/>
+        </w:rPr>
+        <w:t xml:space="preserve"> into cleaner </w:t>
+      </w:r>
+      <w:r>
+        <w:rPr>
+          <w:rStyle w:val="Strong"/>
+          <w:sz w:val="20"/>
+        </w:rPr>
+        <w:t>React 15–16 component structures</w:t>
+      </w:r>
+      <w:r>
+        <w:rPr>
+          <w:sz w:val="20"/>
+        </w:rPr>
+        <w:t xml:space="preserve">, helping the team move away from brittle </w:t>
+      </w:r>
+      <w:r>
+        <w:rPr>
+          <w:rStyle w:val="Strong"/>
+          <w:sz w:val="20"/>
+        </w:rPr>
+        <w:t>rendering logic</w:t>
+      </w:r>
+      <w:r>
+        <w:rPr>
+          <w:sz w:val="20"/>
+        </w:rPr>
+        <w:t xml:space="preserve"> and toward a more scalable </w:t>
+      </w:r>
+      <w:r>
+        <w:rPr>
+          <w:rStyle w:val="Strong"/>
+          <w:sz w:val="20"/>
+        </w:rPr>
+        <w:t>frontend foundation</w:t>
+      </w:r>
+      <w:r>
+        <w:rPr>
+          <w:sz w:val="20"/>
+        </w:rPr>
+        <w:t>.</w:t>
       </w:r>
     </w:p>
     <w:p>
@@ -2549,35 +3878,83 @@
         <w:pStyle w:val="NormalWeb"/>
         <w:numPr>
           <w:ilvl w:val="0"/>
-          <w:numId w:val="7"/>
+          <w:numId w:val="27"/>
         </w:numPr>
         <w:jc w:val="both"/>
         <w:rPr>
-          <w:rFonts w:ascii="Arial" w:hAnsi="Arial" w:cs="Arial"/>
-          <w:sz w:val="18"/>
-        </w:rPr>
-      </w:pPr>
-      <w:r>
-        <w:rPr>
-          <w:rFonts w:ascii="Arial" w:hAnsi="Arial" w:cs="Arial"/>
-          <w:sz w:val="18"/>
-        </w:rPr>
-        <w:t xml:space="preserve">Implemented search indexing with </w:t>
-      </w:r>
-      <w:r>
-        <w:rPr>
-          <w:rStyle w:val="Strong"/>
-          <w:rFonts w:ascii="Arial" w:hAnsi="Arial" w:cs="Arial"/>
-          <w:sz w:val="18"/>
-        </w:rPr>
-        <w:t>Elasticsearch</w:t>
-      </w:r>
-      <w:r>
-        <w:rPr>
-          <w:rFonts w:ascii="Arial" w:hAnsi="Arial" w:cs="Arial"/>
-          <w:sz w:val="18"/>
-        </w:rPr>
-        <w:t xml:space="preserve"> to improve record discoverability and reduce support effort during investigations.</w:t>
+          <w:sz w:val="20"/>
+        </w:rPr>
+      </w:pPr>
+      <w:r>
+        <w:rPr>
+          <w:sz w:val="20"/>
+        </w:rPr>
+        <w:t xml:space="preserve">Worked on </w:t>
+      </w:r>
+      <w:r>
+        <w:rPr>
+          <w:rStyle w:val="Strong"/>
+          <w:sz w:val="20"/>
+        </w:rPr>
+        <w:t>API-connected features</w:t>
+      </w:r>
+      <w:r>
+        <w:rPr>
+          <w:sz w:val="20"/>
+        </w:rPr>
+        <w:t xml:space="preserve"> that required careful coordination between </w:t>
+      </w:r>
+      <w:r>
+        <w:rPr>
+          <w:rStyle w:val="Strong"/>
+          <w:sz w:val="20"/>
+        </w:rPr>
+        <w:t>frontend interactions</w:t>
+      </w:r>
+      <w:r>
+        <w:rPr>
+          <w:sz w:val="20"/>
+        </w:rPr>
+        <w:t xml:space="preserve"> and </w:t>
+      </w:r>
+      <w:r>
+        <w:rPr>
+          <w:rStyle w:val="Strong"/>
+          <w:sz w:val="20"/>
+        </w:rPr>
+        <w:t>backend processing</w:t>
+      </w:r>
+      <w:r>
+        <w:rPr>
+          <w:sz w:val="20"/>
+        </w:rPr>
+        <w:t xml:space="preserve">, especially where </w:t>
+      </w:r>
+      <w:r>
+        <w:rPr>
+          <w:rStyle w:val="Strong"/>
+          <w:sz w:val="20"/>
+        </w:rPr>
+        <w:t>asynchronous updates</w:t>
+      </w:r>
+      <w:r>
+        <w:rPr>
+          <w:sz w:val="20"/>
+        </w:rPr>
+        <w:t xml:space="preserve"> could confuse users without proper </w:t>
+      </w:r>
+      <w:r>
+        <w:rPr>
+          <w:rStyle w:val="Strong"/>
+          <w:sz w:val="20"/>
+        </w:rPr>
+        <w:t>status feedback</w:t>
+      </w:r>
+      <w:r>
+        <w:rPr>
+          <w:sz w:val="20"/>
+        </w:rPr>
+        <w:t>.</w:t>
       </w:r>
     </w:p>
     <w:p>
@@ -2585,50 +3962,109 @@
         <w:pStyle w:val="NormalWeb"/>
         <w:numPr>
           <w:ilvl w:val="0"/>
-          <w:numId w:val="7"/>
+          <w:numId w:val="27"/>
         </w:numPr>
         <w:jc w:val="both"/>
         <w:rPr>
-          <w:rFonts w:ascii="Arial" w:hAnsi="Arial" w:cs="Arial"/>
-          <w:sz w:val="18"/>
-        </w:rPr>
-      </w:pPr>
-      <w:r>
-        <w:rPr>
-          <w:rFonts w:ascii="Arial" w:hAnsi="Arial" w:cs="Arial"/>
-          <w:sz w:val="18"/>
-        </w:rPr>
-        <w:t xml:space="preserve">Improved release reliability by wiring structured logs into </w:t>
-      </w:r>
-      <w:r>
-        <w:rPr>
-          <w:rStyle w:val="Strong"/>
-          <w:rFonts w:ascii="Arial" w:hAnsi="Arial" w:cs="Arial"/>
-          <w:sz w:val="18"/>
-        </w:rPr>
-        <w:t>ELK/EFK</w:t>
-      </w:r>
-      <w:r>
-        <w:rPr>
-          <w:rFonts w:ascii="Arial" w:hAnsi="Arial" w:cs="Arial"/>
-          <w:sz w:val="18"/>
-        </w:rPr>
-        <w:t xml:space="preserve"> and </w:t>
-      </w:r>
-      <w:r>
-        <w:rPr>
-          <w:rStyle w:val="Strong"/>
-          <w:rFonts w:ascii="Arial" w:hAnsi="Arial" w:cs="Arial"/>
-          <w:sz w:val="18"/>
-        </w:rPr>
-        <w:t>CloudWatch</w:t>
-      </w:r>
-      <w:r>
-        <w:rPr>
-          <w:rFonts w:ascii="Arial" w:hAnsi="Arial" w:cs="Arial"/>
-          <w:sz w:val="18"/>
-        </w:rPr>
-        <w:t>, enabling faster detection and triage of failures.</w:t>
+          <w:sz w:val="20"/>
+        </w:rPr>
+      </w:pPr>
+      <w:r>
+        <w:rPr>
+          <w:sz w:val="20"/>
+        </w:rPr>
+        <w:t xml:space="preserve">Investigated </w:t>
+      </w:r>
+      <w:r>
+        <w:rPr>
+          <w:rStyle w:val="Strong"/>
+          <w:sz w:val="20"/>
+        </w:rPr>
+        <w:t>performance complaints</w:t>
+      </w:r>
+      <w:r>
+        <w:rPr>
+          <w:sz w:val="20"/>
+        </w:rPr>
+        <w:t xml:space="preserve"> in </w:t>
+      </w:r>
+      <w:r>
+        <w:rPr>
+          <w:rStyle w:val="Strong"/>
+          <w:sz w:val="20"/>
+        </w:rPr>
+        <w:t>reporting pages</w:t>
+      </w:r>
+      <w:r>
+        <w:rPr>
+          <w:sz w:val="20"/>
+        </w:rPr>
+        <w:t xml:space="preserve"> and helped reduce response delays by trimming unnecessary </w:t>
+      </w:r>
+      <w:r>
+        <w:rPr>
+          <w:rStyle w:val="Strong"/>
+          <w:sz w:val="20"/>
+        </w:rPr>
+        <w:t>joins</w:t>
+      </w:r>
+      <w:r>
+        <w:rPr>
+          <w:sz w:val="20"/>
+        </w:rPr>
+        <w:t xml:space="preserve">, adding </w:t>
+      </w:r>
+      <w:r>
+        <w:rPr>
+          <w:rStyle w:val="Strong"/>
+          <w:sz w:val="20"/>
+        </w:rPr>
+        <w:t>indexes</w:t>
+      </w:r>
+      <w:r>
+        <w:rPr>
+          <w:sz w:val="20"/>
+        </w:rPr>
+        <w:t xml:space="preserve">, and introducing more controlled </w:t>
+      </w:r>
+      <w:r>
+        <w:rPr>
+          <w:rStyle w:val="Strong"/>
+          <w:sz w:val="20"/>
+        </w:rPr>
+        <w:t>query boundaries</w:t>
+      </w:r>
+      <w:r>
+        <w:rPr>
+          <w:sz w:val="20"/>
+        </w:rPr>
+        <w:t xml:space="preserve"> that improved </w:t>
+      </w:r>
+      <w:r>
+        <w:rPr>
+          <w:rStyle w:val="Strong"/>
+          <w:sz w:val="20"/>
+        </w:rPr>
+        <w:t>report execution speed</w:t>
+      </w:r>
+      <w:r>
+        <w:rPr>
+          <w:sz w:val="20"/>
+        </w:rPr>
+        <w:t xml:space="preserve"> by </w:t>
+      </w:r>
+      <w:r>
+        <w:rPr>
+          <w:rStyle w:val="Strong"/>
+          <w:sz w:val="20"/>
+        </w:rPr>
+        <w:t>18%</w:t>
+      </w:r>
+      <w:r>
+        <w:rPr>
+          <w:sz w:val="20"/>
+        </w:rPr>
+        <w:t>.</w:t>
       </w:r>
     </w:p>
     <w:p>
@@ -2636,50 +4072,96 @@
         <w:pStyle w:val="NormalWeb"/>
         <w:numPr>
           <w:ilvl w:val="0"/>
-          <w:numId w:val="7"/>
+          <w:numId w:val="27"/>
         </w:numPr>
         <w:jc w:val="both"/>
         <w:rPr>
-          <w:rFonts w:ascii="Arial" w:hAnsi="Arial" w:cs="Arial"/>
-          <w:sz w:val="18"/>
-        </w:rPr>
-      </w:pPr>
-      <w:r>
-        <w:rPr>
-          <w:rFonts w:ascii="Arial" w:hAnsi="Arial" w:cs="Arial"/>
-          <w:sz w:val="18"/>
-        </w:rPr>
-        <w:t xml:space="preserve">Containerized key services with Docker and introduced IaC foundations using </w:t>
-      </w:r>
-      <w:r>
-        <w:rPr>
-          <w:rStyle w:val="Strong"/>
-          <w:rFonts w:ascii="Arial" w:hAnsi="Arial" w:cs="Arial"/>
-          <w:sz w:val="18"/>
-        </w:rPr>
-        <w:t>Terraform/CloudFormation</w:t>
-      </w:r>
-      <w:r>
-        <w:rPr>
-          <w:rFonts w:ascii="Arial" w:hAnsi="Arial" w:cs="Arial"/>
-          <w:sz w:val="18"/>
-        </w:rPr>
-        <w:t xml:space="preserve"> and least-privilege </w:t>
-      </w:r>
-      <w:r>
-        <w:rPr>
-          <w:rStyle w:val="Strong"/>
-          <w:rFonts w:ascii="Arial" w:hAnsi="Arial" w:cs="Arial"/>
-          <w:sz w:val="18"/>
-        </w:rPr>
-        <w:t>IAM</w:t>
-      </w:r>
-      <w:r>
-        <w:rPr>
-          <w:rFonts w:ascii="Arial" w:hAnsi="Arial" w:cs="Arial"/>
-          <w:sz w:val="18"/>
-        </w:rPr>
-        <w:t xml:space="preserve"> concepts.</w:t>
+          <w:sz w:val="20"/>
+        </w:rPr>
+      </w:pPr>
+      <w:r>
+        <w:rPr>
+          <w:sz w:val="20"/>
+        </w:rPr>
+        <w:t xml:space="preserve">Contributed to </w:t>
+      </w:r>
+      <w:r>
+        <w:rPr>
+          <w:rStyle w:val="Strong"/>
+          <w:sz w:val="20"/>
+        </w:rPr>
+        <w:t>release preparation</w:t>
+      </w:r>
+      <w:r>
+        <w:rPr>
+          <w:sz w:val="20"/>
+        </w:rPr>
+        <w:t xml:space="preserve">, </w:t>
+      </w:r>
+      <w:r>
+        <w:rPr>
+          <w:rStyle w:val="Strong"/>
+          <w:sz w:val="20"/>
+        </w:rPr>
+        <w:t>smoke testing</w:t>
+      </w:r>
+      <w:r>
+        <w:rPr>
+          <w:sz w:val="20"/>
+        </w:rPr>
+        <w:t xml:space="preserve">, and </w:t>
+      </w:r>
+      <w:r>
+        <w:rPr>
+          <w:rStyle w:val="Strong"/>
+          <w:sz w:val="20"/>
+        </w:rPr>
+        <w:t>regression review</w:t>
+      </w:r>
+      <w:r>
+        <w:rPr>
+          <w:sz w:val="20"/>
+        </w:rPr>
+        <w:t xml:space="preserve">, building strong habits around </w:t>
+      </w:r>
+      <w:r>
+        <w:rPr>
+          <w:rStyle w:val="Strong"/>
+          <w:sz w:val="20"/>
+        </w:rPr>
+        <w:t>reproducibility</w:t>
+      </w:r>
+      <w:r>
+        <w:rPr>
+          <w:sz w:val="20"/>
+        </w:rPr>
+        <w:t xml:space="preserve">, </w:t>
+      </w:r>
+      <w:r>
+        <w:rPr>
+          <w:rStyle w:val="Strong"/>
+          <w:sz w:val="20"/>
+        </w:rPr>
+        <w:t>issue isolation</w:t>
+      </w:r>
+      <w:r>
+        <w:rPr>
+          <w:sz w:val="20"/>
+        </w:rPr>
+        <w:t xml:space="preserve">, and safer </w:t>
+      </w:r>
+      <w:r>
+        <w:rPr>
+          <w:rStyle w:val="Strong"/>
+          <w:sz w:val="20"/>
+        </w:rPr>
+        <w:t>change validation</w:t>
+      </w:r>
+      <w:r>
+        <w:rPr>
+          <w:sz w:val="20"/>
+        </w:rPr>
+        <w:t xml:space="preserve"> before deployment.</w:t>
       </w:r>
     </w:p>
     <w:p>
@@ -2687,34 +4169,70 @@
         <w:pStyle w:val="NormalWeb"/>
         <w:numPr>
           <w:ilvl w:val="0"/>
-          <w:numId w:val="7"/>
+          <w:numId w:val="27"/>
         </w:numPr>
         <w:jc w:val="both"/>
         <w:rPr>
-          <w:sz w:val="22"/>
-        </w:rPr>
-      </w:pPr>
-      <w:r>
-        <w:rPr>
-          <w:rFonts w:ascii="Arial" w:hAnsi="Arial" w:cs="Arial"/>
-          <w:sz w:val="18"/>
-        </w:rPr>
-        <w:t xml:space="preserve">Added automated coverage with </w:t>
-      </w:r>
-      <w:r>
-        <w:rPr>
-          <w:rStyle w:val="Strong"/>
-          <w:rFonts w:ascii="Arial" w:hAnsi="Arial" w:cs="Arial"/>
-          <w:sz w:val="18"/>
-        </w:rPr>
-        <w:t>Jest</w:t>
-      </w:r>
-      <w:r>
-        <w:rPr>
-          <w:rFonts w:ascii="Arial" w:hAnsi="Arial" w:cs="Arial"/>
-          <w:sz w:val="18"/>
-        </w:rPr>
-        <w:t xml:space="preserve"> and early API contract checks, stabilizing releases and enabling safer refactors of fragile logic.</w:t>
+          <w:sz w:val="20"/>
+        </w:rPr>
+      </w:pPr>
+      <w:r>
+        <w:rPr>
+          <w:sz w:val="20"/>
+        </w:rPr>
+        <w:t xml:space="preserve">Partnered with senior engineers to translate </w:t>
+      </w:r>
+      <w:r>
+        <w:rPr>
+          <w:rStyle w:val="Strong"/>
+          <w:sz w:val="20"/>
+        </w:rPr>
+        <w:t>product requests</w:t>
+      </w:r>
+      <w:r>
+        <w:rPr>
+          <w:sz w:val="20"/>
+        </w:rPr>
+        <w:t xml:space="preserve"> into practical </w:t>
+      </w:r>
+      <w:r>
+        <w:rPr>
+          <w:rStyle w:val="Strong"/>
+          <w:sz w:val="20"/>
+        </w:rPr>
+        <w:t>implementation plans</w:t>
+      </w:r>
+      <w:r>
+        <w:rPr>
+          <w:sz w:val="20"/>
+        </w:rPr>
+        <w:t xml:space="preserve">, delivering features that were realistic for the platform while still improving </w:t>
+      </w:r>
+      <w:r>
+        <w:rPr>
+          <w:rStyle w:val="Strong"/>
+          <w:sz w:val="20"/>
+        </w:rPr>
+        <w:t>user experience</w:t>
+      </w:r>
+      <w:r>
+        <w:rPr>
+          <w:sz w:val="20"/>
+        </w:rPr>
+        <w:t xml:space="preserve"> and </w:t>
+      </w:r>
+      <w:r>
+        <w:rPr>
+          <w:rStyle w:val="Strong"/>
+          <w:sz w:val="20"/>
+        </w:rPr>
+        <w:t>code quality</w:t>
+      </w:r>
+      <w:r>
+        <w:rPr>
+          <w:sz w:val="20"/>
+        </w:rPr>
+        <w:t>.</w:t>
       </w:r>
     </w:p>
     <w:p>
@@ -2731,6 +4249,7 @@
       </w:r>
     </w:p>
     <w:p>
+      <w:proofErr w:type="gramStart"/>
       <w:r>
         <w:rPr>
           <w:rFonts w:ascii="Arial" w:eastAsia="Arial" w:hAnsi="Arial" w:cs="Arial"/>
@@ -2738,7 +4257,17 @@
           <w:sz w:val="21"/>
           <w:szCs w:val="21"/>
         </w:rPr>
-        <w:t>Microsoft  |  September 2014 - August 2015</w:t>
+        <w:t>Microsoft  |</w:t>
+      </w:r>
+      <w:proofErr w:type="gramEnd"/>
+      <w:r>
+        <w:rPr>
+          <w:rFonts w:ascii="Arial" w:eastAsia="Arial" w:hAnsi="Arial" w:cs="Arial"/>
+          <w:color w:val="555555"/>
+          <w:sz w:val="21"/>
+          <w:szCs w:val="21"/>
+        </w:rPr>
+        <w:t xml:space="preserve">  September 2014 - August 2015</w:t>
       </w:r>
     </w:p>
     <w:p>
@@ -2746,36 +4275,97 @@
         <w:pStyle w:val="NormalWeb"/>
         <w:numPr>
           <w:ilvl w:val="0"/>
-          <w:numId w:val="10"/>
+          <w:numId w:val="28"/>
         </w:numPr>
         <w:jc w:val="both"/>
         <w:rPr>
-          <w:rFonts w:ascii="Arial" w:hAnsi="Arial" w:cs="Arial"/>
-          <w:sz w:val="18"/>
-        </w:rPr>
-      </w:pPr>
-      <w:r>
-        <w:rPr>
-          <w:rFonts w:ascii="Arial" w:hAnsi="Arial" w:cs="Arial"/>
-          <w:sz w:val="18"/>
+          <w:sz w:val="20"/>
+        </w:rPr>
+      </w:pPr>
+      <w:r>
+        <w:rPr>
+          <w:sz w:val="20"/>
         </w:rPr>
         <w:lastRenderedPageBreak/>
-        <w:t xml:space="preserve">Delivered UI enhancements in </w:t>
-      </w:r>
-      <w:r>
-        <w:rPr>
-          <w:rStyle w:val="Strong"/>
-          <w:rFonts w:ascii="Arial" w:hAnsi="Arial" w:cs="Arial"/>
-          <w:sz w:val="18"/>
-        </w:rPr>
-        <w:t>React</w:t>
-      </w:r>
-      <w:r>
-        <w:rPr>
-          <w:rFonts w:ascii="Arial" w:hAnsi="Arial" w:cs="Arial"/>
-          <w:sz w:val="18"/>
-        </w:rPr>
-        <w:t xml:space="preserve"> with careful review practices, improving daily user flows without introducing regression risk.</w:t>
+        <w:t xml:space="preserve">Supported web application development across </w:t>
+      </w:r>
+      <w:r>
+        <w:rPr>
+          <w:rStyle w:val="Strong"/>
+          <w:sz w:val="20"/>
+        </w:rPr>
+        <w:t>frontend</w:t>
+      </w:r>
+      <w:r>
+        <w:rPr>
+          <w:sz w:val="20"/>
+        </w:rPr>
+        <w:t xml:space="preserve"> and </w:t>
+      </w:r>
+      <w:r>
+        <w:rPr>
+          <w:rStyle w:val="Strong"/>
+          <w:sz w:val="20"/>
+        </w:rPr>
+        <w:t>backend layers</w:t>
+      </w:r>
+      <w:r>
+        <w:rPr>
+          <w:sz w:val="20"/>
+        </w:rPr>
+        <w:t xml:space="preserve"> using </w:t>
+      </w:r>
+      <w:r>
+        <w:rPr>
+          <w:rStyle w:val="Strong"/>
+          <w:sz w:val="20"/>
+        </w:rPr>
+        <w:t>JavaScript ES5–ES6</w:t>
+      </w:r>
+      <w:r>
+        <w:rPr>
+          <w:sz w:val="20"/>
+        </w:rPr>
+        <w:t xml:space="preserve">, early </w:t>
+      </w:r>
+      <w:r>
+        <w:rPr>
+          <w:rStyle w:val="Strong"/>
+          <w:sz w:val="20"/>
+        </w:rPr>
+        <w:t>React 15–16</w:t>
+      </w:r>
+      <w:r>
+        <w:rPr>
+          <w:sz w:val="20"/>
+        </w:rPr>
+        <w:t xml:space="preserve">, </w:t>
+      </w:r>
+      <w:r>
+        <w:rPr>
+          <w:rStyle w:val="Strong"/>
+          <w:sz w:val="20"/>
+        </w:rPr>
+        <w:t>Node.js 8–12</w:t>
+      </w:r>
+      <w:r>
+        <w:rPr>
+          <w:sz w:val="20"/>
+        </w:rPr>
+        <w:t xml:space="preserve">, and </w:t>
+      </w:r>
+      <w:r>
+        <w:rPr>
+          <w:rStyle w:val="Strong"/>
+          <w:sz w:val="20"/>
+        </w:rPr>
+        <w:t>relational database-backed workflows</w:t>
+      </w:r>
+      <w:r>
+        <w:rPr>
+          <w:sz w:val="20"/>
+        </w:rPr>
+        <w:t xml:space="preserve"> in a collaborative product team.</w:t>
       </w:r>
     </w:p>
     <w:p>
@@ -2783,35 +4373,96 @@
         <w:pStyle w:val="NormalWeb"/>
         <w:numPr>
           <w:ilvl w:val="0"/>
-          <w:numId w:val="10"/>
+          <w:numId w:val="28"/>
         </w:numPr>
         <w:jc w:val="both"/>
         <w:rPr>
-          <w:rFonts w:ascii="Arial" w:hAnsi="Arial" w:cs="Arial"/>
-          <w:sz w:val="18"/>
-        </w:rPr>
-      </w:pPr>
-      <w:r>
-        <w:rPr>
-          <w:rFonts w:ascii="Arial" w:hAnsi="Arial" w:cs="Arial"/>
-          <w:sz w:val="18"/>
-        </w:rPr>
-        <w:t xml:space="preserve">Built small </w:t>
-      </w:r>
-      <w:r>
-        <w:rPr>
-          <w:rStyle w:val="Strong"/>
-          <w:rFonts w:ascii="Arial" w:hAnsi="Arial" w:cs="Arial"/>
-          <w:sz w:val="18"/>
-        </w:rPr>
-        <w:t>Node.js</w:t>
-      </w:r>
-      <w:r>
-        <w:rPr>
-          <w:rFonts w:ascii="Arial" w:hAnsi="Arial" w:cs="Arial"/>
-          <w:sz w:val="18"/>
-        </w:rPr>
-        <w:t xml:space="preserve"> utilities and endpoints for internal workflows with predictable behavior and clear input contracts.</w:t>
+          <w:sz w:val="20"/>
+        </w:rPr>
+      </w:pPr>
+      <w:r>
+        <w:rPr>
+          <w:sz w:val="20"/>
+        </w:rPr>
+        <w:t xml:space="preserve">Assisted with implementation of </w:t>
+      </w:r>
+      <w:r>
+        <w:rPr>
+          <w:rStyle w:val="Strong"/>
+          <w:sz w:val="20"/>
+        </w:rPr>
+        <w:t>UI screens</w:t>
+      </w:r>
+      <w:r>
+        <w:rPr>
+          <w:sz w:val="20"/>
+        </w:rPr>
+        <w:t xml:space="preserve">, </w:t>
+      </w:r>
+      <w:r>
+        <w:rPr>
+          <w:rStyle w:val="Strong"/>
+          <w:sz w:val="20"/>
+        </w:rPr>
+        <w:t>form behaviors</w:t>
+      </w:r>
+      <w:r>
+        <w:rPr>
+          <w:sz w:val="20"/>
+        </w:rPr>
+        <w:t xml:space="preserve">, and </w:t>
+      </w:r>
+      <w:r>
+        <w:rPr>
+          <w:rStyle w:val="Strong"/>
+          <w:sz w:val="20"/>
+        </w:rPr>
+        <w:t>API-connected views</w:t>
+      </w:r>
+      <w:r>
+        <w:rPr>
+          <w:sz w:val="20"/>
+        </w:rPr>
+        <w:t xml:space="preserve">, helping deliver maintainable </w:t>
+      </w:r>
+      <w:r>
+        <w:rPr>
+          <w:rStyle w:val="Strong"/>
+          <w:sz w:val="20"/>
+        </w:rPr>
+        <w:t>user-facing functionality</w:t>
+      </w:r>
+      <w:r>
+        <w:rPr>
+          <w:sz w:val="20"/>
+        </w:rPr>
+        <w:t xml:space="preserve"> while contributing to a </w:t>
+      </w:r>
+      <w:r>
+        <w:rPr>
+          <w:rStyle w:val="Strong"/>
+          <w:sz w:val="20"/>
+        </w:rPr>
+        <w:t>20%</w:t>
+      </w:r>
+      <w:r>
+        <w:rPr>
+          <w:sz w:val="20"/>
+        </w:rPr>
+        <w:t xml:space="preserve"> improvement in turnaround time for smaller </w:t>
+      </w:r>
+      <w:r>
+        <w:rPr>
+          <w:rStyle w:val="Strong"/>
+          <w:sz w:val="20"/>
+        </w:rPr>
+        <w:t>feature requests</w:t>
+      </w:r>
+      <w:r>
+        <w:rPr>
+          <w:sz w:val="20"/>
+        </w:rPr>
+        <w:t>.</w:t>
       </w:r>
     </w:p>
     <w:p>
@@ -2819,20 +4470,83 @@
         <w:pStyle w:val="NormalWeb"/>
         <w:numPr>
           <w:ilvl w:val="0"/>
-          <w:numId w:val="10"/>
+          <w:numId w:val="28"/>
         </w:numPr>
         <w:jc w:val="both"/>
         <w:rPr>
-          <w:rFonts w:ascii="Arial" w:hAnsi="Arial" w:cs="Arial"/>
-          <w:sz w:val="18"/>
-        </w:rPr>
-      </w:pPr>
-      <w:r>
-        <w:rPr>
-          <w:rFonts w:ascii="Arial" w:hAnsi="Arial" w:cs="Arial"/>
-          <w:sz w:val="18"/>
-        </w:rPr>
-        <w:t>Partnered with senior engineers to break work into shippable increments and align changes with a structured release cadence.</w:t>
+          <w:sz w:val="20"/>
+        </w:rPr>
+      </w:pPr>
+      <w:r>
+        <w:rPr>
+          <w:sz w:val="20"/>
+        </w:rPr>
+        <w:t xml:space="preserve">Contributed to </w:t>
+      </w:r>
+      <w:r>
+        <w:rPr>
+          <w:rStyle w:val="Strong"/>
+          <w:sz w:val="20"/>
+        </w:rPr>
+        <w:t>backend feature work</w:t>
+      </w:r>
+      <w:r>
+        <w:rPr>
+          <w:sz w:val="20"/>
+        </w:rPr>
+        <w:t xml:space="preserve"> by updating </w:t>
+      </w:r>
+      <w:r>
+        <w:rPr>
+          <w:rStyle w:val="Strong"/>
+          <w:sz w:val="20"/>
+        </w:rPr>
+        <w:t>route handlers</w:t>
+      </w:r>
+      <w:r>
+        <w:rPr>
+          <w:sz w:val="20"/>
+        </w:rPr>
+        <w:t xml:space="preserve">, </w:t>
+      </w:r>
+      <w:r>
+        <w:rPr>
+          <w:rStyle w:val="Strong"/>
+          <w:sz w:val="20"/>
+        </w:rPr>
+        <w:t>validation checks</w:t>
+      </w:r>
+      <w:r>
+        <w:rPr>
+          <w:sz w:val="20"/>
+        </w:rPr>
+        <w:t xml:space="preserve">, and </w:t>
+      </w:r>
+      <w:r>
+        <w:rPr>
+          <w:rStyle w:val="Strong"/>
+          <w:sz w:val="20"/>
+        </w:rPr>
+        <w:t>database interactions</w:t>
+      </w:r>
+      <w:r>
+        <w:rPr>
+          <w:sz w:val="20"/>
+        </w:rPr>
+        <w:t xml:space="preserve">, improving stability in smaller </w:t>
+      </w:r>
+      <w:r>
+        <w:rPr>
+          <w:rStyle w:val="Strong"/>
+          <w:sz w:val="20"/>
+        </w:rPr>
+        <w:t>operational workflows</w:t>
+      </w:r>
+      <w:r>
+        <w:rPr>
+          <w:sz w:val="20"/>
+        </w:rPr>
+        <w:t xml:space="preserve"> and internal support tools.</w:t>
       </w:r>
     </w:p>
     <w:p>
@@ -2840,20 +4554,96 @@
         <w:pStyle w:val="NormalWeb"/>
         <w:numPr>
           <w:ilvl w:val="0"/>
-          <w:numId w:val="10"/>
+          <w:numId w:val="28"/>
         </w:numPr>
         <w:jc w:val="both"/>
         <w:rPr>
-          <w:rFonts w:ascii="Arial" w:hAnsi="Arial" w:cs="Arial"/>
-          <w:sz w:val="18"/>
-        </w:rPr>
-      </w:pPr>
-      <w:r>
-        <w:rPr>
-          <w:rFonts w:ascii="Arial" w:hAnsi="Arial" w:cs="Arial"/>
-          <w:sz w:val="18"/>
-        </w:rPr>
-        <w:t>Fixed reliability issues with reproducible test cases and clear bug write-ups, reducing repeat regressions in shared modules.</w:t>
+          <w:sz w:val="20"/>
+        </w:rPr>
+      </w:pPr>
+      <w:r>
+        <w:rPr>
+          <w:sz w:val="20"/>
+        </w:rPr>
+        <w:t xml:space="preserve">Helped resolve recurring </w:t>
+      </w:r>
+      <w:r>
+        <w:rPr>
+          <w:rStyle w:val="Strong"/>
+          <w:sz w:val="20"/>
+        </w:rPr>
+        <w:t>null-handling</w:t>
+      </w:r>
+      <w:r>
+        <w:rPr>
+          <w:sz w:val="20"/>
+        </w:rPr>
+        <w:t xml:space="preserve"> and </w:t>
+      </w:r>
+      <w:r>
+        <w:rPr>
+          <w:rStyle w:val="Strong"/>
+          <w:sz w:val="20"/>
+        </w:rPr>
+        <w:t>malformed-request issues</w:t>
+      </w:r>
+      <w:r>
+        <w:rPr>
+          <w:sz w:val="20"/>
+        </w:rPr>
+        <w:t xml:space="preserve"> that caused avoidable errors in production by adding safer </w:t>
+      </w:r>
+      <w:r>
+        <w:rPr>
+          <w:rStyle w:val="Strong"/>
+          <w:sz w:val="20"/>
+        </w:rPr>
+        <w:t>guards</w:t>
+      </w:r>
+      <w:r>
+        <w:rPr>
+          <w:sz w:val="20"/>
+        </w:rPr>
+        <w:t xml:space="preserve">, clearer </w:t>
+      </w:r>
+      <w:r>
+        <w:rPr>
+          <w:rStyle w:val="Strong"/>
+          <w:sz w:val="20"/>
+        </w:rPr>
+        <w:t>validation paths</w:t>
+      </w:r>
+      <w:r>
+        <w:rPr>
+          <w:sz w:val="20"/>
+        </w:rPr>
+        <w:t xml:space="preserve">, and better </w:t>
+      </w:r>
+      <w:r>
+        <w:rPr>
+          <w:rStyle w:val="Strong"/>
+          <w:sz w:val="20"/>
+        </w:rPr>
+        <w:t>developer-facing debugging output</w:t>
+      </w:r>
+      <w:r>
+        <w:rPr>
+          <w:sz w:val="20"/>
+        </w:rPr>
+        <w:t xml:space="preserve">, reducing repeat defects by </w:t>
+      </w:r>
+      <w:r>
+        <w:rPr>
+          <w:rStyle w:val="Strong"/>
+          <w:sz w:val="20"/>
+        </w:rPr>
+        <w:t>23%</w:t>
+      </w:r>
+      <w:r>
+        <w:rPr>
+          <w:sz w:val="20"/>
+        </w:rPr>
+        <w:t>.</w:t>
       </w:r>
     </w:p>
     <w:p>
@@ -2861,20 +4651,70 @@
         <w:pStyle w:val="NormalWeb"/>
         <w:numPr>
           <w:ilvl w:val="0"/>
-          <w:numId w:val="10"/>
+          <w:numId w:val="28"/>
         </w:numPr>
         <w:jc w:val="both"/>
         <w:rPr>
-          <w:rFonts w:ascii="Arial" w:hAnsi="Arial" w:cs="Arial"/>
-          <w:sz w:val="18"/>
-        </w:rPr>
-      </w:pPr>
-      <w:r>
-        <w:rPr>
-          <w:rFonts w:ascii="Arial" w:hAnsi="Arial" w:cs="Arial"/>
-          <w:sz w:val="18"/>
-        </w:rPr>
-        <w:t>Supported performance investigations by profiling slow UI interactions and proposing concrete improvements for high-traffic screens.</w:t>
+          <w:sz w:val="20"/>
+        </w:rPr>
+      </w:pPr>
+      <w:r>
+        <w:rPr>
+          <w:sz w:val="20"/>
+        </w:rPr>
+        <w:t xml:space="preserve">Worked on </w:t>
+      </w:r>
+      <w:r>
+        <w:rPr>
+          <w:rStyle w:val="Strong"/>
+          <w:sz w:val="20"/>
+        </w:rPr>
+        <w:t>bug fixes</w:t>
+      </w:r>
+      <w:r>
+        <w:rPr>
+          <w:sz w:val="20"/>
+        </w:rPr>
+        <w:t xml:space="preserve"> tied to inconsistent </w:t>
+      </w:r>
+      <w:r>
+        <w:rPr>
+          <w:rStyle w:val="Strong"/>
+          <w:sz w:val="20"/>
+        </w:rPr>
+        <w:t>state behavior</w:t>
+      </w:r>
+      <w:r>
+        <w:rPr>
+          <w:sz w:val="20"/>
+        </w:rPr>
+        <w:t xml:space="preserve"> in dynamic forms, improving </w:t>
+      </w:r>
+      <w:r>
+        <w:rPr>
+          <w:rStyle w:val="Strong"/>
+          <w:sz w:val="20"/>
+        </w:rPr>
+        <w:t>data retention</w:t>
+      </w:r>
+      <w:r>
+        <w:rPr>
+          <w:sz w:val="20"/>
+        </w:rPr>
+        <w:t xml:space="preserve"> and reducing frustrating re-entry work for users navigating </w:t>
+      </w:r>
+      <w:r>
+        <w:rPr>
+          <w:rStyle w:val="Strong"/>
+          <w:sz w:val="20"/>
+        </w:rPr>
+        <w:t>multi-step screens</w:t>
+      </w:r>
+      <w:r>
+        <w:rPr>
+          <w:sz w:val="20"/>
+        </w:rPr>
+        <w:t>.</w:t>
       </w:r>
     </w:p>
     <w:p>
@@ -2882,19 +4722,351 @@
         <w:pStyle w:val="NormalWeb"/>
         <w:numPr>
           <w:ilvl w:val="0"/>
-          <w:numId w:val="10"/>
+          <w:numId w:val="28"/>
         </w:numPr>
         <w:jc w:val="both"/>
         <w:rPr>
-          <w:sz w:val="22"/>
-        </w:rPr>
-      </w:pPr>
-      <w:r>
-        <w:rPr>
-          <w:rFonts w:ascii="Arial" w:hAnsi="Arial" w:cs="Arial"/>
-          <w:sz w:val="18"/>
-        </w:rPr>
-        <w:t>Documented delivered features and operational notes, enabling teammates to validate behavior and support workflows with less back-and-forth.</w:t>
+          <w:sz w:val="20"/>
+        </w:rPr>
+      </w:pPr>
+      <w:r>
+        <w:rPr>
+          <w:sz w:val="20"/>
+        </w:rPr>
+        <w:t xml:space="preserve">Participated in </w:t>
+      </w:r>
+      <w:r>
+        <w:rPr>
+          <w:rStyle w:val="Strong"/>
+          <w:sz w:val="20"/>
+        </w:rPr>
+        <w:t>cleanup efforts</w:t>
+      </w:r>
+      <w:r>
+        <w:rPr>
+          <w:sz w:val="20"/>
+        </w:rPr>
+        <w:t xml:space="preserve"> that reduced duplicated </w:t>
+      </w:r>
+      <w:r>
+        <w:rPr>
+          <w:rStyle w:val="Strong"/>
+          <w:sz w:val="20"/>
+        </w:rPr>
+        <w:t>code</w:t>
+      </w:r>
+      <w:r>
+        <w:rPr>
+          <w:sz w:val="20"/>
+        </w:rPr>
+        <w:t xml:space="preserve"> and simplified older </w:t>
+      </w:r>
+      <w:r>
+        <w:rPr>
+          <w:rStyle w:val="Strong"/>
+          <w:sz w:val="20"/>
+        </w:rPr>
+        <w:t>helper utilities</w:t>
+      </w:r>
+      <w:r>
+        <w:rPr>
+          <w:sz w:val="20"/>
+        </w:rPr>
+        <w:t xml:space="preserve">, making </w:t>
+      </w:r>
+      <w:proofErr w:type="gramStart"/>
+      <w:r>
+        <w:rPr>
+          <w:sz w:val="20"/>
+        </w:rPr>
+        <w:t>the codebase</w:t>
+      </w:r>
+      <w:proofErr w:type="gramEnd"/>
+      <w:r>
+        <w:rPr>
+          <w:sz w:val="20"/>
+        </w:rPr>
+        <w:t xml:space="preserve"> easier for the team to understand and lowering minor </w:t>
+      </w:r>
+      <w:r>
+        <w:rPr>
+          <w:rStyle w:val="Strong"/>
+          <w:sz w:val="20"/>
+        </w:rPr>
+        <w:t>regression frequency</w:t>
+      </w:r>
+      <w:r>
+        <w:rPr>
+          <w:sz w:val="20"/>
+        </w:rPr>
+        <w:t xml:space="preserve"> by </w:t>
+      </w:r>
+      <w:r>
+        <w:rPr>
+          <w:rStyle w:val="Strong"/>
+          <w:sz w:val="20"/>
+        </w:rPr>
+        <w:t>17%</w:t>
+      </w:r>
+      <w:r>
+        <w:rPr>
+          <w:sz w:val="20"/>
+        </w:rPr>
+        <w:t xml:space="preserve"> during maintenance changes.</w:t>
+      </w:r>
+    </w:p>
+    <w:p>
+      <w:pPr>
+        <w:pStyle w:val="NormalWeb"/>
+        <w:numPr>
+          <w:ilvl w:val="0"/>
+          <w:numId w:val="28"/>
+        </w:numPr>
+        <w:jc w:val="both"/>
+        <w:rPr>
+          <w:sz w:val="20"/>
+        </w:rPr>
+      </w:pPr>
+      <w:r>
+        <w:rPr>
+          <w:sz w:val="20"/>
+        </w:rPr>
+        <w:t xml:space="preserve">Assisted with </w:t>
+      </w:r>
+      <w:r>
+        <w:rPr>
+          <w:rStyle w:val="Strong"/>
+          <w:sz w:val="20"/>
+        </w:rPr>
+        <w:t>rollout</w:t>
+      </w:r>
+      <w:r>
+        <w:rPr>
+          <w:sz w:val="20"/>
+        </w:rPr>
+        <w:t xml:space="preserve"> and </w:t>
+      </w:r>
+      <w:r>
+        <w:rPr>
+          <w:rStyle w:val="Strong"/>
+          <w:sz w:val="20"/>
+        </w:rPr>
+        <w:t>support tasks</w:t>
+      </w:r>
+      <w:r>
+        <w:rPr>
+          <w:sz w:val="20"/>
+        </w:rPr>
+        <w:t xml:space="preserve"> during </w:t>
+      </w:r>
+      <w:r>
+        <w:rPr>
+          <w:rStyle w:val="Strong"/>
+          <w:sz w:val="20"/>
+        </w:rPr>
+        <w:t>release cycles</w:t>
+      </w:r>
+      <w:r>
+        <w:rPr>
+          <w:sz w:val="20"/>
+        </w:rPr>
+        <w:t xml:space="preserve">, reproducing defects, validating fixes, and documenting </w:t>
+      </w:r>
+      <w:r>
+        <w:rPr>
+          <w:rStyle w:val="Strong"/>
+          <w:sz w:val="20"/>
+        </w:rPr>
+        <w:t>issue patterns</w:t>
+      </w:r>
+      <w:r>
+        <w:rPr>
+          <w:sz w:val="20"/>
+        </w:rPr>
+        <w:t xml:space="preserve"> so more senior engineers could address </w:t>
+      </w:r>
+      <w:r>
+        <w:rPr>
+          <w:rStyle w:val="Strong"/>
+          <w:sz w:val="20"/>
+        </w:rPr>
+        <w:t>root causes</w:t>
+      </w:r>
+      <w:r>
+        <w:rPr>
+          <w:sz w:val="20"/>
+        </w:rPr>
+        <w:t xml:space="preserve"> faster.</w:t>
+      </w:r>
+    </w:p>
+    <w:p>
+      <w:pPr>
+        <w:pStyle w:val="NormalWeb"/>
+        <w:numPr>
+          <w:ilvl w:val="0"/>
+          <w:numId w:val="28"/>
+        </w:numPr>
+        <w:jc w:val="both"/>
+        <w:rPr>
+          <w:sz w:val="20"/>
+        </w:rPr>
+      </w:pPr>
+      <w:r>
+        <w:rPr>
+          <w:sz w:val="20"/>
+        </w:rPr>
+        <w:t xml:space="preserve">Gained practical experience translating </w:t>
+      </w:r>
+      <w:r>
+        <w:rPr>
+          <w:rStyle w:val="Strong"/>
+          <w:sz w:val="20"/>
+        </w:rPr>
+        <w:t>product</w:t>
+      </w:r>
+      <w:r>
+        <w:rPr>
+          <w:sz w:val="20"/>
+        </w:rPr>
+        <w:t xml:space="preserve"> and </w:t>
+      </w:r>
+      <w:r>
+        <w:rPr>
+          <w:rStyle w:val="Strong"/>
+          <w:sz w:val="20"/>
+        </w:rPr>
+        <w:t>QA feedback</w:t>
+      </w:r>
+      <w:r>
+        <w:rPr>
+          <w:sz w:val="20"/>
+        </w:rPr>
+        <w:t xml:space="preserve"> into engineering updates, especially for </w:t>
+      </w:r>
+      <w:r>
+        <w:rPr>
+          <w:rStyle w:val="Strong"/>
+          <w:sz w:val="20"/>
+        </w:rPr>
+        <w:t>UI defects</w:t>
+      </w:r>
+      <w:r>
+        <w:rPr>
+          <w:sz w:val="20"/>
+        </w:rPr>
+        <w:t xml:space="preserve">, </w:t>
+      </w:r>
+      <w:r>
+        <w:rPr>
+          <w:rStyle w:val="Strong"/>
+          <w:sz w:val="20"/>
+        </w:rPr>
+        <w:t>data inconsistencies</w:t>
+      </w:r>
+      <w:r>
+        <w:rPr>
+          <w:sz w:val="20"/>
+        </w:rPr>
+        <w:t xml:space="preserve">, and small </w:t>
+      </w:r>
+      <w:r>
+        <w:rPr>
+          <w:rStyle w:val="Strong"/>
+          <w:sz w:val="20"/>
+        </w:rPr>
+        <w:t>workflow gaps</w:t>
+      </w:r>
+      <w:r>
+        <w:rPr>
+          <w:sz w:val="20"/>
+        </w:rPr>
+        <w:t xml:space="preserve"> that affected everyday usability.</w:t>
+      </w:r>
+    </w:p>
+    <w:p>
+      <w:pPr>
+        <w:pStyle w:val="NormalWeb"/>
+        <w:numPr>
+          <w:ilvl w:val="0"/>
+          <w:numId w:val="28"/>
+        </w:numPr>
+        <w:jc w:val="both"/>
+        <w:rPr>
+          <w:sz w:val="20"/>
+        </w:rPr>
+      </w:pPr>
+      <w:bookmarkStart w:id="0" w:name="_GoBack"/>
+      <w:bookmarkEnd w:id="0"/>
+      <w:r>
+        <w:rPr>
+          <w:sz w:val="20"/>
+        </w:rPr>
+        <w:t xml:space="preserve">Built foundational experience in debugging across </w:t>
+      </w:r>
+      <w:r>
+        <w:rPr>
+          <w:rStyle w:val="Strong"/>
+          <w:sz w:val="20"/>
+        </w:rPr>
+        <w:t>browser</w:t>
+      </w:r>
+      <w:r>
+        <w:rPr>
+          <w:sz w:val="20"/>
+        </w:rPr>
+        <w:t xml:space="preserve">, </w:t>
+      </w:r>
+      <w:r>
+        <w:rPr>
+          <w:rStyle w:val="Strong"/>
+          <w:sz w:val="20"/>
+        </w:rPr>
+        <w:t>API</w:t>
+      </w:r>
+      <w:r>
+        <w:rPr>
+          <w:sz w:val="20"/>
+        </w:rPr>
+        <w:t xml:space="preserve">, and </w:t>
+      </w:r>
+      <w:r>
+        <w:rPr>
+          <w:rStyle w:val="Strong"/>
+          <w:sz w:val="20"/>
+        </w:rPr>
+        <w:t>database layers</w:t>
+      </w:r>
+      <w:r>
+        <w:rPr>
+          <w:sz w:val="20"/>
+        </w:rPr>
+        <w:t xml:space="preserve">, which created the technical discipline later used in larger </w:t>
+      </w:r>
+      <w:r>
+        <w:rPr>
+          <w:rStyle w:val="Strong"/>
+          <w:sz w:val="20"/>
+        </w:rPr>
+        <w:t>full-stack</w:t>
+      </w:r>
+      <w:r>
+        <w:rPr>
+          <w:sz w:val="20"/>
+        </w:rPr>
+        <w:t xml:space="preserve"> and </w:t>
+      </w:r>
+      <w:r>
+        <w:rPr>
+          <w:rStyle w:val="Strong"/>
+          <w:sz w:val="20"/>
+        </w:rPr>
+        <w:t>cloud-based engineering</w:t>
+      </w:r>
+      <w:r>
+        <w:rPr>
+          <w:sz w:val="20"/>
+        </w:rPr>
+        <w:t xml:space="preserve"> work.</w:t>
       </w:r>
     </w:p>
     <w:p>
@@ -3145,6 +5317,7 @@
         </w:rPr>
         <w:t xml:space="preserve">, and </w:t>
       </w:r>
+      <w:proofErr w:type="spellStart"/>
       <w:r>
         <w:rPr>
           <w:rStyle w:val="Strong"/>
@@ -3153,6 +5326,7 @@
         </w:rPr>
         <w:t>RabbitMQ</w:t>
       </w:r>
+      <w:proofErr w:type="spellEnd"/>
       <w:r>
         <w:rPr>
           <w:rFonts w:ascii="Arial" w:hAnsi="Arial" w:cs="Arial"/>
@@ -3322,13 +5496,23 @@
         </w:rPr>
         <w:t xml:space="preserve">, and metadata persisted in </w:t>
       </w:r>
-      <w:r>
-        <w:rPr>
-          <w:rStyle w:val="Strong"/>
-          <w:rFonts w:ascii="Arial" w:hAnsi="Arial" w:cs="Arial"/>
-          <w:sz w:val="18"/>
-        </w:rPr>
-        <w:t>PostgreSQL/RDS</w:t>
+      <w:proofErr w:type="spellStart"/>
+      <w:r>
+        <w:rPr>
+          <w:rStyle w:val="Strong"/>
+          <w:rFonts w:ascii="Arial" w:hAnsi="Arial" w:cs="Arial"/>
+          <w:sz w:val="18"/>
+        </w:rPr>
+        <w:t>PostgreSQL</w:t>
+      </w:r>
+      <w:proofErr w:type="spellEnd"/>
+      <w:r>
+        <w:rPr>
+          <w:rStyle w:val="Strong"/>
+          <w:rFonts w:ascii="Arial" w:hAnsi="Arial" w:cs="Arial"/>
+          <w:sz w:val="18"/>
+        </w:rPr>
+        <w:t>/RDS</w:t>
       </w:r>
       <w:r>
         <w:rPr>
@@ -3373,6 +5557,7 @@
         </w:rPr>
         <w:t xml:space="preserve">Operationalized reliability with </w:t>
       </w:r>
+      <w:proofErr w:type="spellStart"/>
       <w:r>
         <w:rPr>
           <w:rStyle w:val="Strong"/>
@@ -3381,6 +5566,7 @@
         </w:rPr>
         <w:t>OpenTelemetry</w:t>
       </w:r>
+      <w:proofErr w:type="spellEnd"/>
       <w:r>
         <w:rPr>
           <w:rFonts w:ascii="Arial" w:hAnsi="Arial" w:cs="Arial"/>
@@ -3388,6 +5574,7 @@
         </w:rPr>
         <w:t xml:space="preserve"> traces shipped to </w:t>
       </w:r>
+      <w:proofErr w:type="spellStart"/>
       <w:r>
         <w:rPr>
           <w:rStyle w:val="Strong"/>
@@ -3396,6 +5583,7 @@
         </w:rPr>
         <w:t>Datadog</w:t>
       </w:r>
+      <w:proofErr w:type="spellEnd"/>
       <w:r>
         <w:rPr>
           <w:rFonts w:ascii="Arial" w:hAnsi="Arial" w:cs="Arial"/>
@@ -3403,13 +5591,23 @@
         </w:rPr>
         <w:t xml:space="preserve">, dashboards in </w:t>
       </w:r>
-      <w:r>
-        <w:rPr>
-          <w:rStyle w:val="Strong"/>
-          <w:rFonts w:ascii="Arial" w:hAnsi="Arial" w:cs="Arial"/>
-          <w:sz w:val="18"/>
-        </w:rPr>
-        <w:t>Grafana/Prometheus</w:t>
+      <w:proofErr w:type="spellStart"/>
+      <w:r>
+        <w:rPr>
+          <w:rStyle w:val="Strong"/>
+          <w:rFonts w:ascii="Arial" w:hAnsi="Arial" w:cs="Arial"/>
+          <w:sz w:val="18"/>
+        </w:rPr>
+        <w:t>Grafana</w:t>
+      </w:r>
+      <w:proofErr w:type="spellEnd"/>
+      <w:r>
+        <w:rPr>
+          <w:rStyle w:val="Strong"/>
+          <w:rFonts w:ascii="Arial" w:hAnsi="Arial" w:cs="Arial"/>
+          <w:sz w:val="18"/>
+        </w:rPr>
+        <w:t>/Prometheus</w:t>
       </w:r>
       <w:r>
         <w:rPr>
@@ -3433,6 +5631,7 @@
         </w:rPr>
         <w:t xml:space="preserve"> and </w:t>
       </w:r>
+      <w:proofErr w:type="spellStart"/>
       <w:r>
         <w:rPr>
           <w:rStyle w:val="Strong"/>
@@ -3441,6 +5640,7 @@
         </w:rPr>
         <w:t>CloudWatch</w:t>
       </w:r>
+      <w:proofErr w:type="spellEnd"/>
       <w:r>
         <w:rPr>
           <w:rFonts w:ascii="Arial" w:hAnsi="Arial" w:cs="Arial"/>
@@ -3490,13 +5690,23 @@
         </w:rPr>
         <w:t xml:space="preserve">Implemented near-real-time indexing into </w:t>
       </w:r>
-      <w:r>
-        <w:rPr>
-          <w:rStyle w:val="Strong"/>
-          <w:rFonts w:ascii="Arial" w:hAnsi="Arial" w:cs="Arial"/>
-          <w:sz w:val="18"/>
-        </w:rPr>
-        <w:t>Elasticsearch/OpenSearch</w:t>
+      <w:proofErr w:type="spellStart"/>
+      <w:r>
+        <w:rPr>
+          <w:rStyle w:val="Strong"/>
+          <w:rFonts w:ascii="Arial" w:hAnsi="Arial" w:cs="Arial"/>
+          <w:sz w:val="18"/>
+        </w:rPr>
+        <w:t>Elasticsearch</w:t>
+      </w:r>
+      <w:proofErr w:type="spellEnd"/>
+      <w:r>
+        <w:rPr>
+          <w:rStyle w:val="Strong"/>
+          <w:rFonts w:ascii="Arial" w:hAnsi="Arial" w:cs="Arial"/>
+          <w:sz w:val="18"/>
+        </w:rPr>
+        <w:t>/OpenSearch</w:t>
       </w:r>
       <w:r>
         <w:rPr>
@@ -3554,7 +5764,15 @@
           <w:rFonts w:ascii="Arial" w:hAnsi="Arial" w:cs="Arial"/>
           <w:sz w:val="18"/>
         </w:rPr>
-        <w:t xml:space="preserve">Built a </w:t>
+        <w:t xml:space="preserve">Built </w:t>
+      </w:r>
+      <w:proofErr w:type="gramStart"/>
+      <w:r>
+        <w:rPr>
+          <w:rFonts w:ascii="Arial" w:hAnsi="Arial" w:cs="Arial"/>
+          <w:sz w:val="18"/>
+        </w:rPr>
+        <w:t xml:space="preserve">a </w:t>
       </w:r>
       <w:r>
         <w:rPr>
@@ -3569,15 +5787,33 @@
           <w:rFonts w:ascii="Arial" w:hAnsi="Arial" w:cs="Arial"/>
           <w:sz w:val="18"/>
         </w:rPr>
-        <w:t xml:space="preserve"> insights dashboard with saved searches, filterable drill-downs, and investigation-friendly views powered by </w:t>
-      </w:r>
-      <w:r>
-        <w:rPr>
-          <w:rStyle w:val="Strong"/>
-          <w:rFonts w:ascii="Arial" w:hAnsi="Arial" w:cs="Arial"/>
-          <w:sz w:val="18"/>
-        </w:rPr>
-        <w:t>Elasticsearch/OpenSearch</w:t>
+        <w:t xml:space="preserve"> insights</w:t>
+      </w:r>
+      <w:proofErr w:type="gramEnd"/>
+      <w:r>
+        <w:rPr>
+          <w:rFonts w:ascii="Arial" w:hAnsi="Arial" w:cs="Arial"/>
+          <w:sz w:val="18"/>
+        </w:rPr>
+        <w:t xml:space="preserve"> dashboard with saved searches, filterable drill-downs, and investigation-friendly views powered by </w:t>
+      </w:r>
+      <w:proofErr w:type="spellStart"/>
+      <w:r>
+        <w:rPr>
+          <w:rStyle w:val="Strong"/>
+          <w:rFonts w:ascii="Arial" w:hAnsi="Arial" w:cs="Arial"/>
+          <w:sz w:val="18"/>
+        </w:rPr>
+        <w:t>Elasticsearch</w:t>
+      </w:r>
+      <w:proofErr w:type="spellEnd"/>
+      <w:r>
+        <w:rPr>
+          <w:rStyle w:val="Strong"/>
+          <w:rFonts w:ascii="Arial" w:hAnsi="Arial" w:cs="Arial"/>
+          <w:sz w:val="18"/>
+        </w:rPr>
+        <w:t>/OpenSearch</w:t>
       </w:r>
       <w:r>
         <w:rPr>
@@ -3622,6 +5858,7 @@
         </w:rPr>
         <w:t xml:space="preserve"> and </w:t>
       </w:r>
+      <w:proofErr w:type="spellStart"/>
       <w:r>
         <w:rPr>
           <w:rStyle w:val="Strong"/>
@@ -3630,6 +5867,7 @@
         </w:rPr>
         <w:t>BigQuery</w:t>
       </w:r>
+      <w:proofErr w:type="spellEnd"/>
       <w:r>
         <w:rPr>
           <w:rFonts w:ascii="Arial" w:hAnsi="Arial" w:cs="Arial"/>
@@ -3673,6 +5911,7 @@
         </w:rPr>
         <w:t xml:space="preserve">Automated deployments using </w:t>
       </w:r>
+      <w:proofErr w:type="spellStart"/>
       <w:r>
         <w:rPr>
           <w:rStyle w:val="Strong"/>
@@ -3681,6 +5920,7 @@
         </w:rPr>
         <w:t>Docker</w:t>
       </w:r>
+      <w:proofErr w:type="spellEnd"/>
       <w:r>
         <w:rPr>
           <w:rFonts w:ascii="Arial" w:hAnsi="Arial" w:cs="Arial"/>
@@ -3688,6 +5928,7 @@
         </w:rPr>
         <w:t xml:space="preserve"> + </w:t>
       </w:r>
+      <w:proofErr w:type="spellStart"/>
       <w:r>
         <w:rPr>
           <w:rStyle w:val="Strong"/>
@@ -3696,6 +5937,7 @@
         </w:rPr>
         <w:t>Kubernetes</w:t>
       </w:r>
+      <w:proofErr w:type="spellEnd"/>
       <w:r>
         <w:rPr>
           <w:rFonts w:ascii="Arial" w:hAnsi="Arial" w:cs="Arial"/>
@@ -3763,6 +6005,7 @@
         </w:rPr>
         <w:t xml:space="preserve"> </w:t>
       </w:r>
+      <w:proofErr w:type="spellStart"/>
       <w:r>
         <w:rPr>
           <w:rStyle w:val="Strong"/>
@@ -3771,21 +6014,58 @@
         </w:rPr>
         <w:t>GitOps</w:t>
       </w:r>
-      <w:r>
-        <w:rPr>
-          <w:rFonts w:ascii="Arial" w:hAnsi="Arial" w:cs="Arial"/>
-          <w:sz w:val="18"/>
-        </w:rPr>
-        <w:t xml:space="preserve">, and IaC via </w:t>
-      </w:r>
-      <w:r>
-        <w:rPr>
-          <w:rStyle w:val="Strong"/>
-          <w:rFonts w:ascii="Arial" w:hAnsi="Arial" w:cs="Arial"/>
-          <w:sz w:val="18"/>
-        </w:rPr>
-        <w:t>Terraform/CloudFormation</w:t>
-      </w:r>
+      <w:proofErr w:type="spellEnd"/>
+      <w:r>
+        <w:rPr>
+          <w:rFonts w:ascii="Arial" w:hAnsi="Arial" w:cs="Arial"/>
+          <w:sz w:val="18"/>
+        </w:rPr>
+        <w:t xml:space="preserve">, and </w:t>
+      </w:r>
+      <w:proofErr w:type="spellStart"/>
+      <w:r>
+        <w:rPr>
+          <w:rFonts w:ascii="Arial" w:hAnsi="Arial" w:cs="Arial"/>
+          <w:sz w:val="18"/>
+        </w:rPr>
+        <w:t>IaC</w:t>
+      </w:r>
+      <w:proofErr w:type="spellEnd"/>
+      <w:r>
+        <w:rPr>
+          <w:rFonts w:ascii="Arial" w:hAnsi="Arial" w:cs="Arial"/>
+          <w:sz w:val="18"/>
+        </w:rPr>
+        <w:t xml:space="preserve"> via </w:t>
+      </w:r>
+      <w:proofErr w:type="spellStart"/>
+      <w:r>
+        <w:rPr>
+          <w:rStyle w:val="Strong"/>
+          <w:rFonts w:ascii="Arial" w:hAnsi="Arial" w:cs="Arial"/>
+          <w:sz w:val="18"/>
+        </w:rPr>
+        <w:t>Terraform</w:t>
+      </w:r>
+      <w:proofErr w:type="spellEnd"/>
+      <w:r>
+        <w:rPr>
+          <w:rStyle w:val="Strong"/>
+          <w:rFonts w:ascii="Arial" w:hAnsi="Arial" w:cs="Arial"/>
+          <w:sz w:val="18"/>
+        </w:rPr>
+        <w:t>/</w:t>
+      </w:r>
+      <w:proofErr w:type="spellStart"/>
+      <w:r>
+        <w:rPr>
+          <w:rStyle w:val="Strong"/>
+          <w:rFonts w:ascii="Arial" w:hAnsi="Arial" w:cs="Arial"/>
+          <w:sz w:val="18"/>
+        </w:rPr>
+        <w:t>CloudFormation</w:t>
+      </w:r>
+      <w:proofErr w:type="spellEnd"/>
       <w:r>
         <w:rPr>
           <w:rFonts w:ascii="Arial" w:hAnsi="Arial" w:cs="Arial"/>
@@ -3946,13 +6226,23 @@
         </w:rPr>
         <w:t xml:space="preserve">, </w:t>
       </w:r>
-      <w:r>
-        <w:rPr>
-          <w:rStyle w:val="Strong"/>
-          <w:rFonts w:ascii="Arial" w:hAnsi="Arial" w:cs="Arial"/>
-          <w:sz w:val="18"/>
-        </w:rPr>
-        <w:t>OpenID Connect</w:t>
+      <w:proofErr w:type="spellStart"/>
+      <w:r>
+        <w:rPr>
+          <w:rStyle w:val="Strong"/>
+          <w:rFonts w:ascii="Arial" w:hAnsi="Arial" w:cs="Arial"/>
+          <w:sz w:val="18"/>
+        </w:rPr>
+        <w:t>OpenID</w:t>
+      </w:r>
+      <w:proofErr w:type="spellEnd"/>
+      <w:r>
+        <w:rPr>
+          <w:rStyle w:val="Strong"/>
+          <w:rFonts w:ascii="Arial" w:hAnsi="Arial" w:cs="Arial"/>
+          <w:sz w:val="18"/>
+        </w:rPr>
+        <w:t xml:space="preserve"> Connect</w:t>
       </w:r>
       <w:r>
         <w:rPr>
@@ -3961,6 +6251,7 @@
         </w:rPr>
         <w:t xml:space="preserve">, </w:t>
       </w:r>
+      <w:proofErr w:type="gramStart"/>
       <w:r>
         <w:rPr>
           <w:rStyle w:val="Strong"/>
@@ -3969,6 +6260,7 @@
         </w:rPr>
         <w:t>JWT</w:t>
       </w:r>
+      <w:proofErr w:type="gramEnd"/>
       <w:r>
         <w:rPr>
           <w:rFonts w:ascii="Arial" w:hAnsi="Arial" w:cs="Arial"/>
@@ -3976,13 +6268,23 @@
         </w:rPr>
         <w:t xml:space="preserve"> validation, integration with </w:t>
       </w:r>
-      <w:r>
-        <w:rPr>
-          <w:rStyle w:val="Strong"/>
-          <w:rFonts w:ascii="Arial" w:hAnsi="Arial" w:cs="Arial"/>
-          <w:sz w:val="18"/>
-        </w:rPr>
-        <w:t>Okta/Auth0</w:t>
+      <w:proofErr w:type="spellStart"/>
+      <w:r>
+        <w:rPr>
+          <w:rStyle w:val="Strong"/>
+          <w:rFonts w:ascii="Arial" w:hAnsi="Arial" w:cs="Arial"/>
+          <w:sz w:val="18"/>
+        </w:rPr>
+        <w:t>Okta</w:t>
+      </w:r>
+      <w:proofErr w:type="spellEnd"/>
+      <w:r>
+        <w:rPr>
+          <w:rStyle w:val="Strong"/>
+          <w:rFonts w:ascii="Arial" w:hAnsi="Arial" w:cs="Arial"/>
+          <w:sz w:val="18"/>
+        </w:rPr>
+        <w:t>/Auth0</w:t>
       </w:r>
       <w:r>
         <w:rPr>
@@ -3997,8 +6299,18 @@
           <w:rFonts w:ascii="Arial" w:hAnsi="Arial" w:cs="Arial"/>
           <w:sz w:val="18"/>
         </w:rPr>
-        <w:t>AWS Cognito</w:t>
-      </w:r>
+        <w:t xml:space="preserve">AWS </w:t>
+      </w:r>
+      <w:proofErr w:type="spellStart"/>
+      <w:r>
+        <w:rPr>
+          <w:rStyle w:val="Strong"/>
+          <w:rFonts w:ascii="Arial" w:hAnsi="Arial" w:cs="Arial"/>
+          <w:sz w:val="18"/>
+        </w:rPr>
+        <w:t>Cognito</w:t>
+      </w:r>
+      <w:proofErr w:type="spellEnd"/>
       <w:r>
         <w:rPr>
           <w:rFonts w:ascii="Arial" w:hAnsi="Arial" w:cs="Arial"/>
@@ -4355,6 +6667,120 @@
     </w:lvl>
   </w:abstractNum>
   <w:abstractNum w:abstractNumId="1">
+    <w:nsid w:val="054B4D0A"/>
+    <w:multiLevelType w:val="hybridMultilevel"/>
+    <w:tmpl w:val="B46048B0"/>
+    <w:lvl w:ilvl="0" w:tplc="15002694">
+      <w:start w:val="1"/>
+      <w:numFmt w:val="bullet"/>
+      <w:lvlText w:val="-"/>
+      <w:lvlJc w:val="left"/>
+      <w:pPr>
+        <w:ind w:left="360" w:hanging="360"/>
+      </w:pPr>
+      <w:rPr>
+        <w:rFonts w:ascii="Tw Cen MT" w:hAnsi="Tw Cen MT" w:hint="default"/>
+        <w:sz w:val="20"/>
+      </w:rPr>
+    </w:lvl>
+    <w:lvl w:ilvl="1" w:tplc="04090003" w:tentative="1">
+      <w:start w:val="1"/>
+      <w:numFmt w:val="bullet"/>
+      <w:lvlText w:val="o"/>
+      <w:lvlJc w:val="left"/>
+      <w:pPr>
+        <w:ind w:left="1440" w:hanging="360"/>
+      </w:pPr>
+      <w:rPr>
+        <w:rFonts w:ascii="Courier New" w:hAnsi="Courier New" w:cs="Courier New" w:hint="default"/>
+      </w:rPr>
+    </w:lvl>
+    <w:lvl w:ilvl="2" w:tplc="04090005" w:tentative="1">
+      <w:start w:val="1"/>
+      <w:numFmt w:val="bullet"/>
+      <w:lvlText w:val=""/>
+      <w:lvlJc w:val="left"/>
+      <w:pPr>
+        <w:ind w:left="2160" w:hanging="360"/>
+      </w:pPr>
+      <w:rPr>
+        <w:rFonts w:ascii="Wingdings" w:hAnsi="Wingdings" w:hint="default"/>
+      </w:rPr>
+    </w:lvl>
+    <w:lvl w:ilvl="3" w:tplc="04090001" w:tentative="1">
+      <w:start w:val="1"/>
+      <w:numFmt w:val="bullet"/>
+      <w:lvlText w:val=""/>
+      <w:lvlJc w:val="left"/>
+      <w:pPr>
+        <w:ind w:left="2880" w:hanging="360"/>
+      </w:pPr>
+      <w:rPr>
+        <w:rFonts w:ascii="Symbol" w:hAnsi="Symbol" w:hint="default"/>
+      </w:rPr>
+    </w:lvl>
+    <w:lvl w:ilvl="4" w:tplc="04090003" w:tentative="1">
+      <w:start w:val="1"/>
+      <w:numFmt w:val="bullet"/>
+      <w:lvlText w:val="o"/>
+      <w:lvlJc w:val="left"/>
+      <w:pPr>
+        <w:ind w:left="3600" w:hanging="360"/>
+      </w:pPr>
+      <w:rPr>
+        <w:rFonts w:ascii="Courier New" w:hAnsi="Courier New" w:cs="Courier New" w:hint="default"/>
+      </w:rPr>
+    </w:lvl>
+    <w:lvl w:ilvl="5" w:tplc="04090005" w:tentative="1">
+      <w:start w:val="1"/>
+      <w:numFmt w:val="bullet"/>
+      <w:lvlText w:val=""/>
+      <w:lvlJc w:val="left"/>
+      <w:pPr>
+        <w:ind w:left="4320" w:hanging="360"/>
+      </w:pPr>
+      <w:rPr>
+        <w:rFonts w:ascii="Wingdings" w:hAnsi="Wingdings" w:hint="default"/>
+      </w:rPr>
+    </w:lvl>
+    <w:lvl w:ilvl="6" w:tplc="04090001" w:tentative="1">
+      <w:start w:val="1"/>
+      <w:numFmt w:val="bullet"/>
+      <w:lvlText w:val=""/>
+      <w:lvlJc w:val="left"/>
+      <w:pPr>
+        <w:ind w:left="5040" w:hanging="360"/>
+      </w:pPr>
+      <w:rPr>
+        <w:rFonts w:ascii="Symbol" w:hAnsi="Symbol" w:hint="default"/>
+      </w:rPr>
+    </w:lvl>
+    <w:lvl w:ilvl="7" w:tplc="04090003" w:tentative="1">
+      <w:start w:val="1"/>
+      <w:numFmt w:val="bullet"/>
+      <w:lvlText w:val="o"/>
+      <w:lvlJc w:val="left"/>
+      <w:pPr>
+        <w:ind w:left="5760" w:hanging="360"/>
+      </w:pPr>
+      <w:rPr>
+        <w:rFonts w:ascii="Courier New" w:hAnsi="Courier New" w:cs="Courier New" w:hint="default"/>
+      </w:rPr>
+    </w:lvl>
+    <w:lvl w:ilvl="8" w:tplc="04090005" w:tentative="1">
+      <w:start w:val="1"/>
+      <w:numFmt w:val="bullet"/>
+      <w:lvlText w:val=""/>
+      <w:lvlJc w:val="left"/>
+      <w:pPr>
+        <w:ind w:left="6480" w:hanging="360"/>
+      </w:pPr>
+      <w:rPr>
+        <w:rFonts w:ascii="Wingdings" w:hAnsi="Wingdings" w:hint="default"/>
+      </w:rPr>
+    </w:lvl>
+  </w:abstractNum>
+  <w:abstractNum w:abstractNumId="2">
     <w:nsid w:val="090A7E61"/>
     <w:multiLevelType w:val="multilevel"/>
     <w:tmpl w:val="4FAA8720"/>
@@ -4503,7 +6929,7 @@
       </w:rPr>
     </w:lvl>
   </w:abstractNum>
-  <w:abstractNum w:abstractNumId="2">
+  <w:abstractNum w:abstractNumId="3">
     <w:nsid w:val="0A7011B3"/>
     <w:multiLevelType w:val="multilevel"/>
     <w:tmpl w:val="69E61BA0"/>
@@ -4652,7 +7078,7 @@
       </w:rPr>
     </w:lvl>
   </w:abstractNum>
-  <w:abstractNum w:abstractNumId="3">
+  <w:abstractNum w:abstractNumId="4">
     <w:nsid w:val="0BC24A25"/>
     <w:multiLevelType w:val="multilevel"/>
     <w:tmpl w:val="820C686A"/>
@@ -4801,7 +7227,7 @@
       </w:rPr>
     </w:lvl>
   </w:abstractNum>
-  <w:abstractNum w:abstractNumId="4">
+  <w:abstractNum w:abstractNumId="5">
     <w:nsid w:val="0C414637"/>
     <w:multiLevelType w:val="multilevel"/>
     <w:tmpl w:val="EEAAB8FA"/>
@@ -4950,7 +7376,121 @@
       </w:rPr>
     </w:lvl>
   </w:abstractNum>
-  <w:abstractNum w:abstractNumId="5">
+  <w:abstractNum w:abstractNumId="6">
+    <w:nsid w:val="1235343B"/>
+    <w:multiLevelType w:val="hybridMultilevel"/>
+    <w:tmpl w:val="EEC0F15C"/>
+    <w:lvl w:ilvl="0" w:tplc="045C95E0">
+      <w:start w:val="1"/>
+      <w:numFmt w:val="bullet"/>
+      <w:lvlText w:val="-"/>
+      <w:lvlJc w:val="left"/>
+      <w:pPr>
+        <w:ind w:left="360" w:hanging="360"/>
+      </w:pPr>
+      <w:rPr>
+        <w:rFonts w:ascii="Tw Cen MT" w:hAnsi="Tw Cen MT" w:hint="default"/>
+        <w:sz w:val="20"/>
+      </w:rPr>
+    </w:lvl>
+    <w:lvl w:ilvl="1" w:tplc="04090003" w:tentative="1">
+      <w:start w:val="1"/>
+      <w:numFmt w:val="bullet"/>
+      <w:lvlText w:val="o"/>
+      <w:lvlJc w:val="left"/>
+      <w:pPr>
+        <w:ind w:left="1080" w:hanging="360"/>
+      </w:pPr>
+      <w:rPr>
+        <w:rFonts w:ascii="Courier New" w:hAnsi="Courier New" w:cs="Courier New" w:hint="default"/>
+      </w:rPr>
+    </w:lvl>
+    <w:lvl w:ilvl="2" w:tplc="04090005" w:tentative="1">
+      <w:start w:val="1"/>
+      <w:numFmt w:val="bullet"/>
+      <w:lvlText w:val=""/>
+      <w:lvlJc w:val="left"/>
+      <w:pPr>
+        <w:ind w:left="1800" w:hanging="360"/>
+      </w:pPr>
+      <w:rPr>
+        <w:rFonts w:ascii="Wingdings" w:hAnsi="Wingdings" w:hint="default"/>
+      </w:rPr>
+    </w:lvl>
+    <w:lvl w:ilvl="3" w:tplc="04090001" w:tentative="1">
+      <w:start w:val="1"/>
+      <w:numFmt w:val="bullet"/>
+      <w:lvlText w:val=""/>
+      <w:lvlJc w:val="left"/>
+      <w:pPr>
+        <w:ind w:left="2520" w:hanging="360"/>
+      </w:pPr>
+      <w:rPr>
+        <w:rFonts w:ascii="Symbol" w:hAnsi="Symbol" w:hint="default"/>
+      </w:rPr>
+    </w:lvl>
+    <w:lvl w:ilvl="4" w:tplc="04090003" w:tentative="1">
+      <w:start w:val="1"/>
+      <w:numFmt w:val="bullet"/>
+      <w:lvlText w:val="o"/>
+      <w:lvlJc w:val="left"/>
+      <w:pPr>
+        <w:ind w:left="3240" w:hanging="360"/>
+      </w:pPr>
+      <w:rPr>
+        <w:rFonts w:ascii="Courier New" w:hAnsi="Courier New" w:cs="Courier New" w:hint="default"/>
+      </w:rPr>
+    </w:lvl>
+    <w:lvl w:ilvl="5" w:tplc="04090005" w:tentative="1">
+      <w:start w:val="1"/>
+      <w:numFmt w:val="bullet"/>
+      <w:lvlText w:val=""/>
+      <w:lvlJc w:val="left"/>
+      <w:pPr>
+        <w:ind w:left="3960" w:hanging="360"/>
+      </w:pPr>
+      <w:rPr>
+        <w:rFonts w:ascii="Wingdings" w:hAnsi="Wingdings" w:hint="default"/>
+      </w:rPr>
+    </w:lvl>
+    <w:lvl w:ilvl="6" w:tplc="04090001" w:tentative="1">
+      <w:start w:val="1"/>
+      <w:numFmt w:val="bullet"/>
+      <w:lvlText w:val=""/>
+      <w:lvlJc w:val="left"/>
+      <w:pPr>
+        <w:ind w:left="4680" w:hanging="360"/>
+      </w:pPr>
+      <w:rPr>
+        <w:rFonts w:ascii="Symbol" w:hAnsi="Symbol" w:hint="default"/>
+      </w:rPr>
+    </w:lvl>
+    <w:lvl w:ilvl="7" w:tplc="04090003" w:tentative="1">
+      <w:start w:val="1"/>
+      <w:numFmt w:val="bullet"/>
+      <w:lvlText w:val="o"/>
+      <w:lvlJc w:val="left"/>
+      <w:pPr>
+        <w:ind w:left="5400" w:hanging="360"/>
+      </w:pPr>
+      <w:rPr>
+        <w:rFonts w:ascii="Courier New" w:hAnsi="Courier New" w:cs="Courier New" w:hint="default"/>
+      </w:rPr>
+    </w:lvl>
+    <w:lvl w:ilvl="8" w:tplc="04090005" w:tentative="1">
+      <w:start w:val="1"/>
+      <w:numFmt w:val="bullet"/>
+      <w:lvlText w:val=""/>
+      <w:lvlJc w:val="left"/>
+      <w:pPr>
+        <w:ind w:left="6120" w:hanging="360"/>
+      </w:pPr>
+      <w:rPr>
+        <w:rFonts w:ascii="Wingdings" w:hAnsi="Wingdings" w:hint="default"/>
+      </w:rPr>
+    </w:lvl>
+  </w:abstractNum>
+  <w:abstractNum w:abstractNumId="7">
     <w:nsid w:val="126735AD"/>
     <w:multiLevelType w:val="hybridMultilevel"/>
     <w:tmpl w:val="F00A5D26"/>
@@ -5063,7 +7603,121 @@
       </w:rPr>
     </w:lvl>
   </w:abstractNum>
-  <w:abstractNum w:abstractNumId="6">
+  <w:abstractNum w:abstractNumId="8">
+    <w:nsid w:val="170F466B"/>
+    <w:multiLevelType w:val="hybridMultilevel"/>
+    <w:tmpl w:val="61FC592E"/>
+    <w:lvl w:ilvl="0" w:tplc="D5EA27F8">
+      <w:start w:val="1"/>
+      <w:numFmt w:val="bullet"/>
+      <w:lvlText w:val="-"/>
+      <w:lvlJc w:val="left"/>
+      <w:pPr>
+        <w:ind w:left="360" w:hanging="360"/>
+      </w:pPr>
+      <w:rPr>
+        <w:rFonts w:ascii="Tw Cen MT" w:hAnsi="Tw Cen MT" w:hint="default"/>
+        <w:sz w:val="20"/>
+      </w:rPr>
+    </w:lvl>
+    <w:lvl w:ilvl="1" w:tplc="04090003" w:tentative="1">
+      <w:start w:val="1"/>
+      <w:numFmt w:val="bullet"/>
+      <w:lvlText w:val="o"/>
+      <w:lvlJc w:val="left"/>
+      <w:pPr>
+        <w:ind w:left="1080" w:hanging="360"/>
+      </w:pPr>
+      <w:rPr>
+        <w:rFonts w:ascii="Courier New" w:hAnsi="Courier New" w:cs="Courier New" w:hint="default"/>
+      </w:rPr>
+    </w:lvl>
+    <w:lvl w:ilvl="2" w:tplc="04090005" w:tentative="1">
+      <w:start w:val="1"/>
+      <w:numFmt w:val="bullet"/>
+      <w:lvlText w:val=""/>
+      <w:lvlJc w:val="left"/>
+      <w:pPr>
+        <w:ind w:left="1800" w:hanging="360"/>
+      </w:pPr>
+      <w:rPr>
+        <w:rFonts w:ascii="Wingdings" w:hAnsi="Wingdings" w:hint="default"/>
+      </w:rPr>
+    </w:lvl>
+    <w:lvl w:ilvl="3" w:tplc="04090001" w:tentative="1">
+      <w:start w:val="1"/>
+      <w:numFmt w:val="bullet"/>
+      <w:lvlText w:val=""/>
+      <w:lvlJc w:val="left"/>
+      <w:pPr>
+        <w:ind w:left="2520" w:hanging="360"/>
+      </w:pPr>
+      <w:rPr>
+        <w:rFonts w:ascii="Symbol" w:hAnsi="Symbol" w:hint="default"/>
+      </w:rPr>
+    </w:lvl>
+    <w:lvl w:ilvl="4" w:tplc="04090003" w:tentative="1">
+      <w:start w:val="1"/>
+      <w:numFmt w:val="bullet"/>
+      <w:lvlText w:val="o"/>
+      <w:lvlJc w:val="left"/>
+      <w:pPr>
+        <w:ind w:left="3240" w:hanging="360"/>
+      </w:pPr>
+      <w:rPr>
+        <w:rFonts w:ascii="Courier New" w:hAnsi="Courier New" w:cs="Courier New" w:hint="default"/>
+      </w:rPr>
+    </w:lvl>
+    <w:lvl w:ilvl="5" w:tplc="04090005" w:tentative="1">
+      <w:start w:val="1"/>
+      <w:numFmt w:val="bullet"/>
+      <w:lvlText w:val=""/>
+      <w:lvlJc w:val="left"/>
+      <w:pPr>
+        <w:ind w:left="3960" w:hanging="360"/>
+      </w:pPr>
+      <w:rPr>
+        <w:rFonts w:ascii="Wingdings" w:hAnsi="Wingdings" w:hint="default"/>
+      </w:rPr>
+    </w:lvl>
+    <w:lvl w:ilvl="6" w:tplc="04090001" w:tentative="1">
+      <w:start w:val="1"/>
+      <w:numFmt w:val="bullet"/>
+      <w:lvlText w:val=""/>
+      <w:lvlJc w:val="left"/>
+      <w:pPr>
+        <w:ind w:left="4680" w:hanging="360"/>
+      </w:pPr>
+      <w:rPr>
+        <w:rFonts w:ascii="Symbol" w:hAnsi="Symbol" w:hint="default"/>
+      </w:rPr>
+    </w:lvl>
+    <w:lvl w:ilvl="7" w:tplc="04090003" w:tentative="1">
+      <w:start w:val="1"/>
+      <w:numFmt w:val="bullet"/>
+      <w:lvlText w:val="o"/>
+      <w:lvlJc w:val="left"/>
+      <w:pPr>
+        <w:ind w:left="5400" w:hanging="360"/>
+      </w:pPr>
+      <w:rPr>
+        <w:rFonts w:ascii="Courier New" w:hAnsi="Courier New" w:cs="Courier New" w:hint="default"/>
+      </w:rPr>
+    </w:lvl>
+    <w:lvl w:ilvl="8" w:tplc="04090005" w:tentative="1">
+      <w:start w:val="1"/>
+      <w:numFmt w:val="bullet"/>
+      <w:lvlText w:val=""/>
+      <w:lvlJc w:val="left"/>
+      <w:pPr>
+        <w:ind w:left="6120" w:hanging="360"/>
+      </w:pPr>
+      <w:rPr>
+        <w:rFonts w:ascii="Wingdings" w:hAnsi="Wingdings" w:hint="default"/>
+      </w:rPr>
+    </w:lvl>
+  </w:abstractNum>
+  <w:abstractNum w:abstractNumId="9">
     <w:nsid w:val="1C6C19DB"/>
     <w:multiLevelType w:val="hybridMultilevel"/>
     <w:tmpl w:val="5EC4092E"/>
@@ -5176,7 +7830,7 @@
       </w:rPr>
     </w:lvl>
   </w:abstractNum>
-  <w:abstractNum w:abstractNumId="7">
+  <w:abstractNum w:abstractNumId="10">
     <w:nsid w:val="1F1D50B7"/>
     <w:multiLevelType w:val="hybridMultilevel"/>
     <w:tmpl w:val="6BD44524"/>
@@ -5288,7 +7942,7 @@
       </w:rPr>
     </w:lvl>
   </w:abstractNum>
-  <w:abstractNum w:abstractNumId="8">
+  <w:abstractNum w:abstractNumId="11">
     <w:nsid w:val="1F6D4C04"/>
     <w:multiLevelType w:val="multilevel"/>
     <w:tmpl w:val="E4F2B3B6"/>
@@ -5437,7 +8091,7 @@
       </w:rPr>
     </w:lvl>
   </w:abstractNum>
-  <w:abstractNum w:abstractNumId="9">
+  <w:abstractNum w:abstractNumId="12">
     <w:nsid w:val="227B726B"/>
     <w:multiLevelType w:val="hybridMultilevel"/>
     <w:tmpl w:val="9A7E5664"/>
@@ -5550,7 +8204,7 @@
       </w:rPr>
     </w:lvl>
   </w:abstractNum>
-  <w:abstractNum w:abstractNumId="10">
+  <w:abstractNum w:abstractNumId="13">
     <w:nsid w:val="25FA0FFA"/>
     <w:multiLevelType w:val="multilevel"/>
     <w:tmpl w:val="1F2C4436"/>
@@ -5699,7 +8353,348 @@
       </w:rPr>
     </w:lvl>
   </w:abstractNum>
-  <w:abstractNum w:abstractNumId="11">
+  <w:abstractNum w:abstractNumId="14">
+    <w:nsid w:val="27BB5A9C"/>
+    <w:multiLevelType w:val="hybridMultilevel"/>
+    <w:tmpl w:val="AF668CBA"/>
+    <w:lvl w:ilvl="0" w:tplc="D5EA27F8">
+      <w:start w:val="1"/>
+      <w:numFmt w:val="bullet"/>
+      <w:lvlText w:val="-"/>
+      <w:lvlJc w:val="left"/>
+      <w:pPr>
+        <w:ind w:left="360" w:hanging="360"/>
+      </w:pPr>
+      <w:rPr>
+        <w:rFonts w:ascii="Tw Cen MT" w:hAnsi="Tw Cen MT" w:hint="default"/>
+        <w:sz w:val="20"/>
+      </w:rPr>
+    </w:lvl>
+    <w:lvl w:ilvl="1" w:tplc="04090003" w:tentative="1">
+      <w:start w:val="1"/>
+      <w:numFmt w:val="bullet"/>
+      <w:lvlText w:val="o"/>
+      <w:lvlJc w:val="left"/>
+      <w:pPr>
+        <w:ind w:left="1440" w:hanging="360"/>
+      </w:pPr>
+      <w:rPr>
+        <w:rFonts w:ascii="Courier New" w:hAnsi="Courier New" w:cs="Courier New" w:hint="default"/>
+      </w:rPr>
+    </w:lvl>
+    <w:lvl w:ilvl="2" w:tplc="04090005" w:tentative="1">
+      <w:start w:val="1"/>
+      <w:numFmt w:val="bullet"/>
+      <w:lvlText w:val=""/>
+      <w:lvlJc w:val="left"/>
+      <w:pPr>
+        <w:ind w:left="2160" w:hanging="360"/>
+      </w:pPr>
+      <w:rPr>
+        <w:rFonts w:ascii="Wingdings" w:hAnsi="Wingdings" w:hint="default"/>
+      </w:rPr>
+    </w:lvl>
+    <w:lvl w:ilvl="3" w:tplc="04090001" w:tentative="1">
+      <w:start w:val="1"/>
+      <w:numFmt w:val="bullet"/>
+      <w:lvlText w:val=""/>
+      <w:lvlJc w:val="left"/>
+      <w:pPr>
+        <w:ind w:left="2880" w:hanging="360"/>
+      </w:pPr>
+      <w:rPr>
+        <w:rFonts w:ascii="Symbol" w:hAnsi="Symbol" w:hint="default"/>
+      </w:rPr>
+    </w:lvl>
+    <w:lvl w:ilvl="4" w:tplc="04090003" w:tentative="1">
+      <w:start w:val="1"/>
+      <w:numFmt w:val="bullet"/>
+      <w:lvlText w:val="o"/>
+      <w:lvlJc w:val="left"/>
+      <w:pPr>
+        <w:ind w:left="3600" w:hanging="360"/>
+      </w:pPr>
+      <w:rPr>
+        <w:rFonts w:ascii="Courier New" w:hAnsi="Courier New" w:cs="Courier New" w:hint="default"/>
+      </w:rPr>
+    </w:lvl>
+    <w:lvl w:ilvl="5" w:tplc="04090005" w:tentative="1">
+      <w:start w:val="1"/>
+      <w:numFmt w:val="bullet"/>
+      <w:lvlText w:val=""/>
+      <w:lvlJc w:val="left"/>
+      <w:pPr>
+        <w:ind w:left="4320" w:hanging="360"/>
+      </w:pPr>
+      <w:rPr>
+        <w:rFonts w:ascii="Wingdings" w:hAnsi="Wingdings" w:hint="default"/>
+      </w:rPr>
+    </w:lvl>
+    <w:lvl w:ilvl="6" w:tplc="04090001" w:tentative="1">
+      <w:start w:val="1"/>
+      <w:numFmt w:val="bullet"/>
+      <w:lvlText w:val=""/>
+      <w:lvlJc w:val="left"/>
+      <w:pPr>
+        <w:ind w:left="5040" w:hanging="360"/>
+      </w:pPr>
+      <w:rPr>
+        <w:rFonts w:ascii="Symbol" w:hAnsi="Symbol" w:hint="default"/>
+      </w:rPr>
+    </w:lvl>
+    <w:lvl w:ilvl="7" w:tplc="04090003" w:tentative="1">
+      <w:start w:val="1"/>
+      <w:numFmt w:val="bullet"/>
+      <w:lvlText w:val="o"/>
+      <w:lvlJc w:val="left"/>
+      <w:pPr>
+        <w:ind w:left="5760" w:hanging="360"/>
+      </w:pPr>
+      <w:rPr>
+        <w:rFonts w:ascii="Courier New" w:hAnsi="Courier New" w:cs="Courier New" w:hint="default"/>
+      </w:rPr>
+    </w:lvl>
+    <w:lvl w:ilvl="8" w:tplc="04090005" w:tentative="1">
+      <w:start w:val="1"/>
+      <w:numFmt w:val="bullet"/>
+      <w:lvlText w:val=""/>
+      <w:lvlJc w:val="left"/>
+      <w:pPr>
+        <w:ind w:left="6480" w:hanging="360"/>
+      </w:pPr>
+      <w:rPr>
+        <w:rFonts w:ascii="Wingdings" w:hAnsi="Wingdings" w:hint="default"/>
+      </w:rPr>
+    </w:lvl>
+  </w:abstractNum>
+  <w:abstractNum w:abstractNumId="15">
+    <w:nsid w:val="29DB7E5B"/>
+    <w:multiLevelType w:val="hybridMultilevel"/>
+    <w:tmpl w:val="B9A6A4E6"/>
+    <w:lvl w:ilvl="0" w:tplc="A22E6AF6">
+      <w:start w:val="1"/>
+      <w:numFmt w:val="bullet"/>
+      <w:lvlText w:val="-"/>
+      <w:lvlJc w:val="left"/>
+      <w:pPr>
+        <w:ind w:left="360" w:hanging="360"/>
+      </w:pPr>
+      <w:rPr>
+        <w:rFonts w:ascii="Tw Cen MT" w:hAnsi="Tw Cen MT" w:hint="default"/>
+        <w:sz w:val="20"/>
+      </w:rPr>
+    </w:lvl>
+    <w:lvl w:ilvl="1" w:tplc="04090003" w:tentative="1">
+      <w:start w:val="1"/>
+      <w:numFmt w:val="bullet"/>
+      <w:lvlText w:val="o"/>
+      <w:lvlJc w:val="left"/>
+      <w:pPr>
+        <w:ind w:left="1080" w:hanging="360"/>
+      </w:pPr>
+      <w:rPr>
+        <w:rFonts w:ascii="Courier New" w:hAnsi="Courier New" w:cs="Courier New" w:hint="default"/>
+      </w:rPr>
+    </w:lvl>
+    <w:lvl w:ilvl="2" w:tplc="04090005" w:tentative="1">
+      <w:start w:val="1"/>
+      <w:numFmt w:val="bullet"/>
+      <w:lvlText w:val=""/>
+      <w:lvlJc w:val="left"/>
+      <w:pPr>
+        <w:ind w:left="1800" w:hanging="360"/>
+      </w:pPr>
+      <w:rPr>
+        <w:rFonts w:ascii="Wingdings" w:hAnsi="Wingdings" w:hint="default"/>
+      </w:rPr>
+    </w:lvl>
+    <w:lvl w:ilvl="3" w:tplc="04090001" w:tentative="1">
+      <w:start w:val="1"/>
+      <w:numFmt w:val="bullet"/>
+      <w:lvlText w:val=""/>
+      <w:lvlJc w:val="left"/>
+      <w:pPr>
+        <w:ind w:left="2520" w:hanging="360"/>
+      </w:pPr>
+      <w:rPr>
+        <w:rFonts w:ascii="Symbol" w:hAnsi="Symbol" w:hint="default"/>
+      </w:rPr>
+    </w:lvl>
+    <w:lvl w:ilvl="4" w:tplc="04090003" w:tentative="1">
+      <w:start w:val="1"/>
+      <w:numFmt w:val="bullet"/>
+      <w:lvlText w:val="o"/>
+      <w:lvlJc w:val="left"/>
+      <w:pPr>
+        <w:ind w:left="3240" w:hanging="360"/>
+      </w:pPr>
+      <w:rPr>
+        <w:rFonts w:ascii="Courier New" w:hAnsi="Courier New" w:cs="Courier New" w:hint="default"/>
+      </w:rPr>
+    </w:lvl>
+    <w:lvl w:ilvl="5" w:tplc="04090005" w:tentative="1">
+      <w:start w:val="1"/>
+      <w:numFmt w:val="bullet"/>
+      <w:lvlText w:val=""/>
+      <w:lvlJc w:val="left"/>
+      <w:pPr>
+        <w:ind w:left="3960" w:hanging="360"/>
+      </w:pPr>
+      <w:rPr>
+        <w:rFonts w:ascii="Wingdings" w:hAnsi="Wingdings" w:hint="default"/>
+      </w:rPr>
+    </w:lvl>
+    <w:lvl w:ilvl="6" w:tplc="04090001" w:tentative="1">
+      <w:start w:val="1"/>
+      <w:numFmt w:val="bullet"/>
+      <w:lvlText w:val=""/>
+      <w:lvlJc w:val="left"/>
+      <w:pPr>
+        <w:ind w:left="4680" w:hanging="360"/>
+      </w:pPr>
+      <w:rPr>
+        <w:rFonts w:ascii="Symbol" w:hAnsi="Symbol" w:hint="default"/>
+      </w:rPr>
+    </w:lvl>
+    <w:lvl w:ilvl="7" w:tplc="04090003" w:tentative="1">
+      <w:start w:val="1"/>
+      <w:numFmt w:val="bullet"/>
+      <w:lvlText w:val="o"/>
+      <w:lvlJc w:val="left"/>
+      <w:pPr>
+        <w:ind w:left="5400" w:hanging="360"/>
+      </w:pPr>
+      <w:rPr>
+        <w:rFonts w:ascii="Courier New" w:hAnsi="Courier New" w:cs="Courier New" w:hint="default"/>
+      </w:rPr>
+    </w:lvl>
+    <w:lvl w:ilvl="8" w:tplc="04090005" w:tentative="1">
+      <w:start w:val="1"/>
+      <w:numFmt w:val="bullet"/>
+      <w:lvlText w:val=""/>
+      <w:lvlJc w:val="left"/>
+      <w:pPr>
+        <w:ind w:left="6120" w:hanging="360"/>
+      </w:pPr>
+      <w:rPr>
+        <w:rFonts w:ascii="Wingdings" w:hAnsi="Wingdings" w:hint="default"/>
+      </w:rPr>
+    </w:lvl>
+  </w:abstractNum>
+  <w:abstractNum w:abstractNumId="16">
+    <w:nsid w:val="2F6A2773"/>
+    <w:multiLevelType w:val="hybridMultilevel"/>
+    <w:tmpl w:val="670E1D7A"/>
+    <w:lvl w:ilvl="0" w:tplc="7054EACA">
+      <w:start w:val="1"/>
+      <w:numFmt w:val="bullet"/>
+      <w:lvlText w:val="-"/>
+      <w:lvlJc w:val="left"/>
+      <w:pPr>
+        <w:ind w:left="720" w:hanging="360"/>
+      </w:pPr>
+      <w:rPr>
+        <w:rFonts w:ascii="Tw Cen MT" w:hAnsi="Tw Cen MT" w:hint="default"/>
+      </w:rPr>
+    </w:lvl>
+    <w:lvl w:ilvl="1" w:tplc="04090003" w:tentative="1">
+      <w:start w:val="1"/>
+      <w:numFmt w:val="bullet"/>
+      <w:lvlText w:val="o"/>
+      <w:lvlJc w:val="left"/>
+      <w:pPr>
+        <w:ind w:left="1440" w:hanging="360"/>
+      </w:pPr>
+      <w:rPr>
+        <w:rFonts w:ascii="Courier New" w:hAnsi="Courier New" w:cs="Courier New" w:hint="default"/>
+      </w:rPr>
+    </w:lvl>
+    <w:lvl w:ilvl="2" w:tplc="04090005" w:tentative="1">
+      <w:start w:val="1"/>
+      <w:numFmt w:val="bullet"/>
+      <w:lvlText w:val=""/>
+      <w:lvlJc w:val="left"/>
+      <w:pPr>
+        <w:ind w:left="2160" w:hanging="360"/>
+      </w:pPr>
+      <w:rPr>
+        <w:rFonts w:ascii="Wingdings" w:hAnsi="Wingdings" w:hint="default"/>
+      </w:rPr>
+    </w:lvl>
+    <w:lvl w:ilvl="3" w:tplc="04090001" w:tentative="1">
+      <w:start w:val="1"/>
+      <w:numFmt w:val="bullet"/>
+      <w:lvlText w:val=""/>
+      <w:lvlJc w:val="left"/>
+      <w:pPr>
+        <w:ind w:left="2880" w:hanging="360"/>
+      </w:pPr>
+      <w:rPr>
+        <w:rFonts w:ascii="Symbol" w:hAnsi="Symbol" w:hint="default"/>
+      </w:rPr>
+    </w:lvl>
+    <w:lvl w:ilvl="4" w:tplc="04090003" w:tentative="1">
+      <w:start w:val="1"/>
+      <w:numFmt w:val="bullet"/>
+      <w:lvlText w:val="o"/>
+      <w:lvlJc w:val="left"/>
+      <w:pPr>
+        <w:ind w:left="3600" w:hanging="360"/>
+      </w:pPr>
+      <w:rPr>
+        <w:rFonts w:ascii="Courier New" w:hAnsi="Courier New" w:cs="Courier New" w:hint="default"/>
+      </w:rPr>
+    </w:lvl>
+    <w:lvl w:ilvl="5" w:tplc="04090005" w:tentative="1">
+      <w:start w:val="1"/>
+      <w:numFmt w:val="bullet"/>
+      <w:lvlText w:val=""/>
+      <w:lvlJc w:val="left"/>
+      <w:pPr>
+        <w:ind w:left="4320" w:hanging="360"/>
+      </w:pPr>
+      <w:rPr>
+        <w:rFonts w:ascii="Wingdings" w:hAnsi="Wingdings" w:hint="default"/>
+      </w:rPr>
+    </w:lvl>
+    <w:lvl w:ilvl="6" w:tplc="04090001" w:tentative="1">
+      <w:start w:val="1"/>
+      <w:numFmt w:val="bullet"/>
+      <w:lvlText w:val=""/>
+      <w:lvlJc w:val="left"/>
+      <w:pPr>
+        <w:ind w:left="5040" w:hanging="360"/>
+      </w:pPr>
+      <w:rPr>
+        <w:rFonts w:ascii="Symbol" w:hAnsi="Symbol" w:hint="default"/>
+      </w:rPr>
+    </w:lvl>
+    <w:lvl w:ilvl="7" w:tplc="04090003" w:tentative="1">
+      <w:start w:val="1"/>
+      <w:numFmt w:val="bullet"/>
+      <w:lvlText w:val="o"/>
+      <w:lvlJc w:val="left"/>
+      <w:pPr>
+        <w:ind w:left="5760" w:hanging="360"/>
+      </w:pPr>
+      <w:rPr>
+        <w:rFonts w:ascii="Courier New" w:hAnsi="Courier New" w:cs="Courier New" w:hint="default"/>
+      </w:rPr>
+    </w:lvl>
+    <w:lvl w:ilvl="8" w:tplc="04090005" w:tentative="1">
+      <w:start w:val="1"/>
+      <w:numFmt w:val="bullet"/>
+      <w:lvlText w:val=""/>
+      <w:lvlJc w:val="left"/>
+      <w:pPr>
+        <w:ind w:left="6480" w:hanging="360"/>
+      </w:pPr>
+      <w:rPr>
+        <w:rFonts w:ascii="Wingdings" w:hAnsi="Wingdings" w:hint="default"/>
+      </w:rPr>
+    </w:lvl>
+  </w:abstractNum>
+  <w:abstractNum w:abstractNumId="17">
     <w:nsid w:val="3BB25D97"/>
     <w:multiLevelType w:val="hybridMultilevel"/>
     <w:tmpl w:val="C0CA815C"/>
@@ -5811,7 +8806,7 @@
       </w:rPr>
     </w:lvl>
   </w:abstractNum>
-  <w:abstractNum w:abstractNumId="12">
+  <w:abstractNum w:abstractNumId="18">
     <w:nsid w:val="3C595838"/>
     <w:multiLevelType w:val="multilevel"/>
     <w:tmpl w:val="6D388E08"/>
@@ -5960,7 +8955,7 @@
       </w:rPr>
     </w:lvl>
   </w:abstractNum>
-  <w:abstractNum w:abstractNumId="13">
+  <w:abstractNum w:abstractNumId="19">
     <w:nsid w:val="3E795E3B"/>
     <w:multiLevelType w:val="hybridMultilevel"/>
     <w:tmpl w:val="91805CC6"/>
@@ -6073,7 +9068,7 @@
       </w:rPr>
     </w:lvl>
   </w:abstractNum>
-  <w:abstractNum w:abstractNumId="14">
+  <w:abstractNum w:abstractNumId="20">
     <w:nsid w:val="3F4E5759"/>
     <w:multiLevelType w:val="multilevel"/>
     <w:tmpl w:val="4E6CD7A2"/>
@@ -6222,7 +9217,7 @@
       </w:rPr>
     </w:lvl>
   </w:abstractNum>
-  <w:abstractNum w:abstractNumId="15">
+  <w:abstractNum w:abstractNumId="21">
     <w:nsid w:val="3FF726F4"/>
     <w:multiLevelType w:val="multilevel"/>
     <w:tmpl w:val="27C4E5BC"/>
@@ -6371,7 +9366,121 @@
       </w:rPr>
     </w:lvl>
   </w:abstractNum>
-  <w:abstractNum w:abstractNumId="16">
+  <w:abstractNum w:abstractNumId="22">
+    <w:nsid w:val="537615C4"/>
+    <w:multiLevelType w:val="hybridMultilevel"/>
+    <w:tmpl w:val="5B9AAA60"/>
+    <w:lvl w:ilvl="0" w:tplc="90D83456">
+      <w:start w:val="1"/>
+      <w:numFmt w:val="bullet"/>
+      <w:lvlText w:val="-"/>
+      <w:lvlJc w:val="left"/>
+      <w:pPr>
+        <w:ind w:left="360" w:hanging="360"/>
+      </w:pPr>
+      <w:rPr>
+        <w:rFonts w:ascii="Tw Cen MT" w:hAnsi="Tw Cen MT" w:hint="default"/>
+        <w:sz w:val="20"/>
+      </w:rPr>
+    </w:lvl>
+    <w:lvl w:ilvl="1" w:tplc="04090003" w:tentative="1">
+      <w:start w:val="1"/>
+      <w:numFmt w:val="bullet"/>
+      <w:lvlText w:val="o"/>
+      <w:lvlJc w:val="left"/>
+      <w:pPr>
+        <w:ind w:left="1080" w:hanging="360"/>
+      </w:pPr>
+      <w:rPr>
+        <w:rFonts w:ascii="Courier New" w:hAnsi="Courier New" w:cs="Courier New" w:hint="default"/>
+      </w:rPr>
+    </w:lvl>
+    <w:lvl w:ilvl="2" w:tplc="04090005" w:tentative="1">
+      <w:start w:val="1"/>
+      <w:numFmt w:val="bullet"/>
+      <w:lvlText w:val=""/>
+      <w:lvlJc w:val="left"/>
+      <w:pPr>
+        <w:ind w:left="1800" w:hanging="360"/>
+      </w:pPr>
+      <w:rPr>
+        <w:rFonts w:ascii="Wingdings" w:hAnsi="Wingdings" w:hint="default"/>
+      </w:rPr>
+    </w:lvl>
+    <w:lvl w:ilvl="3" w:tplc="04090001" w:tentative="1">
+      <w:start w:val="1"/>
+      <w:numFmt w:val="bullet"/>
+      <w:lvlText w:val=""/>
+      <w:lvlJc w:val="left"/>
+      <w:pPr>
+        <w:ind w:left="2520" w:hanging="360"/>
+      </w:pPr>
+      <w:rPr>
+        <w:rFonts w:ascii="Symbol" w:hAnsi="Symbol" w:hint="default"/>
+      </w:rPr>
+    </w:lvl>
+    <w:lvl w:ilvl="4" w:tplc="04090003" w:tentative="1">
+      <w:start w:val="1"/>
+      <w:numFmt w:val="bullet"/>
+      <w:lvlText w:val="o"/>
+      <w:lvlJc w:val="left"/>
+      <w:pPr>
+        <w:ind w:left="3240" w:hanging="360"/>
+      </w:pPr>
+      <w:rPr>
+        <w:rFonts w:ascii="Courier New" w:hAnsi="Courier New" w:cs="Courier New" w:hint="default"/>
+      </w:rPr>
+    </w:lvl>
+    <w:lvl w:ilvl="5" w:tplc="04090005" w:tentative="1">
+      <w:start w:val="1"/>
+      <w:numFmt w:val="bullet"/>
+      <w:lvlText w:val=""/>
+      <w:lvlJc w:val="left"/>
+      <w:pPr>
+        <w:ind w:left="3960" w:hanging="360"/>
+      </w:pPr>
+      <w:rPr>
+        <w:rFonts w:ascii="Wingdings" w:hAnsi="Wingdings" w:hint="default"/>
+      </w:rPr>
+    </w:lvl>
+    <w:lvl w:ilvl="6" w:tplc="04090001" w:tentative="1">
+      <w:start w:val="1"/>
+      <w:numFmt w:val="bullet"/>
+      <w:lvlText w:val=""/>
+      <w:lvlJc w:val="left"/>
+      <w:pPr>
+        <w:ind w:left="4680" w:hanging="360"/>
+      </w:pPr>
+      <w:rPr>
+        <w:rFonts w:ascii="Symbol" w:hAnsi="Symbol" w:hint="default"/>
+      </w:rPr>
+    </w:lvl>
+    <w:lvl w:ilvl="7" w:tplc="04090003" w:tentative="1">
+      <w:start w:val="1"/>
+      <w:numFmt w:val="bullet"/>
+      <w:lvlText w:val="o"/>
+      <w:lvlJc w:val="left"/>
+      <w:pPr>
+        <w:ind w:left="5400" w:hanging="360"/>
+      </w:pPr>
+      <w:rPr>
+        <w:rFonts w:ascii="Courier New" w:hAnsi="Courier New" w:cs="Courier New" w:hint="default"/>
+      </w:rPr>
+    </w:lvl>
+    <w:lvl w:ilvl="8" w:tplc="04090005" w:tentative="1">
+      <w:start w:val="1"/>
+      <w:numFmt w:val="bullet"/>
+      <w:lvlText w:val=""/>
+      <w:lvlJc w:val="left"/>
+      <w:pPr>
+        <w:ind w:left="6120" w:hanging="360"/>
+      </w:pPr>
+      <w:rPr>
+        <w:rFonts w:ascii="Wingdings" w:hAnsi="Wingdings" w:hint="default"/>
+      </w:rPr>
+    </w:lvl>
+  </w:abstractNum>
+  <w:abstractNum w:abstractNumId="23">
     <w:nsid w:val="57F10A2D"/>
     <w:multiLevelType w:val="hybridMultilevel"/>
     <w:tmpl w:val="161A4BA4"/>
@@ -6457,7 +9566,7 @@
       </w:pPr>
     </w:lvl>
   </w:abstractNum>
-  <w:abstractNum w:abstractNumId="17">
+  <w:abstractNum w:abstractNumId="24">
     <w:nsid w:val="6373029B"/>
     <w:multiLevelType w:val="hybridMultilevel"/>
     <w:tmpl w:val="60C4BE84"/>
@@ -6570,7 +9679,121 @@
       </w:rPr>
     </w:lvl>
   </w:abstractNum>
-  <w:abstractNum w:abstractNumId="18">
+  <w:abstractNum w:abstractNumId="25">
+    <w:nsid w:val="6ED645B0"/>
+    <w:multiLevelType w:val="hybridMultilevel"/>
+    <w:tmpl w:val="4F24B0EA"/>
+    <w:lvl w:ilvl="0" w:tplc="7368FC8E">
+      <w:start w:val="1"/>
+      <w:numFmt w:val="bullet"/>
+      <w:lvlText w:val="-"/>
+      <w:lvlJc w:val="left"/>
+      <w:pPr>
+        <w:ind w:left="360" w:hanging="360"/>
+      </w:pPr>
+      <w:rPr>
+        <w:rFonts w:ascii="Tw Cen MT" w:hAnsi="Tw Cen MT" w:hint="default"/>
+        <w:sz w:val="20"/>
+      </w:rPr>
+    </w:lvl>
+    <w:lvl w:ilvl="1" w:tplc="04090003" w:tentative="1">
+      <w:start w:val="1"/>
+      <w:numFmt w:val="bullet"/>
+      <w:lvlText w:val="o"/>
+      <w:lvlJc w:val="left"/>
+      <w:pPr>
+        <w:ind w:left="1080" w:hanging="360"/>
+      </w:pPr>
+      <w:rPr>
+        <w:rFonts w:ascii="Courier New" w:hAnsi="Courier New" w:cs="Courier New" w:hint="default"/>
+      </w:rPr>
+    </w:lvl>
+    <w:lvl w:ilvl="2" w:tplc="04090005" w:tentative="1">
+      <w:start w:val="1"/>
+      <w:numFmt w:val="bullet"/>
+      <w:lvlText w:val=""/>
+      <w:lvlJc w:val="left"/>
+      <w:pPr>
+        <w:ind w:left="1800" w:hanging="360"/>
+      </w:pPr>
+      <w:rPr>
+        <w:rFonts w:ascii="Wingdings" w:hAnsi="Wingdings" w:hint="default"/>
+      </w:rPr>
+    </w:lvl>
+    <w:lvl w:ilvl="3" w:tplc="04090001" w:tentative="1">
+      <w:start w:val="1"/>
+      <w:numFmt w:val="bullet"/>
+      <w:lvlText w:val=""/>
+      <w:lvlJc w:val="left"/>
+      <w:pPr>
+        <w:ind w:left="2520" w:hanging="360"/>
+      </w:pPr>
+      <w:rPr>
+        <w:rFonts w:ascii="Symbol" w:hAnsi="Symbol" w:hint="default"/>
+      </w:rPr>
+    </w:lvl>
+    <w:lvl w:ilvl="4" w:tplc="04090003" w:tentative="1">
+      <w:start w:val="1"/>
+      <w:numFmt w:val="bullet"/>
+      <w:lvlText w:val="o"/>
+      <w:lvlJc w:val="left"/>
+      <w:pPr>
+        <w:ind w:left="3240" w:hanging="360"/>
+      </w:pPr>
+      <w:rPr>
+        <w:rFonts w:ascii="Courier New" w:hAnsi="Courier New" w:cs="Courier New" w:hint="default"/>
+      </w:rPr>
+    </w:lvl>
+    <w:lvl w:ilvl="5" w:tplc="04090005" w:tentative="1">
+      <w:start w:val="1"/>
+      <w:numFmt w:val="bullet"/>
+      <w:lvlText w:val=""/>
+      <w:lvlJc w:val="left"/>
+      <w:pPr>
+        <w:ind w:left="3960" w:hanging="360"/>
+      </w:pPr>
+      <w:rPr>
+        <w:rFonts w:ascii="Wingdings" w:hAnsi="Wingdings" w:hint="default"/>
+      </w:rPr>
+    </w:lvl>
+    <w:lvl w:ilvl="6" w:tplc="04090001" w:tentative="1">
+      <w:start w:val="1"/>
+      <w:numFmt w:val="bullet"/>
+      <w:lvlText w:val=""/>
+      <w:lvlJc w:val="left"/>
+      <w:pPr>
+        <w:ind w:left="4680" w:hanging="360"/>
+      </w:pPr>
+      <w:rPr>
+        <w:rFonts w:ascii="Symbol" w:hAnsi="Symbol" w:hint="default"/>
+      </w:rPr>
+    </w:lvl>
+    <w:lvl w:ilvl="7" w:tplc="04090003" w:tentative="1">
+      <w:start w:val="1"/>
+      <w:numFmt w:val="bullet"/>
+      <w:lvlText w:val="o"/>
+      <w:lvlJc w:val="left"/>
+      <w:pPr>
+        <w:ind w:left="5400" w:hanging="360"/>
+      </w:pPr>
+      <w:rPr>
+        <w:rFonts w:ascii="Courier New" w:hAnsi="Courier New" w:cs="Courier New" w:hint="default"/>
+      </w:rPr>
+    </w:lvl>
+    <w:lvl w:ilvl="8" w:tplc="04090005" w:tentative="1">
+      <w:start w:val="1"/>
+      <w:numFmt w:val="bullet"/>
+      <w:lvlText w:val=""/>
+      <w:lvlJc w:val="left"/>
+      <w:pPr>
+        <w:ind w:left="6120" w:hanging="360"/>
+      </w:pPr>
+      <w:rPr>
+        <w:rFonts w:ascii="Wingdings" w:hAnsi="Wingdings" w:hint="default"/>
+      </w:rPr>
+    </w:lvl>
+  </w:abstractNum>
+  <w:abstractNum w:abstractNumId="26">
     <w:nsid w:val="746D568A"/>
     <w:multiLevelType w:val="multilevel"/>
     <w:tmpl w:val="657E1A84"/>
@@ -6719,7 +9942,7 @@
       </w:rPr>
     </w:lvl>
   </w:abstractNum>
-  <w:abstractNum w:abstractNumId="19">
+  <w:abstractNum w:abstractNumId="27">
     <w:nsid w:val="770E2F5D"/>
     <w:multiLevelType w:val="hybridMultilevel"/>
     <w:tmpl w:val="437417DC"/>
@@ -6832,67 +10055,91 @@
     </w:lvl>
   </w:abstractNum>
   <w:num w:numId="1">
-    <w:abstractNumId w:val="16"/>
+    <w:abstractNumId w:val="23"/>
     <w:lvlOverride w:ilvl="0">
       <w:startOverride w:val="1"/>
     </w:lvlOverride>
   </w:num>
   <w:num w:numId="2">
-    <w:abstractNumId w:val="6"/>
+    <w:abstractNumId w:val="9"/>
   </w:num>
   <w:num w:numId="3">
+    <w:abstractNumId w:val="24"/>
+  </w:num>
+  <w:num w:numId="4">
+    <w:abstractNumId w:val="10"/>
+  </w:num>
+  <w:num w:numId="5">
+    <w:abstractNumId w:val="7"/>
+  </w:num>
+  <w:num w:numId="6">
+    <w:abstractNumId w:val="27"/>
+  </w:num>
+  <w:num w:numId="7">
+    <w:abstractNumId w:val="19"/>
+  </w:num>
+  <w:num w:numId="8">
     <w:abstractNumId w:val="17"/>
   </w:num>
-  <w:num w:numId="4">
-    <w:abstractNumId w:val="7"/>
-  </w:num>
-  <w:num w:numId="5">
+  <w:num w:numId="9">
     <w:abstractNumId w:val="5"/>
   </w:num>
-  <w:num w:numId="6">
-    <w:abstractNumId w:val="19"/>
+  <w:num w:numId="10">
+    <w:abstractNumId w:val="20"/>
   </w:num>
-  <w:num w:numId="7">
+  <w:num w:numId="11">
+    <w:abstractNumId w:val="12"/>
+  </w:num>
+  <w:num w:numId="12">
+    <w:abstractNumId w:val="21"/>
+  </w:num>
+  <w:num w:numId="13">
+    <w:abstractNumId w:val="4"/>
+  </w:num>
+  <w:num w:numId="14">
+    <w:abstractNumId w:val="2"/>
+  </w:num>
+  <w:num w:numId="15">
+    <w:abstractNumId w:val="18"/>
+  </w:num>
+  <w:num w:numId="16">
+    <w:abstractNumId w:val="26"/>
+  </w:num>
+  <w:num w:numId="17">
     <w:abstractNumId w:val="13"/>
   </w:num>
-  <w:num w:numId="8">
-    <w:abstractNumId w:val="11"/>
-  </w:num>
-  <w:num w:numId="9">
-    <w:abstractNumId w:val="4"/>
-  </w:num>
-  <w:num w:numId="10">
-    <w:abstractNumId w:val="14"/>
-  </w:num>
-  <w:num w:numId="11">
-    <w:abstractNumId w:val="9"/>
-  </w:num>
-  <w:num w:numId="12">
-    <w:abstractNumId w:val="15"/>
-  </w:num>
-  <w:num w:numId="13">
+  <w:num w:numId="18">
     <w:abstractNumId w:val="3"/>
   </w:num>
-  <w:num w:numId="14">
-    <w:abstractNumId w:val="1"/>
-  </w:num>
-  <w:num w:numId="15">
-    <w:abstractNumId w:val="12"/>
-  </w:num>
-  <w:num w:numId="16">
-    <w:abstractNumId w:val="18"/>
-  </w:num>
-  <w:num w:numId="17">
-    <w:abstractNumId w:val="10"/>
-  </w:num>
-  <w:num w:numId="18">
-    <w:abstractNumId w:val="2"/>
-  </w:num>
   <w:num w:numId="19">
-    <w:abstractNumId w:val="8"/>
+    <w:abstractNumId w:val="11"/>
   </w:num>
   <w:num w:numId="20">
     <w:abstractNumId w:val="0"/>
+  </w:num>
+  <w:num w:numId="21">
+    <w:abstractNumId w:val="22"/>
+  </w:num>
+  <w:num w:numId="22">
+    <w:abstractNumId w:val="15"/>
+  </w:num>
+  <w:num w:numId="23">
+    <w:abstractNumId w:val="25"/>
+  </w:num>
+  <w:num w:numId="24">
+    <w:abstractNumId w:val="6"/>
+  </w:num>
+  <w:num w:numId="25">
+    <w:abstractNumId w:val="8"/>
+  </w:num>
+  <w:num w:numId="26">
+    <w:abstractNumId w:val="14"/>
+  </w:num>
+  <w:num w:numId="27">
+    <w:abstractNumId w:val="1"/>
+  </w:num>
+  <w:num w:numId="28">
+    <w:abstractNumId w:val="16"/>
   </w:num>
 </w:numbering>
 </file>

--- a/idris/Node React/Idris_Sadiq.docx
+++ b/idris/Node React/Idris_Sadiq.docx
@@ -106,7 +106,25 @@
                 <w:sz w:val="24"/>
                 <w:szCs w:val="24"/>
               </w:rPr>
-              <w:t xml:space="preserve"> | React Node(Express/</w:t>
+              <w:t xml:space="preserve"> | React Node</w:t>
+            </w:r>
+            <w:r>
+              <w:rPr>
+                <w:rFonts w:ascii="Arial" w:eastAsia="Arial" w:hAnsi="Arial" w:cs="Arial"/>
+                <w:color w:val="DDDDDD"/>
+                <w:sz w:val="24"/>
+                <w:szCs w:val="24"/>
+              </w:rPr>
+              <w:t xml:space="preserve"> </w:t>
+            </w:r>
+            <w:r>
+              <w:rPr>
+                <w:rFonts w:ascii="Arial" w:eastAsia="Arial" w:hAnsi="Arial" w:cs="Arial"/>
+                <w:color w:val="DDDDDD"/>
+                <w:sz w:val="24"/>
+                <w:szCs w:val="24"/>
+              </w:rPr>
+              <w:t>(Express/</w:t>
             </w:r>
             <w:proofErr w:type="spellStart"/>
             <w:r>
@@ -200,21 +218,40 @@
         <w:jc w:val="both"/>
         <w:rPr>
           <w:rFonts w:ascii="Arial" w:hAnsi="Arial" w:cs="Arial"/>
-        </w:rPr>
-      </w:pPr>
-      <w:r>
-        <w:t xml:space="preserve">Senior Software Engineer with 10+ years of experience building </w:t>
+          <w:sz w:val="22"/>
+        </w:rPr>
+      </w:pPr>
+      <w:r>
+        <w:rPr>
+          <w:sz w:val="22"/>
+        </w:rPr>
+        <w:t xml:space="preserve">Senior Software Engineer with </w:t>
       </w:r>
       <w:r>
         <w:rPr>
           <w:rStyle w:val="Strong"/>
-        </w:rPr>
-        <w:t xml:space="preserve">web platforms, </w:t>
+          <w:sz w:val="22"/>
+        </w:rPr>
+        <w:t>11+ years</w:t>
+      </w:r>
+      <w:r>
+        <w:rPr>
+          <w:sz w:val="22"/>
+        </w:rPr>
+        <w:t xml:space="preserve"> building production web platforms across </w:t>
+      </w:r>
+      <w:r>
+        <w:rPr>
+          <w:rStyle w:val="Strong"/>
+          <w:sz w:val="22"/>
+        </w:rPr>
+        <w:t xml:space="preserve">enterprise software, </w:t>
       </w:r>
       <w:proofErr w:type="spellStart"/>
       <w:r>
         <w:rPr>
           <w:rStyle w:val="Strong"/>
+          <w:sz w:val="22"/>
         </w:rPr>
         <w:t>SaaS</w:t>
       </w:r>
@@ -222,77 +259,85 @@
       <w:r>
         <w:rPr>
           <w:rStyle w:val="Strong"/>
-        </w:rPr>
-        <w:t xml:space="preserve"> products, internal business systems, and customer-facing applications</w:t>
-      </w:r>
-      <w:r>
-        <w:t xml:space="preserve"> with strong focus on </w:t>
+          <w:sz w:val="22"/>
+        </w:rPr>
+        <w:t>, and digital product engineering</w:t>
+      </w:r>
+      <w:r>
+        <w:rPr>
+          <w:sz w:val="22"/>
+        </w:rPr>
+        <w:t xml:space="preserve">, specializing in </w:t>
       </w:r>
       <w:r>
         <w:rPr>
           <w:rStyle w:val="Strong"/>
-        </w:rPr>
-        <w:t>React</w:t>
-      </w:r>
-      <w:r>
+          <w:sz w:val="22"/>
+        </w:rPr>
+        <w:t xml:space="preserve">React v16–v18, Node.js v12–v20, </w:t>
+      </w:r>
+      <w:proofErr w:type="spellStart"/>
+      <w:r>
+        <w:rPr>
+          <w:rStyle w:val="Strong"/>
+          <w:sz w:val="22"/>
+        </w:rPr>
+        <w:t>TypeScript</w:t>
+      </w:r>
+      <w:proofErr w:type="spellEnd"/>
+      <w:r>
+        <w:rPr>
+          <w:rStyle w:val="Strong"/>
+          <w:sz w:val="22"/>
+        </w:rPr>
+        <w:t xml:space="preserve"> v4–v5, Next.js v12–v14, Express.js, </w:t>
+      </w:r>
+      <w:proofErr w:type="spellStart"/>
+      <w:r>
+        <w:rPr>
+          <w:rStyle w:val="Strong"/>
+          <w:sz w:val="22"/>
+        </w:rPr>
+        <w:t>PostgreSQL</w:t>
+      </w:r>
+      <w:proofErr w:type="spellEnd"/>
+      <w:r>
+        <w:rPr>
+          <w:rStyle w:val="Strong"/>
+          <w:sz w:val="22"/>
+        </w:rPr>
         <w:t xml:space="preserve">, </w:t>
       </w:r>
+      <w:proofErr w:type="spellStart"/>
       <w:r>
         <w:rPr>
           <w:rStyle w:val="Strong"/>
-        </w:rPr>
-        <w:t>Node.js</w:t>
-      </w:r>
-      <w:r>
-        <w:t xml:space="preserve">, scalable API design, and maintainable frontend architecture. Hands-on delivery across product engineering, workflow automation, dashboard systems, and multi-team platform modernization using </w:t>
-      </w:r>
+          <w:sz w:val="22"/>
+        </w:rPr>
+        <w:t>Redis</w:t>
+      </w:r>
+      <w:proofErr w:type="spellEnd"/>
       <w:r>
         <w:rPr>
           <w:rStyle w:val="Strong"/>
-        </w:rPr>
-        <w:t>React 16–18</w:t>
-      </w:r>
-      <w:r>
-        <w:t xml:space="preserve">, </w:t>
-      </w:r>
-      <w:r>
-        <w:rPr>
-          <w:rStyle w:val="Strong"/>
-        </w:rPr>
-        <w:t>Node.js 14–20</w:t>
-      </w:r>
-      <w:r>
-        <w:t xml:space="preserve">, </w:t>
-      </w:r>
-      <w:proofErr w:type="spellStart"/>
-      <w:r>
-        <w:rPr>
-          <w:rStyle w:val="Strong"/>
-        </w:rPr>
-        <w:t>TypeScript</w:t>
-      </w:r>
-      <w:proofErr w:type="spellEnd"/>
-      <w:r>
-        <w:t xml:space="preserve">, </w:t>
-      </w:r>
-      <w:r>
-        <w:rPr>
-          <w:rStyle w:val="Strong"/>
-        </w:rPr>
-        <w:t>JavaScript</w:t>
-      </w:r>
-      <w:r>
-        <w:t xml:space="preserve">, </w:t>
-      </w:r>
-      <w:r>
-        <w:rPr>
-          <w:rStyle w:val="Strong"/>
-        </w:rPr>
-        <w:t>REST APIs</w:t>
-      </w:r>
-      <w:r>
-        <w:t>, and cloud-based deployment practices. Strong track record of solving production bugs, reducing UI inconsistency, improving backend reliability, and migrating legacy modules into cleaner component-driven and service-oriented systems.</w:t>
-      </w:r>
+          <w:sz w:val="22"/>
+        </w:rPr>
+        <w:t>, AWS, and CI/CD</w:t>
+      </w:r>
+      <w:r>
+        <w:rPr>
+          <w:sz w:val="22"/>
+        </w:rPr>
+        <w:t xml:space="preserve"> in one delivery-focused stack. Strong record modernizing legacy systems, fixing high-impact performance issues, and shipping secure APIs and scalable UI architecture with measurable gains in reliability, release speed, and user experience. </w:t>
+      </w:r>
+      <w:proofErr w:type="gramStart"/>
+      <w:r>
+        <w:rPr>
+          <w:sz w:val="22"/>
+        </w:rPr>
+        <w:t>Known for turning unclear requirements into stable features, reducing operational noise, and solving bugs, migration risks, and production incidents with practical engineering discipline.</w:t>
+      </w:r>
+      <w:proofErr w:type="gramEnd"/>
     </w:p>
     <w:p>
       <w:pPr>
@@ -317,172 +362,129 @@
         <w:pStyle w:val="NormalWeb"/>
         <w:numPr>
           <w:ilvl w:val="0"/>
-          <w:numId w:val="21"/>
+          <w:numId w:val="29"/>
         </w:numPr>
         <w:jc w:val="both"/>
         <w:rPr>
-          <w:sz w:val="20"/>
+          <w:sz w:val="22"/>
         </w:rPr>
       </w:pPr>
       <w:r>
         <w:rPr>
           <w:rStyle w:val="Strong"/>
-          <w:sz w:val="20"/>
-        </w:rPr>
-        <w:t>Frontend:</w:t>
-      </w:r>
-      <w:r>
-        <w:rPr>
-          <w:sz w:val="20"/>
-        </w:rPr>
-        <w:t xml:space="preserve"> </w:t>
+          <w:sz w:val="22"/>
+        </w:rPr>
+        <w:t>Frontend</w:t>
+      </w:r>
+      <w:r>
+        <w:rPr>
+          <w:sz w:val="22"/>
+        </w:rPr>
+        <w:t xml:space="preserve"> — </w:t>
       </w:r>
       <w:r>
         <w:rPr>
           <w:rStyle w:val="Strong"/>
-          <w:sz w:val="20"/>
-        </w:rPr>
-        <w:t>React 16–18</w:t>
-      </w:r>
-      <w:r>
-        <w:rPr>
-          <w:sz w:val="20"/>
+          <w:sz w:val="22"/>
+        </w:rPr>
+        <w:t>React v16–v18</w:t>
+      </w:r>
+      <w:r>
+        <w:rPr>
+          <w:sz w:val="22"/>
         </w:rPr>
         <w:t xml:space="preserve">, </w:t>
       </w:r>
+      <w:r>
+        <w:rPr>
+          <w:rStyle w:val="Strong"/>
+          <w:sz w:val="22"/>
+        </w:rPr>
+        <w:t>Next.js v12–v14</w:t>
+      </w:r>
+      <w:r>
+        <w:rPr>
+          <w:sz w:val="22"/>
+        </w:rPr>
+        <w:t xml:space="preserve">, </w:t>
+      </w:r>
       <w:proofErr w:type="spellStart"/>
       <w:r>
         <w:rPr>
           <w:rStyle w:val="Strong"/>
-          <w:sz w:val="20"/>
+          <w:sz w:val="22"/>
         </w:rPr>
         <w:t>TypeScript</w:t>
       </w:r>
       <w:proofErr w:type="spellEnd"/>
       <w:r>
         <w:rPr>
-          <w:sz w:val="20"/>
+          <w:rStyle w:val="Strong"/>
+          <w:sz w:val="22"/>
+        </w:rPr>
+        <w:t xml:space="preserve"> v4–v5</w:t>
+      </w:r>
+      <w:r>
+        <w:rPr>
+          <w:sz w:val="22"/>
+        </w:rPr>
+        <w:t xml:space="preserve">, JavaScript ES6+, </w:t>
+      </w:r>
+      <w:proofErr w:type="spellStart"/>
+      <w:r>
+        <w:rPr>
+          <w:sz w:val="22"/>
+        </w:rPr>
+        <w:t>Redux</w:t>
+      </w:r>
+      <w:proofErr w:type="spellEnd"/>
+      <w:r>
+        <w:rPr>
+          <w:sz w:val="22"/>
+        </w:rPr>
+        <w:t xml:space="preserve"> Toolkit, </w:t>
+      </w:r>
+      <w:proofErr w:type="spellStart"/>
+      <w:r>
+        <w:rPr>
+          <w:sz w:val="22"/>
+        </w:rPr>
+        <w:t>Zustand</w:t>
+      </w:r>
+      <w:proofErr w:type="spellEnd"/>
+      <w:r>
+        <w:rPr>
+          <w:sz w:val="22"/>
+        </w:rPr>
+        <w:t xml:space="preserve">, React Query, HTML5, CSS3, Tailwind CSS, Styled Components, </w:t>
+      </w:r>
+      <w:proofErr w:type="spellStart"/>
+      <w:r>
+        <w:rPr>
+          <w:sz w:val="22"/>
+        </w:rPr>
+        <w:t>Webpack</w:t>
+      </w:r>
+      <w:proofErr w:type="spellEnd"/>
+      <w:r>
+        <w:rPr>
+          <w:sz w:val="22"/>
         </w:rPr>
         <w:t xml:space="preserve">, </w:t>
       </w:r>
-      <w:r>
-        <w:rPr>
-          <w:rStyle w:val="Strong"/>
-          <w:sz w:val="20"/>
-        </w:rPr>
-        <w:t>JavaScript ES6+</w:t>
-      </w:r>
-      <w:r>
-        <w:rPr>
-          <w:sz w:val="20"/>
-        </w:rPr>
-        <w:t xml:space="preserve">, </w:t>
-      </w:r>
-      <w:r>
-        <w:rPr>
-          <w:rStyle w:val="Strong"/>
-          <w:sz w:val="20"/>
-        </w:rPr>
-        <w:t>Next.js</w:t>
-      </w:r>
-      <w:r>
-        <w:rPr>
-          <w:sz w:val="20"/>
-        </w:rPr>
-        <w:t xml:space="preserve">, </w:t>
-      </w:r>
       <w:proofErr w:type="spellStart"/>
       <w:r>
         <w:rPr>
-          <w:rStyle w:val="Strong"/>
-          <w:sz w:val="20"/>
-        </w:rPr>
-        <w:t>Redux</w:t>
+          <w:sz w:val="22"/>
+        </w:rPr>
+        <w:t>Vite</w:t>
       </w:r>
       <w:proofErr w:type="spellEnd"/>
       <w:r>
         <w:rPr>
-          <w:sz w:val="20"/>
-        </w:rPr>
-        <w:t xml:space="preserve">, </w:t>
-      </w:r>
-      <w:r>
-        <w:rPr>
-          <w:rStyle w:val="Strong"/>
-          <w:sz w:val="20"/>
-        </w:rPr>
-        <w:t>Context API</w:t>
-      </w:r>
-      <w:r>
-        <w:rPr>
-          <w:sz w:val="20"/>
-        </w:rPr>
-        <w:t xml:space="preserve">, </w:t>
-      </w:r>
-      <w:r>
-        <w:rPr>
-          <w:rStyle w:val="Strong"/>
-          <w:sz w:val="20"/>
-        </w:rPr>
-        <w:t>React Router</w:t>
-      </w:r>
-      <w:r>
-        <w:rPr>
-          <w:sz w:val="20"/>
-        </w:rPr>
-        <w:t xml:space="preserve">, </w:t>
-      </w:r>
-      <w:r>
-        <w:rPr>
-          <w:rStyle w:val="Strong"/>
-          <w:sz w:val="20"/>
-        </w:rPr>
-        <w:t>HTML5</w:t>
-      </w:r>
-      <w:r>
-        <w:rPr>
-          <w:sz w:val="20"/>
-        </w:rPr>
-        <w:t xml:space="preserve">, </w:t>
-      </w:r>
-      <w:r>
-        <w:rPr>
-          <w:rStyle w:val="Strong"/>
-          <w:sz w:val="20"/>
-        </w:rPr>
-        <w:t>CSS3</w:t>
-      </w:r>
-      <w:r>
-        <w:rPr>
-          <w:sz w:val="20"/>
-        </w:rPr>
-        <w:t xml:space="preserve">, </w:t>
-      </w:r>
-      <w:r>
-        <w:rPr>
-          <w:rStyle w:val="Strong"/>
-          <w:sz w:val="20"/>
-        </w:rPr>
-        <w:t>SCSS</w:t>
-      </w:r>
-      <w:r>
-        <w:rPr>
-          <w:sz w:val="20"/>
-        </w:rPr>
-        <w:t xml:space="preserve">, </w:t>
-      </w:r>
-      <w:r>
-        <w:rPr>
-          <w:rStyle w:val="Strong"/>
-          <w:sz w:val="20"/>
-        </w:rPr>
-        <w:t>Tailwind CSS</w:t>
-      </w:r>
-      <w:r>
-        <w:rPr>
-          <w:sz w:val="20"/>
-        </w:rPr>
-        <w:t>, responsive UI development, reusable component architecture, form validation, accessibility-minded UI development, dashboard development, client-side state handling</w:t>
+          <w:sz w:val="22"/>
+        </w:rPr>
+        <w:t>, Storybook</w:t>
       </w:r>
     </w:p>
     <w:p>
@@ -490,93 +492,121 @@
         <w:pStyle w:val="NormalWeb"/>
         <w:numPr>
           <w:ilvl w:val="0"/>
-          <w:numId w:val="21"/>
+          <w:numId w:val="29"/>
         </w:numPr>
         <w:jc w:val="both"/>
         <w:rPr>
-          <w:sz w:val="20"/>
+          <w:sz w:val="22"/>
         </w:rPr>
       </w:pPr>
       <w:r>
         <w:rPr>
           <w:rStyle w:val="Strong"/>
-          <w:sz w:val="20"/>
-        </w:rPr>
-        <w:t>Backend &amp; APIs:</w:t>
-      </w:r>
-      <w:r>
-        <w:rPr>
-          <w:sz w:val="20"/>
-        </w:rPr>
-        <w:t xml:space="preserve"> </w:t>
+          <w:sz w:val="22"/>
+        </w:rPr>
+        <w:t>Backend &amp; APIs</w:t>
+      </w:r>
+      <w:r>
+        <w:rPr>
+          <w:sz w:val="22"/>
+        </w:rPr>
+        <w:t xml:space="preserve"> — </w:t>
       </w:r>
       <w:r>
         <w:rPr>
           <w:rStyle w:val="Strong"/>
-          <w:sz w:val="20"/>
-        </w:rPr>
-        <w:t>Node.js 14–20</w:t>
-      </w:r>
-      <w:r>
-        <w:rPr>
-          <w:sz w:val="20"/>
+          <w:sz w:val="22"/>
+        </w:rPr>
+        <w:t>Node.js v12–v20</w:t>
+      </w:r>
+      <w:r>
+        <w:rPr>
+          <w:sz w:val="22"/>
         </w:rPr>
         <w:t xml:space="preserve">, </w:t>
       </w:r>
       <w:r>
         <w:rPr>
           <w:rStyle w:val="Strong"/>
-          <w:sz w:val="20"/>
+          <w:sz w:val="22"/>
         </w:rPr>
         <w:t>Express.js</w:t>
       </w:r>
       <w:r>
         <w:rPr>
-          <w:sz w:val="20"/>
+          <w:sz w:val="22"/>
         </w:rPr>
         <w:t xml:space="preserve">, </w:t>
       </w:r>
       <w:proofErr w:type="spellStart"/>
       <w:r>
         <w:rPr>
-          <w:rStyle w:val="Strong"/>
-          <w:sz w:val="20"/>
+          <w:sz w:val="22"/>
         </w:rPr>
         <w:t>NestJS</w:t>
       </w:r>
       <w:proofErr w:type="spellEnd"/>
       <w:r>
         <w:rPr>
-          <w:sz w:val="20"/>
+          <w:sz w:val="22"/>
+        </w:rPr>
+        <w:t xml:space="preserve"> patterns, REST APIs, </w:t>
+      </w:r>
+      <w:proofErr w:type="spellStart"/>
+      <w:r>
+        <w:rPr>
+          <w:sz w:val="22"/>
+        </w:rPr>
+        <w:t>GraphQL</w:t>
+      </w:r>
+      <w:proofErr w:type="spellEnd"/>
+      <w:r>
+        <w:rPr>
+          <w:sz w:val="22"/>
         </w:rPr>
         <w:t xml:space="preserve">, </w:t>
       </w:r>
-      <w:r>
-        <w:rPr>
-          <w:rStyle w:val="Strong"/>
-          <w:sz w:val="20"/>
-        </w:rPr>
-        <w:t>REST API design</w:t>
-      </w:r>
-      <w:r>
-        <w:rPr>
-          <w:sz w:val="20"/>
-        </w:rPr>
-        <w:t xml:space="preserve">, API integration, authentication flows, authorization logic, role-based access control, server-side validation, file upload workflows, background job coordination, </w:t>
-      </w:r>
       <w:proofErr w:type="spellStart"/>
       <w:r>
         <w:rPr>
-          <w:sz w:val="20"/>
-        </w:rPr>
-        <w:t>webhook</w:t>
+          <w:sz w:val="22"/>
+        </w:rPr>
+        <w:t>WebSockets</w:t>
       </w:r>
       <w:proofErr w:type="spellEnd"/>
       <w:r>
         <w:rPr>
-          <w:sz w:val="20"/>
-        </w:rPr>
-        <w:t xml:space="preserve"> integration, service modularization, middleware design</w:t>
+          <w:sz w:val="22"/>
+        </w:rPr>
+        <w:t xml:space="preserve">, background jobs, JWT authentication, OAuth2, RBAC, </w:t>
+      </w:r>
+      <w:proofErr w:type="spellStart"/>
+      <w:r>
+        <w:rPr>
+          <w:sz w:val="22"/>
+        </w:rPr>
+        <w:t>OpenAPI</w:t>
+      </w:r>
+      <w:proofErr w:type="spellEnd"/>
+      <w:r>
+        <w:rPr>
+          <w:sz w:val="22"/>
+        </w:rPr>
+        <w:t xml:space="preserve">/Swagger, API versioning, </w:t>
+      </w:r>
+      <w:proofErr w:type="spellStart"/>
+      <w:r>
+        <w:rPr>
+          <w:sz w:val="22"/>
+        </w:rPr>
+        <w:t>idempotency</w:t>
+      </w:r>
+      <w:proofErr w:type="spellEnd"/>
+      <w:r>
+        <w:rPr>
+          <w:sz w:val="22"/>
+        </w:rPr>
+        <w:t>, caching strategies</w:t>
       </w:r>
     </w:p>
     <w:p>
@@ -584,83 +614,110 @@
         <w:pStyle w:val="NormalWeb"/>
         <w:numPr>
           <w:ilvl w:val="0"/>
-          <w:numId w:val="21"/>
+          <w:numId w:val="29"/>
         </w:numPr>
         <w:jc w:val="both"/>
         <w:rPr>
-          <w:sz w:val="20"/>
+          <w:sz w:val="22"/>
         </w:rPr>
       </w:pPr>
       <w:r>
         <w:rPr>
           <w:rStyle w:val="Strong"/>
-          <w:sz w:val="20"/>
-        </w:rPr>
-        <w:t>Data &amp; Messaging:</w:t>
-      </w:r>
-      <w:r>
-        <w:rPr>
-          <w:sz w:val="20"/>
-        </w:rPr>
-        <w:t xml:space="preserve"> </w:t>
+          <w:sz w:val="22"/>
+        </w:rPr>
+        <w:t>Data, Messaging &amp; Search</w:t>
+      </w:r>
+      <w:r>
+        <w:rPr>
+          <w:sz w:val="22"/>
+        </w:rPr>
+        <w:t xml:space="preserve"> — </w:t>
       </w:r>
       <w:proofErr w:type="spellStart"/>
       <w:r>
         <w:rPr>
           <w:rStyle w:val="Strong"/>
-          <w:sz w:val="20"/>
+          <w:sz w:val="22"/>
         </w:rPr>
         <w:t>PostgreSQL</w:t>
       </w:r>
       <w:proofErr w:type="spellEnd"/>
       <w:r>
         <w:rPr>
-          <w:sz w:val="20"/>
+          <w:sz w:val="22"/>
+        </w:rPr>
+        <w:t xml:space="preserve">, MySQL, SQL Server, </w:t>
+      </w:r>
+      <w:proofErr w:type="spellStart"/>
+      <w:r>
+        <w:rPr>
+          <w:sz w:val="22"/>
+        </w:rPr>
+        <w:t>Redis</w:t>
+      </w:r>
+      <w:proofErr w:type="spellEnd"/>
+      <w:r>
+        <w:rPr>
+          <w:sz w:val="22"/>
         </w:rPr>
         <w:t xml:space="preserve">, </w:t>
       </w:r>
-      <w:r>
-        <w:rPr>
-          <w:rStyle w:val="Strong"/>
-          <w:sz w:val="20"/>
-        </w:rPr>
-        <w:t>MySQL</w:t>
-      </w:r>
-      <w:r>
-        <w:rPr>
-          <w:sz w:val="20"/>
+      <w:proofErr w:type="spellStart"/>
+      <w:r>
+        <w:rPr>
+          <w:sz w:val="22"/>
+        </w:rPr>
+        <w:t>MongoDB</w:t>
+      </w:r>
+      <w:proofErr w:type="spellEnd"/>
+      <w:r>
+        <w:rPr>
+          <w:sz w:val="22"/>
         </w:rPr>
         <w:t xml:space="preserve">, </w:t>
       </w:r>
       <w:proofErr w:type="spellStart"/>
       <w:r>
         <w:rPr>
-          <w:rStyle w:val="Strong"/>
-          <w:sz w:val="20"/>
-        </w:rPr>
-        <w:t>MongoDB</w:t>
+          <w:sz w:val="22"/>
+        </w:rPr>
+        <w:t>DynamoDB</w:t>
       </w:r>
       <w:proofErr w:type="spellEnd"/>
       <w:r>
         <w:rPr>
-          <w:sz w:val="20"/>
-        </w:rPr>
-        <w:t xml:space="preserve">, </w:t>
+          <w:sz w:val="22"/>
+        </w:rPr>
+        <w:t xml:space="preserve">, Kafka, </w:t>
       </w:r>
       <w:proofErr w:type="spellStart"/>
       <w:r>
         <w:rPr>
-          <w:rStyle w:val="Strong"/>
-          <w:sz w:val="20"/>
-        </w:rPr>
-        <w:t>Redis</w:t>
+          <w:sz w:val="22"/>
+        </w:rPr>
+        <w:t>RabbitMQ</w:t>
       </w:r>
       <w:proofErr w:type="spellEnd"/>
       <w:r>
         <w:rPr>
-          <w:sz w:val="20"/>
-        </w:rPr>
-        <w:t>, relational schema design, query tuning, caching strategies, pagination patterns, search-oriented filtering, asynchronous processing, reporting data flows</w:t>
+          <w:sz w:val="22"/>
+        </w:rPr>
+        <w:t xml:space="preserve">, AWS SQS/SNS, </w:t>
+      </w:r>
+      <w:proofErr w:type="spellStart"/>
+      <w:r>
+        <w:rPr>
+          <w:sz w:val="22"/>
+        </w:rPr>
+        <w:t>Elasticsearch</w:t>
+      </w:r>
+      <w:proofErr w:type="spellEnd"/>
+      <w:r>
+        <w:rPr>
+          <w:sz w:val="22"/>
+        </w:rPr>
+        <w:t>, OpenSearch</w:t>
       </w:r>
     </w:p>
     <w:p>
@@ -668,17 +725,17 @@
         <w:pStyle w:val="NormalWeb"/>
         <w:numPr>
           <w:ilvl w:val="0"/>
-          <w:numId w:val="21"/>
+          <w:numId w:val="29"/>
         </w:numPr>
         <w:jc w:val="both"/>
         <w:rPr>
-          <w:sz w:val="20"/>
+          <w:sz w:val="22"/>
         </w:rPr>
       </w:pPr>
       <w:r>
         <w:rPr>
           <w:rStyle w:val="Strong"/>
-          <w:sz w:val="20"/>
+          <w:sz w:val="22"/>
         </w:rPr>
         <w:t xml:space="preserve">Cloud &amp; </w:t>
       </w:r>
@@ -686,109 +743,143 @@
       <w:r>
         <w:rPr>
           <w:rStyle w:val="Strong"/>
-          <w:sz w:val="20"/>
+          <w:sz w:val="22"/>
         </w:rPr>
         <w:t>DevOps</w:t>
       </w:r>
       <w:proofErr w:type="spellEnd"/>
       <w:r>
         <w:rPr>
+          <w:sz w:val="22"/>
+        </w:rPr>
+        <w:t xml:space="preserve"> — </w:t>
+      </w:r>
+      <w:r>
+        <w:rPr>
           <w:rStyle w:val="Strong"/>
-          <w:sz w:val="20"/>
-        </w:rPr>
-        <w:t>:</w:t>
-      </w:r>
-      <w:r>
-        <w:rPr>
-          <w:sz w:val="20"/>
-        </w:rPr>
-        <w:t xml:space="preserve"> </w:t>
-      </w:r>
-      <w:r>
-        <w:rPr>
-          <w:rStyle w:val="Strong"/>
-          <w:sz w:val="20"/>
+          <w:sz w:val="22"/>
         </w:rPr>
         <w:t>AWS</w:t>
       </w:r>
       <w:r>
         <w:rPr>
-          <w:sz w:val="20"/>
+          <w:sz w:val="22"/>
+        </w:rPr>
+        <w:t xml:space="preserve"> (EC2, ECS, EKS, Lambda, API Gateway, S3, RDS, </w:t>
+      </w:r>
+      <w:proofErr w:type="spellStart"/>
+      <w:r>
+        <w:rPr>
+          <w:sz w:val="22"/>
+        </w:rPr>
+        <w:t>CloudFront</w:t>
+      </w:r>
+      <w:proofErr w:type="spellEnd"/>
+      <w:r>
+        <w:rPr>
+          <w:sz w:val="22"/>
+        </w:rPr>
+        <w:t xml:space="preserve">, IAM, </w:t>
+      </w:r>
+      <w:proofErr w:type="spellStart"/>
+      <w:r>
+        <w:rPr>
+          <w:sz w:val="22"/>
+        </w:rPr>
+        <w:t>CloudWatch</w:t>
+      </w:r>
+      <w:proofErr w:type="spellEnd"/>
+      <w:r>
+        <w:rPr>
+          <w:sz w:val="22"/>
+        </w:rPr>
+        <w:t xml:space="preserve">), Azure, </w:t>
+      </w:r>
+      <w:proofErr w:type="spellStart"/>
+      <w:r>
+        <w:rPr>
+          <w:sz w:val="22"/>
+        </w:rPr>
+        <w:t>Docker</w:t>
+      </w:r>
+      <w:proofErr w:type="spellEnd"/>
+      <w:r>
+        <w:rPr>
+          <w:sz w:val="22"/>
         </w:rPr>
         <w:t xml:space="preserve">, </w:t>
       </w:r>
       <w:proofErr w:type="spellStart"/>
       <w:r>
         <w:rPr>
-          <w:rStyle w:val="Strong"/>
-          <w:sz w:val="20"/>
-        </w:rPr>
-        <w:t>Docker</w:t>
+          <w:sz w:val="22"/>
+        </w:rPr>
+        <w:t>Kubernetes</w:t>
       </w:r>
       <w:proofErr w:type="spellEnd"/>
       <w:r>
         <w:rPr>
-          <w:sz w:val="20"/>
+          <w:sz w:val="22"/>
+        </w:rPr>
+        <w:t xml:space="preserve">, Helm, </w:t>
+      </w:r>
+      <w:proofErr w:type="spellStart"/>
+      <w:r>
+        <w:rPr>
+          <w:sz w:val="22"/>
+        </w:rPr>
+        <w:t>Terraform</w:t>
+      </w:r>
+      <w:proofErr w:type="spellEnd"/>
+      <w:r>
+        <w:rPr>
+          <w:sz w:val="22"/>
         </w:rPr>
         <w:t xml:space="preserve">, </w:t>
       </w:r>
-      <w:r>
-        <w:rPr>
-          <w:rStyle w:val="Strong"/>
-          <w:sz w:val="20"/>
-        </w:rPr>
-        <w:t>CI/CD pipelines</w:t>
-      </w:r>
-      <w:r>
-        <w:rPr>
-          <w:sz w:val="20"/>
-        </w:rPr>
-        <w:t xml:space="preserve">, </w:t>
-      </w:r>
       <w:proofErr w:type="spellStart"/>
       <w:r>
         <w:rPr>
-          <w:rStyle w:val="Strong"/>
-          <w:sz w:val="20"/>
+          <w:sz w:val="22"/>
         </w:rPr>
         <w:t>GitHub</w:t>
       </w:r>
       <w:proofErr w:type="spellEnd"/>
       <w:r>
         <w:rPr>
-          <w:rStyle w:val="Strong"/>
-          <w:sz w:val="20"/>
-        </w:rPr>
-        <w:t xml:space="preserve"> Actions</w:t>
-      </w:r>
-      <w:r>
-        <w:rPr>
-          <w:sz w:val="20"/>
-        </w:rPr>
-        <w:t xml:space="preserve">, </w:t>
+          <w:sz w:val="22"/>
+        </w:rPr>
+        <w:t xml:space="preserve"> Actions, </w:t>
       </w:r>
       <w:proofErr w:type="spellStart"/>
       <w:r>
         <w:rPr>
-          <w:rStyle w:val="Strong"/>
-          <w:sz w:val="20"/>
-        </w:rPr>
-        <w:t>Git</w:t>
+          <w:sz w:val="22"/>
+        </w:rPr>
+        <w:t>GitLab</w:t>
       </w:r>
       <w:proofErr w:type="spellEnd"/>
       <w:r>
         <w:rPr>
-          <w:sz w:val="20"/>
-        </w:rPr>
-        <w:t>, Linux environment support, deployment coordination, environment configuration, build automation, release support, monitoring-aware delivery practices</w:t>
-      </w:r>
+          <w:sz w:val="22"/>
+        </w:rPr>
+        <w:t xml:space="preserve"> CI/CD, </w:t>
+      </w:r>
+      <w:proofErr w:type="spellStart"/>
+      <w:r>
+        <w:rPr>
+          <w:sz w:val="22"/>
+        </w:rPr>
+        <w:t>Nginx</w:t>
+      </w:r>
+      <w:proofErr w:type="spellEnd"/>
     </w:p>
     <w:p>
       <w:pPr>
         <w:pStyle w:val="NormalWeb"/>
         <w:numPr>
           <w:ilvl w:val="0"/>
-          <w:numId w:val="21"/>
+          <w:numId w:val="29"/>
         </w:numPr>
         <w:jc w:val="both"/>
       </w:pPr>
@@ -796,7 +887,7 @@
       <w:r>
         <w:rPr>
           <w:rStyle w:val="Strong"/>
-          <w:sz w:val="20"/>
+          <w:sz w:val="22"/>
         </w:rPr>
         <w:t>Observability</w:t>
       </w:r>
@@ -804,54 +895,71 @@
       <w:r>
         <w:rPr>
           <w:rStyle w:val="Strong"/>
-          <w:sz w:val="20"/>
-        </w:rPr>
-        <w:t xml:space="preserve"> / Quality / Security:</w:t>
-      </w:r>
-      <w:r>
-        <w:rPr>
-          <w:sz w:val="20"/>
-        </w:rPr>
-        <w:t xml:space="preserve"> </w:t>
-      </w:r>
-      <w:r>
-        <w:rPr>
-          <w:rStyle w:val="Strong"/>
-          <w:sz w:val="20"/>
-        </w:rPr>
-        <w:t>Jest</w:t>
-      </w:r>
-      <w:r>
-        <w:rPr>
-          <w:sz w:val="20"/>
+          <w:sz w:val="22"/>
+        </w:rPr>
+        <w:t>, Quality &amp; Security</w:t>
+      </w:r>
+      <w:r>
+        <w:rPr>
+          <w:sz w:val="22"/>
+        </w:rPr>
+        <w:t xml:space="preserve"> — Jest, React Testing Library, Cypress, Playwright, </w:t>
+      </w:r>
+      <w:proofErr w:type="spellStart"/>
+      <w:r>
+        <w:rPr>
+          <w:sz w:val="22"/>
+        </w:rPr>
+        <w:t>Supertest</w:t>
+      </w:r>
+      <w:proofErr w:type="spellEnd"/>
+      <w:r>
+        <w:rPr>
+          <w:sz w:val="22"/>
+        </w:rPr>
+        <w:t xml:space="preserve">, Pact-style contract testing, </w:t>
+      </w:r>
+      <w:proofErr w:type="spellStart"/>
+      <w:r>
+        <w:rPr>
+          <w:sz w:val="22"/>
+        </w:rPr>
+        <w:t>OpenTelemetry</w:t>
+      </w:r>
+      <w:proofErr w:type="spellEnd"/>
+      <w:r>
+        <w:rPr>
+          <w:sz w:val="22"/>
         </w:rPr>
         <w:t xml:space="preserve">, </w:t>
       </w:r>
-      <w:r>
-        <w:rPr>
-          <w:rStyle w:val="Strong"/>
-          <w:sz w:val="20"/>
-        </w:rPr>
-        <w:t>React Testing Library</w:t>
-      </w:r>
-      <w:r>
-        <w:rPr>
-          <w:sz w:val="20"/>
-        </w:rPr>
-        <w:t xml:space="preserve">, API testing, debugging, structured logging awareness, error tracing, input validation, </w:t>
-      </w:r>
-      <w:r>
-        <w:rPr>
-          <w:rStyle w:val="Strong"/>
-          <w:sz w:val="20"/>
-        </w:rPr>
-        <w:t>JWT</w:t>
-      </w:r>
-      <w:r>
-        <w:rPr>
-          <w:sz w:val="20"/>
-        </w:rPr>
-        <w:t>, permission-aware UI behavior, secure session handling, regression support, production issue analysis</w:t>
+      <w:proofErr w:type="spellStart"/>
+      <w:r>
+        <w:rPr>
+          <w:sz w:val="22"/>
+        </w:rPr>
+        <w:t>Datadog</w:t>
+      </w:r>
+      <w:proofErr w:type="spellEnd"/>
+      <w:r>
+        <w:rPr>
+          <w:sz w:val="22"/>
+        </w:rPr>
+        <w:t xml:space="preserve">, Prometheus, </w:t>
+      </w:r>
+      <w:proofErr w:type="spellStart"/>
+      <w:r>
+        <w:rPr>
+          <w:sz w:val="22"/>
+        </w:rPr>
+        <w:t>Grafana</w:t>
+      </w:r>
+      <w:proofErr w:type="spellEnd"/>
+      <w:r>
+        <w:rPr>
+          <w:sz w:val="22"/>
+        </w:rPr>
+        <w:t>, Sentry, structured logging, rate limiting, audit logging</w:t>
       </w:r>
     </w:p>
     <w:p>
@@ -923,140 +1031,58 @@
         <w:pStyle w:val="NormalWeb"/>
         <w:numPr>
           <w:ilvl w:val="0"/>
-          <w:numId w:val="24"/>
+          <w:numId w:val="30"/>
         </w:numPr>
         <w:jc w:val="both"/>
         <w:rPr>
-          <w:sz w:val="20"/>
-        </w:rPr>
-      </w:pPr>
-      <w:r>
-        <w:rPr>
-          <w:sz w:val="20"/>
-        </w:rPr>
-        <w:t xml:space="preserve">Led development of a multi-workflow business platform using </w:t>
+          <w:sz w:val="22"/>
+        </w:rPr>
+      </w:pPr>
+      <w:r>
+        <w:rPr>
+          <w:sz w:val="22"/>
+        </w:rPr>
+        <w:t xml:space="preserve">Led development of large-scale </w:t>
       </w:r>
       <w:r>
         <w:rPr>
           <w:rStyle w:val="Strong"/>
-          <w:sz w:val="20"/>
-        </w:rPr>
-        <w:t>React 17–18</w:t>
-      </w:r>
-      <w:r>
-        <w:rPr>
-          <w:sz w:val="20"/>
-        </w:rPr>
-        <w:t xml:space="preserve">, </w:t>
+          <w:sz w:val="22"/>
+        </w:rPr>
+        <w:t>React v18</w:t>
+      </w:r>
+      <w:r>
+        <w:rPr>
+          <w:sz w:val="22"/>
+        </w:rPr>
+        <w:t xml:space="preserve"> and </w:t>
+      </w:r>
+      <w:r>
+        <w:rPr>
+          <w:rStyle w:val="Strong"/>
+          <w:sz w:val="22"/>
+        </w:rPr>
+        <w:t>Node.js v18</w:t>
+      </w:r>
+      <w:r>
+        <w:rPr>
+          <w:sz w:val="22"/>
+        </w:rPr>
+        <w:t xml:space="preserve"> applications for multi-tenant </w:t>
       </w:r>
       <w:proofErr w:type="spellStart"/>
       <w:r>
         <w:rPr>
-          <w:rStyle w:val="Strong"/>
-          <w:sz w:val="20"/>
-        </w:rPr>
-        <w:t>TypeScript</w:t>
+          <w:sz w:val="22"/>
+        </w:rPr>
+        <w:t>SaaS</w:t>
       </w:r>
       <w:proofErr w:type="spellEnd"/>
       <w:r>
         <w:rPr>
-          <w:rStyle w:val="Strong"/>
-          <w:sz w:val="20"/>
-        </w:rPr>
-        <w:t xml:space="preserve"> 4.x–5.x</w:t>
-      </w:r>
-      <w:r>
-        <w:rPr>
-          <w:sz w:val="20"/>
-        </w:rPr>
-        <w:t xml:space="preserve">, </w:t>
-      </w:r>
-      <w:r>
-        <w:rPr>
-          <w:rStyle w:val="Strong"/>
-          <w:sz w:val="20"/>
-        </w:rPr>
-        <w:t>Node.js 16–20</w:t>
-      </w:r>
-      <w:r>
-        <w:rPr>
-          <w:sz w:val="20"/>
-        </w:rPr>
-        <w:t xml:space="preserve">, and </w:t>
-      </w:r>
-      <w:proofErr w:type="spellStart"/>
-      <w:r>
-        <w:rPr>
-          <w:rStyle w:val="Strong"/>
-          <w:sz w:val="20"/>
-        </w:rPr>
-        <w:t>PostgreSQL</w:t>
-      </w:r>
-      <w:proofErr w:type="spellEnd"/>
-      <w:r>
-        <w:rPr>
-          <w:rStyle w:val="Strong"/>
-          <w:sz w:val="20"/>
-        </w:rPr>
-        <w:t xml:space="preserve"> 13–16</w:t>
-      </w:r>
-      <w:r>
-        <w:rPr>
-          <w:sz w:val="20"/>
-        </w:rPr>
-        <w:t xml:space="preserve">, delivering stable modules for </w:t>
-      </w:r>
-      <w:r>
-        <w:rPr>
-          <w:rStyle w:val="Strong"/>
-          <w:sz w:val="20"/>
-        </w:rPr>
-        <w:t>operational dashboards</w:t>
-      </w:r>
-      <w:r>
-        <w:rPr>
-          <w:sz w:val="20"/>
-        </w:rPr>
-        <w:t xml:space="preserve">, </w:t>
-      </w:r>
-      <w:r>
-        <w:rPr>
-          <w:rStyle w:val="Strong"/>
-          <w:sz w:val="20"/>
-        </w:rPr>
-        <w:t>partner management</w:t>
-      </w:r>
-      <w:r>
-        <w:rPr>
-          <w:sz w:val="20"/>
-        </w:rPr>
-        <w:t xml:space="preserve">, </w:t>
-      </w:r>
-      <w:r>
-        <w:rPr>
-          <w:rStyle w:val="Strong"/>
-          <w:sz w:val="20"/>
-        </w:rPr>
-        <w:t>approval flows</w:t>
-      </w:r>
-      <w:r>
-        <w:rPr>
-          <w:sz w:val="20"/>
-        </w:rPr>
-        <w:t xml:space="preserve">, and </w:t>
-      </w:r>
-      <w:r>
-        <w:rPr>
-          <w:rStyle w:val="Strong"/>
-          <w:sz w:val="20"/>
-        </w:rPr>
-        <w:t>reporting-heavy</w:t>
-      </w:r>
-      <w:r>
-        <w:rPr>
-          <w:sz w:val="20"/>
-        </w:rPr>
-        <w:t xml:space="preserve"> user journeys.</w:t>
+          <w:sz w:val="22"/>
+        </w:rPr>
+        <w:t xml:space="preserve"> products, shaping frontend architecture, API contracts, and deployment workflows that improved delivery consistency and reduced regression-heavy releases across multiple product teams.</w:t>
       </w:r>
     </w:p>
     <w:p>
@@ -1064,109 +1090,59 @@
         <w:pStyle w:val="NormalWeb"/>
         <w:numPr>
           <w:ilvl w:val="0"/>
-          <w:numId w:val="24"/>
+          <w:numId w:val="30"/>
         </w:numPr>
         <w:jc w:val="both"/>
         <w:rPr>
-          <w:sz w:val="20"/>
-        </w:rPr>
-      </w:pPr>
-      <w:r>
-        <w:rPr>
-          <w:sz w:val="20"/>
-        </w:rPr>
-        <w:t xml:space="preserve">Architected reusable </w:t>
-      </w:r>
+          <w:sz w:val="22"/>
+        </w:rPr>
+      </w:pPr>
+      <w:r>
+        <w:rPr>
+          <w:sz w:val="22"/>
+        </w:rPr>
+        <w:t xml:space="preserve">Built complex user-facing modules with </w:t>
+      </w:r>
+      <w:proofErr w:type="spellStart"/>
       <w:r>
         <w:rPr>
           <w:rStyle w:val="Strong"/>
-          <w:sz w:val="20"/>
-        </w:rPr>
-        <w:t>frontend patterns</w:t>
-      </w:r>
-      <w:r>
-        <w:rPr>
-          <w:sz w:val="20"/>
-        </w:rPr>
-        <w:t xml:space="preserve"> for </w:t>
+          <w:sz w:val="22"/>
+        </w:rPr>
+        <w:t>TypeScript</w:t>
+      </w:r>
+      <w:proofErr w:type="spellEnd"/>
+      <w:r>
+        <w:rPr>
+          <w:sz w:val="22"/>
+        </w:rPr>
+        <w:t xml:space="preserve">, </w:t>
       </w:r>
       <w:r>
         <w:rPr>
           <w:rStyle w:val="Strong"/>
-          <w:sz w:val="20"/>
-        </w:rPr>
-        <w:t>tables</w:t>
-      </w:r>
-      <w:r>
-        <w:rPr>
-          <w:sz w:val="20"/>
-        </w:rPr>
-        <w:t xml:space="preserve">, </w:t>
+          <w:sz w:val="22"/>
+        </w:rPr>
+        <w:t>Next.js</w:t>
+      </w:r>
+      <w:r>
+        <w:rPr>
+          <w:sz w:val="22"/>
+        </w:rPr>
+        <w:t xml:space="preserve">, and reusable component patterns that improved dashboard responsiveness by </w:t>
       </w:r>
       <w:r>
         <w:rPr>
           <w:rStyle w:val="Strong"/>
-          <w:sz w:val="20"/>
-        </w:rPr>
-        <w:t>filters</w:t>
-      </w:r>
-      <w:r>
-        <w:rPr>
-          <w:sz w:val="20"/>
-        </w:rPr>
-        <w:t xml:space="preserve">, </w:t>
-      </w:r>
-      <w:r>
-        <w:rPr>
-          <w:rStyle w:val="Strong"/>
-          <w:sz w:val="20"/>
-        </w:rPr>
-        <w:t>modal actions</w:t>
-      </w:r>
-      <w:r>
-        <w:rPr>
-          <w:sz w:val="20"/>
-        </w:rPr>
-        <w:t xml:space="preserve">, and </w:t>
-      </w:r>
-      <w:r>
-        <w:rPr>
-          <w:rStyle w:val="Strong"/>
-          <w:sz w:val="20"/>
-        </w:rPr>
-        <w:t>validation-intensive forms</w:t>
-      </w:r>
-      <w:r>
-        <w:rPr>
-          <w:sz w:val="20"/>
-        </w:rPr>
-        <w:t xml:space="preserve">, which reduced duplicated </w:t>
-      </w:r>
-      <w:r>
-        <w:rPr>
-          <w:rStyle w:val="Strong"/>
-          <w:sz w:val="20"/>
-        </w:rPr>
-        <w:t>UI logic</w:t>
-      </w:r>
-      <w:r>
-        <w:rPr>
-          <w:sz w:val="20"/>
-        </w:rPr>
-        <w:t xml:space="preserve"> by </w:t>
-      </w:r>
-      <w:r>
-        <w:rPr>
-          <w:rStyle w:val="Strong"/>
-          <w:sz w:val="20"/>
-        </w:rPr>
-        <w:t>32%</w:t>
-      </w:r>
-      <w:r>
-        <w:rPr>
-          <w:sz w:val="20"/>
-        </w:rPr>
-        <w:t xml:space="preserve"> and made new product screens faster to implement with more consistent behavior across modules.</w:t>
+          <w:sz w:val="22"/>
+        </w:rPr>
+        <w:t>34%</w:t>
+      </w:r>
+      <w:r>
+        <w:rPr>
+          <w:sz w:val="22"/>
+        </w:rPr>
+        <w:t>, while making feature development faster through shared UI primitives, clearer state boundaries, and better frontend code organization.</w:t>
       </w:r>
     </w:p>
     <w:p>
@@ -1174,83 +1150,74 @@
         <w:pStyle w:val="NormalWeb"/>
         <w:numPr>
           <w:ilvl w:val="0"/>
-          <w:numId w:val="24"/>
+          <w:numId w:val="30"/>
         </w:numPr>
         <w:jc w:val="both"/>
         <w:rPr>
-          <w:sz w:val="20"/>
-        </w:rPr>
-      </w:pPr>
-      <w:r>
-        <w:rPr>
-          <w:sz w:val="20"/>
-        </w:rPr>
-        <w:t xml:space="preserve">Designed and maintained </w:t>
+          <w:sz w:val="22"/>
+        </w:rPr>
+      </w:pPr>
+      <w:r>
+        <w:rPr>
+          <w:sz w:val="22"/>
+        </w:rPr>
+        <w:t xml:space="preserve">Designed and implemented secure </w:t>
       </w:r>
       <w:r>
         <w:rPr>
           <w:rStyle w:val="Strong"/>
-          <w:sz w:val="20"/>
-        </w:rPr>
-        <w:t>Node.js 16–20 API services</w:t>
-      </w:r>
-      <w:r>
-        <w:rPr>
-          <w:sz w:val="20"/>
-        </w:rPr>
-        <w:t xml:space="preserve"> with clearer </w:t>
+          <w:sz w:val="22"/>
+        </w:rPr>
+        <w:t>Node.js</w:t>
+      </w:r>
+      <w:r>
+        <w:rPr>
+          <w:sz w:val="22"/>
+        </w:rPr>
+        <w:t xml:space="preserve"> service layers with </w:t>
       </w:r>
       <w:r>
         <w:rPr>
           <w:rStyle w:val="Strong"/>
-          <w:sz w:val="20"/>
-        </w:rPr>
-        <w:t>controller-to-service boundaries</w:t>
-      </w:r>
-      <w:r>
-        <w:rPr>
-          <w:sz w:val="20"/>
-        </w:rPr>
-        <w:t xml:space="preserve">, improving </w:t>
-      </w:r>
+          <w:sz w:val="22"/>
+        </w:rPr>
+        <w:t>Express.js</w:t>
+      </w:r>
+      <w:r>
+        <w:rPr>
+          <w:sz w:val="22"/>
+        </w:rPr>
+        <w:t xml:space="preserve">, </w:t>
+      </w:r>
+      <w:proofErr w:type="spellStart"/>
       <w:r>
         <w:rPr>
           <w:rStyle w:val="Strong"/>
-          <w:sz w:val="20"/>
-        </w:rPr>
-        <w:t>maintainability</w:t>
-      </w:r>
-      <w:r>
-        <w:rPr>
-          <w:sz w:val="20"/>
-        </w:rPr>
-        <w:t xml:space="preserve"> and reducing </w:t>
-      </w:r>
+          <w:sz w:val="22"/>
+        </w:rPr>
+        <w:t>PostgreSQL</w:t>
+      </w:r>
+      <w:proofErr w:type="spellEnd"/>
+      <w:r>
+        <w:rPr>
+          <w:sz w:val="22"/>
+        </w:rPr>
+        <w:t xml:space="preserve">, and </w:t>
+      </w:r>
+      <w:proofErr w:type="spellStart"/>
       <w:r>
         <w:rPr>
           <w:rStyle w:val="Strong"/>
-          <w:sz w:val="20"/>
-        </w:rPr>
-        <w:t>issue resolution time</w:t>
-      </w:r>
-      <w:r>
-        <w:rPr>
-          <w:sz w:val="20"/>
-        </w:rPr>
-        <w:t xml:space="preserve"> by </w:t>
-      </w:r>
-      <w:r>
-        <w:rPr>
-          <w:rStyle w:val="Strong"/>
-          <w:sz w:val="20"/>
-        </w:rPr>
-        <w:t>27%</w:t>
-      </w:r>
-      <w:r>
-        <w:rPr>
-          <w:sz w:val="20"/>
-        </w:rPr>
-        <w:t xml:space="preserve"> during periods of rapid feature growth.</w:t>
+          <w:sz w:val="22"/>
+        </w:rPr>
+        <w:t>Redis</w:t>
+      </w:r>
+      <w:proofErr w:type="spellEnd"/>
+      <w:r>
+        <w:rPr>
+          <w:sz w:val="22"/>
+        </w:rPr>
+        <w:t>, creating cleaner domain separation and more reliable API behavior for high-volume business workflows that previously suffered from inconsistent validation paths.</w:t>
       </w:r>
     </w:p>
     <w:p>
@@ -1258,109 +1225,53 @@
         <w:pStyle w:val="NormalWeb"/>
         <w:numPr>
           <w:ilvl w:val="0"/>
-          <w:numId w:val="24"/>
+          <w:numId w:val="30"/>
         </w:numPr>
         <w:jc w:val="both"/>
         <w:rPr>
-          <w:sz w:val="20"/>
-        </w:rPr>
-      </w:pPr>
-      <w:r>
-        <w:rPr>
-          <w:sz w:val="20"/>
-        </w:rPr>
-        <w:t xml:space="preserve">Resolved a recurring </w:t>
-      </w:r>
+          <w:sz w:val="22"/>
+        </w:rPr>
+      </w:pPr>
+      <w:r>
+        <w:rPr>
+          <w:sz w:val="22"/>
+        </w:rPr>
+        <w:t xml:space="preserve">Resolved a recurring production issue where duplicate transaction submissions created data mismatches by introducing </w:t>
+      </w:r>
+      <w:proofErr w:type="spellStart"/>
       <w:r>
         <w:rPr>
           <w:rStyle w:val="Strong"/>
-          <w:sz w:val="20"/>
-        </w:rPr>
-        <w:t>production issue</w:t>
-      </w:r>
-      <w:r>
-        <w:rPr>
-          <w:sz w:val="20"/>
-        </w:rPr>
-        <w:t xml:space="preserve"> where large </w:t>
-      </w:r>
+          <w:sz w:val="22"/>
+        </w:rPr>
+        <w:t>idempotency</w:t>
+      </w:r>
+      <w:proofErr w:type="spellEnd"/>
       <w:r>
         <w:rPr>
           <w:rStyle w:val="Strong"/>
-          <w:sz w:val="20"/>
-        </w:rPr>
-        <w:t>dashboard requests</w:t>
-      </w:r>
-      <w:r>
-        <w:rPr>
-          <w:sz w:val="20"/>
-        </w:rPr>
-        <w:t xml:space="preserve"> timed out during peak usage by tracing slow </w:t>
+          <w:sz w:val="22"/>
+        </w:rPr>
+        <w:t xml:space="preserve"> keys</w:t>
+      </w:r>
+      <w:r>
+        <w:rPr>
+          <w:sz w:val="22"/>
+        </w:rPr>
+        <w:t xml:space="preserve">, database constraints, and retry-safe backend handlers, which reduced duplicate-processing incidents by </w:t>
       </w:r>
       <w:r>
         <w:rPr>
           <w:rStyle w:val="Strong"/>
-          <w:sz w:val="20"/>
-        </w:rPr>
-        <w:t>SQL</w:t>
-      </w:r>
-      <w:r>
-        <w:rPr>
-          <w:sz w:val="20"/>
-        </w:rPr>
-        <w:t xml:space="preserve"> paths, adding missing </w:t>
-      </w:r>
-      <w:r>
-        <w:rPr>
-          <w:rStyle w:val="Strong"/>
-          <w:sz w:val="20"/>
-        </w:rPr>
-        <w:t>indexes</w:t>
-      </w:r>
-      <w:r>
-        <w:rPr>
-          <w:sz w:val="20"/>
-        </w:rPr>
-        <w:t xml:space="preserve">, and introducing safer </w:t>
-      </w:r>
-      <w:r>
-        <w:rPr>
-          <w:rStyle w:val="Strong"/>
-          <w:sz w:val="20"/>
-        </w:rPr>
-        <w:t>pagination</w:t>
-      </w:r>
-      <w:r>
-        <w:rPr>
-          <w:sz w:val="20"/>
-        </w:rPr>
-        <w:t xml:space="preserve"> and </w:t>
-      </w:r>
-      <w:r>
-        <w:rPr>
-          <w:rStyle w:val="Strong"/>
-          <w:sz w:val="20"/>
-        </w:rPr>
-        <w:t>response shaping</w:t>
-      </w:r>
-      <w:r>
-        <w:rPr>
-          <w:sz w:val="20"/>
-        </w:rPr>
-        <w:t xml:space="preserve"> that improved endpoint response stability by </w:t>
-      </w:r>
-      <w:r>
-        <w:rPr>
-          <w:rStyle w:val="Strong"/>
-          <w:sz w:val="20"/>
-        </w:rPr>
-        <w:t>41%</w:t>
-      </w:r>
-      <w:r>
-        <w:rPr>
-          <w:sz w:val="20"/>
-        </w:rPr>
-        <w:t>.</w:t>
+          <w:sz w:val="22"/>
+        </w:rPr>
+        <w:t>91%</w:t>
+      </w:r>
+      <w:r>
+        <w:rPr>
+          <w:sz w:val="22"/>
+        </w:rPr>
+        <w:t xml:space="preserve"> and improved support confidence.</w:t>
       </w:r>
     </w:p>
     <w:p>
@@ -1368,96 +1279,44 @@
         <w:pStyle w:val="NormalWeb"/>
         <w:numPr>
           <w:ilvl w:val="0"/>
-          <w:numId w:val="24"/>
+          <w:numId w:val="30"/>
         </w:numPr>
         <w:jc w:val="both"/>
         <w:rPr>
-          <w:sz w:val="20"/>
-        </w:rPr>
-      </w:pPr>
-      <w:r>
-        <w:rPr>
-          <w:sz w:val="20"/>
-        </w:rPr>
-        <w:t xml:space="preserve">Implemented a new </w:t>
+          <w:sz w:val="22"/>
+        </w:rPr>
+      </w:pPr>
+      <w:r>
+        <w:rPr>
+          <w:sz w:val="22"/>
+        </w:rPr>
+        <w:t xml:space="preserve">Modernized legacy frontend screens from older class-based patterns into </w:t>
       </w:r>
       <w:r>
         <w:rPr>
           <w:rStyle w:val="Strong"/>
-          <w:sz w:val="20"/>
-        </w:rPr>
-        <w:t>role-based access control</w:t>
-      </w:r>
-      <w:r>
-        <w:rPr>
-          <w:sz w:val="20"/>
-        </w:rPr>
-        <w:t xml:space="preserve"> model across both </w:t>
+          <w:sz w:val="22"/>
+        </w:rPr>
+        <w:t>React Hooks</w:t>
+      </w:r>
+      <w:r>
+        <w:rPr>
+          <w:sz w:val="22"/>
+        </w:rPr>
+        <w:t xml:space="preserve"> and typed component structures, reducing maintenance friction and cutting average UI defect turnaround time by </w:t>
       </w:r>
       <w:r>
         <w:rPr>
           <w:rStyle w:val="Strong"/>
-          <w:sz w:val="20"/>
-        </w:rPr>
-        <w:t>backend</w:t>
-      </w:r>
-      <w:r>
-        <w:rPr>
-          <w:sz w:val="20"/>
-        </w:rPr>
-        <w:t xml:space="preserve"> and </w:t>
-      </w:r>
-      <w:r>
-        <w:rPr>
-          <w:rStyle w:val="Strong"/>
-          <w:sz w:val="20"/>
-        </w:rPr>
-        <w:t>frontend</w:t>
-      </w:r>
-      <w:r>
-        <w:rPr>
-          <w:sz w:val="20"/>
-        </w:rPr>
-        <w:t xml:space="preserve"> layers, preventing unauthorized actions in </w:t>
-      </w:r>
-      <w:r>
-        <w:rPr>
-          <w:rStyle w:val="Strong"/>
-          <w:sz w:val="20"/>
-        </w:rPr>
-        <w:t>administrative workflows</w:t>
-      </w:r>
-      <w:r>
-        <w:rPr>
-          <w:sz w:val="20"/>
-        </w:rPr>
-        <w:t xml:space="preserve"> and reducing </w:t>
-      </w:r>
-      <w:r>
-        <w:rPr>
-          <w:rStyle w:val="Strong"/>
-          <w:sz w:val="20"/>
-        </w:rPr>
-        <w:t>permission-related support escalations</w:t>
-      </w:r>
-      <w:r>
-        <w:rPr>
-          <w:sz w:val="20"/>
-        </w:rPr>
-        <w:t xml:space="preserve"> by </w:t>
-      </w:r>
-      <w:r>
-        <w:rPr>
-          <w:rStyle w:val="Strong"/>
-          <w:sz w:val="20"/>
-        </w:rPr>
-        <w:t>24%</w:t>
-      </w:r>
-      <w:r>
-        <w:rPr>
-          <w:sz w:val="20"/>
-        </w:rPr>
-        <w:t>.</w:t>
+          <w:sz w:val="22"/>
+        </w:rPr>
+        <w:t>29%</w:t>
+      </w:r>
+      <w:r>
+        <w:rPr>
+          <w:sz w:val="22"/>
+        </w:rPr>
+        <w:t xml:space="preserve"> during ongoing feature delivery cycles.</w:t>
       </w:r>
     </w:p>
     <w:p>
@@ -1465,70 +1324,72 @@
         <w:pStyle w:val="NormalWeb"/>
         <w:numPr>
           <w:ilvl w:val="0"/>
-          <w:numId w:val="24"/>
+          <w:numId w:val="30"/>
         </w:numPr>
         <w:jc w:val="both"/>
         <w:rPr>
-          <w:sz w:val="20"/>
-        </w:rPr>
-      </w:pPr>
-      <w:r>
-        <w:rPr>
-          <w:sz w:val="20"/>
-        </w:rPr>
-        <w:t xml:space="preserve">Stabilized a difficult </w:t>
+          <w:sz w:val="22"/>
+        </w:rPr>
+      </w:pPr>
+      <w:r>
+        <w:rPr>
+          <w:sz w:val="22"/>
+        </w:rPr>
+        <w:t xml:space="preserve">Implemented </w:t>
       </w:r>
       <w:r>
         <w:rPr>
           <w:rStyle w:val="Strong"/>
-          <w:sz w:val="20"/>
-        </w:rPr>
-        <w:t>export defect</w:t>
-      </w:r>
-      <w:r>
-        <w:rPr>
-          <w:sz w:val="20"/>
-        </w:rPr>
-        <w:t xml:space="preserve"> where large result sets produced incomplete files by replacing memory-heavy generation logic with </w:t>
+          <w:sz w:val="22"/>
+        </w:rPr>
+        <w:t>React Query</w:t>
+      </w:r>
+      <w:r>
+        <w:rPr>
+          <w:sz w:val="22"/>
+        </w:rPr>
+        <w:t xml:space="preserve"> caching, optimistic </w:t>
+      </w:r>
+      <w:proofErr w:type="gramStart"/>
+      <w:r>
+        <w:rPr>
+          <w:sz w:val="22"/>
+        </w:rPr>
+        <w:t>updates,</w:t>
+      </w:r>
+      <w:proofErr w:type="gramEnd"/>
+      <w:r>
+        <w:rPr>
+          <w:sz w:val="22"/>
+        </w:rPr>
+        <w:t xml:space="preserve"> and background </w:t>
+      </w:r>
+      <w:proofErr w:type="spellStart"/>
+      <w:r>
+        <w:rPr>
+          <w:sz w:val="22"/>
+        </w:rPr>
+        <w:t>refetch</w:t>
+      </w:r>
+      <w:proofErr w:type="spellEnd"/>
+      <w:r>
+        <w:rPr>
+          <w:sz w:val="22"/>
+        </w:rPr>
+        <w:t xml:space="preserve"> strategies to stabilize data-heavy screens, which reduced unnecessary API traffic by </w:t>
       </w:r>
       <w:r>
         <w:rPr>
           <w:rStyle w:val="Strong"/>
-          <w:sz w:val="20"/>
-        </w:rPr>
-        <w:t>streamed processing</w:t>
-      </w:r>
-      <w:r>
-        <w:rPr>
-          <w:sz w:val="20"/>
-        </w:rPr>
-        <w:t xml:space="preserve">, improving </w:t>
-      </w:r>
-      <w:r>
-        <w:rPr>
-          <w:rStyle w:val="Strong"/>
-          <w:sz w:val="20"/>
-        </w:rPr>
-        <w:t>export reliability</w:t>
-      </w:r>
-      <w:r>
-        <w:rPr>
-          <w:sz w:val="20"/>
-        </w:rPr>
-        <w:t xml:space="preserve"> by </w:t>
-      </w:r>
-      <w:r>
-        <w:rPr>
-          <w:rStyle w:val="Strong"/>
-          <w:sz w:val="20"/>
+          <w:sz w:val="22"/>
         </w:rPr>
         <w:t>38%</w:t>
       </w:r>
       <w:r>
         <w:rPr>
-          <w:sz w:val="20"/>
-        </w:rPr>
-        <w:t xml:space="preserve"> for reporting-heavy business users.</w:t>
+          <w:sz w:val="22"/>
+        </w:rPr>
+        <w:t xml:space="preserve"> and improved perceived performance for internal operators handling large record sets.</w:t>
       </w:r>
     </w:p>
     <w:p>
@@ -1536,118 +1397,45 @@
         <w:pStyle w:val="NormalWeb"/>
         <w:numPr>
           <w:ilvl w:val="0"/>
-          <w:numId w:val="24"/>
+          <w:numId w:val="30"/>
         </w:numPr>
         <w:jc w:val="both"/>
         <w:rPr>
-          <w:sz w:val="20"/>
-        </w:rPr>
-      </w:pPr>
-      <w:r>
-        <w:rPr>
-          <w:sz w:val="20"/>
-        </w:rPr>
-        <w:t xml:space="preserve">Delivered a staged </w:t>
+          <w:sz w:val="22"/>
+        </w:rPr>
+      </w:pPr>
+      <w:r>
+        <w:rPr>
+          <w:sz w:val="22"/>
+        </w:rPr>
+        <w:lastRenderedPageBreak/>
+        <w:t xml:space="preserve">Migrated backend services from older </w:t>
       </w:r>
       <w:r>
         <w:rPr>
           <w:rStyle w:val="Strong"/>
-          <w:sz w:val="20"/>
-        </w:rPr>
-        <w:t>modernization effort</w:t>
-      </w:r>
-      <w:r>
-        <w:rPr>
-          <w:sz w:val="20"/>
-        </w:rPr>
-        <w:t xml:space="preserve"> that moved older </w:t>
+          <w:sz w:val="22"/>
+        </w:rPr>
+        <w:t>Node.js</w:t>
+      </w:r>
+      <w:r>
+        <w:rPr>
+          <w:sz w:val="22"/>
+        </w:rPr>
+        <w:t xml:space="preserve"> runtime versions to </w:t>
       </w:r>
       <w:r>
         <w:rPr>
           <w:rStyle w:val="Strong"/>
-          <w:sz w:val="20"/>
-        </w:rPr>
-        <w:t>React class-based modules</w:t>
-      </w:r>
-      <w:r>
-        <w:rPr>
-          <w:sz w:val="20"/>
-        </w:rPr>
-        <w:t xml:space="preserve"> into more maintainable </w:t>
-      </w:r>
-      <w:r>
-        <w:rPr>
-          <w:rStyle w:val="Strong"/>
-          <w:sz w:val="20"/>
-        </w:rPr>
-        <w:t>functional components</w:t>
-      </w:r>
-      <w:r>
-        <w:rPr>
-          <w:sz w:val="20"/>
-        </w:rPr>
-        <w:t xml:space="preserve"> with </w:t>
-      </w:r>
-      <w:r>
-        <w:rPr>
-          <w:rStyle w:val="Strong"/>
-          <w:sz w:val="20"/>
-        </w:rPr>
-        <w:t>hooks</w:t>
-      </w:r>
-      <w:r>
-        <w:rPr>
-          <w:sz w:val="20"/>
-        </w:rPr>
-        <w:t xml:space="preserve"> in </w:t>
-      </w:r>
-      <w:proofErr w:type="gramStart"/>
-      <w:r>
-        <w:rPr>
-          <w:rStyle w:val="Strong"/>
-          <w:sz w:val="20"/>
-        </w:rPr>
-        <w:t>React</w:t>
-      </w:r>
-      <w:proofErr w:type="gramEnd"/>
-      <w:r>
-        <w:rPr>
-          <w:rStyle w:val="Strong"/>
-          <w:sz w:val="20"/>
-        </w:rPr>
-        <w:t xml:space="preserve"> 17–18</w:t>
-      </w:r>
-      <w:r>
-        <w:rPr>
-          <w:sz w:val="20"/>
-        </w:rPr>
-        <w:t xml:space="preserve">, reducing </w:t>
-      </w:r>
-      <w:r>
-        <w:rPr>
-          <w:rStyle w:val="Strong"/>
-          <w:sz w:val="20"/>
-        </w:rPr>
-        <w:t>component complexity</w:t>
-      </w:r>
-      <w:r>
-        <w:rPr>
-          <w:sz w:val="20"/>
-        </w:rPr>
-        <w:t xml:space="preserve"> and improving shared </w:t>
-      </w:r>
-      <w:r>
-        <w:rPr>
-          <w:rStyle w:val="Strong"/>
-          <w:sz w:val="20"/>
-        </w:rPr>
-        <w:t>state coordination</w:t>
-      </w:r>
-      <w:r>
-        <w:rPr>
-          <w:sz w:val="20"/>
-        </w:rPr>
-        <w:t xml:space="preserve"> across screens.</w:t>
+          <w:sz w:val="22"/>
+        </w:rPr>
+        <w:t>Node.js v18–v20</w:t>
+      </w:r>
+      <w:r>
+        <w:rPr>
+          <w:sz w:val="22"/>
+        </w:rPr>
+        <w:t xml:space="preserve"> using staged compatibility checks, dependency audits, and CI validation, preventing release disruption while improving runtime stability and developer confidence.</w:t>
       </w:r>
     </w:p>
     <w:p>
@@ -1655,70 +1443,33 @@
         <w:pStyle w:val="NormalWeb"/>
         <w:numPr>
           <w:ilvl w:val="0"/>
-          <w:numId w:val="24"/>
+          <w:numId w:val="30"/>
         </w:numPr>
         <w:jc w:val="both"/>
         <w:rPr>
-          <w:sz w:val="20"/>
-        </w:rPr>
-      </w:pPr>
-      <w:r>
-        <w:rPr>
-          <w:sz w:val="20"/>
-        </w:rPr>
-        <w:t xml:space="preserve">Introduced better </w:t>
-      </w:r>
+          <w:sz w:val="22"/>
+        </w:rPr>
+      </w:pPr>
+      <w:r>
+        <w:rPr>
+          <w:sz w:val="22"/>
+        </w:rPr>
+        <w:t xml:space="preserve">Introduced </w:t>
+      </w:r>
+      <w:proofErr w:type="spellStart"/>
       <w:r>
         <w:rPr>
           <w:rStyle w:val="Strong"/>
-          <w:sz w:val="20"/>
-        </w:rPr>
-        <w:t>API error contracts</w:t>
-      </w:r>
-      <w:r>
-        <w:rPr>
-          <w:sz w:val="20"/>
-        </w:rPr>
-        <w:t xml:space="preserve"> and user-facing </w:t>
-      </w:r>
-      <w:r>
-        <w:rPr>
-          <w:rStyle w:val="Strong"/>
-          <w:sz w:val="20"/>
-        </w:rPr>
-        <w:t>recovery states</w:t>
-      </w:r>
-      <w:r>
-        <w:rPr>
-          <w:sz w:val="20"/>
-        </w:rPr>
-        <w:t xml:space="preserve"> after repeated support issues caused by inconsistent </w:t>
-      </w:r>
-      <w:r>
-        <w:rPr>
-          <w:rStyle w:val="Strong"/>
-          <w:sz w:val="20"/>
-        </w:rPr>
-        <w:t>backend validation responses</w:t>
-      </w:r>
-      <w:r>
-        <w:rPr>
-          <w:sz w:val="20"/>
-        </w:rPr>
-        <w:t xml:space="preserve"> and weak </w:t>
-      </w:r>
-      <w:r>
-        <w:rPr>
-          <w:rStyle w:val="Strong"/>
-          <w:sz w:val="20"/>
-        </w:rPr>
-        <w:t>edge-case messaging</w:t>
-      </w:r>
-      <w:r>
-        <w:rPr>
-          <w:sz w:val="20"/>
-        </w:rPr>
-        <w:t xml:space="preserve"> in critical forms.</w:t>
+          <w:sz w:val="22"/>
+        </w:rPr>
+        <w:t>OpenAPI</w:t>
+      </w:r>
+      <w:proofErr w:type="spellEnd"/>
+      <w:r>
+        <w:rPr>
+          <w:sz w:val="22"/>
+        </w:rPr>
+        <w:t>-driven contract validation and automated integration testing into CI/CD pipelines, allowing frontend and backend teams to work in parallel with fewer environment surprises and noticeably cleaner release handoffs.</w:t>
       </w:r>
     </w:p>
     <w:p>
@@ -1726,118 +1477,31 @@
         <w:pStyle w:val="NormalWeb"/>
         <w:numPr>
           <w:ilvl w:val="0"/>
-          <w:numId w:val="24"/>
+          <w:numId w:val="30"/>
         </w:numPr>
         <w:jc w:val="both"/>
         <w:rPr>
-          <w:sz w:val="20"/>
-        </w:rPr>
-      </w:pPr>
-      <w:r>
-        <w:rPr>
-          <w:sz w:val="20"/>
-        </w:rPr>
-        <w:t xml:space="preserve">Built secure </w:t>
+          <w:sz w:val="22"/>
+        </w:rPr>
+      </w:pPr>
+      <w:r>
+        <w:rPr>
+          <w:sz w:val="22"/>
+        </w:rPr>
+        <w:t xml:space="preserve">Diagnosed a memory growth issue caused by stale listeners and oversized in-process caches, then fixed it through lifecycle cleanup, cache policy changes, and profiling-guided refactoring that lowered restart frequency by </w:t>
       </w:r>
       <w:r>
         <w:rPr>
           <w:rStyle w:val="Strong"/>
-          <w:sz w:val="20"/>
-        </w:rPr>
-        <w:t>integration flows</w:t>
-      </w:r>
-      <w:r>
-        <w:rPr>
-          <w:sz w:val="20"/>
-        </w:rPr>
-        <w:t xml:space="preserve"> for </w:t>
-      </w:r>
-      <w:r>
-        <w:rPr>
-          <w:rStyle w:val="Strong"/>
-          <w:sz w:val="20"/>
-        </w:rPr>
-        <w:t>third-party services</w:t>
-      </w:r>
-      <w:r>
-        <w:rPr>
-          <w:sz w:val="20"/>
-        </w:rPr>
-        <w:t xml:space="preserve"> and internal </w:t>
-      </w:r>
-      <w:r>
-        <w:rPr>
-          <w:rStyle w:val="Strong"/>
-          <w:sz w:val="20"/>
-        </w:rPr>
-        <w:t>admin tooling</w:t>
-      </w:r>
-      <w:r>
-        <w:rPr>
-          <w:sz w:val="20"/>
-        </w:rPr>
-        <w:t xml:space="preserve">, including </w:t>
-      </w:r>
-      <w:r>
-        <w:rPr>
-          <w:rStyle w:val="Strong"/>
-          <w:sz w:val="20"/>
-        </w:rPr>
-        <w:t>token-aware request handling</w:t>
-      </w:r>
-      <w:r>
-        <w:rPr>
-          <w:sz w:val="20"/>
-        </w:rPr>
-        <w:t xml:space="preserve">, </w:t>
-      </w:r>
-      <w:proofErr w:type="spellStart"/>
-      <w:r>
-        <w:rPr>
-          <w:rStyle w:val="Strong"/>
-          <w:sz w:val="20"/>
-        </w:rPr>
-        <w:t>webhook</w:t>
-      </w:r>
-      <w:proofErr w:type="spellEnd"/>
-      <w:r>
-        <w:rPr>
-          <w:rStyle w:val="Strong"/>
-          <w:sz w:val="20"/>
-        </w:rPr>
-        <w:t xml:space="preserve"> verification</w:t>
-      </w:r>
-      <w:r>
-        <w:rPr>
-          <w:sz w:val="20"/>
-        </w:rPr>
-        <w:t xml:space="preserve">, </w:t>
-      </w:r>
-      <w:r>
-        <w:rPr>
-          <w:rStyle w:val="Strong"/>
-          <w:sz w:val="20"/>
-        </w:rPr>
-        <w:t>retry-safe processing</w:t>
-      </w:r>
-      <w:r>
-        <w:rPr>
-          <w:sz w:val="20"/>
-        </w:rPr>
-        <w:t xml:space="preserve">, and </w:t>
-      </w:r>
-      <w:r>
-        <w:rPr>
-          <w:rStyle w:val="Strong"/>
-          <w:sz w:val="20"/>
-        </w:rPr>
-        <w:t>failure logging</w:t>
-      </w:r>
-      <w:r>
-        <w:rPr>
-          <w:sz w:val="20"/>
-        </w:rPr>
-        <w:t xml:space="preserve"> for easier operational follow-up.</w:t>
+          <w:sz w:val="22"/>
+        </w:rPr>
+        <w:t>43%</w:t>
+      </w:r>
+      <w:r>
+        <w:rPr>
+          <w:sz w:val="22"/>
+        </w:rPr>
+        <w:t xml:space="preserve"> in production.</w:t>
       </w:r>
     </w:p>
     <w:p>
@@ -1845,70 +1509,33 @@
         <w:pStyle w:val="NormalWeb"/>
         <w:numPr>
           <w:ilvl w:val="0"/>
-          <w:numId w:val="24"/>
+          <w:numId w:val="30"/>
         </w:numPr>
         <w:jc w:val="both"/>
         <w:rPr>
-          <w:sz w:val="20"/>
-        </w:rPr>
-      </w:pPr>
-      <w:r>
-        <w:rPr>
-          <w:sz w:val="20"/>
-        </w:rPr>
-        <w:t xml:space="preserve">Investigated an intermittent </w:t>
-      </w:r>
+          <w:sz w:val="22"/>
+        </w:rPr>
+      </w:pPr>
+      <w:r>
+        <w:rPr>
+          <w:sz w:val="22"/>
+        </w:rPr>
+        <w:t xml:space="preserve">Implemented real-time user notifications with </w:t>
+      </w:r>
+      <w:proofErr w:type="spellStart"/>
       <w:r>
         <w:rPr>
           <w:rStyle w:val="Strong"/>
-          <w:sz w:val="20"/>
-        </w:rPr>
-        <w:t>bug</w:t>
-      </w:r>
-      <w:r>
-        <w:rPr>
-          <w:sz w:val="20"/>
-        </w:rPr>
-        <w:t xml:space="preserve"> where users lost edits after </w:t>
-      </w:r>
-      <w:r>
-        <w:rPr>
-          <w:rStyle w:val="Strong"/>
-          <w:sz w:val="20"/>
-        </w:rPr>
-        <w:t>session refresh</w:t>
-      </w:r>
-      <w:r>
-        <w:rPr>
-          <w:sz w:val="20"/>
-        </w:rPr>
-        <w:t xml:space="preserve"> under certain navigation patterns, then improved </w:t>
-      </w:r>
-      <w:r>
-        <w:rPr>
-          <w:rStyle w:val="Strong"/>
-          <w:sz w:val="20"/>
-        </w:rPr>
-        <w:t>draft persistence</w:t>
-      </w:r>
-      <w:r>
-        <w:rPr>
-          <w:sz w:val="20"/>
-        </w:rPr>
-        <w:t xml:space="preserve"> and </w:t>
-      </w:r>
-      <w:r>
-        <w:rPr>
-          <w:rStyle w:val="Strong"/>
-          <w:sz w:val="20"/>
-        </w:rPr>
-        <w:t>recovery logic</w:t>
-      </w:r>
-      <w:r>
-        <w:rPr>
-          <w:sz w:val="20"/>
-        </w:rPr>
-        <w:t xml:space="preserve"> so partial work survived more reliably in daily usage.</w:t>
+          <w:sz w:val="22"/>
+        </w:rPr>
+        <w:t>WebSockets</w:t>
+      </w:r>
+      <w:proofErr w:type="spellEnd"/>
+      <w:r>
+        <w:rPr>
+          <w:sz w:val="22"/>
+        </w:rPr>
+        <w:t xml:space="preserve"> and resilient reconnect handling, enabling faster operational feedback while preventing message loss scenarios that had previously caused inconsistent status visibility during peak usage windows.</w:t>
       </w:r>
     </w:p>
     <w:p>
@@ -1916,93 +1543,71 @@
         <w:pStyle w:val="NormalWeb"/>
         <w:numPr>
           <w:ilvl w:val="0"/>
-          <w:numId w:val="24"/>
+          <w:numId w:val="30"/>
         </w:numPr>
         <w:jc w:val="both"/>
         <w:rPr>
-          <w:sz w:val="20"/>
-        </w:rPr>
-      </w:pPr>
-      <w:r>
-        <w:rPr>
-          <w:sz w:val="20"/>
-        </w:rPr>
-        <w:lastRenderedPageBreak/>
-        <w:t xml:space="preserve">Supported migration from fragmented </w:t>
+          <w:sz w:val="22"/>
+        </w:rPr>
+      </w:pPr>
+      <w:r>
+        <w:rPr>
+          <w:sz w:val="22"/>
+        </w:rPr>
+        <w:t xml:space="preserve">Strengthened application security with </w:t>
       </w:r>
       <w:r>
         <w:rPr>
           <w:rStyle w:val="Strong"/>
-          <w:sz w:val="20"/>
-        </w:rPr>
-        <w:t>deployment practices</w:t>
-      </w:r>
-      <w:r>
-        <w:rPr>
-          <w:sz w:val="20"/>
-        </w:rPr>
-        <w:t xml:space="preserve"> into a cleaner </w:t>
-      </w:r>
-      <w:proofErr w:type="spellStart"/>
+          <w:sz w:val="22"/>
+        </w:rPr>
+        <w:t>JWT</w:t>
+      </w:r>
+      <w:r>
+        <w:rPr>
+          <w:sz w:val="22"/>
+        </w:rPr>
+        <w:t xml:space="preserve">, </w:t>
+      </w:r>
       <w:r>
         <w:rPr>
           <w:rStyle w:val="Strong"/>
-          <w:sz w:val="20"/>
-        </w:rPr>
-        <w:t>Docker</w:t>
-      </w:r>
-      <w:proofErr w:type="spellEnd"/>
+          <w:sz w:val="22"/>
+        </w:rPr>
+        <w:t>OAuth2</w:t>
+      </w:r>
+      <w:r>
+        <w:rPr>
+          <w:sz w:val="22"/>
+        </w:rPr>
+        <w:t xml:space="preserve">, </w:t>
+      </w:r>
       <w:r>
         <w:rPr>
           <w:rStyle w:val="Strong"/>
-          <w:sz w:val="20"/>
-        </w:rPr>
-        <w:t xml:space="preserve"> 20.x–26.x-based delivery pipeline</w:t>
-      </w:r>
-      <w:r>
-        <w:rPr>
-          <w:sz w:val="20"/>
-        </w:rPr>
-        <w:t xml:space="preserve"> with stronger </w:t>
-      </w:r>
-      <w:r>
-        <w:rPr>
-          <w:rStyle w:val="Strong"/>
-          <w:sz w:val="20"/>
-        </w:rPr>
-        <w:t>environment consistency</w:t>
-      </w:r>
-      <w:r>
-        <w:rPr>
-          <w:sz w:val="20"/>
-        </w:rPr>
-        <w:t xml:space="preserve">, which reduced </w:t>
-      </w:r>
-      <w:r>
-        <w:rPr>
-          <w:rStyle w:val="Strong"/>
-          <w:sz w:val="20"/>
-        </w:rPr>
-        <w:t>release friction</w:t>
-      </w:r>
-      <w:r>
-        <w:rPr>
-          <w:sz w:val="20"/>
-        </w:rPr>
-        <w:t xml:space="preserve"> and improved rollout consistency by </w:t>
-      </w:r>
-      <w:r>
-        <w:rPr>
-          <w:rStyle w:val="Strong"/>
-          <w:sz w:val="20"/>
-        </w:rPr>
-        <w:t>29%</w:t>
-      </w:r>
-      <w:r>
-        <w:rPr>
-          <w:sz w:val="20"/>
-        </w:rPr>
-        <w:t>.</w:t>
+          <w:sz w:val="22"/>
+        </w:rPr>
+        <w:t>RBAC</w:t>
+      </w:r>
+      <w:r>
+        <w:rPr>
+          <w:sz w:val="22"/>
+        </w:rPr>
+        <w:t xml:space="preserve">, audit logging, and request throttling, giving enterprise </w:t>
+      </w:r>
+      <w:proofErr w:type="gramStart"/>
+      <w:r>
+        <w:rPr>
+          <w:sz w:val="22"/>
+        </w:rPr>
+        <w:t>customers</w:t>
+      </w:r>
+      <w:proofErr w:type="gramEnd"/>
+      <w:r>
+        <w:rPr>
+          <w:sz w:val="22"/>
+        </w:rPr>
+        <w:t xml:space="preserve"> better control over role-sensitive actions while reducing risk in high-access administrative workflows.</w:t>
       </w:r>
     </w:p>
     <w:p>
@@ -2010,93 +1615,15 @@
         <w:pStyle w:val="NormalWeb"/>
         <w:numPr>
           <w:ilvl w:val="0"/>
-          <w:numId w:val="24"/>
+          <w:numId w:val="30"/>
         </w:numPr>
         <w:jc w:val="both"/>
       </w:pPr>
       <w:r>
         <w:rPr>
-          <w:sz w:val="20"/>
-        </w:rPr>
-        <w:t xml:space="preserve">Worked closely with </w:t>
-      </w:r>
-      <w:r>
-        <w:rPr>
-          <w:rStyle w:val="Strong"/>
-          <w:sz w:val="20"/>
-        </w:rPr>
-        <w:t>product</w:t>
-      </w:r>
-      <w:r>
-        <w:rPr>
-          <w:sz w:val="20"/>
-        </w:rPr>
-        <w:t xml:space="preserve"> and </w:t>
-      </w:r>
-      <w:r>
-        <w:rPr>
-          <w:rStyle w:val="Strong"/>
-          <w:sz w:val="20"/>
-        </w:rPr>
-        <w:t>QA partners</w:t>
-      </w:r>
-      <w:r>
-        <w:rPr>
-          <w:sz w:val="20"/>
-        </w:rPr>
-        <w:t xml:space="preserve"> to convert ambiguous requirements into maintainable </w:t>
-      </w:r>
-      <w:r>
-        <w:rPr>
-          <w:rStyle w:val="Strong"/>
-          <w:sz w:val="20"/>
-        </w:rPr>
-        <w:t>engineering tasks</w:t>
-      </w:r>
-      <w:r>
-        <w:rPr>
-          <w:sz w:val="20"/>
-        </w:rPr>
-        <w:t xml:space="preserve">, balancing </w:t>
-      </w:r>
-      <w:r>
-        <w:rPr>
-          <w:rStyle w:val="Strong"/>
-          <w:sz w:val="20"/>
-        </w:rPr>
-        <w:t>speed</w:t>
-      </w:r>
-      <w:r>
-        <w:rPr>
-          <w:sz w:val="20"/>
-        </w:rPr>
-        <w:t xml:space="preserve">, </w:t>
-      </w:r>
-      <w:r>
-        <w:rPr>
-          <w:rStyle w:val="Strong"/>
-          <w:sz w:val="20"/>
-        </w:rPr>
-        <w:t>stability</w:t>
-      </w:r>
-      <w:r>
-        <w:rPr>
-          <w:sz w:val="20"/>
-        </w:rPr>
-        <w:t xml:space="preserve">, and long-term </w:t>
-      </w:r>
-      <w:r>
-        <w:rPr>
-          <w:rStyle w:val="Strong"/>
-          <w:sz w:val="20"/>
-        </w:rPr>
-        <w:t>code health</w:t>
-      </w:r>
-      <w:r>
-        <w:rPr>
-          <w:sz w:val="20"/>
-        </w:rPr>
-        <w:t xml:space="preserve"> in a high-change product environment.</w:t>
+          <w:sz w:val="22"/>
+        </w:rPr>
+        <w:t>Partnered closely with product and QA teams to deliver new features, bug fixes, and rollout plans through feature flags and safer deploy practices, consistently balancing speed with stability across active customer-facing releases.</w:t>
       </w:r>
     </w:p>
     <w:p>
@@ -2148,122 +1675,68 @@
         <w:pStyle w:val="NormalWeb"/>
         <w:numPr>
           <w:ilvl w:val="0"/>
-          <w:numId w:val="25"/>
+          <w:numId w:val="31"/>
         </w:numPr>
         <w:jc w:val="both"/>
         <w:rPr>
-          <w:sz w:val="20"/>
-        </w:rPr>
-      </w:pPr>
-      <w:r>
-        <w:rPr>
-          <w:sz w:val="20"/>
-        </w:rPr>
-        <w:t xml:space="preserve">Built customer-facing </w:t>
-      </w:r>
+          <w:sz w:val="22"/>
+        </w:rPr>
+      </w:pPr>
+      <w:r>
+        <w:rPr>
+          <w:sz w:val="22"/>
+        </w:rPr>
+        <w:t xml:space="preserve">Developed end-to-end business applications using </w:t>
+      </w:r>
+      <w:proofErr w:type="gramStart"/>
       <w:r>
         <w:rPr>
           <w:rStyle w:val="Strong"/>
-          <w:sz w:val="20"/>
-        </w:rPr>
-        <w:t>product features</w:t>
-      </w:r>
-      <w:r>
-        <w:rPr>
-          <w:sz w:val="20"/>
-        </w:rPr>
-        <w:t xml:space="preserve"> with </w:t>
-      </w:r>
+          <w:sz w:val="22"/>
+        </w:rPr>
+        <w:t>React</w:t>
+      </w:r>
+      <w:proofErr w:type="gramEnd"/>
       <w:r>
         <w:rPr>
           <w:rStyle w:val="Strong"/>
-          <w:sz w:val="20"/>
-        </w:rPr>
-        <w:t>React 16–17</w:t>
-      </w:r>
-      <w:r>
-        <w:rPr>
-          <w:sz w:val="20"/>
+          <w:sz w:val="22"/>
+        </w:rPr>
+        <w:t xml:space="preserve"> v16–v17</w:t>
+      </w:r>
+      <w:r>
+        <w:rPr>
+          <w:sz w:val="22"/>
         </w:rPr>
         <w:t xml:space="preserve">, </w:t>
       </w:r>
       <w:r>
         <w:rPr>
           <w:rStyle w:val="Strong"/>
-          <w:sz w:val="20"/>
-        </w:rPr>
-        <w:t>JavaScript ES6+</w:t>
-      </w:r>
-      <w:r>
-        <w:rPr>
-          <w:sz w:val="20"/>
-        </w:rPr>
-        <w:t xml:space="preserve">, </w:t>
-      </w:r>
+          <w:sz w:val="22"/>
+        </w:rPr>
+        <w:t>Node.js v14–v16</w:t>
+      </w:r>
+      <w:r>
+        <w:rPr>
+          <w:sz w:val="22"/>
+        </w:rPr>
+        <w:t xml:space="preserve">, and </w:t>
+      </w:r>
+      <w:proofErr w:type="spellStart"/>
       <w:r>
         <w:rPr>
           <w:rStyle w:val="Strong"/>
-          <w:sz w:val="20"/>
-        </w:rPr>
-        <w:t>Node.js 12–16</w:t>
-      </w:r>
-      <w:r>
-        <w:rPr>
-          <w:sz w:val="20"/>
-        </w:rPr>
-        <w:t xml:space="preserve">, and </w:t>
-      </w:r>
-      <w:r>
-        <w:rPr>
-          <w:rStyle w:val="Strong"/>
-          <w:sz w:val="20"/>
-        </w:rPr>
-        <w:t>MySQL 5.7–8.x</w:t>
-      </w:r>
-      <w:r>
-        <w:rPr>
-          <w:sz w:val="20"/>
-        </w:rPr>
-        <w:t xml:space="preserve">, supporting </w:t>
-      </w:r>
-      <w:r>
-        <w:rPr>
-          <w:rStyle w:val="Strong"/>
-          <w:sz w:val="20"/>
-        </w:rPr>
-        <w:t>account workflows</w:t>
-      </w:r>
-      <w:r>
-        <w:rPr>
-          <w:sz w:val="20"/>
-        </w:rPr>
-        <w:t xml:space="preserve">, </w:t>
-      </w:r>
-      <w:r>
-        <w:rPr>
-          <w:rStyle w:val="Strong"/>
-          <w:sz w:val="20"/>
-        </w:rPr>
-        <w:t>internal operations tooling</w:t>
-      </w:r>
-      <w:r>
-        <w:rPr>
-          <w:sz w:val="20"/>
-        </w:rPr>
-        <w:t xml:space="preserve">, and </w:t>
-      </w:r>
-      <w:r>
-        <w:rPr>
-          <w:rStyle w:val="Strong"/>
-          <w:sz w:val="20"/>
-        </w:rPr>
-        <w:t>API-connected</w:t>
-      </w:r>
-      <w:r>
-        <w:rPr>
-          <w:sz w:val="20"/>
-        </w:rPr>
-        <w:t xml:space="preserve"> web experiences for business users.</w:t>
+          <w:sz w:val="22"/>
+        </w:rPr>
+        <w:t>TypeScript</w:t>
+      </w:r>
+      <w:proofErr w:type="spellEnd"/>
+      <w:r>
+        <w:rPr>
+          <w:sz w:val="22"/>
+        </w:rPr>
+        <w:t>, helping modernize core product workflows while preserving compatibility with existing integrations and historically sensitive customer processes.</w:t>
       </w:r>
     </w:p>
     <w:p>
@@ -2271,105 +1744,31 @@
         <w:pStyle w:val="NormalWeb"/>
         <w:numPr>
           <w:ilvl w:val="0"/>
-          <w:numId w:val="25"/>
+          <w:numId w:val="31"/>
         </w:numPr>
         <w:jc w:val="both"/>
         <w:rPr>
-          <w:sz w:val="20"/>
-        </w:rPr>
-      </w:pPr>
-      <w:r>
-        <w:rPr>
-          <w:sz w:val="20"/>
-        </w:rPr>
-        <w:t xml:space="preserve">Developed reusable </w:t>
+          <w:sz w:val="22"/>
+        </w:rPr>
+      </w:pPr>
+      <w:r>
+        <w:rPr>
+          <w:sz w:val="22"/>
+        </w:rPr>
+        <w:t xml:space="preserve">Built reusable frontend architecture for forms, reporting pages, and administrative dashboards, which improved implementation consistency and cut repeated UI development effort by </w:t>
       </w:r>
       <w:r>
         <w:rPr>
           <w:rStyle w:val="Strong"/>
-          <w:sz w:val="20"/>
-        </w:rPr>
-        <w:t>UI components</w:t>
-      </w:r>
-      <w:r>
-        <w:rPr>
-          <w:sz w:val="20"/>
-        </w:rPr>
-        <w:t xml:space="preserve"> for </w:t>
-      </w:r>
-      <w:r>
-        <w:rPr>
-          <w:rStyle w:val="Strong"/>
-          <w:sz w:val="20"/>
-        </w:rPr>
-        <w:t>forms</w:t>
-      </w:r>
-      <w:r>
-        <w:rPr>
-          <w:sz w:val="20"/>
-        </w:rPr>
-        <w:t xml:space="preserve">, </w:t>
-      </w:r>
-      <w:r>
-        <w:rPr>
-          <w:rStyle w:val="Strong"/>
-          <w:sz w:val="20"/>
-        </w:rPr>
-        <w:t>list views</w:t>
-      </w:r>
-      <w:r>
-        <w:rPr>
-          <w:sz w:val="20"/>
-        </w:rPr>
-        <w:t xml:space="preserve">, </w:t>
-      </w:r>
-      <w:proofErr w:type="gramStart"/>
-      <w:r>
-        <w:rPr>
-          <w:rStyle w:val="Strong"/>
-          <w:sz w:val="20"/>
-        </w:rPr>
-        <w:t>data</w:t>
-      </w:r>
-      <w:proofErr w:type="gramEnd"/>
-      <w:r>
-        <w:rPr>
-          <w:rStyle w:val="Strong"/>
-          <w:sz w:val="20"/>
-        </w:rPr>
-        <w:t xml:space="preserve"> detail panels</w:t>
-      </w:r>
-      <w:r>
-        <w:rPr>
-          <w:sz w:val="20"/>
-        </w:rPr>
-        <w:t xml:space="preserve">, and </w:t>
-      </w:r>
-      <w:r>
-        <w:rPr>
-          <w:rStyle w:val="Strong"/>
-          <w:sz w:val="20"/>
-        </w:rPr>
-        <w:t>permission-aware actions</w:t>
-      </w:r>
-      <w:r>
-        <w:rPr>
-          <w:sz w:val="20"/>
-        </w:rPr>
-        <w:t xml:space="preserve">, improving consistency across screens and reducing repeated implementation effort by </w:t>
-      </w:r>
-      <w:r>
-        <w:rPr>
-          <w:rStyle w:val="Strong"/>
-          <w:sz w:val="20"/>
-        </w:rPr>
-        <w:t>28%</w:t>
-      </w:r>
-      <w:r>
-        <w:rPr>
-          <w:sz w:val="20"/>
-        </w:rPr>
-        <w:t xml:space="preserve"> for future releases.</w:t>
+          <w:sz w:val="22"/>
+        </w:rPr>
+        <w:t>31%</w:t>
+      </w:r>
+      <w:r>
+        <w:rPr>
+          <w:sz w:val="22"/>
+        </w:rPr>
+        <w:t xml:space="preserve"> across several parallel delivery streams.</w:t>
       </w:r>
     </w:p>
     <w:p>
@@ -2377,109 +1776,72 @@
         <w:pStyle w:val="NormalWeb"/>
         <w:numPr>
           <w:ilvl w:val="0"/>
-          <w:numId w:val="25"/>
+          <w:numId w:val="31"/>
         </w:numPr>
         <w:jc w:val="both"/>
         <w:rPr>
-          <w:sz w:val="20"/>
-        </w:rPr>
-      </w:pPr>
-      <w:r>
-        <w:rPr>
-          <w:sz w:val="20"/>
-        </w:rPr>
-        <w:t xml:space="preserve">Created and maintained </w:t>
+          <w:sz w:val="22"/>
+        </w:rPr>
+      </w:pPr>
+      <w:r>
+        <w:rPr>
+          <w:sz w:val="22"/>
+        </w:rPr>
+        <w:t xml:space="preserve">Created </w:t>
       </w:r>
       <w:r>
         <w:rPr>
           <w:rStyle w:val="Strong"/>
-          <w:sz w:val="20"/>
-        </w:rPr>
-        <w:t>backend endpoints</w:t>
-      </w:r>
-      <w:r>
-        <w:rPr>
-          <w:sz w:val="20"/>
-        </w:rPr>
-        <w:t xml:space="preserve"> in </w:t>
+          <w:sz w:val="22"/>
+        </w:rPr>
+        <w:t>REST APIs</w:t>
+      </w:r>
+      <w:r>
+        <w:rPr>
+          <w:sz w:val="22"/>
+        </w:rPr>
+        <w:t xml:space="preserve"> and backend modules with </w:t>
       </w:r>
       <w:r>
         <w:rPr>
           <w:rStyle w:val="Strong"/>
-          <w:sz w:val="20"/>
-        </w:rPr>
-        <w:t>Node.js 12–16</w:t>
-      </w:r>
-      <w:r>
-        <w:rPr>
-          <w:sz w:val="20"/>
-        </w:rPr>
-        <w:t xml:space="preserve"> and </w:t>
+          <w:sz w:val="22"/>
+        </w:rPr>
+        <w:t>Node.js</w:t>
+      </w:r>
+      <w:r>
+        <w:rPr>
+          <w:sz w:val="22"/>
+        </w:rPr>
+        <w:t xml:space="preserve">, </w:t>
       </w:r>
       <w:r>
         <w:rPr>
           <w:rStyle w:val="Strong"/>
-          <w:sz w:val="20"/>
-        </w:rPr>
-        <w:t>Express.js 4.x</w:t>
-      </w:r>
-      <w:r>
-        <w:rPr>
-          <w:sz w:val="20"/>
-        </w:rPr>
-        <w:t xml:space="preserve">, handling </w:t>
-      </w:r>
+          <w:sz w:val="22"/>
+        </w:rPr>
+        <w:t>Express.js</w:t>
+      </w:r>
+      <w:r>
+        <w:rPr>
+          <w:sz w:val="22"/>
+        </w:rPr>
+        <w:t xml:space="preserve">, and </w:t>
+      </w:r>
+      <w:proofErr w:type="spellStart"/>
       <w:r>
         <w:rPr>
           <w:rStyle w:val="Strong"/>
-          <w:sz w:val="20"/>
-        </w:rPr>
-        <w:t>validation</w:t>
-      </w:r>
-      <w:r>
-        <w:rPr>
-          <w:sz w:val="20"/>
-        </w:rPr>
-        <w:t xml:space="preserve">, </w:t>
-      </w:r>
-      <w:r>
-        <w:rPr>
-          <w:rStyle w:val="Strong"/>
-          <w:sz w:val="20"/>
-        </w:rPr>
-        <w:t>request orchestration</w:t>
-      </w:r>
-      <w:r>
-        <w:rPr>
-          <w:sz w:val="20"/>
-        </w:rPr>
-        <w:t xml:space="preserve">, </w:t>
-      </w:r>
-      <w:r>
-        <w:rPr>
-          <w:rStyle w:val="Strong"/>
-          <w:sz w:val="20"/>
-        </w:rPr>
-        <w:t>database access</w:t>
-      </w:r>
-      <w:r>
-        <w:rPr>
-          <w:sz w:val="20"/>
-        </w:rPr>
-        <w:t xml:space="preserve">, and </w:t>
-      </w:r>
-      <w:r>
-        <w:rPr>
-          <w:rStyle w:val="Strong"/>
-          <w:sz w:val="20"/>
-        </w:rPr>
-        <w:t>integration points</w:t>
-      </w:r>
-      <w:r>
-        <w:rPr>
-          <w:sz w:val="20"/>
-        </w:rPr>
-        <w:t xml:space="preserve"> with internal and third-party services.</w:t>
+          <w:sz w:val="22"/>
+        </w:rPr>
+        <w:t>PostgreSQL</w:t>
+      </w:r>
+      <w:proofErr w:type="spellEnd"/>
+      <w:r>
+        <w:rPr>
+          <w:sz w:val="22"/>
+        </w:rPr>
+        <w:t>, improving service reliability through stronger validation, clearer error contracts, and cleaner data-handling logic for operationally critical flows.</w:t>
       </w:r>
     </w:p>
     <w:p>
@@ -2487,83 +1849,31 @@
         <w:pStyle w:val="NormalWeb"/>
         <w:numPr>
           <w:ilvl w:val="0"/>
-          <w:numId w:val="25"/>
+          <w:numId w:val="31"/>
         </w:numPr>
         <w:jc w:val="both"/>
         <w:rPr>
-          <w:sz w:val="20"/>
-        </w:rPr>
-      </w:pPr>
-      <w:r>
-        <w:rPr>
-          <w:sz w:val="20"/>
-        </w:rPr>
-        <w:t xml:space="preserve">Fixed a long-standing issue where concurrent </w:t>
+          <w:sz w:val="22"/>
+        </w:rPr>
+      </w:pPr>
+      <w:r>
+        <w:rPr>
+          <w:sz w:val="22"/>
+        </w:rPr>
+        <w:t xml:space="preserve">Solved a long-standing issue where slow database queries caused intermittent request timeouts by introducing indexing improvements, query rewrites, and targeted caching, lowering average response latency by </w:t>
       </w:r>
       <w:r>
         <w:rPr>
           <w:rStyle w:val="Strong"/>
-          <w:sz w:val="20"/>
-        </w:rPr>
-        <w:t>updates</w:t>
-      </w:r>
-      <w:r>
-        <w:rPr>
-          <w:sz w:val="20"/>
-        </w:rPr>
-        <w:t xml:space="preserve"> occasionally overwrote recently changed records by tightening </w:t>
-      </w:r>
-      <w:r>
-        <w:rPr>
-          <w:rStyle w:val="Strong"/>
-          <w:sz w:val="20"/>
-        </w:rPr>
-        <w:t>write paths</w:t>
-      </w:r>
-      <w:r>
-        <w:rPr>
-          <w:sz w:val="20"/>
-        </w:rPr>
-        <w:t xml:space="preserve">, improving </w:t>
-      </w:r>
-      <w:r>
-        <w:rPr>
-          <w:rStyle w:val="Strong"/>
-          <w:sz w:val="20"/>
-        </w:rPr>
-        <w:t>payload validation</w:t>
-      </w:r>
-      <w:r>
-        <w:rPr>
-          <w:sz w:val="20"/>
-        </w:rPr>
-        <w:t xml:space="preserve">, and clarifying </w:t>
-      </w:r>
-      <w:r>
-        <w:rPr>
-          <w:rStyle w:val="Strong"/>
-          <w:sz w:val="20"/>
-        </w:rPr>
-        <w:t>update sequencing</w:t>
-      </w:r>
-      <w:r>
-        <w:rPr>
-          <w:sz w:val="20"/>
-        </w:rPr>
-        <w:t xml:space="preserve"> in the service layer, which reduced overwrite-related defects by </w:t>
-      </w:r>
-      <w:r>
-        <w:rPr>
-          <w:rStyle w:val="Strong"/>
-          <w:sz w:val="20"/>
-        </w:rPr>
-        <w:t>33%</w:t>
-      </w:r>
-      <w:r>
-        <w:rPr>
-          <w:sz w:val="20"/>
-        </w:rPr>
-        <w:t>.</w:t>
+          <w:sz w:val="22"/>
+        </w:rPr>
+        <w:t>46%</w:t>
+      </w:r>
+      <w:r>
+        <w:rPr>
+          <w:sz w:val="22"/>
+        </w:rPr>
+        <w:t xml:space="preserve"> on the most-used endpoints.</w:t>
       </w:r>
     </w:p>
     <w:p>
@@ -2571,96 +1881,31 @@
         <w:pStyle w:val="NormalWeb"/>
         <w:numPr>
           <w:ilvl w:val="0"/>
-          <w:numId w:val="25"/>
+          <w:numId w:val="31"/>
         </w:numPr>
         <w:jc w:val="both"/>
         <w:rPr>
-          <w:sz w:val="20"/>
-        </w:rPr>
-      </w:pPr>
-      <w:r>
-        <w:rPr>
-          <w:sz w:val="20"/>
-        </w:rPr>
-        <w:t xml:space="preserve">Improved overall application </w:t>
+          <w:sz w:val="22"/>
+        </w:rPr>
+      </w:pPr>
+      <w:r>
+        <w:rPr>
+          <w:sz w:val="22"/>
+        </w:rPr>
+        <w:t xml:space="preserve">Led a gradual migration from tightly coupled legacy frontend code into a more maintainable </w:t>
       </w:r>
       <w:r>
         <w:rPr>
           <w:rStyle w:val="Strong"/>
-          <w:sz w:val="20"/>
-        </w:rPr>
-        <w:t>responsiveness</w:t>
-      </w:r>
-      <w:r>
-        <w:rPr>
-          <w:sz w:val="20"/>
-        </w:rPr>
-        <w:t xml:space="preserve"> by profiling slow views, reducing </w:t>
-      </w:r>
-      <w:r>
-        <w:rPr>
-          <w:rStyle w:val="Strong"/>
-          <w:sz w:val="20"/>
-        </w:rPr>
-        <w:t>over-fetching</w:t>
-      </w:r>
-      <w:r>
-        <w:rPr>
-          <w:sz w:val="20"/>
-        </w:rPr>
-        <w:t xml:space="preserve"> from the backend, and introducing more efficient </w:t>
-      </w:r>
-      <w:r>
-        <w:rPr>
-          <w:rStyle w:val="Strong"/>
-          <w:sz w:val="20"/>
-        </w:rPr>
-        <w:t>query patterns</w:t>
-      </w:r>
-      <w:r>
-        <w:rPr>
-          <w:sz w:val="20"/>
-        </w:rPr>
-        <w:t xml:space="preserve"> that decreased </w:t>
-      </w:r>
-      <w:r>
-        <w:rPr>
-          <w:rStyle w:val="Strong"/>
-          <w:sz w:val="20"/>
-        </w:rPr>
-        <w:t>page load times</w:t>
-      </w:r>
-      <w:r>
-        <w:rPr>
-          <w:sz w:val="20"/>
-        </w:rPr>
-        <w:t xml:space="preserve"> by </w:t>
-      </w:r>
-      <w:r>
-        <w:rPr>
-          <w:rStyle w:val="Strong"/>
-          <w:sz w:val="20"/>
-        </w:rPr>
-        <w:t>26%</w:t>
-      </w:r>
-      <w:r>
-        <w:rPr>
-          <w:sz w:val="20"/>
-        </w:rPr>
-        <w:t xml:space="preserve"> on high-traffic </w:t>
-      </w:r>
-      <w:r>
-        <w:rPr>
-          <w:rStyle w:val="Strong"/>
-          <w:sz w:val="20"/>
-        </w:rPr>
-        <w:t>reporting screens</w:t>
-      </w:r>
-      <w:r>
-        <w:rPr>
-          <w:sz w:val="20"/>
-        </w:rPr>
-        <w:t>.</w:t>
+          <w:sz w:val="22"/>
+        </w:rPr>
+        <w:t>React</w:t>
+      </w:r>
+      <w:r>
+        <w:rPr>
+          <w:sz w:val="22"/>
+        </w:rPr>
+        <w:t xml:space="preserve"> component model, allowing teams to deliver new features incrementally instead of taking on a risky full-platform rewrite.</w:t>
       </w:r>
     </w:p>
     <w:p>
@@ -2668,66 +1913,45 @@
         <w:pStyle w:val="NormalWeb"/>
         <w:numPr>
           <w:ilvl w:val="0"/>
-          <w:numId w:val="25"/>
+          <w:numId w:val="31"/>
         </w:numPr>
         <w:jc w:val="both"/>
         <w:rPr>
-          <w:sz w:val="20"/>
-        </w:rPr>
-      </w:pPr>
-      <w:r>
-        <w:rPr>
-          <w:sz w:val="20"/>
-        </w:rPr>
-        <w:t xml:space="preserve">Helped modernize older </w:t>
+          <w:sz w:val="22"/>
+        </w:rPr>
+      </w:pPr>
+      <w:r>
+        <w:rPr>
+          <w:sz w:val="22"/>
+        </w:rPr>
+        <w:t xml:space="preserve">Improved frontend rendering efficiency on data-heavy pages by reducing unnecessary re-renders, </w:t>
+      </w:r>
+      <w:proofErr w:type="spellStart"/>
+      <w:r>
+        <w:rPr>
+          <w:sz w:val="22"/>
+        </w:rPr>
+        <w:t>memoizing</w:t>
+      </w:r>
+      <w:proofErr w:type="spellEnd"/>
+      <w:r>
+        <w:rPr>
+          <w:sz w:val="22"/>
+        </w:rPr>
+        <w:t xml:space="preserve"> expensive view logic, and refining client-side state updates, which increased UI responsiveness by </w:t>
       </w:r>
       <w:r>
         <w:rPr>
           <w:rStyle w:val="Strong"/>
-          <w:sz w:val="20"/>
-        </w:rPr>
-        <w:t>frontend modules</w:t>
-      </w:r>
-      <w:r>
-        <w:rPr>
-          <w:sz w:val="20"/>
-        </w:rPr>
-        <w:t xml:space="preserve"> by moving away from inconsistent </w:t>
-      </w:r>
-      <w:proofErr w:type="spellStart"/>
-      <w:r>
-        <w:rPr>
-          <w:rStyle w:val="Strong"/>
-          <w:sz w:val="20"/>
-        </w:rPr>
-        <w:t>jQuery</w:t>
-      </w:r>
-      <w:proofErr w:type="spellEnd"/>
-      <w:r>
-        <w:rPr>
-          <w:rStyle w:val="Strong"/>
-          <w:sz w:val="20"/>
-        </w:rPr>
-        <w:t>-style behavior</w:t>
-      </w:r>
-      <w:r>
-        <w:rPr>
-          <w:sz w:val="20"/>
-        </w:rPr>
-        <w:t xml:space="preserve"> toward more structured </w:t>
-      </w:r>
-      <w:r>
-        <w:rPr>
-          <w:rStyle w:val="Strong"/>
-          <w:sz w:val="20"/>
-        </w:rPr>
-        <w:t>React 16–17 implementations</w:t>
-      </w:r>
-      <w:r>
-        <w:rPr>
-          <w:sz w:val="20"/>
-        </w:rPr>
-        <w:t>, creating a better foundation for ongoing product development.</w:t>
+          <w:sz w:val="22"/>
+        </w:rPr>
+        <w:t>28%</w:t>
+      </w:r>
+      <w:r>
+        <w:rPr>
+          <w:sz w:val="22"/>
+        </w:rPr>
+        <w:t xml:space="preserve"> during peak operator usage.</w:t>
       </w:r>
     </w:p>
     <w:p>
@@ -2735,109 +1959,18 @@
         <w:pStyle w:val="NormalWeb"/>
         <w:numPr>
           <w:ilvl w:val="0"/>
-          <w:numId w:val="25"/>
+          <w:numId w:val="31"/>
         </w:numPr>
         <w:jc w:val="both"/>
         <w:rPr>
-          <w:sz w:val="20"/>
-        </w:rPr>
-      </w:pPr>
-      <w:r>
-        <w:rPr>
-          <w:sz w:val="20"/>
-        </w:rPr>
-        <w:t xml:space="preserve">Implemented </w:t>
-      </w:r>
-      <w:r>
-        <w:rPr>
-          <w:rStyle w:val="Strong"/>
-          <w:sz w:val="20"/>
-        </w:rPr>
-        <w:t>authentication-aware frontend logic</w:t>
-      </w:r>
-      <w:r>
-        <w:rPr>
-          <w:sz w:val="20"/>
-        </w:rPr>
-        <w:t xml:space="preserve"> and secured </w:t>
-      </w:r>
-      <w:r>
-        <w:rPr>
-          <w:rStyle w:val="Strong"/>
-          <w:sz w:val="20"/>
-        </w:rPr>
-        <w:t>API interactions</w:t>
-      </w:r>
-      <w:r>
-        <w:rPr>
-          <w:sz w:val="20"/>
-        </w:rPr>
-        <w:t xml:space="preserve"> with </w:t>
-      </w:r>
-      <w:r>
-        <w:rPr>
-          <w:rStyle w:val="Strong"/>
-          <w:sz w:val="20"/>
-        </w:rPr>
-        <w:t>JWT-based flows</w:t>
-      </w:r>
-      <w:r>
-        <w:rPr>
-          <w:sz w:val="20"/>
-        </w:rPr>
-        <w:t xml:space="preserve">, improving </w:t>
-      </w:r>
-      <w:r>
-        <w:rPr>
-          <w:rStyle w:val="Strong"/>
-          <w:sz w:val="20"/>
-        </w:rPr>
-        <w:t>session handling</w:t>
-      </w:r>
-      <w:r>
-        <w:rPr>
-          <w:sz w:val="20"/>
-        </w:rPr>
-        <w:t xml:space="preserve"> and reducing </w:t>
-      </w:r>
-      <w:r>
-        <w:rPr>
-          <w:rStyle w:val="Strong"/>
-          <w:sz w:val="20"/>
-        </w:rPr>
-        <w:t>login</w:t>
-      </w:r>
-      <w:r>
-        <w:rPr>
-          <w:sz w:val="20"/>
-        </w:rPr>
-        <w:t xml:space="preserve"> or </w:t>
-      </w:r>
-      <w:r>
-        <w:rPr>
-          <w:rStyle w:val="Strong"/>
-          <w:sz w:val="20"/>
-        </w:rPr>
-        <w:t>token-related edge-case failures</w:t>
-      </w:r>
-      <w:r>
-        <w:rPr>
-          <w:sz w:val="20"/>
-        </w:rPr>
-        <w:t xml:space="preserve"> by </w:t>
-      </w:r>
-      <w:r>
-        <w:rPr>
-          <w:rStyle w:val="Strong"/>
-          <w:sz w:val="20"/>
-        </w:rPr>
-        <w:t>21%</w:t>
-      </w:r>
-      <w:r>
-        <w:rPr>
-          <w:sz w:val="20"/>
-        </w:rPr>
-        <w:t>.</w:t>
+          <w:sz w:val="22"/>
+        </w:rPr>
+      </w:pPr>
+      <w:r>
+        <w:rPr>
+          <w:sz w:val="22"/>
+        </w:rPr>
+        <w:t>Implemented file import, export, and background processing workflows using queue-based patterns and fault-tolerant job handling, giving support teams better traceability when malformed files or partial processing failures occurred.</w:t>
       </w:r>
     </w:p>
     <w:p>
@@ -2845,83 +1978,31 @@
         <w:pStyle w:val="NormalWeb"/>
         <w:numPr>
           <w:ilvl w:val="0"/>
-          <w:numId w:val="25"/>
+          <w:numId w:val="31"/>
         </w:numPr>
         <w:jc w:val="both"/>
         <w:rPr>
-          <w:sz w:val="20"/>
-        </w:rPr>
-      </w:pPr>
-      <w:r>
-        <w:rPr>
-          <w:sz w:val="20"/>
-        </w:rPr>
-        <w:t xml:space="preserve">Investigated a recurring </w:t>
+          <w:sz w:val="22"/>
+        </w:rPr>
+      </w:pPr>
+      <w:r>
+        <w:rPr>
+          <w:sz w:val="22"/>
+        </w:rPr>
+        <w:t xml:space="preserve">Reduced recurring release issues by restructuring CI/CD steps, pinning build dependencies, and separating unit, integration, and end-to-end checks, which improved deployment success rates by </w:t>
       </w:r>
       <w:r>
         <w:rPr>
           <w:rStyle w:val="Strong"/>
-          <w:sz w:val="20"/>
-        </w:rPr>
-        <w:t>bug</w:t>
-      </w:r>
-      <w:r>
-        <w:rPr>
-          <w:sz w:val="20"/>
-        </w:rPr>
-        <w:t xml:space="preserve"> in </w:t>
-      </w:r>
-      <w:r>
-        <w:rPr>
-          <w:rStyle w:val="Strong"/>
-          <w:sz w:val="20"/>
-        </w:rPr>
-        <w:t>file upload workflows</w:t>
-      </w:r>
-      <w:r>
-        <w:rPr>
-          <w:sz w:val="20"/>
-        </w:rPr>
-        <w:t xml:space="preserve"> where partially failed requests created confusing user states, then added stronger </w:t>
-      </w:r>
-      <w:r>
-        <w:rPr>
-          <w:rStyle w:val="Strong"/>
-          <w:sz w:val="20"/>
-        </w:rPr>
-        <w:t>backend safeguards</w:t>
-      </w:r>
-      <w:r>
-        <w:rPr>
-          <w:sz w:val="20"/>
-        </w:rPr>
-        <w:t xml:space="preserve"> and clearer </w:t>
-      </w:r>
-      <w:r>
-        <w:rPr>
-          <w:rStyle w:val="Strong"/>
-          <w:sz w:val="20"/>
-        </w:rPr>
-        <w:t>UI feedback</w:t>
-      </w:r>
-      <w:r>
-        <w:rPr>
-          <w:sz w:val="20"/>
-        </w:rPr>
-        <w:t xml:space="preserve"> to prevent silent </w:t>
-      </w:r>
-      <w:r>
-        <w:rPr>
-          <w:rStyle w:val="Strong"/>
-          <w:sz w:val="20"/>
-        </w:rPr>
-        <w:t>data loss</w:t>
-      </w:r>
-      <w:r>
-        <w:rPr>
-          <w:sz w:val="20"/>
-        </w:rPr>
-        <w:t>.</w:t>
+          <w:sz w:val="22"/>
+        </w:rPr>
+        <w:t>24%</w:t>
+      </w:r>
+      <w:r>
+        <w:rPr>
+          <w:sz w:val="22"/>
+        </w:rPr>
+        <w:t xml:space="preserve"> over earlier delivery baselines.</w:t>
       </w:r>
     </w:p>
     <w:p>
@@ -2929,83 +2010,48 @@
         <w:pStyle w:val="NormalWeb"/>
         <w:numPr>
           <w:ilvl w:val="0"/>
-          <w:numId w:val="25"/>
+          <w:numId w:val="31"/>
         </w:numPr>
         <w:jc w:val="both"/>
         <w:rPr>
-          <w:sz w:val="20"/>
-        </w:rPr>
-      </w:pPr>
-      <w:r>
-        <w:rPr>
-          <w:sz w:val="20"/>
-        </w:rPr>
-        <w:t xml:space="preserve">Participated in </w:t>
-      </w:r>
+          <w:sz w:val="22"/>
+        </w:rPr>
+      </w:pPr>
+      <w:r>
+        <w:rPr>
+          <w:sz w:val="22"/>
+        </w:rPr>
+        <w:t xml:space="preserve">Added structured logging, centralized error capture, and dashboard visibility with </w:t>
+      </w:r>
+      <w:proofErr w:type="spellStart"/>
       <w:r>
         <w:rPr>
           <w:rStyle w:val="Strong"/>
-          <w:sz w:val="20"/>
-        </w:rPr>
-        <w:t>rollout planning</w:t>
-      </w:r>
-      <w:r>
-        <w:rPr>
-          <w:sz w:val="20"/>
+          <w:sz w:val="22"/>
+        </w:rPr>
+        <w:t>CloudWatch</w:t>
+      </w:r>
+      <w:proofErr w:type="spellEnd"/>
+      <w:r>
+        <w:rPr>
+          <w:sz w:val="22"/>
         </w:rPr>
         <w:t xml:space="preserve"> and </w:t>
       </w:r>
+      <w:proofErr w:type="spellStart"/>
       <w:r>
         <w:rPr>
           <w:rStyle w:val="Strong"/>
-          <w:sz w:val="20"/>
-        </w:rPr>
-        <w:t>release support</w:t>
-      </w:r>
-      <w:r>
-        <w:rPr>
-          <w:sz w:val="20"/>
-        </w:rPr>
-        <w:t xml:space="preserve">, validating </w:t>
-      </w:r>
-      <w:r>
-        <w:rPr>
-          <w:rStyle w:val="Strong"/>
-          <w:sz w:val="20"/>
-        </w:rPr>
-        <w:t>environment configuration</w:t>
-      </w:r>
-      <w:r>
-        <w:rPr>
-          <w:sz w:val="20"/>
-        </w:rPr>
-        <w:t xml:space="preserve">, triaging late-cycle </w:t>
-      </w:r>
-      <w:r>
-        <w:rPr>
-          <w:rStyle w:val="Strong"/>
-          <w:sz w:val="20"/>
-        </w:rPr>
-        <w:t>regressions</w:t>
-      </w:r>
-      <w:r>
-        <w:rPr>
-          <w:sz w:val="20"/>
-        </w:rPr>
-        <w:t xml:space="preserve">, and helping the team reduce avoidable </w:t>
-      </w:r>
-      <w:r>
-        <w:rPr>
-          <w:rStyle w:val="Strong"/>
-          <w:sz w:val="20"/>
-        </w:rPr>
-        <w:t>deployment issues</w:t>
-      </w:r>
-      <w:r>
-        <w:rPr>
-          <w:sz w:val="20"/>
-        </w:rPr>
-        <w:t xml:space="preserve"> during production pushes.</w:t>
+          <w:sz w:val="22"/>
+        </w:rPr>
+        <w:t>Datadog</w:t>
+      </w:r>
+      <w:proofErr w:type="spellEnd"/>
+      <w:r>
+        <w:rPr>
+          <w:sz w:val="22"/>
+        </w:rPr>
+        <w:t>, making it easier to trace incidents back to specific requests, code paths, and failing dependencies under real production load.</w:t>
       </w:r>
     </w:p>
     <w:p>
@@ -3013,83 +2059,18 @@
         <w:pStyle w:val="NormalWeb"/>
         <w:numPr>
           <w:ilvl w:val="0"/>
-          <w:numId w:val="25"/>
+          <w:numId w:val="31"/>
         </w:numPr>
         <w:jc w:val="both"/>
         <w:rPr>
-          <w:sz w:val="20"/>
-        </w:rPr>
-      </w:pPr>
-      <w:r>
-        <w:rPr>
-          <w:sz w:val="20"/>
-        </w:rPr>
-        <w:t xml:space="preserve">Contributed to gradual </w:t>
-      </w:r>
-      <w:r>
-        <w:rPr>
-          <w:rStyle w:val="Strong"/>
-          <w:sz w:val="20"/>
-        </w:rPr>
-        <w:t>backend refactoring</w:t>
-      </w:r>
-      <w:r>
-        <w:rPr>
-          <w:sz w:val="20"/>
-        </w:rPr>
-        <w:t xml:space="preserve"> that separated </w:t>
-      </w:r>
-      <w:r>
-        <w:rPr>
-          <w:rStyle w:val="Strong"/>
-          <w:sz w:val="20"/>
-        </w:rPr>
-        <w:t>business logic</w:t>
-      </w:r>
-      <w:r>
-        <w:rPr>
-          <w:sz w:val="20"/>
-        </w:rPr>
-        <w:t xml:space="preserve"> from </w:t>
-      </w:r>
-      <w:r>
-        <w:rPr>
-          <w:rStyle w:val="Strong"/>
-          <w:sz w:val="20"/>
-        </w:rPr>
-        <w:t>route handlers</w:t>
-      </w:r>
-      <w:r>
-        <w:rPr>
-          <w:sz w:val="20"/>
-        </w:rPr>
-        <w:t xml:space="preserve">, making features easier to test and reducing </w:t>
-      </w:r>
-      <w:r>
-        <w:rPr>
-          <w:rStyle w:val="Strong"/>
-          <w:sz w:val="20"/>
-        </w:rPr>
-        <w:t>regression risk</w:t>
-      </w:r>
-      <w:r>
-        <w:rPr>
-          <w:sz w:val="20"/>
-        </w:rPr>
-        <w:t xml:space="preserve"> by </w:t>
-      </w:r>
-      <w:r>
-        <w:rPr>
-          <w:rStyle w:val="Strong"/>
-          <w:sz w:val="20"/>
-        </w:rPr>
-        <w:t>19%</w:t>
-      </w:r>
-      <w:r>
-        <w:rPr>
-          <w:sz w:val="20"/>
-        </w:rPr>
-        <w:t xml:space="preserve"> when modifying shared workflows.</w:t>
+          <w:sz w:val="22"/>
+        </w:rPr>
+      </w:pPr>
+      <w:r>
+        <w:rPr>
+          <w:sz w:val="22"/>
+        </w:rPr>
+        <w:t>Worked closely with stakeholders to implement new customer-facing features while also addressing high-priority bugs, ensuring that technical debt reduction stayed aligned with business value rather than becoming a disconnected cleanup effort.</w:t>
       </w:r>
     </w:p>
     <w:p>
@@ -3097,93 +2078,28 @@
         <w:pStyle w:val="NormalWeb"/>
         <w:numPr>
           <w:ilvl w:val="0"/>
-          <w:numId w:val="25"/>
+          <w:numId w:val="31"/>
         </w:numPr>
         <w:jc w:val="both"/>
       </w:pPr>
       <w:r>
         <w:rPr>
-          <w:sz w:val="20"/>
-        </w:rPr>
-        <w:t xml:space="preserve">Collaborated with </w:t>
+          <w:sz w:val="22"/>
+        </w:rPr>
+        <w:t xml:space="preserve">Supported cloud deployment and runtime hardening across </w:t>
       </w:r>
       <w:r>
         <w:rPr>
           <w:rStyle w:val="Strong"/>
-          <w:sz w:val="20"/>
-        </w:rPr>
-        <w:t>cross-functional teammates</w:t>
-      </w:r>
-      <w:r>
-        <w:rPr>
-          <w:sz w:val="20"/>
-        </w:rPr>
-        <w:t xml:space="preserve"> to implement new features in a way that balanced </w:t>
-      </w:r>
-      <w:r>
-        <w:rPr>
-          <w:rStyle w:val="Strong"/>
-          <w:sz w:val="20"/>
-        </w:rPr>
-        <w:t>delivery speed</w:t>
-      </w:r>
-      <w:r>
-        <w:rPr>
-          <w:sz w:val="20"/>
-        </w:rPr>
-        <w:t xml:space="preserve"> with </w:t>
-      </w:r>
-      <w:r>
-        <w:rPr>
-          <w:rStyle w:val="Strong"/>
-          <w:sz w:val="20"/>
-        </w:rPr>
-        <w:t>maintainability</w:t>
-      </w:r>
-      <w:r>
-        <w:rPr>
-          <w:sz w:val="20"/>
-        </w:rPr>
-        <w:t xml:space="preserve">, especially on screens with heavy </w:t>
-      </w:r>
-      <w:r>
-        <w:rPr>
-          <w:rStyle w:val="Strong"/>
-          <w:sz w:val="20"/>
-        </w:rPr>
-        <w:t>validation</w:t>
-      </w:r>
-      <w:r>
-        <w:rPr>
-          <w:sz w:val="20"/>
-        </w:rPr>
-        <w:t xml:space="preserve">, </w:t>
-      </w:r>
-      <w:r>
-        <w:rPr>
-          <w:rStyle w:val="Strong"/>
-          <w:sz w:val="20"/>
-        </w:rPr>
-        <w:t>approvals</w:t>
-      </w:r>
-      <w:r>
-        <w:rPr>
-          <w:sz w:val="20"/>
-        </w:rPr>
-        <w:t xml:space="preserve">, and complex </w:t>
-      </w:r>
-      <w:r>
-        <w:rPr>
-          <w:rStyle w:val="Strong"/>
-          <w:sz w:val="20"/>
-        </w:rPr>
-        <w:t>status transitions</w:t>
-      </w:r>
-      <w:r>
-        <w:rPr>
-          <w:sz w:val="20"/>
-        </w:rPr>
-        <w:t>.</w:t>
+          <w:sz w:val="22"/>
+        </w:rPr>
+        <w:t>AWS</w:t>
+      </w:r>
+      <w:r>
+        <w:rPr>
+          <w:sz w:val="22"/>
+        </w:rPr>
+        <w:t xml:space="preserve"> services and containerized environments, helping teams ship more confidently through better environment parity, clearer rollback procedures, and safer release packaging.</w:t>
       </w:r>
     </w:p>
     <w:p>
@@ -3196,6 +2112,7 @@
           <w:sz w:val="25"/>
           <w:szCs w:val="25"/>
         </w:rPr>
+        <w:lastRenderedPageBreak/>
         <w:t>Software Engineer</w:t>
       </w:r>
     </w:p>
@@ -3250,123 +2167,49 @@
         </w:numPr>
         <w:jc w:val="both"/>
         <w:rPr>
-          <w:sz w:val="20"/>
-        </w:rPr>
-      </w:pPr>
-      <w:r>
-        <w:rPr>
-          <w:sz w:val="20"/>
-        </w:rPr>
-        <w:t xml:space="preserve">Developed full-stack </w:t>
-      </w:r>
+          <w:sz w:val="22"/>
+        </w:rPr>
+      </w:pPr>
+      <w:r>
+        <w:rPr>
+          <w:sz w:val="22"/>
+        </w:rPr>
+        <w:t xml:space="preserve">Built internal and client-facing web applications using </w:t>
+      </w:r>
+      <w:proofErr w:type="gramStart"/>
       <w:r>
         <w:rPr>
           <w:rStyle w:val="Strong"/>
-          <w:sz w:val="20"/>
-        </w:rPr>
-        <w:t>business application features</w:t>
-      </w:r>
-      <w:r>
-        <w:rPr>
-          <w:sz w:val="20"/>
-        </w:rPr>
-        <w:t xml:space="preserve"> using </w:t>
-      </w:r>
-      <w:proofErr w:type="gramStart"/>
+          <w:sz w:val="22"/>
+        </w:rPr>
+        <w:t>React</w:t>
+      </w:r>
+      <w:proofErr w:type="gramEnd"/>
       <w:r>
         <w:rPr>
           <w:rStyle w:val="Strong"/>
-          <w:sz w:val="20"/>
-        </w:rPr>
-        <w:t>React</w:t>
-      </w:r>
-      <w:proofErr w:type="gramEnd"/>
+          <w:sz w:val="22"/>
+        </w:rPr>
+        <w:t xml:space="preserve"> v15–v16</w:t>
+      </w:r>
+      <w:r>
+        <w:rPr>
+          <w:sz w:val="22"/>
+        </w:rPr>
+        <w:t xml:space="preserve">, </w:t>
+      </w:r>
       <w:r>
         <w:rPr>
           <w:rStyle w:val="Strong"/>
-          <w:sz w:val="20"/>
-        </w:rPr>
-        <w:t xml:space="preserve"> 15–16</w:t>
-      </w:r>
-      <w:r>
-        <w:rPr>
-          <w:sz w:val="20"/>
-        </w:rPr>
-        <w:t xml:space="preserve">, </w:t>
-      </w:r>
-      <w:r>
-        <w:rPr>
-          <w:rStyle w:val="Strong"/>
-          <w:sz w:val="20"/>
-        </w:rPr>
-        <w:t>Node.js 10–14</w:t>
-      </w:r>
-      <w:r>
-        <w:rPr>
-          <w:sz w:val="20"/>
-        </w:rPr>
-        <w:t xml:space="preserve">, </w:t>
-      </w:r>
-      <w:r>
-        <w:rPr>
-          <w:rStyle w:val="Strong"/>
-          <w:sz w:val="20"/>
-        </w:rPr>
-        <w:t>JavaScript ES6+</w:t>
-      </w:r>
-      <w:r>
-        <w:rPr>
-          <w:sz w:val="20"/>
-        </w:rPr>
-        <w:t xml:space="preserve">, and </w:t>
-      </w:r>
-      <w:proofErr w:type="spellStart"/>
-      <w:r>
-        <w:rPr>
-          <w:rStyle w:val="Strong"/>
-          <w:sz w:val="20"/>
-        </w:rPr>
-        <w:t>PostgreSQL</w:t>
-      </w:r>
-      <w:proofErr w:type="spellEnd"/>
-      <w:r>
-        <w:rPr>
-          <w:rStyle w:val="Strong"/>
-          <w:sz w:val="20"/>
-        </w:rPr>
-        <w:t xml:space="preserve"> 10–12</w:t>
-      </w:r>
-      <w:r>
-        <w:rPr>
-          <w:sz w:val="20"/>
-        </w:rPr>
-        <w:t xml:space="preserve">, supporting internal users who relied on the platform for daily </w:t>
-      </w:r>
-      <w:r>
-        <w:rPr>
-          <w:rStyle w:val="Strong"/>
-          <w:sz w:val="20"/>
-        </w:rPr>
-        <w:t>process execution</w:t>
-      </w:r>
-      <w:r>
-        <w:rPr>
-          <w:sz w:val="20"/>
-        </w:rPr>
-        <w:t xml:space="preserve"> and </w:t>
-      </w:r>
-      <w:r>
-        <w:rPr>
-          <w:rStyle w:val="Strong"/>
-          <w:sz w:val="20"/>
-        </w:rPr>
-        <w:t>reporting</w:t>
-      </w:r>
-      <w:r>
-        <w:rPr>
-          <w:sz w:val="20"/>
-        </w:rPr>
-        <w:t>.</w:t>
+          <w:sz w:val="22"/>
+        </w:rPr>
+        <w:t>Node.js v8–v10</w:t>
+      </w:r>
+      <w:r>
+        <w:rPr>
+          <w:sz w:val="22"/>
+        </w:rPr>
+        <w:t>, JavaScript, and SQL-backed services, contributing to practical feature delivery during a period when frontend architecture was becoming more component-driven.</w:t>
       </w:r>
     </w:p>
     <w:p>
@@ -3378,92 +2221,14 @@
         </w:numPr>
         <w:jc w:val="both"/>
         <w:rPr>
-          <w:sz w:val="20"/>
-        </w:rPr>
-      </w:pPr>
-      <w:r>
-        <w:rPr>
-          <w:sz w:val="20"/>
-        </w:rPr>
-        <w:t xml:space="preserve">Built modular </w:t>
-      </w:r>
-      <w:r>
-        <w:rPr>
-          <w:rStyle w:val="Strong"/>
-          <w:sz w:val="20"/>
-        </w:rPr>
-        <w:t>UI behavior</w:t>
-      </w:r>
-      <w:r>
-        <w:rPr>
-          <w:sz w:val="20"/>
-        </w:rPr>
-        <w:t xml:space="preserve"> for </w:t>
-      </w:r>
-      <w:r>
-        <w:rPr>
-          <w:rStyle w:val="Strong"/>
-          <w:sz w:val="20"/>
-        </w:rPr>
-        <w:t>editable forms</w:t>
-      </w:r>
-      <w:r>
-        <w:rPr>
-          <w:sz w:val="20"/>
-        </w:rPr>
-        <w:t xml:space="preserve">, </w:t>
-      </w:r>
-      <w:r>
-        <w:rPr>
-          <w:rStyle w:val="Strong"/>
-          <w:sz w:val="20"/>
-        </w:rPr>
-        <w:t>searchable record views</w:t>
-      </w:r>
-      <w:r>
-        <w:rPr>
-          <w:sz w:val="20"/>
-        </w:rPr>
-        <w:t xml:space="preserve">, and </w:t>
-      </w:r>
-      <w:r>
-        <w:rPr>
-          <w:rStyle w:val="Strong"/>
-          <w:sz w:val="20"/>
-        </w:rPr>
-        <w:t>action-driven status flows</w:t>
-      </w:r>
-      <w:r>
-        <w:rPr>
-          <w:sz w:val="20"/>
-        </w:rPr>
-        <w:t xml:space="preserve">, helping replace more rigid screens with interfaces that improved </w:t>
-      </w:r>
-      <w:r>
-        <w:rPr>
-          <w:rStyle w:val="Strong"/>
-          <w:sz w:val="20"/>
-        </w:rPr>
-        <w:t>feature extension speed</w:t>
-      </w:r>
-      <w:r>
-        <w:rPr>
-          <w:sz w:val="20"/>
-        </w:rPr>
-        <w:t xml:space="preserve"> by </w:t>
-      </w:r>
-      <w:r>
-        <w:rPr>
-          <w:rStyle w:val="Strong"/>
-          <w:sz w:val="20"/>
-        </w:rPr>
-        <w:t>25%</w:t>
-      </w:r>
-      <w:r>
-        <w:rPr>
-          <w:sz w:val="20"/>
-        </w:rPr>
-        <w:t xml:space="preserve"> over earlier implementation patterns.</w:t>
+          <w:sz w:val="22"/>
+        </w:rPr>
+      </w:pPr>
+      <w:r>
+        <w:rPr>
+          <w:sz w:val="22"/>
+        </w:rPr>
+        <w:t>Developed CRUD-heavy workflow modules, reporting interfaces, and backend endpoints that improved business process efficiency, while establishing stronger alignment between frontend behavior and backend validation for multi-step user actions.</w:t>
       </w:r>
     </w:p>
     <w:p>
@@ -3475,92 +2240,29 @@
         </w:numPr>
         <w:jc w:val="both"/>
         <w:rPr>
-          <w:sz w:val="20"/>
-        </w:rPr>
-      </w:pPr>
-      <w:r>
-        <w:rPr>
-          <w:sz w:val="20"/>
-        </w:rPr>
-        <w:t xml:space="preserve">Implemented </w:t>
-      </w:r>
+          <w:sz w:val="22"/>
+        </w:rPr>
+      </w:pPr>
+      <w:r>
+        <w:rPr>
+          <w:sz w:val="22"/>
+        </w:rPr>
+        <w:t xml:space="preserve">Contributed to early modernization efforts by introducing reusable </w:t>
+      </w:r>
+      <w:proofErr w:type="gramStart"/>
       <w:r>
         <w:rPr>
           <w:rStyle w:val="Strong"/>
-          <w:sz w:val="20"/>
-        </w:rPr>
-        <w:t>backend services</w:t>
-      </w:r>
-      <w:r>
-        <w:rPr>
-          <w:sz w:val="20"/>
-        </w:rPr>
-        <w:t xml:space="preserve"> for </w:t>
-      </w:r>
-      <w:r>
-        <w:rPr>
-          <w:rStyle w:val="Strong"/>
-          <w:sz w:val="20"/>
-        </w:rPr>
-        <w:t>CRUD operations</w:t>
-      </w:r>
-      <w:r>
-        <w:rPr>
-          <w:sz w:val="20"/>
-        </w:rPr>
-        <w:t xml:space="preserve">, </w:t>
-      </w:r>
-      <w:r>
-        <w:rPr>
-          <w:rStyle w:val="Strong"/>
-          <w:sz w:val="20"/>
-        </w:rPr>
-        <w:t>validation rules</w:t>
-      </w:r>
-      <w:r>
-        <w:rPr>
-          <w:sz w:val="20"/>
-        </w:rPr>
-        <w:t xml:space="preserve">, </w:t>
-      </w:r>
-      <w:r>
-        <w:rPr>
-          <w:rStyle w:val="Strong"/>
-          <w:sz w:val="20"/>
-        </w:rPr>
-        <w:t>data transformation</w:t>
-      </w:r>
-      <w:r>
-        <w:rPr>
-          <w:sz w:val="20"/>
-        </w:rPr>
-        <w:t xml:space="preserve">, and internal </w:t>
-      </w:r>
-      <w:r>
-        <w:rPr>
-          <w:rStyle w:val="Strong"/>
-          <w:sz w:val="20"/>
-        </w:rPr>
-        <w:t>workflow execution</w:t>
-      </w:r>
-      <w:r>
-        <w:rPr>
-          <w:sz w:val="20"/>
-        </w:rPr>
-        <w:t xml:space="preserve">, improving </w:t>
-      </w:r>
-      <w:r>
-        <w:rPr>
-          <w:rStyle w:val="Strong"/>
-          <w:sz w:val="20"/>
-        </w:rPr>
-        <w:t>reliability</w:t>
-      </w:r>
-      <w:r>
-        <w:rPr>
-          <w:sz w:val="20"/>
-        </w:rPr>
-        <w:t xml:space="preserve"> across everyday operations and administrative tasks.</w:t>
+          <w:sz w:val="22"/>
+        </w:rPr>
+        <w:t>React</w:t>
+      </w:r>
+      <w:proofErr w:type="gramEnd"/>
+      <w:r>
+        <w:rPr>
+          <w:sz w:val="22"/>
+        </w:rPr>
+        <w:t xml:space="preserve"> components into older application areas, making selected screens more interactive without forcing a full rewrite of stable but aging platform modules.</w:t>
       </w:r>
     </w:p>
     <w:p>
@@ -3572,79 +2274,14 @@
         </w:numPr>
         <w:jc w:val="both"/>
         <w:rPr>
-          <w:sz w:val="20"/>
-        </w:rPr>
-      </w:pPr>
-      <w:r>
-        <w:rPr>
-          <w:sz w:val="20"/>
-        </w:rPr>
-        <w:t xml:space="preserve">Solved a frustrating </w:t>
-      </w:r>
-      <w:r>
-        <w:rPr>
-          <w:rStyle w:val="Strong"/>
-          <w:sz w:val="20"/>
-        </w:rPr>
-        <w:t>defect</w:t>
-      </w:r>
-      <w:r>
-        <w:rPr>
-          <w:sz w:val="20"/>
-        </w:rPr>
-        <w:t xml:space="preserve"> where filtered result pages sometimes displayed </w:t>
-      </w:r>
-      <w:r>
-        <w:rPr>
-          <w:rStyle w:val="Strong"/>
-          <w:sz w:val="20"/>
-        </w:rPr>
-        <w:t>stale data</w:t>
-      </w:r>
-      <w:r>
-        <w:rPr>
-          <w:sz w:val="20"/>
-        </w:rPr>
-        <w:t xml:space="preserve"> after updates by tightening </w:t>
-      </w:r>
-      <w:r>
-        <w:rPr>
-          <w:rStyle w:val="Strong"/>
-          <w:sz w:val="20"/>
-        </w:rPr>
-        <w:t>client state refresh behavior</w:t>
-      </w:r>
-      <w:r>
-        <w:rPr>
-          <w:sz w:val="20"/>
-        </w:rPr>
-        <w:t xml:space="preserve"> and aligning frontend assumptions with </w:t>
-      </w:r>
-      <w:r>
-        <w:rPr>
-          <w:rStyle w:val="Strong"/>
-          <w:sz w:val="20"/>
-        </w:rPr>
-        <w:t>backend response timing</w:t>
-      </w:r>
-      <w:r>
-        <w:rPr>
-          <w:sz w:val="20"/>
-        </w:rPr>
-        <w:t xml:space="preserve">, which reduced user-reported refresh issues by </w:t>
-      </w:r>
-      <w:r>
-        <w:rPr>
-          <w:rStyle w:val="Strong"/>
-          <w:sz w:val="20"/>
-        </w:rPr>
-        <w:t>31%</w:t>
-      </w:r>
-      <w:r>
-        <w:rPr>
-          <w:sz w:val="20"/>
-        </w:rPr>
-        <w:t>.</w:t>
+          <w:sz w:val="22"/>
+        </w:rPr>
+      </w:pPr>
+      <w:r>
+        <w:rPr>
+          <w:sz w:val="22"/>
+        </w:rPr>
+        <w:t>Resolved an issue where concurrent edits caused silent data overwrites by adding safer update checks, clearer user feedback, and stronger backend guardrails, which significantly reduced reconciliation work for operations teams.</w:t>
       </w:r>
     </w:p>
     <w:p>
@@ -3656,66 +2293,27 @@
         </w:numPr>
         <w:jc w:val="both"/>
         <w:rPr>
-          <w:sz w:val="20"/>
-        </w:rPr>
-      </w:pPr>
-      <w:r>
-        <w:rPr>
-          <w:sz w:val="20"/>
-        </w:rPr>
-        <w:t xml:space="preserve">Improved </w:t>
+          <w:sz w:val="22"/>
+        </w:rPr>
+      </w:pPr>
+      <w:r>
+        <w:rPr>
+          <w:sz w:val="22"/>
+        </w:rPr>
+        <w:t xml:space="preserve">Improved API and page performance through query tuning, index changes, and payload cleanup, producing a </w:t>
       </w:r>
       <w:r>
         <w:rPr>
           <w:rStyle w:val="Strong"/>
-          <w:sz w:val="20"/>
-        </w:rPr>
-        <w:t>maintainability</w:t>
-      </w:r>
-      <w:r>
-        <w:rPr>
-          <w:sz w:val="20"/>
-        </w:rPr>
-        <w:t xml:space="preserve"> of older modules by consolidating duplicated </w:t>
-      </w:r>
-      <w:r>
-        <w:rPr>
-          <w:rStyle w:val="Strong"/>
-          <w:sz w:val="20"/>
-        </w:rPr>
-        <w:t>helper logic</w:t>
-      </w:r>
-      <w:r>
-        <w:rPr>
-          <w:sz w:val="20"/>
-        </w:rPr>
-        <w:t xml:space="preserve"> and simplifying scattered </w:t>
-      </w:r>
-      <w:r>
-        <w:rPr>
-          <w:rStyle w:val="Strong"/>
-          <w:sz w:val="20"/>
-        </w:rPr>
-        <w:t>request handling patterns</w:t>
-      </w:r>
-      <w:r>
-        <w:rPr>
-          <w:sz w:val="20"/>
-        </w:rPr>
-        <w:t xml:space="preserve"> that had made </w:t>
-      </w:r>
-      <w:r>
-        <w:rPr>
-          <w:rStyle w:val="Strong"/>
-          <w:sz w:val="20"/>
-        </w:rPr>
-        <w:t>bug fixing</w:t>
-      </w:r>
-      <w:r>
-        <w:rPr>
-          <w:sz w:val="20"/>
-        </w:rPr>
-        <w:t xml:space="preserve"> slower and riskier for the team.</w:t>
+          <w:sz w:val="22"/>
+        </w:rPr>
+        <w:t>27%</w:t>
+      </w:r>
+      <w:r>
+        <w:rPr>
+          <w:sz w:val="22"/>
+        </w:rPr>
+        <w:t xml:space="preserve"> improvement in response times for several high-traffic administrative functions used throughout the workday.</w:t>
       </w:r>
     </w:p>
     <w:p>
@@ -3727,79 +2325,14 @@
         </w:numPr>
         <w:jc w:val="both"/>
         <w:rPr>
-          <w:sz w:val="20"/>
-        </w:rPr>
-      </w:pPr>
-      <w:r>
-        <w:rPr>
-          <w:sz w:val="20"/>
-        </w:rPr>
-        <w:t xml:space="preserve">Added stronger </w:t>
-      </w:r>
-      <w:r>
-        <w:rPr>
-          <w:rStyle w:val="Strong"/>
-          <w:sz w:val="20"/>
-        </w:rPr>
-        <w:t>validation handling</w:t>
-      </w:r>
-      <w:r>
-        <w:rPr>
-          <w:sz w:val="20"/>
-        </w:rPr>
-        <w:t xml:space="preserve"> for edge cases involving incomplete </w:t>
-      </w:r>
-      <w:r>
-        <w:rPr>
-          <w:rStyle w:val="Strong"/>
-          <w:sz w:val="20"/>
-        </w:rPr>
-        <w:t>payloads</w:t>
-      </w:r>
-      <w:r>
-        <w:rPr>
-          <w:sz w:val="20"/>
-        </w:rPr>
-        <w:t xml:space="preserve"> and unexpected </w:t>
-      </w:r>
-      <w:r>
-        <w:rPr>
-          <w:rStyle w:val="Strong"/>
-          <w:sz w:val="20"/>
-        </w:rPr>
-        <w:t>null values</w:t>
-      </w:r>
-      <w:r>
-        <w:rPr>
-          <w:sz w:val="20"/>
-        </w:rPr>
-        <w:t xml:space="preserve">, reducing production </w:t>
-      </w:r>
-      <w:r>
-        <w:rPr>
-          <w:rStyle w:val="Strong"/>
-          <w:sz w:val="20"/>
-        </w:rPr>
-        <w:t>form-processing errors</w:t>
-      </w:r>
-      <w:r>
-        <w:rPr>
-          <w:sz w:val="20"/>
-        </w:rPr>
-        <w:t xml:space="preserve"> by </w:t>
-      </w:r>
-      <w:r>
-        <w:rPr>
-          <w:rStyle w:val="Strong"/>
-          <w:sz w:val="20"/>
-        </w:rPr>
-        <w:t>22%</w:t>
-      </w:r>
-      <w:r>
-        <w:rPr>
-          <w:sz w:val="20"/>
-        </w:rPr>
-        <w:t xml:space="preserve"> in affected workflows.</w:t>
+          <w:sz w:val="22"/>
+        </w:rPr>
+      </w:pPr>
+      <w:r>
+        <w:rPr>
+          <w:sz w:val="22"/>
+        </w:rPr>
+        <w:t>Enhanced backend error handling and request tracing so that failed jobs and malformed submissions produced more actionable diagnostics, giving engineers faster root-cause analysis during defect triage and on-call support.</w:t>
       </w:r>
     </w:p>
     <w:p>
@@ -3811,66 +2344,14 @@
         </w:numPr>
         <w:jc w:val="both"/>
         <w:rPr>
-          <w:sz w:val="20"/>
-        </w:rPr>
-      </w:pPr>
-      <w:r>
-        <w:rPr>
-          <w:sz w:val="20"/>
-        </w:rPr>
-        <w:t xml:space="preserve">Supported migration of legacy </w:t>
-      </w:r>
-      <w:r>
-        <w:rPr>
-          <w:rStyle w:val="Strong"/>
-          <w:sz w:val="20"/>
-        </w:rPr>
-        <w:t>UI sections</w:t>
-      </w:r>
-      <w:r>
-        <w:rPr>
-          <w:sz w:val="20"/>
-        </w:rPr>
-        <w:t xml:space="preserve"> into cleaner </w:t>
-      </w:r>
-      <w:r>
-        <w:rPr>
-          <w:rStyle w:val="Strong"/>
-          <w:sz w:val="20"/>
-        </w:rPr>
-        <w:t>React 15–16 component structures</w:t>
-      </w:r>
-      <w:r>
-        <w:rPr>
-          <w:sz w:val="20"/>
-        </w:rPr>
-        <w:t xml:space="preserve">, helping the team move away from brittle </w:t>
-      </w:r>
-      <w:r>
-        <w:rPr>
-          <w:rStyle w:val="Strong"/>
-          <w:sz w:val="20"/>
-        </w:rPr>
-        <w:t>rendering logic</w:t>
-      </w:r>
-      <w:r>
-        <w:rPr>
-          <w:sz w:val="20"/>
-        </w:rPr>
-        <w:t xml:space="preserve"> and toward a more scalable </w:t>
-      </w:r>
-      <w:r>
-        <w:rPr>
-          <w:rStyle w:val="Strong"/>
-          <w:sz w:val="20"/>
-        </w:rPr>
-        <w:t>frontend foundation</w:t>
-      </w:r>
-      <w:r>
-        <w:rPr>
-          <w:sz w:val="20"/>
-        </w:rPr>
-        <w:t>.</w:t>
+          <w:sz w:val="22"/>
+        </w:rPr>
+      </w:pPr>
+      <w:r>
+        <w:rPr>
+          <w:sz w:val="22"/>
+        </w:rPr>
+        <w:t>Implemented authentication and session management improvements that reduced permission-related inconsistencies, while aligning application behavior more closely with role-specific access expectations in enterprise-facing deployments.</w:t>
       </w:r>
     </w:p>
     <w:p>
@@ -3882,79 +2363,14 @@
         </w:numPr>
         <w:jc w:val="both"/>
         <w:rPr>
-          <w:sz w:val="20"/>
-        </w:rPr>
-      </w:pPr>
-      <w:r>
-        <w:rPr>
-          <w:sz w:val="20"/>
-        </w:rPr>
-        <w:t xml:space="preserve">Worked on </w:t>
-      </w:r>
-      <w:r>
-        <w:rPr>
-          <w:rStyle w:val="Strong"/>
-          <w:sz w:val="20"/>
-        </w:rPr>
-        <w:t>API-connected features</w:t>
-      </w:r>
-      <w:r>
-        <w:rPr>
-          <w:sz w:val="20"/>
-        </w:rPr>
-        <w:t xml:space="preserve"> that required careful coordination between </w:t>
-      </w:r>
-      <w:r>
-        <w:rPr>
-          <w:rStyle w:val="Strong"/>
-          <w:sz w:val="20"/>
-        </w:rPr>
-        <w:t>frontend interactions</w:t>
-      </w:r>
-      <w:r>
-        <w:rPr>
-          <w:sz w:val="20"/>
-        </w:rPr>
-        <w:t xml:space="preserve"> and </w:t>
-      </w:r>
-      <w:r>
-        <w:rPr>
-          <w:rStyle w:val="Strong"/>
-          <w:sz w:val="20"/>
-        </w:rPr>
-        <w:t>backend processing</w:t>
-      </w:r>
-      <w:r>
-        <w:rPr>
-          <w:sz w:val="20"/>
-        </w:rPr>
-        <w:t xml:space="preserve">, especially where </w:t>
-      </w:r>
-      <w:r>
-        <w:rPr>
-          <w:rStyle w:val="Strong"/>
-          <w:sz w:val="20"/>
-        </w:rPr>
-        <w:t>asynchronous updates</w:t>
-      </w:r>
-      <w:r>
-        <w:rPr>
-          <w:sz w:val="20"/>
-        </w:rPr>
-        <w:t xml:space="preserve"> could confuse users without proper </w:t>
-      </w:r>
-      <w:r>
-        <w:rPr>
-          <w:rStyle w:val="Strong"/>
-          <w:sz w:val="20"/>
-        </w:rPr>
-        <w:t>status feedback</w:t>
-      </w:r>
-      <w:r>
-        <w:rPr>
-          <w:sz w:val="20"/>
-        </w:rPr>
-        <w:t>.</w:t>
+          <w:sz w:val="22"/>
+        </w:rPr>
+      </w:pPr>
+      <w:r>
+        <w:rPr>
+          <w:sz w:val="22"/>
+        </w:rPr>
+        <w:t>Helped introduce automated test coverage for core frontend and backend paths, increasing release confidence and reducing the frequency of last-minute bug discoveries during manual QA and staging validation cycles.</w:t>
       </w:r>
     </w:p>
     <w:p>
@@ -3966,273 +2382,14 @@
         </w:numPr>
         <w:jc w:val="both"/>
         <w:rPr>
-          <w:sz w:val="20"/>
-        </w:rPr>
-      </w:pPr>
-      <w:r>
-        <w:rPr>
-          <w:sz w:val="20"/>
-        </w:rPr>
-        <w:t xml:space="preserve">Investigated </w:t>
-      </w:r>
-      <w:r>
-        <w:rPr>
-          <w:rStyle w:val="Strong"/>
-          <w:sz w:val="20"/>
-        </w:rPr>
-        <w:t>performance complaints</w:t>
-      </w:r>
-      <w:r>
-        <w:rPr>
-          <w:sz w:val="20"/>
-        </w:rPr>
-        <w:t xml:space="preserve"> in </w:t>
-      </w:r>
-      <w:r>
-        <w:rPr>
-          <w:rStyle w:val="Strong"/>
-          <w:sz w:val="20"/>
-        </w:rPr>
-        <w:t>reporting pages</w:t>
-      </w:r>
-      <w:r>
-        <w:rPr>
-          <w:sz w:val="20"/>
-        </w:rPr>
-        <w:t xml:space="preserve"> and helped reduce response delays by trimming unnecessary </w:t>
-      </w:r>
-      <w:r>
-        <w:rPr>
-          <w:rStyle w:val="Strong"/>
-          <w:sz w:val="20"/>
-        </w:rPr>
-        <w:t>joins</w:t>
-      </w:r>
-      <w:r>
-        <w:rPr>
-          <w:sz w:val="20"/>
-        </w:rPr>
-        <w:t xml:space="preserve">, adding </w:t>
-      </w:r>
-      <w:r>
-        <w:rPr>
-          <w:rStyle w:val="Strong"/>
-          <w:sz w:val="20"/>
-        </w:rPr>
-        <w:t>indexes</w:t>
-      </w:r>
-      <w:r>
-        <w:rPr>
-          <w:sz w:val="20"/>
-        </w:rPr>
-        <w:t xml:space="preserve">, and introducing more controlled </w:t>
-      </w:r>
-      <w:r>
-        <w:rPr>
-          <w:rStyle w:val="Strong"/>
-          <w:sz w:val="20"/>
-        </w:rPr>
-        <w:t>query boundaries</w:t>
-      </w:r>
-      <w:r>
-        <w:rPr>
-          <w:sz w:val="20"/>
-        </w:rPr>
-        <w:t xml:space="preserve"> that improved </w:t>
-      </w:r>
-      <w:r>
-        <w:rPr>
-          <w:rStyle w:val="Strong"/>
-          <w:sz w:val="20"/>
-        </w:rPr>
-        <w:t>report execution speed</w:t>
-      </w:r>
-      <w:r>
-        <w:rPr>
-          <w:sz w:val="20"/>
-        </w:rPr>
-        <w:t xml:space="preserve"> by </w:t>
-      </w:r>
-      <w:r>
-        <w:rPr>
-          <w:rStyle w:val="Strong"/>
-          <w:sz w:val="20"/>
-        </w:rPr>
-        <w:t>18%</w:t>
-      </w:r>
-      <w:r>
-        <w:rPr>
-          <w:sz w:val="20"/>
-        </w:rPr>
-        <w:t>.</w:t>
-      </w:r>
-    </w:p>
-    <w:p>
-      <w:pPr>
-        <w:pStyle w:val="NormalWeb"/>
-        <w:numPr>
-          <w:ilvl w:val="0"/>
-          <w:numId w:val="27"/>
-        </w:numPr>
-        <w:jc w:val="both"/>
-        <w:rPr>
-          <w:sz w:val="20"/>
-        </w:rPr>
-      </w:pPr>
-      <w:r>
-        <w:rPr>
-          <w:sz w:val="20"/>
-        </w:rPr>
-        <w:t xml:space="preserve">Contributed to </w:t>
-      </w:r>
-      <w:r>
-        <w:rPr>
-          <w:rStyle w:val="Strong"/>
-          <w:sz w:val="20"/>
-        </w:rPr>
-        <w:t>release preparation</w:t>
-      </w:r>
-      <w:r>
-        <w:rPr>
-          <w:sz w:val="20"/>
-        </w:rPr>
-        <w:t xml:space="preserve">, </w:t>
-      </w:r>
-      <w:r>
-        <w:rPr>
-          <w:rStyle w:val="Strong"/>
-          <w:sz w:val="20"/>
-        </w:rPr>
-        <w:t>smoke testing</w:t>
-      </w:r>
-      <w:r>
-        <w:rPr>
-          <w:sz w:val="20"/>
-        </w:rPr>
-        <w:t xml:space="preserve">, and </w:t>
-      </w:r>
-      <w:r>
-        <w:rPr>
-          <w:rStyle w:val="Strong"/>
-          <w:sz w:val="20"/>
-        </w:rPr>
-        <w:t>regression review</w:t>
-      </w:r>
-      <w:r>
-        <w:rPr>
-          <w:sz w:val="20"/>
-        </w:rPr>
-        <w:t xml:space="preserve">, building strong habits around </w:t>
-      </w:r>
-      <w:r>
-        <w:rPr>
-          <w:rStyle w:val="Strong"/>
-          <w:sz w:val="20"/>
-        </w:rPr>
-        <w:t>reproducibility</w:t>
-      </w:r>
-      <w:r>
-        <w:rPr>
-          <w:sz w:val="20"/>
-        </w:rPr>
-        <w:t xml:space="preserve">, </w:t>
-      </w:r>
-      <w:r>
-        <w:rPr>
-          <w:rStyle w:val="Strong"/>
-          <w:sz w:val="20"/>
-        </w:rPr>
-        <w:t>issue isolation</w:t>
-      </w:r>
-      <w:r>
-        <w:rPr>
-          <w:sz w:val="20"/>
-        </w:rPr>
-        <w:t xml:space="preserve">, and safer </w:t>
-      </w:r>
-      <w:r>
-        <w:rPr>
-          <w:rStyle w:val="Strong"/>
-          <w:sz w:val="20"/>
-        </w:rPr>
-        <w:t>change validation</w:t>
-      </w:r>
-      <w:r>
-        <w:rPr>
-          <w:sz w:val="20"/>
-        </w:rPr>
-        <w:t xml:space="preserve"> before deployment.</w:t>
-      </w:r>
-    </w:p>
-    <w:p>
-      <w:pPr>
-        <w:pStyle w:val="NormalWeb"/>
-        <w:numPr>
-          <w:ilvl w:val="0"/>
-          <w:numId w:val="27"/>
-        </w:numPr>
-        <w:jc w:val="both"/>
-        <w:rPr>
-          <w:sz w:val="20"/>
-        </w:rPr>
-      </w:pPr>
-      <w:r>
-        <w:rPr>
-          <w:sz w:val="20"/>
-        </w:rPr>
-        <w:t xml:space="preserve">Partnered with senior engineers to translate </w:t>
-      </w:r>
-      <w:r>
-        <w:rPr>
-          <w:rStyle w:val="Strong"/>
-          <w:sz w:val="20"/>
-        </w:rPr>
-        <w:t>product requests</w:t>
-      </w:r>
-      <w:r>
-        <w:rPr>
-          <w:sz w:val="20"/>
-        </w:rPr>
-        <w:t xml:space="preserve"> into practical </w:t>
-      </w:r>
-      <w:r>
-        <w:rPr>
-          <w:rStyle w:val="Strong"/>
-          <w:sz w:val="20"/>
-        </w:rPr>
-        <w:t>implementation plans</w:t>
-      </w:r>
-      <w:r>
-        <w:rPr>
-          <w:sz w:val="20"/>
-        </w:rPr>
-        <w:t xml:space="preserve">, delivering features that were realistic for the platform while still improving </w:t>
-      </w:r>
-      <w:r>
-        <w:rPr>
-          <w:rStyle w:val="Strong"/>
-          <w:sz w:val="20"/>
-        </w:rPr>
-        <w:t>user experience</w:t>
-      </w:r>
-      <w:r>
-        <w:rPr>
-          <w:sz w:val="20"/>
-        </w:rPr>
-        <w:t xml:space="preserve"> and </w:t>
-      </w:r>
-      <w:r>
-        <w:rPr>
-          <w:rStyle w:val="Strong"/>
-          <w:sz w:val="20"/>
-        </w:rPr>
-        <w:t>code quality</w:t>
-      </w:r>
-      <w:r>
-        <w:rPr>
-          <w:sz w:val="20"/>
-        </w:rPr>
-        <w:t>.</w:t>
+          <w:sz w:val="22"/>
+        </w:rPr>
+      </w:pPr>
+      <w:r>
+        <w:rPr>
+          <w:sz w:val="22"/>
+        </w:rPr>
+        <w:t>Worked across frontend, backend, and deployment tasks with flexibility, regularly balancing new feature delivery, issue investigation, and technical cleanup to keep legacy systems stable while extending product capability.</w:t>
       </w:r>
     </w:p>
     <w:p>
@@ -4275,97 +2432,31 @@
         <w:pStyle w:val="NormalWeb"/>
         <w:numPr>
           <w:ilvl w:val="0"/>
-          <w:numId w:val="28"/>
+          <w:numId w:val="32"/>
         </w:numPr>
         <w:jc w:val="both"/>
         <w:rPr>
-          <w:sz w:val="20"/>
-        </w:rPr>
-      </w:pPr>
-      <w:r>
-        <w:rPr>
-          <w:sz w:val="20"/>
-        </w:rPr>
-        <w:lastRenderedPageBreak/>
-        <w:t xml:space="preserve">Supported web application development across </w:t>
+          <w:sz w:val="22"/>
+        </w:rPr>
+      </w:pPr>
+      <w:r>
+        <w:rPr>
+          <w:sz w:val="22"/>
+        </w:rPr>
+        <w:t xml:space="preserve">Supported internal web tooling initiatives using JavaScript, early </w:t>
       </w:r>
       <w:r>
         <w:rPr>
           <w:rStyle w:val="Strong"/>
-          <w:sz w:val="20"/>
-        </w:rPr>
-        <w:t>frontend</w:t>
-      </w:r>
-      <w:r>
-        <w:rPr>
-          <w:sz w:val="20"/>
-        </w:rPr>
-        <w:t xml:space="preserve"> and </w:t>
-      </w:r>
-      <w:r>
-        <w:rPr>
-          <w:rStyle w:val="Strong"/>
-          <w:sz w:val="20"/>
-        </w:rPr>
-        <w:t>backend layers</w:t>
-      </w:r>
-      <w:r>
-        <w:rPr>
-          <w:sz w:val="20"/>
-        </w:rPr>
-        <w:t xml:space="preserve"> using </w:t>
-      </w:r>
-      <w:r>
-        <w:rPr>
-          <w:rStyle w:val="Strong"/>
-          <w:sz w:val="20"/>
-        </w:rPr>
-        <w:t>JavaScript ES5–ES6</w:t>
-      </w:r>
-      <w:r>
-        <w:rPr>
-          <w:sz w:val="20"/>
-        </w:rPr>
-        <w:t xml:space="preserve">, early </w:t>
-      </w:r>
-      <w:r>
-        <w:rPr>
-          <w:rStyle w:val="Strong"/>
-          <w:sz w:val="20"/>
-        </w:rPr>
-        <w:t>React 15–16</w:t>
-      </w:r>
-      <w:r>
-        <w:rPr>
-          <w:sz w:val="20"/>
-        </w:rPr>
-        <w:t xml:space="preserve">, </w:t>
-      </w:r>
-      <w:r>
-        <w:rPr>
-          <w:rStyle w:val="Strong"/>
-          <w:sz w:val="20"/>
-        </w:rPr>
-        <w:t>Node.js 8–12</w:t>
-      </w:r>
-      <w:r>
-        <w:rPr>
-          <w:sz w:val="20"/>
-        </w:rPr>
-        <w:t xml:space="preserve">, and </w:t>
-      </w:r>
-      <w:r>
-        <w:rPr>
-          <w:rStyle w:val="Strong"/>
-          <w:sz w:val="20"/>
-        </w:rPr>
-        <w:t>relational database-backed workflows</w:t>
-      </w:r>
-      <w:r>
-        <w:rPr>
-          <w:sz w:val="20"/>
-        </w:rPr>
-        <w:t xml:space="preserve"> in a collaborative product team.</w:t>
+          <w:sz w:val="22"/>
+        </w:rPr>
+        <w:t>Node.js</w:t>
+      </w:r>
+      <w:r>
+        <w:rPr>
+          <w:sz w:val="22"/>
+        </w:rPr>
+        <w:t>, API integration patterns, and component-based frontend development practices that strengthened engineering fundamentals in scalable product delivery environments.</w:t>
       </w:r>
     </w:p>
     <w:p>
@@ -4373,96 +2464,18 @@
         <w:pStyle w:val="NormalWeb"/>
         <w:numPr>
           <w:ilvl w:val="0"/>
-          <w:numId w:val="28"/>
+          <w:numId w:val="32"/>
         </w:numPr>
         <w:jc w:val="both"/>
         <w:rPr>
-          <w:sz w:val="20"/>
-        </w:rPr>
-      </w:pPr>
-      <w:r>
-        <w:rPr>
-          <w:sz w:val="20"/>
-        </w:rPr>
-        <w:t xml:space="preserve">Assisted with implementation of </w:t>
-      </w:r>
-      <w:r>
-        <w:rPr>
-          <w:rStyle w:val="Strong"/>
-          <w:sz w:val="20"/>
-        </w:rPr>
-        <w:t>UI screens</w:t>
-      </w:r>
-      <w:r>
-        <w:rPr>
-          <w:sz w:val="20"/>
-        </w:rPr>
-        <w:t xml:space="preserve">, </w:t>
-      </w:r>
-      <w:r>
-        <w:rPr>
-          <w:rStyle w:val="Strong"/>
-          <w:sz w:val="20"/>
-        </w:rPr>
-        <w:t>form behaviors</w:t>
-      </w:r>
-      <w:r>
-        <w:rPr>
-          <w:sz w:val="20"/>
-        </w:rPr>
-        <w:t xml:space="preserve">, and </w:t>
-      </w:r>
-      <w:r>
-        <w:rPr>
-          <w:rStyle w:val="Strong"/>
-          <w:sz w:val="20"/>
-        </w:rPr>
-        <w:t>API-connected views</w:t>
-      </w:r>
-      <w:r>
-        <w:rPr>
-          <w:sz w:val="20"/>
-        </w:rPr>
-        <w:t xml:space="preserve">, helping deliver maintainable </w:t>
-      </w:r>
-      <w:r>
-        <w:rPr>
-          <w:rStyle w:val="Strong"/>
-          <w:sz w:val="20"/>
-        </w:rPr>
-        <w:t>user-facing functionality</w:t>
-      </w:r>
-      <w:r>
-        <w:rPr>
-          <w:sz w:val="20"/>
-        </w:rPr>
-        <w:t xml:space="preserve"> while contributing to a </w:t>
-      </w:r>
-      <w:r>
-        <w:rPr>
-          <w:rStyle w:val="Strong"/>
-          <w:sz w:val="20"/>
-        </w:rPr>
-        <w:t>20%</w:t>
-      </w:r>
-      <w:r>
-        <w:rPr>
-          <w:sz w:val="20"/>
-        </w:rPr>
-        <w:t xml:space="preserve"> improvement in turnaround time for smaller </w:t>
-      </w:r>
-      <w:r>
-        <w:rPr>
-          <w:rStyle w:val="Strong"/>
-          <w:sz w:val="20"/>
-        </w:rPr>
-        <w:t>feature requests</w:t>
-      </w:r>
-      <w:r>
-        <w:rPr>
-          <w:sz w:val="20"/>
-        </w:rPr>
-        <w:t>.</w:t>
+          <w:sz w:val="22"/>
+        </w:rPr>
+      </w:pPr>
+      <w:r>
+        <w:rPr>
+          <w:sz w:val="22"/>
+        </w:rPr>
+        <w:t>Contributed to internal dashboard enhancements and service-connected UI behavior, gaining hands-on experience with maintainable frontend structure, backend communication patterns, and code review expectations in a large engineering organization.</w:t>
       </w:r>
     </w:p>
     <w:p>
@@ -4470,83 +2483,32 @@
         <w:pStyle w:val="NormalWeb"/>
         <w:numPr>
           <w:ilvl w:val="0"/>
-          <w:numId w:val="28"/>
+          <w:numId w:val="32"/>
         </w:numPr>
         <w:jc w:val="both"/>
         <w:rPr>
-          <w:sz w:val="20"/>
-        </w:rPr>
-      </w:pPr>
-      <w:r>
-        <w:rPr>
-          <w:sz w:val="20"/>
-        </w:rPr>
-        <w:t xml:space="preserve">Contributed to </w:t>
-      </w:r>
-      <w:r>
-        <w:rPr>
-          <w:rStyle w:val="Strong"/>
-          <w:sz w:val="20"/>
-        </w:rPr>
-        <w:t>backend feature work</w:t>
-      </w:r>
-      <w:r>
-        <w:rPr>
-          <w:sz w:val="20"/>
-        </w:rPr>
-        <w:t xml:space="preserve"> by updating </w:t>
-      </w:r>
-      <w:r>
-        <w:rPr>
-          <w:rStyle w:val="Strong"/>
-          <w:sz w:val="20"/>
-        </w:rPr>
-        <w:t>route handlers</w:t>
-      </w:r>
-      <w:r>
-        <w:rPr>
-          <w:sz w:val="20"/>
-        </w:rPr>
-        <w:t xml:space="preserve">, </w:t>
-      </w:r>
-      <w:r>
-        <w:rPr>
-          <w:rStyle w:val="Strong"/>
-          <w:sz w:val="20"/>
-        </w:rPr>
-        <w:t>validation checks</w:t>
-      </w:r>
-      <w:r>
-        <w:rPr>
-          <w:sz w:val="20"/>
-        </w:rPr>
-        <w:t xml:space="preserve">, and </w:t>
-      </w:r>
-      <w:r>
-        <w:rPr>
-          <w:rStyle w:val="Strong"/>
-          <w:sz w:val="20"/>
-        </w:rPr>
-        <w:t>database interactions</w:t>
-      </w:r>
-      <w:r>
-        <w:rPr>
-          <w:sz w:val="20"/>
-        </w:rPr>
-        <w:t xml:space="preserve">, improving stability in smaller </w:t>
-      </w:r>
-      <w:r>
-        <w:rPr>
-          <w:rStyle w:val="Strong"/>
-          <w:sz w:val="20"/>
-        </w:rPr>
-        <w:t>operational workflows</w:t>
-      </w:r>
-      <w:r>
-        <w:rPr>
-          <w:sz w:val="20"/>
-        </w:rPr>
-        <w:t xml:space="preserve"> and internal support tools.</w:t>
+          <w:sz w:val="22"/>
+        </w:rPr>
+      </w:pPr>
+      <w:r>
+        <w:rPr>
+          <w:sz w:val="22"/>
+        </w:rPr>
+        <w:t xml:space="preserve">Investigated defects related to inconsistent data presentation and asynchronous request handling, </w:t>
+      </w:r>
+      <w:proofErr w:type="gramStart"/>
+      <w:r>
+        <w:rPr>
+          <w:sz w:val="22"/>
+        </w:rPr>
+        <w:t>then</w:t>
+      </w:r>
+      <w:proofErr w:type="gramEnd"/>
+      <w:r>
+        <w:rPr>
+          <w:sz w:val="22"/>
+        </w:rPr>
+        <w:t xml:space="preserve"> helped deliver fixes that improved usability, reduced confusion for internal users, and strengthened trust in operational dashboards.</w:t>
       </w:r>
     </w:p>
     <w:p>
@@ -4554,96 +2516,18 @@
         <w:pStyle w:val="NormalWeb"/>
         <w:numPr>
           <w:ilvl w:val="0"/>
-          <w:numId w:val="28"/>
+          <w:numId w:val="32"/>
         </w:numPr>
         <w:jc w:val="both"/>
         <w:rPr>
-          <w:sz w:val="20"/>
-        </w:rPr>
-      </w:pPr>
-      <w:r>
-        <w:rPr>
-          <w:sz w:val="20"/>
-        </w:rPr>
-        <w:t xml:space="preserve">Helped resolve recurring </w:t>
-      </w:r>
-      <w:r>
-        <w:rPr>
-          <w:rStyle w:val="Strong"/>
-          <w:sz w:val="20"/>
-        </w:rPr>
-        <w:t>null-handling</w:t>
-      </w:r>
-      <w:r>
-        <w:rPr>
-          <w:sz w:val="20"/>
-        </w:rPr>
-        <w:t xml:space="preserve"> and </w:t>
-      </w:r>
-      <w:r>
-        <w:rPr>
-          <w:rStyle w:val="Strong"/>
-          <w:sz w:val="20"/>
-        </w:rPr>
-        <w:t>malformed-request issues</w:t>
-      </w:r>
-      <w:r>
-        <w:rPr>
-          <w:sz w:val="20"/>
-        </w:rPr>
-        <w:t xml:space="preserve"> that caused avoidable errors in production by adding safer </w:t>
-      </w:r>
-      <w:r>
-        <w:rPr>
-          <w:rStyle w:val="Strong"/>
-          <w:sz w:val="20"/>
-        </w:rPr>
-        <w:t>guards</w:t>
-      </w:r>
-      <w:r>
-        <w:rPr>
-          <w:sz w:val="20"/>
-        </w:rPr>
-        <w:t xml:space="preserve">, clearer </w:t>
-      </w:r>
-      <w:r>
-        <w:rPr>
-          <w:rStyle w:val="Strong"/>
-          <w:sz w:val="20"/>
-        </w:rPr>
-        <w:t>validation paths</w:t>
-      </w:r>
-      <w:r>
-        <w:rPr>
-          <w:sz w:val="20"/>
-        </w:rPr>
-        <w:t xml:space="preserve">, and better </w:t>
-      </w:r>
-      <w:r>
-        <w:rPr>
-          <w:rStyle w:val="Strong"/>
-          <w:sz w:val="20"/>
-        </w:rPr>
-        <w:t>developer-facing debugging output</w:t>
-      </w:r>
-      <w:r>
-        <w:rPr>
-          <w:sz w:val="20"/>
-        </w:rPr>
-        <w:t xml:space="preserve">, reducing repeat defects by </w:t>
-      </w:r>
-      <w:r>
-        <w:rPr>
-          <w:rStyle w:val="Strong"/>
-          <w:sz w:val="20"/>
-        </w:rPr>
-        <w:t>23%</w:t>
-      </w:r>
-      <w:r>
-        <w:rPr>
-          <w:sz w:val="20"/>
-        </w:rPr>
-        <w:t>.</w:t>
+          <w:sz w:val="22"/>
+        </w:rPr>
+      </w:pPr>
+      <w:r>
+        <w:rPr>
+          <w:sz w:val="22"/>
+        </w:rPr>
+        <w:t>Assisted with build, test, and deployment automation tasks that exposed the importance of repeatable engineering workflows, especially when multiple contributors were changing frontend assets and backend-connected behavior at the same time.</w:t>
       </w:r>
     </w:p>
     <w:p>
@@ -4651,70 +2535,18 @@
         <w:pStyle w:val="NormalWeb"/>
         <w:numPr>
           <w:ilvl w:val="0"/>
-          <w:numId w:val="28"/>
+          <w:numId w:val="32"/>
         </w:numPr>
         <w:jc w:val="both"/>
         <w:rPr>
-          <w:sz w:val="20"/>
-        </w:rPr>
-      </w:pPr>
-      <w:r>
-        <w:rPr>
-          <w:sz w:val="20"/>
-        </w:rPr>
-        <w:t xml:space="preserve">Worked on </w:t>
-      </w:r>
-      <w:r>
-        <w:rPr>
-          <w:rStyle w:val="Strong"/>
-          <w:sz w:val="20"/>
-        </w:rPr>
-        <w:t>bug fixes</w:t>
-      </w:r>
-      <w:r>
-        <w:rPr>
-          <w:sz w:val="20"/>
-        </w:rPr>
-        <w:t xml:space="preserve"> tied to inconsistent </w:t>
-      </w:r>
-      <w:r>
-        <w:rPr>
-          <w:rStyle w:val="Strong"/>
-          <w:sz w:val="20"/>
-        </w:rPr>
-        <w:t>state behavior</w:t>
-      </w:r>
-      <w:r>
-        <w:rPr>
-          <w:sz w:val="20"/>
-        </w:rPr>
-        <w:t xml:space="preserve"> in dynamic forms, improving </w:t>
-      </w:r>
-      <w:r>
-        <w:rPr>
-          <w:rStyle w:val="Strong"/>
-          <w:sz w:val="20"/>
-        </w:rPr>
-        <w:t>data retention</w:t>
-      </w:r>
-      <w:r>
-        <w:rPr>
-          <w:sz w:val="20"/>
-        </w:rPr>
-        <w:t xml:space="preserve"> and reducing frustrating re-entry work for users navigating </w:t>
-      </w:r>
-      <w:r>
-        <w:rPr>
-          <w:rStyle w:val="Strong"/>
-          <w:sz w:val="20"/>
-        </w:rPr>
-        <w:t>multi-step screens</w:t>
-      </w:r>
-      <w:r>
-        <w:rPr>
-          <w:sz w:val="20"/>
-        </w:rPr>
-        <w:t>.</w:t>
+          <w:sz w:val="22"/>
+        </w:rPr>
+      </w:pPr>
+      <w:r>
+        <w:rPr>
+          <w:sz w:val="22"/>
+        </w:rPr>
+        <w:t>Worked with senior engineers to understand practical approaches to debugging, service integration, and incremental feature delivery, building a strong foundation in production-minded development that shaped later full-stack engineering growth.</w:t>
       </w:r>
     </w:p>
     <w:p>
@@ -4722,97 +2554,18 @@
         <w:pStyle w:val="NormalWeb"/>
         <w:numPr>
           <w:ilvl w:val="0"/>
-          <w:numId w:val="28"/>
+          <w:numId w:val="32"/>
         </w:numPr>
         <w:jc w:val="both"/>
         <w:rPr>
-          <w:sz w:val="20"/>
-        </w:rPr>
-      </w:pPr>
-      <w:r>
-        <w:rPr>
-          <w:sz w:val="20"/>
-        </w:rPr>
-        <w:t xml:space="preserve">Participated in </w:t>
-      </w:r>
-      <w:r>
-        <w:rPr>
-          <w:rStyle w:val="Strong"/>
-          <w:sz w:val="20"/>
-        </w:rPr>
-        <w:t>cleanup efforts</w:t>
-      </w:r>
-      <w:r>
-        <w:rPr>
-          <w:sz w:val="20"/>
-        </w:rPr>
-        <w:t xml:space="preserve"> that reduced duplicated </w:t>
-      </w:r>
-      <w:r>
-        <w:rPr>
-          <w:rStyle w:val="Strong"/>
-          <w:sz w:val="20"/>
-        </w:rPr>
-        <w:t>code</w:t>
-      </w:r>
-      <w:r>
-        <w:rPr>
-          <w:sz w:val="20"/>
-        </w:rPr>
-        <w:t xml:space="preserve"> and simplified older </w:t>
-      </w:r>
-      <w:r>
-        <w:rPr>
-          <w:rStyle w:val="Strong"/>
-          <w:sz w:val="20"/>
-        </w:rPr>
-        <w:t>helper utilities</w:t>
-      </w:r>
-      <w:r>
-        <w:rPr>
-          <w:sz w:val="20"/>
-        </w:rPr>
-        <w:t xml:space="preserve">, making </w:t>
-      </w:r>
-      <w:proofErr w:type="gramStart"/>
-      <w:r>
-        <w:rPr>
-          <w:sz w:val="20"/>
-        </w:rPr>
-        <w:t>the codebase</w:t>
-      </w:r>
-      <w:proofErr w:type="gramEnd"/>
-      <w:r>
-        <w:rPr>
-          <w:sz w:val="20"/>
-        </w:rPr>
-        <w:t xml:space="preserve"> easier for the team to understand and lowering minor </w:t>
-      </w:r>
-      <w:r>
-        <w:rPr>
-          <w:rStyle w:val="Strong"/>
-          <w:sz w:val="20"/>
-        </w:rPr>
-        <w:t>regression frequency</w:t>
-      </w:r>
-      <w:r>
-        <w:rPr>
-          <w:sz w:val="20"/>
-        </w:rPr>
-        <w:t xml:space="preserve"> by </w:t>
-      </w:r>
-      <w:r>
-        <w:rPr>
-          <w:rStyle w:val="Strong"/>
-          <w:sz w:val="20"/>
-        </w:rPr>
-        <w:t>17%</w:t>
-      </w:r>
-      <w:r>
-        <w:rPr>
-          <w:sz w:val="20"/>
-        </w:rPr>
-        <w:t xml:space="preserve"> during maintenance changes.</w:t>
+          <w:sz w:val="22"/>
+        </w:rPr>
+      </w:pPr>
+      <w:r>
+        <w:rPr>
+          <w:sz w:val="22"/>
+        </w:rPr>
+        <w:t>Helped document implementation details, validation behavior, and known issues for shared tooling modules, improving handoff quality and making future maintenance easier for engineers extending the same internal systems.</w:t>
       </w:r>
     </w:p>
     <w:p>
@@ -4820,83 +2573,18 @@
         <w:pStyle w:val="NormalWeb"/>
         <w:numPr>
           <w:ilvl w:val="0"/>
-          <w:numId w:val="28"/>
+          <w:numId w:val="32"/>
         </w:numPr>
         <w:jc w:val="both"/>
         <w:rPr>
-          <w:sz w:val="20"/>
-        </w:rPr>
-      </w:pPr>
-      <w:r>
-        <w:rPr>
-          <w:sz w:val="20"/>
-        </w:rPr>
-        <w:t xml:space="preserve">Assisted with </w:t>
-      </w:r>
-      <w:r>
-        <w:rPr>
-          <w:rStyle w:val="Strong"/>
-          <w:sz w:val="20"/>
-        </w:rPr>
-        <w:t>rollout</w:t>
-      </w:r>
-      <w:r>
-        <w:rPr>
-          <w:sz w:val="20"/>
-        </w:rPr>
-        <w:t xml:space="preserve"> and </w:t>
-      </w:r>
-      <w:r>
-        <w:rPr>
-          <w:rStyle w:val="Strong"/>
-          <w:sz w:val="20"/>
-        </w:rPr>
-        <w:t>support tasks</w:t>
-      </w:r>
-      <w:r>
-        <w:rPr>
-          <w:sz w:val="20"/>
-        </w:rPr>
-        <w:t xml:space="preserve"> during </w:t>
-      </w:r>
-      <w:r>
-        <w:rPr>
-          <w:rStyle w:val="Strong"/>
-          <w:sz w:val="20"/>
-        </w:rPr>
-        <w:t>release cycles</w:t>
-      </w:r>
-      <w:r>
-        <w:rPr>
-          <w:sz w:val="20"/>
-        </w:rPr>
-        <w:t xml:space="preserve">, reproducing defects, validating fixes, and documenting </w:t>
-      </w:r>
-      <w:r>
-        <w:rPr>
-          <w:rStyle w:val="Strong"/>
-          <w:sz w:val="20"/>
-        </w:rPr>
-        <w:t>issue patterns</w:t>
-      </w:r>
-      <w:r>
-        <w:rPr>
-          <w:sz w:val="20"/>
-        </w:rPr>
-        <w:t xml:space="preserve"> so more senior engineers could address </w:t>
-      </w:r>
-      <w:r>
-        <w:rPr>
-          <w:rStyle w:val="Strong"/>
-          <w:sz w:val="20"/>
-        </w:rPr>
-        <w:t>root causes</w:t>
-      </w:r>
-      <w:r>
-        <w:rPr>
-          <w:sz w:val="20"/>
-        </w:rPr>
-        <w:t xml:space="preserve"> faster.</w:t>
+          <w:sz w:val="22"/>
+        </w:rPr>
+      </w:pPr>
+      <w:r>
+        <w:rPr>
+          <w:sz w:val="22"/>
+        </w:rPr>
+        <w:t>Participated in code reviews and bug triage discussions, learning how structured feedback, reproducible issue reports, and careful testing habits directly improve code quality and delivery confidence in real teams.</w:t>
       </w:r>
     </w:p>
     <w:p>
@@ -4904,83 +2592,18 @@
         <w:pStyle w:val="NormalWeb"/>
         <w:numPr>
           <w:ilvl w:val="0"/>
-          <w:numId w:val="28"/>
+          <w:numId w:val="32"/>
         </w:numPr>
         <w:jc w:val="both"/>
         <w:rPr>
-          <w:sz w:val="20"/>
-        </w:rPr>
-      </w:pPr>
-      <w:r>
-        <w:rPr>
-          <w:sz w:val="20"/>
-        </w:rPr>
-        <w:t xml:space="preserve">Gained practical experience translating </w:t>
-      </w:r>
-      <w:r>
-        <w:rPr>
-          <w:rStyle w:val="Strong"/>
-          <w:sz w:val="20"/>
-        </w:rPr>
-        <w:t>product</w:t>
-      </w:r>
-      <w:r>
-        <w:rPr>
-          <w:sz w:val="20"/>
-        </w:rPr>
-        <w:t xml:space="preserve"> and </w:t>
-      </w:r>
-      <w:r>
-        <w:rPr>
-          <w:rStyle w:val="Strong"/>
-          <w:sz w:val="20"/>
-        </w:rPr>
-        <w:t>QA feedback</w:t>
-      </w:r>
-      <w:r>
-        <w:rPr>
-          <w:sz w:val="20"/>
-        </w:rPr>
-        <w:t xml:space="preserve"> into engineering updates, especially for </w:t>
-      </w:r>
-      <w:r>
-        <w:rPr>
-          <w:rStyle w:val="Strong"/>
-          <w:sz w:val="20"/>
-        </w:rPr>
-        <w:t>UI defects</w:t>
-      </w:r>
-      <w:r>
-        <w:rPr>
-          <w:sz w:val="20"/>
-        </w:rPr>
-        <w:t xml:space="preserve">, </w:t>
-      </w:r>
-      <w:r>
-        <w:rPr>
-          <w:rStyle w:val="Strong"/>
-          <w:sz w:val="20"/>
-        </w:rPr>
-        <w:t>data inconsistencies</w:t>
-      </w:r>
-      <w:r>
-        <w:rPr>
-          <w:sz w:val="20"/>
-        </w:rPr>
-        <w:t xml:space="preserve">, and small </w:t>
-      </w:r>
-      <w:r>
-        <w:rPr>
-          <w:rStyle w:val="Strong"/>
-          <w:sz w:val="20"/>
-        </w:rPr>
-        <w:t>workflow gaps</w:t>
-      </w:r>
-      <w:r>
-        <w:rPr>
-          <w:sz w:val="20"/>
-        </w:rPr>
-        <w:t xml:space="preserve"> that affected everyday usability.</w:t>
+          <w:sz w:val="22"/>
+        </w:rPr>
+      </w:pPr>
+      <w:r>
+        <w:rPr>
+          <w:sz w:val="22"/>
+        </w:rPr>
+        <w:t>Gained early exposure to performance thinking by profiling slow UI paths and inefficient request patterns, then applying small but meaningful fixes that improved responsiveness in frequently used internal screens.</w:t>
       </w:r>
     </w:p>
     <w:p>
@@ -4988,85 +2611,42 @@
         <w:pStyle w:val="NormalWeb"/>
         <w:numPr>
           <w:ilvl w:val="0"/>
-          <w:numId w:val="28"/>
+          <w:numId w:val="32"/>
         </w:numPr>
         <w:jc w:val="both"/>
-        <w:rPr>
-          <w:sz w:val="20"/>
-        </w:rPr>
-      </w:pPr>
-      <w:bookmarkStart w:id="0" w:name="_GoBack"/>
-      <w:bookmarkEnd w:id="0"/>
-      <w:r>
-        <w:rPr>
-          <w:sz w:val="20"/>
-        </w:rPr>
-        <w:t xml:space="preserve">Built foundational experience in debugging across </w:t>
+      </w:pPr>
+      <w:r>
+        <w:rPr>
+          <w:sz w:val="22"/>
+        </w:rPr>
+        <w:lastRenderedPageBreak/>
+        <w:t xml:space="preserve">Built a practical understanding of how frontend logic, backend endpoints, and deployment processes fit together, which created a durable foundation for later ownership of full-stack </w:t>
       </w:r>
       <w:r>
         <w:rPr>
           <w:rStyle w:val="Strong"/>
-          <w:sz w:val="20"/>
-        </w:rPr>
-        <w:t>browser</w:t>
-      </w:r>
-      <w:r>
-        <w:rPr>
-          <w:sz w:val="20"/>
-        </w:rPr>
-        <w:t xml:space="preserve">, </w:t>
+          <w:sz w:val="22"/>
+        </w:rPr>
+        <w:t>React</w:t>
+      </w:r>
+      <w:r>
+        <w:rPr>
+          <w:sz w:val="22"/>
+        </w:rPr>
+        <w:t xml:space="preserve"> and </w:t>
       </w:r>
       <w:r>
         <w:rPr>
           <w:rStyle w:val="Strong"/>
-          <w:sz w:val="20"/>
-        </w:rPr>
-        <w:t>API</w:t>
-      </w:r>
-      <w:r>
-        <w:rPr>
-          <w:sz w:val="20"/>
-        </w:rPr>
-        <w:t xml:space="preserve">, and </w:t>
-      </w:r>
-      <w:r>
-        <w:rPr>
-          <w:rStyle w:val="Strong"/>
-          <w:sz w:val="20"/>
-        </w:rPr>
-        <w:t>database layers</w:t>
-      </w:r>
-      <w:r>
-        <w:rPr>
-          <w:sz w:val="20"/>
-        </w:rPr>
-        <w:t xml:space="preserve">, which created the technical discipline later used in larger </w:t>
-      </w:r>
-      <w:r>
-        <w:rPr>
-          <w:rStyle w:val="Strong"/>
-          <w:sz w:val="20"/>
-        </w:rPr>
-        <w:t>full-stack</w:t>
-      </w:r>
-      <w:r>
-        <w:rPr>
-          <w:sz w:val="20"/>
-        </w:rPr>
-        <w:t xml:space="preserve"> and </w:t>
-      </w:r>
-      <w:r>
-        <w:rPr>
-          <w:rStyle w:val="Strong"/>
-          <w:sz w:val="20"/>
-        </w:rPr>
-        <w:t>cloud-based engineering</w:t>
-      </w:r>
-      <w:r>
-        <w:rPr>
-          <w:sz w:val="20"/>
-        </w:rPr>
-        <w:t xml:space="preserve"> work.</w:t>
+          <w:sz w:val="22"/>
+        </w:rPr>
+        <w:t>Node.js</w:t>
+      </w:r>
+      <w:r>
+        <w:rPr>
+          <w:sz w:val="22"/>
+        </w:rPr>
+        <w:t xml:space="preserve"> production systems.</w:t>
       </w:r>
     </w:p>
     <w:p>
@@ -5132,1378 +2712,56 @@
         <w:spacing w:after="60"/>
         <w:jc w:val="both"/>
         <w:rPr>
-          <w:rFonts w:ascii="Arial" w:hAnsi="Arial" w:cs="Arial"/>
-          <w:sz w:val="18"/>
-        </w:rPr>
-      </w:pPr>
-      <w:r>
-        <w:rPr>
-          <w:rFonts w:ascii="Arial" w:hAnsi="Arial" w:cs="Arial"/>
-          <w:sz w:val="18"/>
+          <w:sz w:val="22"/>
+        </w:rPr>
+      </w:pPr>
+      <w:bookmarkStart w:id="0" w:name="_GoBack"/>
+      <w:r>
+        <w:rPr>
+          <w:sz w:val="22"/>
         </w:rPr>
         <w:t xml:space="preserve">Completed a rigorous CS curriculum with strong foundations in </w:t>
       </w:r>
       <w:r>
         <w:rPr>
           <w:rStyle w:val="Strong"/>
-          <w:rFonts w:ascii="Arial" w:hAnsi="Arial" w:cs="Arial"/>
-          <w:sz w:val="18"/>
+          <w:sz w:val="22"/>
         </w:rPr>
         <w:t>systems</w:t>
       </w:r>
       <w:r>
         <w:rPr>
-          <w:rFonts w:ascii="Arial" w:hAnsi="Arial" w:cs="Arial"/>
-          <w:sz w:val="18"/>
+          <w:sz w:val="22"/>
         </w:rPr>
         <w:t xml:space="preserve">, </w:t>
       </w:r>
       <w:r>
         <w:rPr>
           <w:rStyle w:val="Strong"/>
-          <w:rFonts w:ascii="Arial" w:hAnsi="Arial" w:cs="Arial"/>
-          <w:sz w:val="18"/>
+          <w:sz w:val="22"/>
         </w:rPr>
         <w:t>algorithms</w:t>
       </w:r>
       <w:r>
         <w:rPr>
-          <w:rFonts w:ascii="Arial" w:hAnsi="Arial" w:cs="Arial"/>
-          <w:sz w:val="18"/>
+          <w:sz w:val="22"/>
         </w:rPr>
         <w:t xml:space="preserve">, and </w:t>
       </w:r>
       <w:r>
         <w:rPr>
           <w:rStyle w:val="Strong"/>
-          <w:rFonts w:ascii="Arial" w:hAnsi="Arial" w:cs="Arial"/>
-          <w:sz w:val="18"/>
+          <w:sz w:val="22"/>
         </w:rPr>
         <w:t>software engineering</w:t>
       </w:r>
       <w:r>
         <w:rPr>
-          <w:rFonts w:ascii="Arial" w:hAnsi="Arial" w:cs="Arial"/>
-          <w:sz w:val="18"/>
+          <w:sz w:val="22"/>
         </w:rPr>
         <w:t>, applying these principles to production-grade web and backend development through team-based projects and practical coursework.</w:t>
       </w:r>
-    </w:p>
-    <w:p>
-      <w:pPr>
-        <w:spacing w:after="60"/>
-        <w:jc w:val="both"/>
-        <w:rPr>
-          <w:rFonts w:ascii="Arial" w:hAnsi="Arial" w:cs="Arial"/>
-        </w:rPr>
-      </w:pPr>
-    </w:p>
-    <w:p>
-      <w:pPr>
-        <w:pBdr>
-          <w:bottom w:val="single" w:sz="6" w:space="0" w:color="000000"/>
-        </w:pBdr>
-        <w:spacing w:before="120" w:after="80"/>
-      </w:pPr>
-      <w:r>
-        <w:rPr>
-          <w:b/>
-          <w:bCs/>
-          <w:color w:val="000000"/>
-          <w:sz w:val="26"/>
-          <w:szCs w:val="26"/>
-        </w:rPr>
-        <w:t>PROJECTS</w:t>
-      </w:r>
-    </w:p>
-    <w:p>
-      <w:pPr>
-        <w:pStyle w:val="Heading3"/>
-        <w:jc w:val="both"/>
-        <w:rPr>
-          <w:rFonts w:ascii="Arial" w:hAnsi="Arial" w:cs="Arial"/>
-          <w:b/>
-          <w:color w:val="auto"/>
-          <w:sz w:val="18"/>
-        </w:rPr>
-      </w:pPr>
-      <w:r>
-        <w:rPr>
-          <w:rFonts w:ascii="Arial" w:hAnsi="Arial" w:cs="Arial"/>
-          <w:b/>
-          <w:color w:val="auto"/>
-          <w:sz w:val="18"/>
-        </w:rPr>
-        <w:t>Event-Driven Export &amp; Notification Platform (React + Node)</w:t>
-      </w:r>
-    </w:p>
-    <w:p>
-      <w:pPr>
-        <w:pStyle w:val="NormalWeb"/>
-        <w:numPr>
-          <w:ilvl w:val="0"/>
-          <w:numId w:val="18"/>
-        </w:numPr>
-        <w:jc w:val="both"/>
-        <w:rPr>
-          <w:rFonts w:ascii="Arial" w:hAnsi="Arial" w:cs="Arial"/>
-          <w:sz w:val="18"/>
-        </w:rPr>
-      </w:pPr>
-      <w:r>
-        <w:rPr>
-          <w:rFonts w:ascii="Arial" w:hAnsi="Arial" w:cs="Arial"/>
-          <w:sz w:val="18"/>
-        </w:rPr>
-        <w:t xml:space="preserve">Built a </w:t>
-      </w:r>
-      <w:r>
-        <w:rPr>
-          <w:rStyle w:val="Strong"/>
-          <w:rFonts w:ascii="Arial" w:hAnsi="Arial" w:cs="Arial"/>
-          <w:sz w:val="18"/>
-        </w:rPr>
-        <w:t>production-grade workflow engine</w:t>
-      </w:r>
-      <w:r>
-        <w:rPr>
-          <w:rFonts w:ascii="Arial" w:hAnsi="Arial" w:cs="Arial"/>
-          <w:sz w:val="18"/>
-        </w:rPr>
-        <w:t xml:space="preserve"> for exports and notifications using </w:t>
-      </w:r>
-      <w:r>
-        <w:rPr>
-          <w:rStyle w:val="Strong"/>
-          <w:rFonts w:ascii="Arial" w:hAnsi="Arial" w:cs="Arial"/>
-          <w:sz w:val="18"/>
-        </w:rPr>
-        <w:t>Node.js</w:t>
-      </w:r>
-      <w:r>
-        <w:rPr>
-          <w:rFonts w:ascii="Arial" w:hAnsi="Arial" w:cs="Arial"/>
-          <w:sz w:val="18"/>
-        </w:rPr>
-        <w:t xml:space="preserve"> services with </w:t>
-      </w:r>
-      <w:r>
-        <w:rPr>
-          <w:rStyle w:val="Strong"/>
-          <w:rFonts w:ascii="Arial" w:hAnsi="Arial" w:cs="Arial"/>
-          <w:sz w:val="18"/>
-        </w:rPr>
-        <w:t>AWS SQS/SNS</w:t>
-      </w:r>
-      <w:r>
-        <w:rPr>
-          <w:rFonts w:ascii="Arial" w:hAnsi="Arial" w:cs="Arial"/>
-          <w:sz w:val="18"/>
-        </w:rPr>
-        <w:t xml:space="preserve">, </w:t>
-      </w:r>
-      <w:r>
-        <w:rPr>
-          <w:rStyle w:val="Strong"/>
-          <w:rFonts w:ascii="Arial" w:hAnsi="Arial" w:cs="Arial"/>
-          <w:sz w:val="18"/>
-        </w:rPr>
-        <w:t>Kafka</w:t>
-      </w:r>
-      <w:r>
-        <w:rPr>
-          <w:rFonts w:ascii="Arial" w:hAnsi="Arial" w:cs="Arial"/>
-          <w:sz w:val="18"/>
-        </w:rPr>
-        <w:t xml:space="preserve">, and </w:t>
-      </w:r>
-      <w:proofErr w:type="spellStart"/>
-      <w:r>
-        <w:rPr>
-          <w:rStyle w:val="Strong"/>
-          <w:rFonts w:ascii="Arial" w:hAnsi="Arial" w:cs="Arial"/>
-          <w:sz w:val="18"/>
-        </w:rPr>
-        <w:t>RabbitMQ</w:t>
-      </w:r>
-      <w:proofErr w:type="spellEnd"/>
-      <w:r>
-        <w:rPr>
-          <w:rFonts w:ascii="Arial" w:hAnsi="Arial" w:cs="Arial"/>
-          <w:sz w:val="18"/>
-        </w:rPr>
-        <w:t xml:space="preserve">, implementing </w:t>
-      </w:r>
-      <w:r>
-        <w:rPr>
-          <w:rStyle w:val="Strong"/>
-          <w:rFonts w:ascii="Arial" w:hAnsi="Arial" w:cs="Arial"/>
-          <w:sz w:val="18"/>
-        </w:rPr>
-        <w:t>idempotent consumers</w:t>
-      </w:r>
-      <w:r>
-        <w:rPr>
-          <w:rFonts w:ascii="Arial" w:hAnsi="Arial" w:cs="Arial"/>
-          <w:sz w:val="18"/>
-        </w:rPr>
-        <w:t xml:space="preserve">, </w:t>
-      </w:r>
-      <w:r>
-        <w:rPr>
-          <w:rStyle w:val="Strong"/>
-          <w:rFonts w:ascii="Arial" w:hAnsi="Arial" w:cs="Arial"/>
-          <w:sz w:val="18"/>
-        </w:rPr>
-        <w:t>retries</w:t>
-      </w:r>
-      <w:r>
-        <w:rPr>
-          <w:rFonts w:ascii="Arial" w:hAnsi="Arial" w:cs="Arial"/>
-          <w:sz w:val="18"/>
-        </w:rPr>
-        <w:t xml:space="preserve">, and </w:t>
-      </w:r>
-      <w:r>
-        <w:rPr>
-          <w:rStyle w:val="Strong"/>
-          <w:rFonts w:ascii="Arial" w:hAnsi="Arial" w:cs="Arial"/>
-          <w:sz w:val="18"/>
-        </w:rPr>
-        <w:t>DLQs</w:t>
-      </w:r>
-      <w:r>
-        <w:rPr>
-          <w:rFonts w:ascii="Arial" w:hAnsi="Arial" w:cs="Arial"/>
-          <w:sz w:val="18"/>
-        </w:rPr>
-        <w:t xml:space="preserve"> for safe replay.</w:t>
-      </w:r>
-    </w:p>
-    <w:p>
-      <w:pPr>
-        <w:pStyle w:val="NormalWeb"/>
-        <w:numPr>
-          <w:ilvl w:val="0"/>
-          <w:numId w:val="18"/>
-        </w:numPr>
-        <w:jc w:val="both"/>
-        <w:rPr>
-          <w:rFonts w:ascii="Arial" w:hAnsi="Arial" w:cs="Arial"/>
-          <w:sz w:val="18"/>
-        </w:rPr>
-      </w:pPr>
-      <w:r>
-        <w:rPr>
-          <w:rFonts w:ascii="Arial" w:hAnsi="Arial" w:cs="Arial"/>
-          <w:sz w:val="18"/>
-        </w:rPr>
-        <w:t xml:space="preserve">Delivered a </w:t>
-      </w:r>
-      <w:r>
-        <w:rPr>
-          <w:rStyle w:val="Strong"/>
-          <w:rFonts w:ascii="Arial" w:hAnsi="Arial" w:cs="Arial"/>
-          <w:sz w:val="18"/>
-        </w:rPr>
-        <w:t>React</w:t>
-      </w:r>
-      <w:r>
-        <w:rPr>
-          <w:rFonts w:ascii="Arial" w:hAnsi="Arial" w:cs="Arial"/>
-          <w:sz w:val="18"/>
-        </w:rPr>
-        <w:t xml:space="preserve"> operator console to monitor job state, trigger replays, inspect failures, and surface user-friendly status timelines with </w:t>
-      </w:r>
-      <w:r>
-        <w:rPr>
-          <w:rStyle w:val="Strong"/>
-          <w:rFonts w:ascii="Arial" w:hAnsi="Arial" w:cs="Arial"/>
-          <w:sz w:val="18"/>
-        </w:rPr>
-        <w:t>correlation IDs</w:t>
-      </w:r>
-      <w:r>
-        <w:rPr>
-          <w:rFonts w:ascii="Arial" w:hAnsi="Arial" w:cs="Arial"/>
-          <w:sz w:val="18"/>
-        </w:rPr>
-        <w:t xml:space="preserve"> for end-to-end tracing.</w:t>
-      </w:r>
-    </w:p>
-    <w:p>
-      <w:pPr>
-        <w:pStyle w:val="NormalWeb"/>
-        <w:numPr>
-          <w:ilvl w:val="0"/>
-          <w:numId w:val="18"/>
-        </w:numPr>
-        <w:jc w:val="both"/>
-        <w:rPr>
-          <w:rFonts w:ascii="Arial" w:hAnsi="Arial" w:cs="Arial"/>
-          <w:sz w:val="18"/>
-        </w:rPr>
-      </w:pPr>
-      <w:r>
-        <w:rPr>
-          <w:rFonts w:ascii="Arial" w:hAnsi="Arial" w:cs="Arial"/>
-          <w:sz w:val="18"/>
-        </w:rPr>
-        <w:t xml:space="preserve">Implemented storage and delivery using </w:t>
-      </w:r>
-      <w:r>
-        <w:rPr>
-          <w:rStyle w:val="Strong"/>
-          <w:rFonts w:ascii="Arial" w:hAnsi="Arial" w:cs="Arial"/>
-          <w:sz w:val="18"/>
-        </w:rPr>
-        <w:t>S3</w:t>
-      </w:r>
-      <w:r>
-        <w:rPr>
-          <w:rFonts w:ascii="Arial" w:hAnsi="Arial" w:cs="Arial"/>
-          <w:sz w:val="18"/>
-        </w:rPr>
-        <w:t xml:space="preserve"> with </w:t>
-      </w:r>
-      <w:r>
-        <w:rPr>
-          <w:rStyle w:val="Strong"/>
-          <w:rFonts w:ascii="Arial" w:hAnsi="Arial" w:cs="Arial"/>
-          <w:sz w:val="18"/>
-        </w:rPr>
-        <w:t>signed URL</w:t>
-      </w:r>
-      <w:r>
-        <w:rPr>
-          <w:rFonts w:ascii="Arial" w:hAnsi="Arial" w:cs="Arial"/>
-          <w:sz w:val="18"/>
-        </w:rPr>
-        <w:t xml:space="preserve"> patterns, </w:t>
-      </w:r>
-      <w:r>
-        <w:rPr>
-          <w:rStyle w:val="Strong"/>
-          <w:rFonts w:ascii="Arial" w:hAnsi="Arial" w:cs="Arial"/>
-          <w:sz w:val="18"/>
-        </w:rPr>
-        <w:t>lifecycle rules</w:t>
-      </w:r>
-      <w:r>
-        <w:rPr>
-          <w:rFonts w:ascii="Arial" w:hAnsi="Arial" w:cs="Arial"/>
-          <w:sz w:val="18"/>
-        </w:rPr>
-        <w:t xml:space="preserve">, and metadata persisted in </w:t>
-      </w:r>
-      <w:proofErr w:type="spellStart"/>
-      <w:r>
-        <w:rPr>
-          <w:rStyle w:val="Strong"/>
-          <w:rFonts w:ascii="Arial" w:hAnsi="Arial" w:cs="Arial"/>
-          <w:sz w:val="18"/>
-        </w:rPr>
-        <w:t>PostgreSQL</w:t>
-      </w:r>
-      <w:proofErr w:type="spellEnd"/>
-      <w:r>
-        <w:rPr>
-          <w:rStyle w:val="Strong"/>
-          <w:rFonts w:ascii="Arial" w:hAnsi="Arial" w:cs="Arial"/>
-          <w:sz w:val="18"/>
-        </w:rPr>
-        <w:t>/RDS</w:t>
-      </w:r>
-      <w:r>
-        <w:rPr>
-          <w:rFonts w:ascii="Arial" w:hAnsi="Arial" w:cs="Arial"/>
-          <w:sz w:val="18"/>
-        </w:rPr>
-        <w:t xml:space="preserve">, including </w:t>
-      </w:r>
-      <w:r>
-        <w:rPr>
-          <w:rStyle w:val="Strong"/>
-          <w:rFonts w:ascii="Arial" w:hAnsi="Arial" w:cs="Arial"/>
-          <w:sz w:val="18"/>
-        </w:rPr>
-        <w:t>audit-ready</w:t>
-      </w:r>
-      <w:r>
-        <w:rPr>
-          <w:rFonts w:ascii="Arial" w:hAnsi="Arial" w:cs="Arial"/>
-          <w:sz w:val="18"/>
-        </w:rPr>
-        <w:t xml:space="preserve"> event trails.</w:t>
-      </w:r>
-    </w:p>
-    <w:p>
-      <w:pPr>
-        <w:pStyle w:val="NormalWeb"/>
-        <w:numPr>
-          <w:ilvl w:val="0"/>
-          <w:numId w:val="18"/>
-        </w:numPr>
-        <w:jc w:val="both"/>
-        <w:rPr>
-          <w:rFonts w:ascii="Arial" w:hAnsi="Arial" w:cs="Arial"/>
-          <w:sz w:val="18"/>
-        </w:rPr>
-      </w:pPr>
-      <w:r>
-        <w:rPr>
-          <w:rFonts w:ascii="Arial" w:hAnsi="Arial" w:cs="Arial"/>
-          <w:sz w:val="18"/>
-        </w:rPr>
-        <w:t xml:space="preserve">Operationalized reliability with </w:t>
-      </w:r>
-      <w:proofErr w:type="spellStart"/>
-      <w:r>
-        <w:rPr>
-          <w:rStyle w:val="Strong"/>
-          <w:rFonts w:ascii="Arial" w:hAnsi="Arial" w:cs="Arial"/>
-          <w:sz w:val="18"/>
-        </w:rPr>
-        <w:t>OpenTelemetry</w:t>
-      </w:r>
-      <w:proofErr w:type="spellEnd"/>
-      <w:r>
-        <w:rPr>
-          <w:rFonts w:ascii="Arial" w:hAnsi="Arial" w:cs="Arial"/>
-          <w:sz w:val="18"/>
-        </w:rPr>
-        <w:t xml:space="preserve"> traces shipped to </w:t>
-      </w:r>
-      <w:proofErr w:type="spellStart"/>
-      <w:r>
-        <w:rPr>
-          <w:rStyle w:val="Strong"/>
-          <w:rFonts w:ascii="Arial" w:hAnsi="Arial" w:cs="Arial"/>
-          <w:sz w:val="18"/>
-        </w:rPr>
-        <w:t>Datadog</w:t>
-      </w:r>
-      <w:proofErr w:type="spellEnd"/>
-      <w:r>
-        <w:rPr>
-          <w:rFonts w:ascii="Arial" w:hAnsi="Arial" w:cs="Arial"/>
-          <w:sz w:val="18"/>
-        </w:rPr>
-        <w:t xml:space="preserve">, dashboards in </w:t>
-      </w:r>
-      <w:proofErr w:type="spellStart"/>
-      <w:r>
-        <w:rPr>
-          <w:rStyle w:val="Strong"/>
-          <w:rFonts w:ascii="Arial" w:hAnsi="Arial" w:cs="Arial"/>
-          <w:sz w:val="18"/>
-        </w:rPr>
-        <w:t>Grafana</w:t>
-      </w:r>
-      <w:proofErr w:type="spellEnd"/>
-      <w:r>
-        <w:rPr>
-          <w:rStyle w:val="Strong"/>
-          <w:rFonts w:ascii="Arial" w:hAnsi="Arial" w:cs="Arial"/>
-          <w:sz w:val="18"/>
-        </w:rPr>
-        <w:t>/Prometheus</w:t>
-      </w:r>
-      <w:r>
-        <w:rPr>
-          <w:rFonts w:ascii="Arial" w:hAnsi="Arial" w:cs="Arial"/>
-          <w:sz w:val="18"/>
-        </w:rPr>
-        <w:t xml:space="preserve">, and structured logs into </w:t>
-      </w:r>
-      <w:r>
-        <w:rPr>
-          <w:rStyle w:val="Strong"/>
-          <w:rFonts w:ascii="Arial" w:hAnsi="Arial" w:cs="Arial"/>
-          <w:sz w:val="18"/>
-        </w:rPr>
-        <w:t>ELK/EFK</w:t>
-      </w:r>
-      <w:r>
-        <w:rPr>
-          <w:rFonts w:ascii="Arial" w:hAnsi="Arial" w:cs="Arial"/>
-          <w:sz w:val="18"/>
-        </w:rPr>
-        <w:t xml:space="preserve"> and </w:t>
-      </w:r>
-      <w:proofErr w:type="spellStart"/>
-      <w:r>
-        <w:rPr>
-          <w:rStyle w:val="Strong"/>
-          <w:rFonts w:ascii="Arial" w:hAnsi="Arial" w:cs="Arial"/>
-          <w:sz w:val="18"/>
-        </w:rPr>
-        <w:t>CloudWatch</w:t>
-      </w:r>
-      <w:proofErr w:type="spellEnd"/>
-      <w:r>
-        <w:rPr>
-          <w:rFonts w:ascii="Arial" w:hAnsi="Arial" w:cs="Arial"/>
-          <w:sz w:val="18"/>
-        </w:rPr>
-        <w:t xml:space="preserve"> for incident triage.</w:t>
-      </w:r>
-    </w:p>
-    <w:p>
-      <w:pPr>
-        <w:pStyle w:val="Heading3"/>
-        <w:jc w:val="both"/>
-        <w:rPr>
-          <w:rFonts w:ascii="Arial" w:hAnsi="Arial" w:cs="Arial"/>
-          <w:b/>
-          <w:color w:val="auto"/>
-          <w:sz w:val="18"/>
-        </w:rPr>
-      </w:pPr>
-      <w:r>
-        <w:rPr>
-          <w:rFonts w:ascii="Arial" w:hAnsi="Arial" w:cs="Arial"/>
-          <w:b/>
-          <w:color w:val="auto"/>
-          <w:sz w:val="18"/>
-        </w:rPr>
-        <w:t>Search + Analytics Pipeline for Product Insights (React + Node)</w:t>
-      </w:r>
-    </w:p>
-    <w:p>
-      <w:pPr>
-        <w:pStyle w:val="NormalWeb"/>
-        <w:numPr>
-          <w:ilvl w:val="0"/>
-          <w:numId w:val="19"/>
-        </w:numPr>
-        <w:jc w:val="both"/>
-        <w:rPr>
-          <w:rFonts w:ascii="Arial" w:hAnsi="Arial" w:cs="Arial"/>
-          <w:sz w:val="18"/>
-        </w:rPr>
-      </w:pPr>
-      <w:r>
-        <w:rPr>
-          <w:rFonts w:ascii="Arial" w:hAnsi="Arial" w:cs="Arial"/>
-          <w:sz w:val="18"/>
-        </w:rPr>
-        <w:t xml:space="preserve">Implemented near-real-time indexing into </w:t>
-      </w:r>
-      <w:proofErr w:type="spellStart"/>
-      <w:r>
-        <w:rPr>
-          <w:rStyle w:val="Strong"/>
-          <w:rFonts w:ascii="Arial" w:hAnsi="Arial" w:cs="Arial"/>
-          <w:sz w:val="18"/>
-        </w:rPr>
-        <w:t>Elasticsearch</w:t>
-      </w:r>
-      <w:proofErr w:type="spellEnd"/>
-      <w:r>
-        <w:rPr>
-          <w:rStyle w:val="Strong"/>
-          <w:rFonts w:ascii="Arial" w:hAnsi="Arial" w:cs="Arial"/>
-          <w:sz w:val="18"/>
-        </w:rPr>
-        <w:t>/OpenSearch</w:t>
-      </w:r>
-      <w:r>
-        <w:rPr>
-          <w:rFonts w:ascii="Arial" w:hAnsi="Arial" w:cs="Arial"/>
-          <w:sz w:val="18"/>
-        </w:rPr>
-        <w:t xml:space="preserve"> from </w:t>
-      </w:r>
-      <w:r>
-        <w:rPr>
-          <w:rStyle w:val="Strong"/>
-          <w:rFonts w:ascii="Arial" w:hAnsi="Arial" w:cs="Arial"/>
-          <w:sz w:val="18"/>
-        </w:rPr>
-        <w:t>domain events</w:t>
-      </w:r>
-      <w:r>
-        <w:rPr>
-          <w:rFonts w:ascii="Arial" w:hAnsi="Arial" w:cs="Arial"/>
-          <w:sz w:val="18"/>
-        </w:rPr>
-        <w:t xml:space="preserve"> produced/consumed by </w:t>
-      </w:r>
-      <w:r>
-        <w:rPr>
-          <w:rStyle w:val="Strong"/>
-          <w:rFonts w:ascii="Arial" w:hAnsi="Arial" w:cs="Arial"/>
-          <w:sz w:val="18"/>
-        </w:rPr>
-        <w:t>Node.js</w:t>
-      </w:r>
-      <w:r>
-        <w:rPr>
-          <w:rFonts w:ascii="Arial" w:hAnsi="Arial" w:cs="Arial"/>
-          <w:sz w:val="18"/>
-        </w:rPr>
-        <w:t xml:space="preserve"> workers, improving query relevance and reducing investigation time for support teams.</w:t>
-      </w:r>
-    </w:p>
-    <w:p>
-      <w:pPr>
-        <w:pStyle w:val="NormalWeb"/>
-        <w:numPr>
-          <w:ilvl w:val="0"/>
-          <w:numId w:val="19"/>
-        </w:numPr>
-        <w:jc w:val="both"/>
-        <w:rPr>
-          <w:rFonts w:ascii="Arial" w:hAnsi="Arial" w:cs="Arial"/>
-          <w:sz w:val="18"/>
-        </w:rPr>
-      </w:pPr>
-      <w:r>
-        <w:rPr>
-          <w:rFonts w:ascii="Arial" w:hAnsi="Arial" w:cs="Arial"/>
-          <w:sz w:val="18"/>
-        </w:rPr>
-        <w:t xml:space="preserve">Built </w:t>
-      </w:r>
-      <w:proofErr w:type="gramStart"/>
-      <w:r>
-        <w:rPr>
-          <w:rFonts w:ascii="Arial" w:hAnsi="Arial" w:cs="Arial"/>
-          <w:sz w:val="18"/>
-        </w:rPr>
-        <w:t xml:space="preserve">a </w:t>
-      </w:r>
-      <w:r>
-        <w:rPr>
-          <w:rStyle w:val="Strong"/>
-          <w:rFonts w:ascii="Arial" w:hAnsi="Arial" w:cs="Arial"/>
-          <w:sz w:val="18"/>
-        </w:rPr>
-        <w:t>React</w:t>
-      </w:r>
-      <w:r>
-        <w:rPr>
-          <w:rFonts w:ascii="Arial" w:hAnsi="Arial" w:cs="Arial"/>
-          <w:sz w:val="18"/>
-        </w:rPr>
-        <w:t xml:space="preserve"> insights</w:t>
-      </w:r>
-      <w:proofErr w:type="gramEnd"/>
-      <w:r>
-        <w:rPr>
-          <w:rFonts w:ascii="Arial" w:hAnsi="Arial" w:cs="Arial"/>
-          <w:sz w:val="18"/>
-        </w:rPr>
-        <w:t xml:space="preserve"> dashboard with saved searches, filterable drill-downs, and investigation-friendly views powered by </w:t>
-      </w:r>
-      <w:proofErr w:type="spellStart"/>
-      <w:r>
-        <w:rPr>
-          <w:rStyle w:val="Strong"/>
-          <w:rFonts w:ascii="Arial" w:hAnsi="Arial" w:cs="Arial"/>
-          <w:sz w:val="18"/>
-        </w:rPr>
-        <w:t>Elasticsearch</w:t>
-      </w:r>
-      <w:proofErr w:type="spellEnd"/>
-      <w:r>
-        <w:rPr>
-          <w:rStyle w:val="Strong"/>
-          <w:rFonts w:ascii="Arial" w:hAnsi="Arial" w:cs="Arial"/>
-          <w:sz w:val="18"/>
-        </w:rPr>
-        <w:t>/OpenSearch</w:t>
-      </w:r>
-      <w:r>
-        <w:rPr>
-          <w:rFonts w:ascii="Arial" w:hAnsi="Arial" w:cs="Arial"/>
-          <w:sz w:val="18"/>
-        </w:rPr>
-        <w:t xml:space="preserve"> queries and cached read models.</w:t>
-      </w:r>
-    </w:p>
-    <w:p>
-      <w:pPr>
-        <w:pStyle w:val="NormalWeb"/>
-        <w:numPr>
-          <w:ilvl w:val="0"/>
-          <w:numId w:val="19"/>
-        </w:numPr>
-        <w:jc w:val="both"/>
-        <w:rPr>
-          <w:rFonts w:ascii="Arial" w:hAnsi="Arial" w:cs="Arial"/>
-          <w:sz w:val="18"/>
-        </w:rPr>
-      </w:pPr>
-      <w:r>
-        <w:rPr>
-          <w:rFonts w:ascii="Arial" w:hAnsi="Arial" w:cs="Arial"/>
-          <w:sz w:val="18"/>
-        </w:rPr>
-        <w:t xml:space="preserve">Delivered analytics exposure through </w:t>
-      </w:r>
-      <w:r>
-        <w:rPr>
-          <w:rStyle w:val="Strong"/>
-          <w:rFonts w:ascii="Arial" w:hAnsi="Arial" w:cs="Arial"/>
-          <w:sz w:val="18"/>
-        </w:rPr>
-        <w:t>Redshift</w:t>
-      </w:r>
-      <w:r>
-        <w:rPr>
-          <w:rFonts w:ascii="Arial" w:hAnsi="Arial" w:cs="Arial"/>
-          <w:sz w:val="18"/>
-        </w:rPr>
-        <w:t xml:space="preserve"> and </w:t>
-      </w:r>
-      <w:proofErr w:type="spellStart"/>
-      <w:r>
-        <w:rPr>
-          <w:rStyle w:val="Strong"/>
-          <w:rFonts w:ascii="Arial" w:hAnsi="Arial" w:cs="Arial"/>
-          <w:sz w:val="18"/>
-        </w:rPr>
-        <w:t>BigQuery</w:t>
-      </w:r>
-      <w:proofErr w:type="spellEnd"/>
-      <w:r>
-        <w:rPr>
-          <w:rFonts w:ascii="Arial" w:hAnsi="Arial" w:cs="Arial"/>
-          <w:sz w:val="18"/>
-        </w:rPr>
-        <w:t xml:space="preserve"> consumers, enabling product KPI reporting without overloading </w:t>
-      </w:r>
-      <w:r>
-        <w:rPr>
-          <w:rStyle w:val="Strong"/>
-          <w:rFonts w:ascii="Arial" w:hAnsi="Arial" w:cs="Arial"/>
-          <w:sz w:val="18"/>
-        </w:rPr>
-        <w:t>transactional databases</w:t>
-      </w:r>
-      <w:r>
-        <w:rPr>
-          <w:rFonts w:ascii="Arial" w:hAnsi="Arial" w:cs="Arial"/>
-          <w:sz w:val="18"/>
-        </w:rPr>
-        <w:t>.</w:t>
-      </w:r>
-    </w:p>
-    <w:p>
-      <w:pPr>
-        <w:pStyle w:val="NormalWeb"/>
-        <w:numPr>
-          <w:ilvl w:val="0"/>
-          <w:numId w:val="19"/>
-        </w:numPr>
-        <w:jc w:val="both"/>
-        <w:rPr>
-          <w:rFonts w:ascii="Arial" w:hAnsi="Arial" w:cs="Arial"/>
-          <w:sz w:val="18"/>
-        </w:rPr>
-      </w:pPr>
-      <w:r>
-        <w:rPr>
-          <w:rFonts w:ascii="Arial" w:hAnsi="Arial" w:cs="Arial"/>
-          <w:sz w:val="18"/>
-        </w:rPr>
-        <w:t xml:space="preserve">Automated deployments using </w:t>
-      </w:r>
-      <w:proofErr w:type="spellStart"/>
-      <w:r>
-        <w:rPr>
-          <w:rStyle w:val="Strong"/>
-          <w:rFonts w:ascii="Arial" w:hAnsi="Arial" w:cs="Arial"/>
-          <w:sz w:val="18"/>
-        </w:rPr>
-        <w:t>Docker</w:t>
-      </w:r>
-      <w:proofErr w:type="spellEnd"/>
-      <w:r>
-        <w:rPr>
-          <w:rFonts w:ascii="Arial" w:hAnsi="Arial" w:cs="Arial"/>
-          <w:sz w:val="18"/>
-        </w:rPr>
-        <w:t xml:space="preserve"> + </w:t>
-      </w:r>
-      <w:proofErr w:type="spellStart"/>
-      <w:r>
-        <w:rPr>
-          <w:rStyle w:val="Strong"/>
-          <w:rFonts w:ascii="Arial" w:hAnsi="Arial" w:cs="Arial"/>
-          <w:sz w:val="18"/>
-        </w:rPr>
-        <w:t>Kubernetes</w:t>
-      </w:r>
-      <w:proofErr w:type="spellEnd"/>
-      <w:r>
-        <w:rPr>
-          <w:rFonts w:ascii="Arial" w:hAnsi="Arial" w:cs="Arial"/>
-          <w:sz w:val="18"/>
-        </w:rPr>
-        <w:t xml:space="preserve"> (</w:t>
-      </w:r>
-      <w:r>
-        <w:rPr>
-          <w:rStyle w:val="Strong"/>
-          <w:rFonts w:ascii="Arial" w:hAnsi="Arial" w:cs="Arial"/>
-          <w:sz w:val="18"/>
-        </w:rPr>
-        <w:t>EKS</w:t>
-      </w:r>
-      <w:r>
-        <w:rPr>
-          <w:rFonts w:ascii="Arial" w:hAnsi="Arial" w:cs="Arial"/>
-          <w:sz w:val="18"/>
-        </w:rPr>
-        <w:t xml:space="preserve"> primary with </w:t>
-      </w:r>
-      <w:r>
-        <w:rPr>
-          <w:rStyle w:val="Strong"/>
-          <w:rFonts w:ascii="Arial" w:hAnsi="Arial" w:cs="Arial"/>
-          <w:sz w:val="18"/>
-        </w:rPr>
-        <w:t>GKE</w:t>
-      </w:r>
-      <w:r>
-        <w:rPr>
-          <w:rFonts w:ascii="Arial" w:hAnsi="Arial" w:cs="Arial"/>
-          <w:sz w:val="18"/>
-        </w:rPr>
-        <w:t xml:space="preserve"> exposure), </w:t>
-      </w:r>
-      <w:r>
-        <w:rPr>
-          <w:rStyle w:val="Strong"/>
-          <w:rFonts w:ascii="Arial" w:hAnsi="Arial" w:cs="Arial"/>
-          <w:sz w:val="18"/>
-        </w:rPr>
-        <w:t>Helm</w:t>
-      </w:r>
-      <w:r>
-        <w:rPr>
-          <w:rFonts w:ascii="Arial" w:hAnsi="Arial" w:cs="Arial"/>
-          <w:sz w:val="18"/>
-        </w:rPr>
-        <w:t xml:space="preserve">, </w:t>
-      </w:r>
-      <w:r>
-        <w:rPr>
-          <w:rStyle w:val="Strong"/>
-          <w:rFonts w:ascii="Arial" w:hAnsi="Arial" w:cs="Arial"/>
-          <w:sz w:val="18"/>
-        </w:rPr>
-        <w:t>Argo CD</w:t>
-      </w:r>
-      <w:r>
-        <w:rPr>
-          <w:rFonts w:ascii="Arial" w:hAnsi="Arial" w:cs="Arial"/>
-          <w:sz w:val="18"/>
-        </w:rPr>
-        <w:t xml:space="preserve"> </w:t>
-      </w:r>
-      <w:proofErr w:type="spellStart"/>
-      <w:r>
-        <w:rPr>
-          <w:rStyle w:val="Strong"/>
-          <w:rFonts w:ascii="Arial" w:hAnsi="Arial" w:cs="Arial"/>
-          <w:sz w:val="18"/>
-        </w:rPr>
-        <w:t>GitOps</w:t>
-      </w:r>
-      <w:proofErr w:type="spellEnd"/>
-      <w:r>
-        <w:rPr>
-          <w:rFonts w:ascii="Arial" w:hAnsi="Arial" w:cs="Arial"/>
-          <w:sz w:val="18"/>
-        </w:rPr>
-        <w:t xml:space="preserve">, and </w:t>
-      </w:r>
-      <w:proofErr w:type="spellStart"/>
-      <w:r>
-        <w:rPr>
-          <w:rFonts w:ascii="Arial" w:hAnsi="Arial" w:cs="Arial"/>
-          <w:sz w:val="18"/>
-        </w:rPr>
-        <w:t>IaC</w:t>
-      </w:r>
-      <w:proofErr w:type="spellEnd"/>
-      <w:r>
-        <w:rPr>
-          <w:rFonts w:ascii="Arial" w:hAnsi="Arial" w:cs="Arial"/>
-          <w:sz w:val="18"/>
-        </w:rPr>
-        <w:t xml:space="preserve"> via </w:t>
-      </w:r>
-      <w:proofErr w:type="spellStart"/>
-      <w:r>
-        <w:rPr>
-          <w:rStyle w:val="Strong"/>
-          <w:rFonts w:ascii="Arial" w:hAnsi="Arial" w:cs="Arial"/>
-          <w:sz w:val="18"/>
-        </w:rPr>
-        <w:t>Terraform</w:t>
-      </w:r>
-      <w:proofErr w:type="spellEnd"/>
-      <w:r>
-        <w:rPr>
-          <w:rStyle w:val="Strong"/>
-          <w:rFonts w:ascii="Arial" w:hAnsi="Arial" w:cs="Arial"/>
-          <w:sz w:val="18"/>
-        </w:rPr>
-        <w:t>/</w:t>
-      </w:r>
-      <w:proofErr w:type="spellStart"/>
-      <w:r>
-        <w:rPr>
-          <w:rStyle w:val="Strong"/>
-          <w:rFonts w:ascii="Arial" w:hAnsi="Arial" w:cs="Arial"/>
-          <w:sz w:val="18"/>
-        </w:rPr>
-        <w:t>CloudFormation</w:t>
-      </w:r>
-      <w:proofErr w:type="spellEnd"/>
-      <w:r>
-        <w:rPr>
-          <w:rFonts w:ascii="Arial" w:hAnsi="Arial" w:cs="Arial"/>
-          <w:sz w:val="18"/>
-        </w:rPr>
-        <w:t>.</w:t>
-      </w:r>
-    </w:p>
-    <w:p>
-      <w:pPr>
-        <w:pStyle w:val="Heading3"/>
-        <w:jc w:val="both"/>
-        <w:rPr>
-          <w:rFonts w:ascii="Arial" w:hAnsi="Arial" w:cs="Arial"/>
-          <w:b/>
-          <w:color w:val="auto"/>
-          <w:sz w:val="18"/>
-        </w:rPr>
-      </w:pPr>
-      <w:r>
-        <w:rPr>
-          <w:rFonts w:ascii="Arial" w:hAnsi="Arial" w:cs="Arial"/>
-          <w:b/>
-          <w:color w:val="auto"/>
-          <w:sz w:val="18"/>
-        </w:rPr>
-        <w:t>Secure API Gateway / BFF for Multi-Client Apps (React + Node)</w:t>
-      </w:r>
-    </w:p>
-    <w:p>
-      <w:pPr>
-        <w:pStyle w:val="NormalWeb"/>
-        <w:numPr>
-          <w:ilvl w:val="0"/>
-          <w:numId w:val="20"/>
-        </w:numPr>
-        <w:jc w:val="both"/>
-        <w:rPr>
-          <w:rFonts w:ascii="Arial" w:hAnsi="Arial" w:cs="Arial"/>
-          <w:sz w:val="18"/>
-        </w:rPr>
-      </w:pPr>
-      <w:r>
-        <w:rPr>
-          <w:rFonts w:ascii="Arial" w:hAnsi="Arial" w:cs="Arial"/>
-          <w:sz w:val="18"/>
-        </w:rPr>
-        <w:t xml:space="preserve">Built a </w:t>
-      </w:r>
-      <w:r>
-        <w:rPr>
-          <w:rStyle w:val="Strong"/>
-          <w:rFonts w:ascii="Arial" w:hAnsi="Arial" w:cs="Arial"/>
-          <w:sz w:val="18"/>
-        </w:rPr>
-        <w:t>Node.js</w:t>
-      </w:r>
-      <w:r>
-        <w:rPr>
-          <w:rFonts w:ascii="Arial" w:hAnsi="Arial" w:cs="Arial"/>
-          <w:sz w:val="18"/>
-        </w:rPr>
-        <w:t xml:space="preserve"> </w:t>
-      </w:r>
-      <w:r>
-        <w:rPr>
-          <w:rStyle w:val="Strong"/>
-          <w:rFonts w:ascii="Arial" w:hAnsi="Arial" w:cs="Arial"/>
-          <w:sz w:val="18"/>
-        </w:rPr>
-        <w:t>API Gateway/BFF</w:t>
-      </w:r>
-      <w:r>
-        <w:rPr>
-          <w:rFonts w:ascii="Arial" w:hAnsi="Arial" w:cs="Arial"/>
-          <w:sz w:val="18"/>
-        </w:rPr>
-        <w:t xml:space="preserve"> that normalized responses across services and enforced cross-cutting concerns like </w:t>
-      </w:r>
-      <w:r>
-        <w:rPr>
-          <w:rStyle w:val="Strong"/>
-          <w:rFonts w:ascii="Arial" w:hAnsi="Arial" w:cs="Arial"/>
-          <w:sz w:val="18"/>
-        </w:rPr>
-        <w:t>rate limiting</w:t>
-      </w:r>
-      <w:r>
-        <w:rPr>
-          <w:rFonts w:ascii="Arial" w:hAnsi="Arial" w:cs="Arial"/>
-          <w:sz w:val="18"/>
-        </w:rPr>
-        <w:t xml:space="preserve">, </w:t>
-      </w:r>
-      <w:r>
-        <w:rPr>
-          <w:rStyle w:val="Strong"/>
-          <w:rFonts w:ascii="Arial" w:hAnsi="Arial" w:cs="Arial"/>
-          <w:sz w:val="18"/>
-        </w:rPr>
-        <w:t>request validation</w:t>
-      </w:r>
-      <w:r>
-        <w:rPr>
-          <w:rFonts w:ascii="Arial" w:hAnsi="Arial" w:cs="Arial"/>
-          <w:sz w:val="18"/>
-        </w:rPr>
-        <w:t xml:space="preserve">, and </w:t>
-      </w:r>
-      <w:r>
-        <w:rPr>
-          <w:rStyle w:val="Strong"/>
-          <w:rFonts w:ascii="Arial" w:hAnsi="Arial" w:cs="Arial"/>
-          <w:sz w:val="18"/>
-        </w:rPr>
-        <w:t>correlation IDs</w:t>
-      </w:r>
-      <w:r>
-        <w:rPr>
-          <w:rFonts w:ascii="Arial" w:hAnsi="Arial" w:cs="Arial"/>
-          <w:sz w:val="18"/>
-        </w:rPr>
-        <w:t>.</w:t>
-      </w:r>
-    </w:p>
-    <w:p>
-      <w:pPr>
-        <w:pStyle w:val="NormalWeb"/>
-        <w:numPr>
-          <w:ilvl w:val="0"/>
-          <w:numId w:val="20"/>
-        </w:numPr>
-        <w:jc w:val="both"/>
-        <w:rPr>
-          <w:rFonts w:ascii="Arial" w:hAnsi="Arial" w:cs="Arial"/>
-          <w:sz w:val="18"/>
-        </w:rPr>
-      </w:pPr>
-      <w:r>
-        <w:rPr>
-          <w:rFonts w:ascii="Arial" w:hAnsi="Arial" w:cs="Arial"/>
-          <w:sz w:val="18"/>
-        </w:rPr>
-        <w:t xml:space="preserve">Implemented </w:t>
-      </w:r>
-      <w:r>
-        <w:rPr>
-          <w:rStyle w:val="Strong"/>
-          <w:rFonts w:ascii="Arial" w:hAnsi="Arial" w:cs="Arial"/>
-          <w:sz w:val="18"/>
-        </w:rPr>
-        <w:t>OAuth2</w:t>
-      </w:r>
-      <w:r>
-        <w:rPr>
-          <w:rFonts w:ascii="Arial" w:hAnsi="Arial" w:cs="Arial"/>
-          <w:sz w:val="18"/>
-        </w:rPr>
-        <w:t xml:space="preserve">, </w:t>
-      </w:r>
-      <w:proofErr w:type="spellStart"/>
-      <w:r>
-        <w:rPr>
-          <w:rStyle w:val="Strong"/>
-          <w:rFonts w:ascii="Arial" w:hAnsi="Arial" w:cs="Arial"/>
-          <w:sz w:val="18"/>
-        </w:rPr>
-        <w:t>OpenID</w:t>
-      </w:r>
-      <w:proofErr w:type="spellEnd"/>
-      <w:r>
-        <w:rPr>
-          <w:rStyle w:val="Strong"/>
-          <w:rFonts w:ascii="Arial" w:hAnsi="Arial" w:cs="Arial"/>
-          <w:sz w:val="18"/>
-        </w:rPr>
-        <w:t xml:space="preserve"> Connect</w:t>
-      </w:r>
-      <w:r>
-        <w:rPr>
-          <w:rFonts w:ascii="Arial" w:hAnsi="Arial" w:cs="Arial"/>
-          <w:sz w:val="18"/>
-        </w:rPr>
-        <w:t xml:space="preserve">, </w:t>
-      </w:r>
-      <w:proofErr w:type="gramStart"/>
-      <w:r>
-        <w:rPr>
-          <w:rStyle w:val="Strong"/>
-          <w:rFonts w:ascii="Arial" w:hAnsi="Arial" w:cs="Arial"/>
-          <w:sz w:val="18"/>
-        </w:rPr>
-        <w:t>JWT</w:t>
-      </w:r>
-      <w:proofErr w:type="gramEnd"/>
-      <w:r>
-        <w:rPr>
-          <w:rFonts w:ascii="Arial" w:hAnsi="Arial" w:cs="Arial"/>
-          <w:sz w:val="18"/>
-        </w:rPr>
-        <w:t xml:space="preserve"> validation, integration with </w:t>
-      </w:r>
-      <w:proofErr w:type="spellStart"/>
-      <w:r>
-        <w:rPr>
-          <w:rStyle w:val="Strong"/>
-          <w:rFonts w:ascii="Arial" w:hAnsi="Arial" w:cs="Arial"/>
-          <w:sz w:val="18"/>
-        </w:rPr>
-        <w:t>Okta</w:t>
-      </w:r>
-      <w:proofErr w:type="spellEnd"/>
-      <w:r>
-        <w:rPr>
-          <w:rStyle w:val="Strong"/>
-          <w:rFonts w:ascii="Arial" w:hAnsi="Arial" w:cs="Arial"/>
-          <w:sz w:val="18"/>
-        </w:rPr>
-        <w:t>/Auth0</w:t>
-      </w:r>
-      <w:r>
-        <w:rPr>
-          <w:rFonts w:ascii="Arial" w:hAnsi="Arial" w:cs="Arial"/>
-          <w:sz w:val="18"/>
-        </w:rPr>
-        <w:t xml:space="preserve"> and </w:t>
-      </w:r>
-      <w:r>
-        <w:rPr>
-          <w:rStyle w:val="Strong"/>
-          <w:rFonts w:ascii="Arial" w:hAnsi="Arial" w:cs="Arial"/>
-          <w:sz w:val="18"/>
-        </w:rPr>
-        <w:t xml:space="preserve">AWS </w:t>
-      </w:r>
-      <w:proofErr w:type="spellStart"/>
-      <w:r>
-        <w:rPr>
-          <w:rStyle w:val="Strong"/>
-          <w:rFonts w:ascii="Arial" w:hAnsi="Arial" w:cs="Arial"/>
-          <w:sz w:val="18"/>
-        </w:rPr>
-        <w:t>Cognito</w:t>
-      </w:r>
-      <w:proofErr w:type="spellEnd"/>
-      <w:r>
-        <w:rPr>
-          <w:rFonts w:ascii="Arial" w:hAnsi="Arial" w:cs="Arial"/>
-          <w:sz w:val="18"/>
-        </w:rPr>
-        <w:t xml:space="preserve">, and </w:t>
-      </w:r>
-      <w:r>
-        <w:rPr>
-          <w:rStyle w:val="Strong"/>
-          <w:rFonts w:ascii="Arial" w:hAnsi="Arial" w:cs="Arial"/>
-          <w:sz w:val="18"/>
-        </w:rPr>
-        <w:t>RBAC/ABAC</w:t>
-      </w:r>
-      <w:r>
-        <w:rPr>
-          <w:rFonts w:ascii="Arial" w:hAnsi="Arial" w:cs="Arial"/>
-          <w:sz w:val="18"/>
-        </w:rPr>
-        <w:t xml:space="preserve"> authorization with </w:t>
-      </w:r>
-      <w:r>
-        <w:rPr>
-          <w:rStyle w:val="Strong"/>
-          <w:rFonts w:ascii="Arial" w:hAnsi="Arial" w:cs="Arial"/>
-          <w:sz w:val="18"/>
-        </w:rPr>
-        <w:t>structured audit logging</w:t>
-      </w:r>
-      <w:r>
-        <w:rPr>
-          <w:rFonts w:ascii="Arial" w:hAnsi="Arial" w:cs="Arial"/>
-          <w:sz w:val="18"/>
-        </w:rPr>
-        <w:t>.</w:t>
-      </w:r>
-    </w:p>
-    <w:p>
-      <w:pPr>
-        <w:pStyle w:val="NormalWeb"/>
-        <w:numPr>
-          <w:ilvl w:val="0"/>
-          <w:numId w:val="20"/>
-        </w:numPr>
-        <w:jc w:val="both"/>
-        <w:rPr>
-          <w:rFonts w:ascii="Arial" w:hAnsi="Arial" w:cs="Arial"/>
-          <w:sz w:val="18"/>
-        </w:rPr>
-      </w:pPr>
-      <w:r>
-        <w:rPr>
-          <w:rFonts w:ascii="Arial" w:hAnsi="Arial" w:cs="Arial"/>
-          <w:sz w:val="18"/>
-        </w:rPr>
-        <w:t xml:space="preserve">Delivered a </w:t>
-      </w:r>
-      <w:r>
-        <w:rPr>
-          <w:rStyle w:val="Strong"/>
-          <w:rFonts w:ascii="Arial" w:hAnsi="Arial" w:cs="Arial"/>
-          <w:sz w:val="18"/>
-        </w:rPr>
-        <w:t>React</w:t>
-      </w:r>
-      <w:r>
-        <w:rPr>
-          <w:rFonts w:ascii="Arial" w:hAnsi="Arial" w:cs="Arial"/>
-          <w:sz w:val="18"/>
-        </w:rPr>
-        <w:t xml:space="preserve"> client layer consuming the BFF with consistent error semantics, typed contracts, and user-facing fallbacks for degraded dependencies.</w:t>
-      </w:r>
-    </w:p>
-    <w:p>
-      <w:pPr>
-        <w:pStyle w:val="NormalWeb"/>
-        <w:numPr>
-          <w:ilvl w:val="0"/>
-          <w:numId w:val="20"/>
-        </w:numPr>
-        <w:jc w:val="both"/>
-        <w:rPr>
-          <w:rFonts w:ascii="Arial" w:hAnsi="Arial" w:cs="Arial"/>
-          <w:sz w:val="18"/>
-        </w:rPr>
-      </w:pPr>
-      <w:r>
-        <w:rPr>
-          <w:rFonts w:ascii="Arial" w:hAnsi="Arial" w:cs="Arial"/>
-          <w:sz w:val="18"/>
-        </w:rPr>
-        <w:t xml:space="preserve">Validated reliability with </w:t>
-      </w:r>
-      <w:r>
-        <w:rPr>
-          <w:rStyle w:val="Strong"/>
-          <w:rFonts w:ascii="Arial" w:hAnsi="Arial" w:cs="Arial"/>
-          <w:sz w:val="18"/>
-        </w:rPr>
-        <w:t>Jest</w:t>
-      </w:r>
-      <w:r>
-        <w:rPr>
-          <w:rFonts w:ascii="Arial" w:hAnsi="Arial" w:cs="Arial"/>
-          <w:sz w:val="18"/>
-        </w:rPr>
-        <w:t xml:space="preserve">, </w:t>
-      </w:r>
-      <w:r>
-        <w:rPr>
-          <w:rStyle w:val="Strong"/>
-          <w:rFonts w:ascii="Arial" w:hAnsi="Arial" w:cs="Arial"/>
-          <w:sz w:val="18"/>
-        </w:rPr>
-        <w:t>Mocha/Chai</w:t>
-      </w:r>
-      <w:r>
-        <w:rPr>
-          <w:rFonts w:ascii="Arial" w:hAnsi="Arial" w:cs="Arial"/>
-          <w:sz w:val="18"/>
-        </w:rPr>
-        <w:t xml:space="preserve">, </w:t>
-      </w:r>
-      <w:r>
-        <w:rPr>
-          <w:rStyle w:val="Strong"/>
-          <w:rFonts w:ascii="Arial" w:hAnsi="Arial" w:cs="Arial"/>
-          <w:sz w:val="18"/>
-        </w:rPr>
-        <w:t>Pact-style contract tests</w:t>
-      </w:r>
-      <w:r>
-        <w:rPr>
-          <w:rFonts w:ascii="Arial" w:hAnsi="Arial" w:cs="Arial"/>
-          <w:sz w:val="18"/>
-        </w:rPr>
-        <w:t xml:space="preserve">, and UI automation using </w:t>
-      </w:r>
-      <w:r>
-        <w:rPr>
-          <w:rStyle w:val="Strong"/>
-          <w:rFonts w:ascii="Arial" w:hAnsi="Arial" w:cs="Arial"/>
-          <w:sz w:val="18"/>
-        </w:rPr>
-        <w:t>React Testing Library</w:t>
-      </w:r>
-      <w:r>
-        <w:rPr>
-          <w:rFonts w:ascii="Arial" w:hAnsi="Arial" w:cs="Arial"/>
-          <w:sz w:val="18"/>
-        </w:rPr>
-        <w:t xml:space="preserve">, </w:t>
-      </w:r>
-      <w:r>
-        <w:rPr>
-          <w:rStyle w:val="Strong"/>
-          <w:rFonts w:ascii="Arial" w:hAnsi="Arial" w:cs="Arial"/>
-          <w:sz w:val="18"/>
-        </w:rPr>
-        <w:t>Cypress</w:t>
-      </w:r>
-      <w:r>
-        <w:rPr>
-          <w:rFonts w:ascii="Arial" w:hAnsi="Arial" w:cs="Arial"/>
-          <w:sz w:val="18"/>
-        </w:rPr>
-        <w:t xml:space="preserve">, and </w:t>
-      </w:r>
-      <w:r>
-        <w:rPr>
-          <w:rStyle w:val="Strong"/>
-          <w:rFonts w:ascii="Arial" w:hAnsi="Arial" w:cs="Arial"/>
-          <w:sz w:val="18"/>
-        </w:rPr>
-        <w:t>Playwright</w:t>
-      </w:r>
-      <w:r>
-        <w:rPr>
-          <w:rFonts w:ascii="Arial" w:hAnsi="Arial" w:cs="Arial"/>
-          <w:sz w:val="18"/>
-        </w:rPr>
-        <w:t>.</w:t>
-      </w:r>
-    </w:p>
-    <w:p>
-      <w:pPr>
-        <w:spacing w:after="60"/>
-        <w:jc w:val="both"/>
-        <w:rPr>
-          <w:rFonts w:ascii="Arial" w:hAnsi="Arial" w:cs="Arial"/>
-        </w:rPr>
-      </w:pPr>
+      <w:bookmarkEnd w:id="0"/>
     </w:p>
     <w:sectPr>
       <w:pgSz w:w="11906" w:h="16838"/>
@@ -6669,8 +2927,8 @@
   <w:abstractNum w:abstractNumId="1">
     <w:nsid w:val="054B4D0A"/>
     <w:multiLevelType w:val="hybridMultilevel"/>
-    <w:tmpl w:val="B46048B0"/>
-    <w:lvl w:ilvl="0" w:tplc="15002694">
+    <w:tmpl w:val="E0C6C13A"/>
+    <w:lvl w:ilvl="0" w:tplc="4B22CC20">
       <w:start w:val="1"/>
       <w:numFmt w:val="bullet"/>
       <w:lvlText w:val="-"/>
@@ -6679,8 +2937,8 @@
         <w:ind w:left="360" w:hanging="360"/>
       </w:pPr>
       <w:rPr>
-        <w:rFonts w:ascii="Tw Cen MT" w:hAnsi="Tw Cen MT" w:hint="default"/>
-        <w:sz w:val="20"/>
+        <w:rFonts w:ascii="Yu Gothic" w:eastAsia="Yu Gothic" w:hAnsi="Yu Gothic" w:hint="eastAsia"/>
+        <w:sz w:val="22"/>
       </w:rPr>
     </w:lvl>
     <w:lvl w:ilvl="1" w:tplc="04090003" w:tentative="1">
@@ -7377,6 +3635,120 @@
     </w:lvl>
   </w:abstractNum>
   <w:abstractNum w:abstractNumId="6">
+    <w:nsid w:val="0CCE7137"/>
+    <w:multiLevelType w:val="hybridMultilevel"/>
+    <w:tmpl w:val="26EEFBB0"/>
+    <w:lvl w:ilvl="0" w:tplc="4B22CC20">
+      <w:start w:val="1"/>
+      <w:numFmt w:val="bullet"/>
+      <w:lvlText w:val="-"/>
+      <w:lvlJc w:val="left"/>
+      <w:pPr>
+        <w:ind w:left="360" w:hanging="360"/>
+      </w:pPr>
+      <w:rPr>
+        <w:rFonts w:ascii="Yu Gothic" w:eastAsia="Yu Gothic" w:hAnsi="Yu Gothic" w:hint="eastAsia"/>
+        <w:sz w:val="22"/>
+      </w:rPr>
+    </w:lvl>
+    <w:lvl w:ilvl="1" w:tplc="04090003" w:tentative="1">
+      <w:start w:val="1"/>
+      <w:numFmt w:val="bullet"/>
+      <w:lvlText w:val="o"/>
+      <w:lvlJc w:val="left"/>
+      <w:pPr>
+        <w:ind w:left="1080" w:hanging="360"/>
+      </w:pPr>
+      <w:rPr>
+        <w:rFonts w:ascii="Courier New" w:hAnsi="Courier New" w:cs="Courier New" w:hint="default"/>
+      </w:rPr>
+    </w:lvl>
+    <w:lvl w:ilvl="2" w:tplc="04090005" w:tentative="1">
+      <w:start w:val="1"/>
+      <w:numFmt w:val="bullet"/>
+      <w:lvlText w:val=""/>
+      <w:lvlJc w:val="left"/>
+      <w:pPr>
+        <w:ind w:left="1800" w:hanging="360"/>
+      </w:pPr>
+      <w:rPr>
+        <w:rFonts w:ascii="Wingdings" w:hAnsi="Wingdings" w:hint="default"/>
+      </w:rPr>
+    </w:lvl>
+    <w:lvl w:ilvl="3" w:tplc="04090001" w:tentative="1">
+      <w:start w:val="1"/>
+      <w:numFmt w:val="bullet"/>
+      <w:lvlText w:val=""/>
+      <w:lvlJc w:val="left"/>
+      <w:pPr>
+        <w:ind w:left="2520" w:hanging="360"/>
+      </w:pPr>
+      <w:rPr>
+        <w:rFonts w:ascii="Symbol" w:hAnsi="Symbol" w:hint="default"/>
+      </w:rPr>
+    </w:lvl>
+    <w:lvl w:ilvl="4" w:tplc="04090003" w:tentative="1">
+      <w:start w:val="1"/>
+      <w:numFmt w:val="bullet"/>
+      <w:lvlText w:val="o"/>
+      <w:lvlJc w:val="left"/>
+      <w:pPr>
+        <w:ind w:left="3240" w:hanging="360"/>
+      </w:pPr>
+      <w:rPr>
+        <w:rFonts w:ascii="Courier New" w:hAnsi="Courier New" w:cs="Courier New" w:hint="default"/>
+      </w:rPr>
+    </w:lvl>
+    <w:lvl w:ilvl="5" w:tplc="04090005" w:tentative="1">
+      <w:start w:val="1"/>
+      <w:numFmt w:val="bullet"/>
+      <w:lvlText w:val=""/>
+      <w:lvlJc w:val="left"/>
+      <w:pPr>
+        <w:ind w:left="3960" w:hanging="360"/>
+      </w:pPr>
+      <w:rPr>
+        <w:rFonts w:ascii="Wingdings" w:hAnsi="Wingdings" w:hint="default"/>
+      </w:rPr>
+    </w:lvl>
+    <w:lvl w:ilvl="6" w:tplc="04090001" w:tentative="1">
+      <w:start w:val="1"/>
+      <w:numFmt w:val="bullet"/>
+      <w:lvlText w:val=""/>
+      <w:lvlJc w:val="left"/>
+      <w:pPr>
+        <w:ind w:left="4680" w:hanging="360"/>
+      </w:pPr>
+      <w:rPr>
+        <w:rFonts w:ascii="Symbol" w:hAnsi="Symbol" w:hint="default"/>
+      </w:rPr>
+    </w:lvl>
+    <w:lvl w:ilvl="7" w:tplc="04090003" w:tentative="1">
+      <w:start w:val="1"/>
+      <w:numFmt w:val="bullet"/>
+      <w:lvlText w:val="o"/>
+      <w:lvlJc w:val="left"/>
+      <w:pPr>
+        <w:ind w:left="5400" w:hanging="360"/>
+      </w:pPr>
+      <w:rPr>
+        <w:rFonts w:ascii="Courier New" w:hAnsi="Courier New" w:cs="Courier New" w:hint="default"/>
+      </w:rPr>
+    </w:lvl>
+    <w:lvl w:ilvl="8" w:tplc="04090005" w:tentative="1">
+      <w:start w:val="1"/>
+      <w:numFmt w:val="bullet"/>
+      <w:lvlText w:val=""/>
+      <w:lvlJc w:val="left"/>
+      <w:pPr>
+        <w:ind w:left="6120" w:hanging="360"/>
+      </w:pPr>
+      <w:rPr>
+        <w:rFonts w:ascii="Wingdings" w:hAnsi="Wingdings" w:hint="default"/>
+      </w:rPr>
+    </w:lvl>
+  </w:abstractNum>
+  <w:abstractNum w:abstractNumId="7">
     <w:nsid w:val="1235343B"/>
     <w:multiLevelType w:val="hybridMultilevel"/>
     <w:tmpl w:val="EEC0F15C"/>
@@ -7490,7 +3862,7 @@
       </w:rPr>
     </w:lvl>
   </w:abstractNum>
-  <w:abstractNum w:abstractNumId="7">
+  <w:abstractNum w:abstractNumId="8">
     <w:nsid w:val="126735AD"/>
     <w:multiLevelType w:val="hybridMultilevel"/>
     <w:tmpl w:val="F00A5D26"/>
@@ -7603,7 +3975,7 @@
       </w:rPr>
     </w:lvl>
   </w:abstractNum>
-  <w:abstractNum w:abstractNumId="8">
+  <w:abstractNum w:abstractNumId="9">
     <w:nsid w:val="170F466B"/>
     <w:multiLevelType w:val="hybridMultilevel"/>
     <w:tmpl w:val="61FC592E"/>
@@ -7717,7 +4089,7 @@
       </w:rPr>
     </w:lvl>
   </w:abstractNum>
-  <w:abstractNum w:abstractNumId="9">
+  <w:abstractNum w:abstractNumId="10">
     <w:nsid w:val="1C6C19DB"/>
     <w:multiLevelType w:val="hybridMultilevel"/>
     <w:tmpl w:val="5EC4092E"/>
@@ -7830,7 +4202,7 @@
       </w:rPr>
     </w:lvl>
   </w:abstractNum>
-  <w:abstractNum w:abstractNumId="10">
+  <w:abstractNum w:abstractNumId="11">
     <w:nsid w:val="1F1D50B7"/>
     <w:multiLevelType w:val="hybridMultilevel"/>
     <w:tmpl w:val="6BD44524"/>
@@ -7942,7 +4314,7 @@
       </w:rPr>
     </w:lvl>
   </w:abstractNum>
-  <w:abstractNum w:abstractNumId="11">
+  <w:abstractNum w:abstractNumId="12">
     <w:nsid w:val="1F6D4C04"/>
     <w:multiLevelType w:val="multilevel"/>
     <w:tmpl w:val="E4F2B3B6"/>
@@ -8091,7 +4463,7 @@
       </w:rPr>
     </w:lvl>
   </w:abstractNum>
-  <w:abstractNum w:abstractNumId="12">
+  <w:abstractNum w:abstractNumId="13">
     <w:nsid w:val="227B726B"/>
     <w:multiLevelType w:val="hybridMultilevel"/>
     <w:tmpl w:val="9A7E5664"/>
@@ -8204,7 +4576,7 @@
       </w:rPr>
     </w:lvl>
   </w:abstractNum>
-  <w:abstractNum w:abstractNumId="13">
+  <w:abstractNum w:abstractNumId="14">
     <w:nsid w:val="25FA0FFA"/>
     <w:multiLevelType w:val="multilevel"/>
     <w:tmpl w:val="1F2C4436"/>
@@ -8353,7 +4725,7 @@
       </w:rPr>
     </w:lvl>
   </w:abstractNum>
-  <w:abstractNum w:abstractNumId="14">
+  <w:abstractNum w:abstractNumId="15">
     <w:nsid w:val="27BB5A9C"/>
     <w:multiLevelType w:val="hybridMultilevel"/>
     <w:tmpl w:val="AF668CBA"/>
@@ -8467,7 +4839,7 @@
       </w:rPr>
     </w:lvl>
   </w:abstractNum>
-  <w:abstractNum w:abstractNumId="15">
+  <w:abstractNum w:abstractNumId="16">
     <w:nsid w:val="29DB7E5B"/>
     <w:multiLevelType w:val="hybridMultilevel"/>
     <w:tmpl w:val="B9A6A4E6"/>
@@ -8581,7 +4953,7 @@
       </w:rPr>
     </w:lvl>
   </w:abstractNum>
-  <w:abstractNum w:abstractNumId="16">
+  <w:abstractNum w:abstractNumId="17">
     <w:nsid w:val="2F6A2773"/>
     <w:multiLevelType w:val="hybridMultilevel"/>
     <w:tmpl w:val="670E1D7A"/>
@@ -8694,7 +5066,7 @@
       </w:rPr>
     </w:lvl>
   </w:abstractNum>
-  <w:abstractNum w:abstractNumId="17">
+  <w:abstractNum w:abstractNumId="18">
     <w:nsid w:val="3BB25D97"/>
     <w:multiLevelType w:val="hybridMultilevel"/>
     <w:tmpl w:val="C0CA815C"/>
@@ -8806,7 +5178,7 @@
       </w:rPr>
     </w:lvl>
   </w:abstractNum>
-  <w:abstractNum w:abstractNumId="18">
+  <w:abstractNum w:abstractNumId="19">
     <w:nsid w:val="3C595838"/>
     <w:multiLevelType w:val="multilevel"/>
     <w:tmpl w:val="6D388E08"/>
@@ -8955,7 +5327,121 @@
       </w:rPr>
     </w:lvl>
   </w:abstractNum>
-  <w:abstractNum w:abstractNumId="19">
+  <w:abstractNum w:abstractNumId="20">
+    <w:nsid w:val="3CA42741"/>
+    <w:multiLevelType w:val="hybridMultilevel"/>
+    <w:tmpl w:val="273218D6"/>
+    <w:lvl w:ilvl="0" w:tplc="4B22CC20">
+      <w:start w:val="1"/>
+      <w:numFmt w:val="bullet"/>
+      <w:lvlText w:val="-"/>
+      <w:lvlJc w:val="left"/>
+      <w:pPr>
+        <w:ind w:left="360" w:hanging="360"/>
+      </w:pPr>
+      <w:rPr>
+        <w:rFonts w:ascii="Yu Gothic" w:eastAsia="Yu Gothic" w:hAnsi="Yu Gothic" w:hint="eastAsia"/>
+        <w:sz w:val="22"/>
+      </w:rPr>
+    </w:lvl>
+    <w:lvl w:ilvl="1" w:tplc="04090003" w:tentative="1">
+      <w:start w:val="1"/>
+      <w:numFmt w:val="bullet"/>
+      <w:lvlText w:val="o"/>
+      <w:lvlJc w:val="left"/>
+      <w:pPr>
+        <w:ind w:left="1080" w:hanging="360"/>
+      </w:pPr>
+      <w:rPr>
+        <w:rFonts w:ascii="Courier New" w:hAnsi="Courier New" w:cs="Courier New" w:hint="default"/>
+      </w:rPr>
+    </w:lvl>
+    <w:lvl w:ilvl="2" w:tplc="04090005" w:tentative="1">
+      <w:start w:val="1"/>
+      <w:numFmt w:val="bullet"/>
+      <w:lvlText w:val=""/>
+      <w:lvlJc w:val="left"/>
+      <w:pPr>
+        <w:ind w:left="1800" w:hanging="360"/>
+      </w:pPr>
+      <w:rPr>
+        <w:rFonts w:ascii="Wingdings" w:hAnsi="Wingdings" w:hint="default"/>
+      </w:rPr>
+    </w:lvl>
+    <w:lvl w:ilvl="3" w:tplc="04090001" w:tentative="1">
+      <w:start w:val="1"/>
+      <w:numFmt w:val="bullet"/>
+      <w:lvlText w:val=""/>
+      <w:lvlJc w:val="left"/>
+      <w:pPr>
+        <w:ind w:left="2520" w:hanging="360"/>
+      </w:pPr>
+      <w:rPr>
+        <w:rFonts w:ascii="Symbol" w:hAnsi="Symbol" w:hint="default"/>
+      </w:rPr>
+    </w:lvl>
+    <w:lvl w:ilvl="4" w:tplc="04090003" w:tentative="1">
+      <w:start w:val="1"/>
+      <w:numFmt w:val="bullet"/>
+      <w:lvlText w:val="o"/>
+      <w:lvlJc w:val="left"/>
+      <w:pPr>
+        <w:ind w:left="3240" w:hanging="360"/>
+      </w:pPr>
+      <w:rPr>
+        <w:rFonts w:ascii="Courier New" w:hAnsi="Courier New" w:cs="Courier New" w:hint="default"/>
+      </w:rPr>
+    </w:lvl>
+    <w:lvl w:ilvl="5" w:tplc="04090005" w:tentative="1">
+      <w:start w:val="1"/>
+      <w:numFmt w:val="bullet"/>
+      <w:lvlText w:val=""/>
+      <w:lvlJc w:val="left"/>
+      <w:pPr>
+        <w:ind w:left="3960" w:hanging="360"/>
+      </w:pPr>
+      <w:rPr>
+        <w:rFonts w:ascii="Wingdings" w:hAnsi="Wingdings" w:hint="default"/>
+      </w:rPr>
+    </w:lvl>
+    <w:lvl w:ilvl="6" w:tplc="04090001" w:tentative="1">
+      <w:start w:val="1"/>
+      <w:numFmt w:val="bullet"/>
+      <w:lvlText w:val=""/>
+      <w:lvlJc w:val="left"/>
+      <w:pPr>
+        <w:ind w:left="4680" w:hanging="360"/>
+      </w:pPr>
+      <w:rPr>
+        <w:rFonts w:ascii="Symbol" w:hAnsi="Symbol" w:hint="default"/>
+      </w:rPr>
+    </w:lvl>
+    <w:lvl w:ilvl="7" w:tplc="04090003" w:tentative="1">
+      <w:start w:val="1"/>
+      <w:numFmt w:val="bullet"/>
+      <w:lvlText w:val="o"/>
+      <w:lvlJc w:val="left"/>
+      <w:pPr>
+        <w:ind w:left="5400" w:hanging="360"/>
+      </w:pPr>
+      <w:rPr>
+        <w:rFonts w:ascii="Courier New" w:hAnsi="Courier New" w:cs="Courier New" w:hint="default"/>
+      </w:rPr>
+    </w:lvl>
+    <w:lvl w:ilvl="8" w:tplc="04090005" w:tentative="1">
+      <w:start w:val="1"/>
+      <w:numFmt w:val="bullet"/>
+      <w:lvlText w:val=""/>
+      <w:lvlJc w:val="left"/>
+      <w:pPr>
+        <w:ind w:left="6120" w:hanging="360"/>
+      </w:pPr>
+      <w:rPr>
+        <w:rFonts w:ascii="Wingdings" w:hAnsi="Wingdings" w:hint="default"/>
+      </w:rPr>
+    </w:lvl>
+  </w:abstractNum>
+  <w:abstractNum w:abstractNumId="21">
     <w:nsid w:val="3E795E3B"/>
     <w:multiLevelType w:val="hybridMultilevel"/>
     <w:tmpl w:val="91805CC6"/>
@@ -9068,7 +5554,7 @@
       </w:rPr>
     </w:lvl>
   </w:abstractNum>
-  <w:abstractNum w:abstractNumId="20">
+  <w:abstractNum w:abstractNumId="22">
     <w:nsid w:val="3F4E5759"/>
     <w:multiLevelType w:val="multilevel"/>
     <w:tmpl w:val="4E6CD7A2"/>
@@ -9217,7 +5703,7 @@
       </w:rPr>
     </w:lvl>
   </w:abstractNum>
-  <w:abstractNum w:abstractNumId="21">
+  <w:abstractNum w:abstractNumId="23">
     <w:nsid w:val="3FF726F4"/>
     <w:multiLevelType w:val="multilevel"/>
     <w:tmpl w:val="27C4E5BC"/>
@@ -9366,7 +5852,121 @@
       </w:rPr>
     </w:lvl>
   </w:abstractNum>
-  <w:abstractNum w:abstractNumId="22">
+  <w:abstractNum w:abstractNumId="24">
+    <w:nsid w:val="471B23D6"/>
+    <w:multiLevelType w:val="hybridMultilevel"/>
+    <w:tmpl w:val="149ADA78"/>
+    <w:lvl w:ilvl="0" w:tplc="4B22CC20">
+      <w:start w:val="1"/>
+      <w:numFmt w:val="bullet"/>
+      <w:lvlText w:val="-"/>
+      <w:lvlJc w:val="left"/>
+      <w:pPr>
+        <w:ind w:left="360" w:hanging="360"/>
+      </w:pPr>
+      <w:rPr>
+        <w:rFonts w:ascii="Yu Gothic" w:eastAsia="Yu Gothic" w:hAnsi="Yu Gothic" w:hint="eastAsia"/>
+        <w:sz w:val="22"/>
+      </w:rPr>
+    </w:lvl>
+    <w:lvl w:ilvl="1" w:tplc="04090003" w:tentative="1">
+      <w:start w:val="1"/>
+      <w:numFmt w:val="bullet"/>
+      <w:lvlText w:val="o"/>
+      <w:lvlJc w:val="left"/>
+      <w:pPr>
+        <w:ind w:left="1080" w:hanging="360"/>
+      </w:pPr>
+      <w:rPr>
+        <w:rFonts w:ascii="Courier New" w:hAnsi="Courier New" w:cs="Courier New" w:hint="default"/>
+      </w:rPr>
+    </w:lvl>
+    <w:lvl w:ilvl="2" w:tplc="04090005" w:tentative="1">
+      <w:start w:val="1"/>
+      <w:numFmt w:val="bullet"/>
+      <w:lvlText w:val=""/>
+      <w:lvlJc w:val="left"/>
+      <w:pPr>
+        <w:ind w:left="1800" w:hanging="360"/>
+      </w:pPr>
+      <w:rPr>
+        <w:rFonts w:ascii="Wingdings" w:hAnsi="Wingdings" w:hint="default"/>
+      </w:rPr>
+    </w:lvl>
+    <w:lvl w:ilvl="3" w:tplc="04090001" w:tentative="1">
+      <w:start w:val="1"/>
+      <w:numFmt w:val="bullet"/>
+      <w:lvlText w:val=""/>
+      <w:lvlJc w:val="left"/>
+      <w:pPr>
+        <w:ind w:left="2520" w:hanging="360"/>
+      </w:pPr>
+      <w:rPr>
+        <w:rFonts w:ascii="Symbol" w:hAnsi="Symbol" w:hint="default"/>
+      </w:rPr>
+    </w:lvl>
+    <w:lvl w:ilvl="4" w:tplc="04090003" w:tentative="1">
+      <w:start w:val="1"/>
+      <w:numFmt w:val="bullet"/>
+      <w:lvlText w:val="o"/>
+      <w:lvlJc w:val="left"/>
+      <w:pPr>
+        <w:ind w:left="3240" w:hanging="360"/>
+      </w:pPr>
+      <w:rPr>
+        <w:rFonts w:ascii="Courier New" w:hAnsi="Courier New" w:cs="Courier New" w:hint="default"/>
+      </w:rPr>
+    </w:lvl>
+    <w:lvl w:ilvl="5" w:tplc="04090005" w:tentative="1">
+      <w:start w:val="1"/>
+      <w:numFmt w:val="bullet"/>
+      <w:lvlText w:val=""/>
+      <w:lvlJc w:val="left"/>
+      <w:pPr>
+        <w:ind w:left="3960" w:hanging="360"/>
+      </w:pPr>
+      <w:rPr>
+        <w:rFonts w:ascii="Wingdings" w:hAnsi="Wingdings" w:hint="default"/>
+      </w:rPr>
+    </w:lvl>
+    <w:lvl w:ilvl="6" w:tplc="04090001" w:tentative="1">
+      <w:start w:val="1"/>
+      <w:numFmt w:val="bullet"/>
+      <w:lvlText w:val=""/>
+      <w:lvlJc w:val="left"/>
+      <w:pPr>
+        <w:ind w:left="4680" w:hanging="360"/>
+      </w:pPr>
+      <w:rPr>
+        <w:rFonts w:ascii="Symbol" w:hAnsi="Symbol" w:hint="default"/>
+      </w:rPr>
+    </w:lvl>
+    <w:lvl w:ilvl="7" w:tplc="04090003" w:tentative="1">
+      <w:start w:val="1"/>
+      <w:numFmt w:val="bullet"/>
+      <w:lvlText w:val="o"/>
+      <w:lvlJc w:val="left"/>
+      <w:pPr>
+        <w:ind w:left="5400" w:hanging="360"/>
+      </w:pPr>
+      <w:rPr>
+        <w:rFonts w:ascii="Courier New" w:hAnsi="Courier New" w:cs="Courier New" w:hint="default"/>
+      </w:rPr>
+    </w:lvl>
+    <w:lvl w:ilvl="8" w:tplc="04090005" w:tentative="1">
+      <w:start w:val="1"/>
+      <w:numFmt w:val="bullet"/>
+      <w:lvlText w:val=""/>
+      <w:lvlJc w:val="left"/>
+      <w:pPr>
+        <w:ind w:left="6120" w:hanging="360"/>
+      </w:pPr>
+      <w:rPr>
+        <w:rFonts w:ascii="Wingdings" w:hAnsi="Wingdings" w:hint="default"/>
+      </w:rPr>
+    </w:lvl>
+  </w:abstractNum>
+  <w:abstractNum w:abstractNumId="25">
     <w:nsid w:val="537615C4"/>
     <w:multiLevelType w:val="hybridMultilevel"/>
     <w:tmpl w:val="5B9AAA60"/>
@@ -9480,7 +6080,121 @@
       </w:rPr>
     </w:lvl>
   </w:abstractNum>
-  <w:abstractNum w:abstractNumId="23">
+  <w:abstractNum w:abstractNumId="26">
+    <w:nsid w:val="57010FC0"/>
+    <w:multiLevelType w:val="hybridMultilevel"/>
+    <w:tmpl w:val="F80EB5A0"/>
+    <w:lvl w:ilvl="0" w:tplc="4B22CC20">
+      <w:start w:val="1"/>
+      <w:numFmt w:val="bullet"/>
+      <w:lvlText w:val="-"/>
+      <w:lvlJc w:val="left"/>
+      <w:pPr>
+        <w:ind w:left="360" w:hanging="360"/>
+      </w:pPr>
+      <w:rPr>
+        <w:rFonts w:ascii="Yu Gothic" w:eastAsia="Yu Gothic" w:hAnsi="Yu Gothic" w:hint="eastAsia"/>
+        <w:sz w:val="22"/>
+      </w:rPr>
+    </w:lvl>
+    <w:lvl w:ilvl="1" w:tplc="04090003" w:tentative="1">
+      <w:start w:val="1"/>
+      <w:numFmt w:val="bullet"/>
+      <w:lvlText w:val="o"/>
+      <w:lvlJc w:val="left"/>
+      <w:pPr>
+        <w:ind w:left="1080" w:hanging="360"/>
+      </w:pPr>
+      <w:rPr>
+        <w:rFonts w:ascii="Courier New" w:hAnsi="Courier New" w:cs="Courier New" w:hint="default"/>
+      </w:rPr>
+    </w:lvl>
+    <w:lvl w:ilvl="2" w:tplc="04090005" w:tentative="1">
+      <w:start w:val="1"/>
+      <w:numFmt w:val="bullet"/>
+      <w:lvlText w:val=""/>
+      <w:lvlJc w:val="left"/>
+      <w:pPr>
+        <w:ind w:left="1800" w:hanging="360"/>
+      </w:pPr>
+      <w:rPr>
+        <w:rFonts w:ascii="Wingdings" w:hAnsi="Wingdings" w:hint="default"/>
+      </w:rPr>
+    </w:lvl>
+    <w:lvl w:ilvl="3" w:tplc="04090001" w:tentative="1">
+      <w:start w:val="1"/>
+      <w:numFmt w:val="bullet"/>
+      <w:lvlText w:val=""/>
+      <w:lvlJc w:val="left"/>
+      <w:pPr>
+        <w:ind w:left="2520" w:hanging="360"/>
+      </w:pPr>
+      <w:rPr>
+        <w:rFonts w:ascii="Symbol" w:hAnsi="Symbol" w:hint="default"/>
+      </w:rPr>
+    </w:lvl>
+    <w:lvl w:ilvl="4" w:tplc="04090003" w:tentative="1">
+      <w:start w:val="1"/>
+      <w:numFmt w:val="bullet"/>
+      <w:lvlText w:val="o"/>
+      <w:lvlJc w:val="left"/>
+      <w:pPr>
+        <w:ind w:left="3240" w:hanging="360"/>
+      </w:pPr>
+      <w:rPr>
+        <w:rFonts w:ascii="Courier New" w:hAnsi="Courier New" w:cs="Courier New" w:hint="default"/>
+      </w:rPr>
+    </w:lvl>
+    <w:lvl w:ilvl="5" w:tplc="04090005" w:tentative="1">
+      <w:start w:val="1"/>
+      <w:numFmt w:val="bullet"/>
+      <w:lvlText w:val=""/>
+      <w:lvlJc w:val="left"/>
+      <w:pPr>
+        <w:ind w:left="3960" w:hanging="360"/>
+      </w:pPr>
+      <w:rPr>
+        <w:rFonts w:ascii="Wingdings" w:hAnsi="Wingdings" w:hint="default"/>
+      </w:rPr>
+    </w:lvl>
+    <w:lvl w:ilvl="6" w:tplc="04090001" w:tentative="1">
+      <w:start w:val="1"/>
+      <w:numFmt w:val="bullet"/>
+      <w:lvlText w:val=""/>
+      <w:lvlJc w:val="left"/>
+      <w:pPr>
+        <w:ind w:left="4680" w:hanging="360"/>
+      </w:pPr>
+      <w:rPr>
+        <w:rFonts w:ascii="Symbol" w:hAnsi="Symbol" w:hint="default"/>
+      </w:rPr>
+    </w:lvl>
+    <w:lvl w:ilvl="7" w:tplc="04090003" w:tentative="1">
+      <w:start w:val="1"/>
+      <w:numFmt w:val="bullet"/>
+      <w:lvlText w:val="o"/>
+      <w:lvlJc w:val="left"/>
+      <w:pPr>
+        <w:ind w:left="5400" w:hanging="360"/>
+      </w:pPr>
+      <w:rPr>
+        <w:rFonts w:ascii="Courier New" w:hAnsi="Courier New" w:cs="Courier New" w:hint="default"/>
+      </w:rPr>
+    </w:lvl>
+    <w:lvl w:ilvl="8" w:tplc="04090005" w:tentative="1">
+      <w:start w:val="1"/>
+      <w:numFmt w:val="bullet"/>
+      <w:lvlText w:val=""/>
+      <w:lvlJc w:val="left"/>
+      <w:pPr>
+        <w:ind w:left="6120" w:hanging="360"/>
+      </w:pPr>
+      <w:rPr>
+        <w:rFonts w:ascii="Wingdings" w:hAnsi="Wingdings" w:hint="default"/>
+      </w:rPr>
+    </w:lvl>
+  </w:abstractNum>
+  <w:abstractNum w:abstractNumId="27">
     <w:nsid w:val="57F10A2D"/>
     <w:multiLevelType w:val="hybridMultilevel"/>
     <w:tmpl w:val="161A4BA4"/>
@@ -9566,7 +6280,7 @@
       </w:pPr>
     </w:lvl>
   </w:abstractNum>
-  <w:abstractNum w:abstractNumId="24">
+  <w:abstractNum w:abstractNumId="28">
     <w:nsid w:val="6373029B"/>
     <w:multiLevelType w:val="hybridMultilevel"/>
     <w:tmpl w:val="60C4BE84"/>
@@ -9679,7 +6393,7 @@
       </w:rPr>
     </w:lvl>
   </w:abstractNum>
-  <w:abstractNum w:abstractNumId="25">
+  <w:abstractNum w:abstractNumId="29">
     <w:nsid w:val="6ED645B0"/>
     <w:multiLevelType w:val="hybridMultilevel"/>
     <w:tmpl w:val="4F24B0EA"/>
@@ -9793,7 +6507,7 @@
       </w:rPr>
     </w:lvl>
   </w:abstractNum>
-  <w:abstractNum w:abstractNumId="26">
+  <w:abstractNum w:abstractNumId="30">
     <w:nsid w:val="746D568A"/>
     <w:multiLevelType w:val="multilevel"/>
     <w:tmpl w:val="657E1A84"/>
@@ -9942,7 +6656,7 @@
       </w:rPr>
     </w:lvl>
   </w:abstractNum>
-  <w:abstractNum w:abstractNumId="27">
+  <w:abstractNum w:abstractNumId="31">
     <w:nsid w:val="770E2F5D"/>
     <w:multiLevelType w:val="hybridMultilevel"/>
     <w:tmpl w:val="437417DC"/>
@@ -10055,43 +6769,43 @@
     </w:lvl>
   </w:abstractNum>
   <w:num w:numId="1">
-    <w:abstractNumId w:val="23"/>
+    <w:abstractNumId w:val="27"/>
     <w:lvlOverride w:ilvl="0">
       <w:startOverride w:val="1"/>
     </w:lvlOverride>
   </w:num>
   <w:num w:numId="2">
-    <w:abstractNumId w:val="9"/>
+    <w:abstractNumId w:val="10"/>
   </w:num>
   <w:num w:numId="3">
-    <w:abstractNumId w:val="24"/>
+    <w:abstractNumId w:val="28"/>
   </w:num>
   <w:num w:numId="4">
-    <w:abstractNumId w:val="10"/>
+    <w:abstractNumId w:val="11"/>
   </w:num>
   <w:num w:numId="5">
-    <w:abstractNumId w:val="7"/>
+    <w:abstractNumId w:val="8"/>
   </w:num>
   <w:num w:numId="6">
-    <w:abstractNumId w:val="27"/>
+    <w:abstractNumId w:val="31"/>
   </w:num>
   <w:num w:numId="7">
-    <w:abstractNumId w:val="19"/>
+    <w:abstractNumId w:val="21"/>
   </w:num>
   <w:num w:numId="8">
-    <w:abstractNumId w:val="17"/>
+    <w:abstractNumId w:val="18"/>
   </w:num>
   <w:num w:numId="9">
     <w:abstractNumId w:val="5"/>
   </w:num>
   <w:num w:numId="10">
-    <w:abstractNumId w:val="20"/>
+    <w:abstractNumId w:val="22"/>
   </w:num>
   <w:num w:numId="11">
-    <w:abstractNumId w:val="12"/>
+    <w:abstractNumId w:val="13"/>
   </w:num>
   <w:num w:numId="12">
-    <w:abstractNumId w:val="21"/>
+    <w:abstractNumId w:val="23"/>
   </w:num>
   <w:num w:numId="13">
     <w:abstractNumId w:val="4"/>
@@ -10100,46 +6814,58 @@
     <w:abstractNumId w:val="2"/>
   </w:num>
   <w:num w:numId="15">
-    <w:abstractNumId w:val="18"/>
+    <w:abstractNumId w:val="19"/>
   </w:num>
   <w:num w:numId="16">
-    <w:abstractNumId w:val="26"/>
+    <w:abstractNumId w:val="30"/>
   </w:num>
   <w:num w:numId="17">
-    <w:abstractNumId w:val="13"/>
+    <w:abstractNumId w:val="14"/>
   </w:num>
   <w:num w:numId="18">
     <w:abstractNumId w:val="3"/>
   </w:num>
   <w:num w:numId="19">
-    <w:abstractNumId w:val="11"/>
+    <w:abstractNumId w:val="12"/>
   </w:num>
   <w:num w:numId="20">
     <w:abstractNumId w:val="0"/>
   </w:num>
   <w:num w:numId="21">
-    <w:abstractNumId w:val="22"/>
+    <w:abstractNumId w:val="25"/>
   </w:num>
   <w:num w:numId="22">
-    <w:abstractNumId w:val="15"/>
+    <w:abstractNumId w:val="16"/>
   </w:num>
   <w:num w:numId="23">
-    <w:abstractNumId w:val="25"/>
+    <w:abstractNumId w:val="29"/>
   </w:num>
   <w:num w:numId="24">
-    <w:abstractNumId w:val="6"/>
+    <w:abstractNumId w:val="7"/>
   </w:num>
   <w:num w:numId="25">
-    <w:abstractNumId w:val="8"/>
+    <w:abstractNumId w:val="9"/>
   </w:num>
   <w:num w:numId="26">
-    <w:abstractNumId w:val="14"/>
+    <w:abstractNumId w:val="15"/>
   </w:num>
   <w:num w:numId="27">
     <w:abstractNumId w:val="1"/>
   </w:num>
   <w:num w:numId="28">
-    <w:abstractNumId w:val="16"/>
+    <w:abstractNumId w:val="17"/>
+  </w:num>
+  <w:num w:numId="29">
+    <w:abstractNumId w:val="24"/>
+  </w:num>
+  <w:num w:numId="30">
+    <w:abstractNumId w:val="20"/>
+  </w:num>
+  <w:num w:numId="31">
+    <w:abstractNumId w:val="26"/>
+  </w:num>
+  <w:num w:numId="32">
+    <w:abstractNumId w:val="6"/>
   </w:num>
 </w:numbering>
 </file>
